--- a/System/1-Blueprint Documentations/7-Knowledge Blueprint Documentation.docx
+++ b/System/1-Blueprint Documentations/7-Knowledge Blueprint Documentation.docx
@@ -4783,7 +4783,7 @@
           <w:b w:val="0"/>
           <w:bCs w:val="0"/>
         </w:rPr>
-        <w:t>Used when the knowledge originates from personal work or external persons not in the system—such as notes, experiments, observations, or original insights.</w:t>
+        <w:t xml:space="preserve">Used when the knowledge originates from personal work or external persons not in the system—such as </w:t>
       </w:r>
       <w:r>
         <w:rPr>
@@ -4791,8 +4791,8 @@
           <w:b w:val="0"/>
           <w:bCs w:val="0"/>
         </w:rPr>
-        <w:br/>
-        <w:t xml:space="preserve">Although it may integrate information from other </w:t>
+        <w:lastRenderedPageBreak/>
+        <w:t>notes, experiments, observations, or original insights.</w:t>
       </w:r>
       <w:r>
         <w:rPr>
@@ -4800,8 +4800,8 @@
           <w:b w:val="0"/>
           <w:bCs w:val="0"/>
         </w:rPr>
-        <w:lastRenderedPageBreak/>
-        <w:t>references, the content represents original intellectual effort from a person outside the internal system, ensuring traceability and clear attribution.</w:t>
+        <w:br/>
+        <w:t>Although it may integrate information from other references, the content represents original intellectual effort from a person outside the internal system, ensuring traceability and clear attribution.</w:t>
       </w:r>
     </w:p>
     <w:p>
@@ -5583,7 +5583,7 @@
         <w:t>-</w:t>
       </w:r>
       <w:r>
-        <w:t>Screenshots</w:t>
+        <w:t>Screenshot</w:t>
       </w:r>
       <w:r>
         <w:t xml:space="preserve"> </w:t>
@@ -5744,7 +5744,7 @@
           <w:b/>
           <w:bCs/>
         </w:rPr>
-        <w:t>visually via screenshots</w:t>
+        <w:t>visually via screenshot</w:t>
       </w:r>
       <w:r>
         <w:rPr>
@@ -5886,7 +5886,7 @@
         <w:rPr>
           <w:rFonts w:ascii="Arial" w:eastAsia="Arial" w:hAnsi="Arial"/>
         </w:rPr>
-        <w:t>ScreenShots</w:t>
+        <w:t>ScreenShot</w:t>
       </w:r>
       <w:proofErr w:type="spellEnd"/>
       <w:r>
@@ -5978,10 +5978,10 @@
           <w:noProof/>
         </w:rPr>
         <w:drawing>
-          <wp:inline distT="0" distB="0" distL="0" distR="0" wp14:anchorId="1FA6F389" wp14:editId="62D9A3A9">
-            <wp:extent cx="5943600" cy="1548130"/>
+          <wp:inline distT="0" distB="0" distL="0" distR="0" wp14:anchorId="349ABC82" wp14:editId="4E819800">
+            <wp:extent cx="5943600" cy="424180"/>
             <wp:effectExtent l="0" t="0" r="0" b="0"/>
-            <wp:docPr id="1223985536" name="Picture 1"/>
+            <wp:docPr id="1806137237" name="Picture 4"/>
             <wp:cNvGraphicFramePr>
               <a:graphicFrameLocks xmlns:a="http://schemas.openxmlformats.org/drawingml/2006/main" noChangeAspect="1"/>
             </wp:cNvGraphicFramePr>
@@ -5989,23 +5989,36 @@
               <a:graphicData uri="http://schemas.openxmlformats.org/drawingml/2006/picture">
                 <pic:pic xmlns:pic="http://schemas.openxmlformats.org/drawingml/2006/picture">
                   <pic:nvPicPr>
-                    <pic:cNvPr id="1223985536" name=""/>
-                    <pic:cNvPicPr/>
+                    <pic:cNvPr id="0" name="Picture 15"/>
+                    <pic:cNvPicPr>
+                      <a:picLocks noChangeAspect="1" noChangeArrowheads="1"/>
+                    </pic:cNvPicPr>
                   </pic:nvPicPr>
                   <pic:blipFill>
-                    <a:blip r:embed="rId23"/>
+                    <a:blip r:embed="rId23">
+                      <a:extLst>
+                        <a:ext uri="{28A0092B-C50C-407E-A947-70E740481C1C}">
+                          <a14:useLocalDpi xmlns:a14="http://schemas.microsoft.com/office/drawing/2010/main" val="0"/>
+                        </a:ext>
+                      </a:extLst>
+                    </a:blip>
+                    <a:srcRect/>
                     <a:stretch>
                       <a:fillRect/>
                     </a:stretch>
                   </pic:blipFill>
-                  <pic:spPr>
+                  <pic:spPr bwMode="auto">
                     <a:xfrm>
                       <a:off x="0" y="0"/>
-                      <a:ext cx="5943600" cy="1548130"/>
+                      <a:ext cx="5943600" cy="424180"/>
                     </a:xfrm>
                     <a:prstGeom prst="rect">
                       <a:avLst/>
                     </a:prstGeom>
+                    <a:noFill/>
+                    <a:ln>
+                      <a:noFill/>
+                    </a:ln>
                   </pic:spPr>
                 </pic:pic>
               </a:graphicData>
@@ -6035,7 +6048,7 @@
           <w:sz w:val="18"/>
           <w:highlight w:val="lightGray"/>
         </w:rPr>
-        <w:t>ScreenShots</w:t>
+        <w:t>ScreenShot</w:t>
       </w:r>
       <w:proofErr w:type="spellEnd"/>
       <w:r>
@@ -6230,10 +6243,10 @@
           <w:noProof/>
         </w:rPr>
         <w:drawing>
-          <wp:inline distT="0" distB="0" distL="0" distR="0" wp14:anchorId="25B17BAA" wp14:editId="4CFEA2EA">
-            <wp:extent cx="5943600" cy="2997835"/>
-            <wp:effectExtent l="0" t="0" r="0" b="0"/>
-            <wp:docPr id="1396147451" name="Picture 1"/>
+          <wp:inline distT="0" distB="0" distL="0" distR="0" wp14:anchorId="467233EF" wp14:editId="23ECB4A8">
+            <wp:extent cx="5943600" cy="2962275"/>
+            <wp:effectExtent l="0" t="0" r="0" b="9525"/>
+            <wp:docPr id="1885845968" name="Picture 7"/>
             <wp:cNvGraphicFramePr>
               <a:graphicFrameLocks xmlns:a="http://schemas.openxmlformats.org/drawingml/2006/main" noChangeAspect="1"/>
             </wp:cNvGraphicFramePr>
@@ -6241,23 +6254,36 @@
               <a:graphicData uri="http://schemas.openxmlformats.org/drawingml/2006/picture">
                 <pic:pic xmlns:pic="http://schemas.openxmlformats.org/drawingml/2006/picture">
                   <pic:nvPicPr>
-                    <pic:cNvPr id="1396147451" name=""/>
-                    <pic:cNvPicPr/>
+                    <pic:cNvPr id="0" name="Picture 24"/>
+                    <pic:cNvPicPr>
+                      <a:picLocks noChangeAspect="1" noChangeArrowheads="1"/>
+                    </pic:cNvPicPr>
                   </pic:nvPicPr>
                   <pic:blipFill>
-                    <a:blip r:embed="rId24"/>
+                    <a:blip r:embed="rId24">
+                      <a:extLst>
+                        <a:ext uri="{28A0092B-C50C-407E-A947-70E740481C1C}">
+                          <a14:useLocalDpi xmlns:a14="http://schemas.microsoft.com/office/drawing/2010/main" val="0"/>
+                        </a:ext>
+                      </a:extLst>
+                    </a:blip>
+                    <a:srcRect/>
                     <a:stretch>
                       <a:fillRect/>
                     </a:stretch>
                   </pic:blipFill>
-                  <pic:spPr>
+                  <pic:spPr bwMode="auto">
                     <a:xfrm>
                       <a:off x="0" y="0"/>
-                      <a:ext cx="5943600" cy="2997835"/>
+                      <a:ext cx="5943600" cy="2962275"/>
                     </a:xfrm>
                     <a:prstGeom prst="rect">
                       <a:avLst/>
                     </a:prstGeom>
+                    <a:noFill/>
+                    <a:ln>
+                      <a:noFill/>
+                    </a:ln>
                   </pic:spPr>
                 </pic:pic>
               </a:graphicData>
@@ -6270,7 +6296,6 @@
       <w:pPr>
         <w:ind w:left="720"/>
         <w:rPr>
-          <w:rFonts w:ascii="Arial" w:hAnsi="Arial" w:cs="Arial"/>
           <w:highlight w:val="lightGray"/>
           <w:rtl/>
         </w:rPr>
@@ -6280,8 +6305,8 @@
           <w:rFonts w:ascii="Arial" w:eastAsia="Arial" w:hAnsi="Arial" w:cs="Arial"/>
           <w:b/>
           <w:bCs/>
-          <w:sz w:val="18"/>
-          <w:szCs w:val="18"/>
+          <w:sz w:val="16"/>
+          <w:szCs w:val="16"/>
           <w:highlight w:val="lightGray"/>
         </w:rPr>
         <w:t xml:space="preserve"># Source: </w:t>
@@ -6292,18 +6317,18 @@
           <w:rFonts w:ascii="Arial" w:eastAsia="Arial" w:hAnsi="Arial" w:cs="Arial"/>
           <w:b/>
           <w:bCs/>
-          <w:sz w:val="18"/>
-          <w:szCs w:val="18"/>
-          <w:highlight w:val="lightGray"/>
-        </w:rPr>
-        <w:t>ScreenShots</w:t>
+          <w:sz w:val="16"/>
+          <w:szCs w:val="16"/>
+          <w:highlight w:val="lightGray"/>
+        </w:rPr>
+        <w:t>ScreenShot</w:t>
       </w:r>
       <w:proofErr w:type="spellEnd"/>
       <w:r>
         <w:rPr>
           <w:rFonts w:ascii="Arial" w:eastAsia="Arial" w:hAnsi="Arial" w:cs="Arial"/>
-          <w:sz w:val="18"/>
-          <w:szCs w:val="18"/>
+          <w:sz w:val="16"/>
+          <w:szCs w:val="16"/>
           <w:highlight w:val="lightGray"/>
         </w:rPr>
         <w:t xml:space="preserve"> </w:t>
@@ -6313,8 +6338,8 @@
           <w:rFonts w:ascii="Arial" w:eastAsia="Arial" w:hAnsi="Arial" w:cs="Arial"/>
           <w:b/>
           <w:bCs/>
-          <w:sz w:val="18"/>
-          <w:szCs w:val="18"/>
+          <w:sz w:val="16"/>
+          <w:szCs w:val="16"/>
           <w:highlight w:val="lightGray"/>
         </w:rPr>
         <w:t>Source</w:t>
@@ -6322,8 +6347,8 @@
       <w:r>
         <w:rPr>
           <w:rFonts w:ascii="Arial" w:eastAsia="Arial" w:hAnsi="Arial" w:cs="Arial"/>
-          <w:sz w:val="18"/>
-          <w:szCs w:val="18"/>
+          <w:sz w:val="16"/>
+          <w:szCs w:val="16"/>
           <w:highlight w:val="lightGray"/>
         </w:rPr>
         <w:t xml:space="preserve">: </w:t>
@@ -6333,8 +6358,8 @@
           <w:rFonts w:ascii="Arial" w:eastAsia="Arial" w:hAnsi="Arial" w:cs="Arial"/>
           <w:b/>
           <w:bCs/>
-          <w:sz w:val="18"/>
-          <w:szCs w:val="18"/>
+          <w:sz w:val="16"/>
+          <w:szCs w:val="16"/>
           <w:highlight w:val="lightGray"/>
         </w:rPr>
         <w:t>Provided by:</w:t>
@@ -6342,8 +6367,8 @@
       <w:r>
         <w:rPr>
           <w:rFonts w:ascii="Arial" w:eastAsia="Arial" w:hAnsi="Arial" w:cs="Arial"/>
-          <w:sz w:val="18"/>
-          <w:szCs w:val="18"/>
+          <w:sz w:val="16"/>
+          <w:szCs w:val="16"/>
           <w:highlight w:val="lightGray"/>
         </w:rPr>
         <w:t xml:space="preserve"> [Persons Table -&gt; ID Column: 1, </w:t>
@@ -6352,8 +6377,8 @@
       <w:r>
         <w:rPr>
           <w:rFonts w:ascii="Arial" w:eastAsia="Arial" w:hAnsi="Arial" w:cs="Arial"/>
-          <w:sz w:val="18"/>
-          <w:szCs w:val="18"/>
+          <w:sz w:val="16"/>
+          <w:szCs w:val="16"/>
           <w:highlight w:val="lightGray"/>
         </w:rPr>
         <w:t>Name_En</w:t>
@@ -6362,8 +6387,8 @@
       <w:r>
         <w:rPr>
           <w:rFonts w:ascii="Arial" w:eastAsia="Arial" w:hAnsi="Arial" w:cs="Arial"/>
-          <w:sz w:val="18"/>
-          <w:szCs w:val="18"/>
+          <w:sz w:val="16"/>
+          <w:szCs w:val="16"/>
           <w:highlight w:val="lightGray"/>
         </w:rPr>
         <w:t xml:space="preserve"> Column: Motasem Essam] -&gt; </w:t>
@@ -6373,8 +6398,8 @@
           <w:rFonts w:ascii="Arial" w:eastAsia="Arial" w:hAnsi="Arial" w:cs="Arial"/>
           <w:b/>
           <w:bCs/>
-          <w:sz w:val="18"/>
-          <w:szCs w:val="18"/>
+          <w:sz w:val="16"/>
+          <w:szCs w:val="16"/>
           <w:highlight w:val="lightGray"/>
         </w:rPr>
         <w:t>Tool:</w:t>
@@ -6382,8 +6407,8 @@
       <w:r>
         <w:rPr>
           <w:rFonts w:ascii="Arial" w:eastAsia="Arial" w:hAnsi="Arial" w:cs="Arial"/>
-          <w:sz w:val="18"/>
-          <w:szCs w:val="18"/>
+          <w:sz w:val="16"/>
+          <w:szCs w:val="16"/>
           <w:highlight w:val="lightGray"/>
         </w:rPr>
         <w:t xml:space="preserve"> [</w:t>
@@ -6392,8 +6417,8 @@
       <w:r>
         <w:rPr>
           <w:rFonts w:ascii="Arial" w:eastAsia="Arial" w:hAnsi="Arial" w:cs="Arial"/>
-          <w:sz w:val="18"/>
-          <w:szCs w:val="18"/>
+          <w:sz w:val="16"/>
+          <w:szCs w:val="16"/>
           <w:highlight w:val="lightGray"/>
         </w:rPr>
         <w:t>Lightshot</w:t>
@@ -6402,8 +6427,8 @@
       <w:r>
         <w:rPr>
           <w:rFonts w:ascii="Arial" w:eastAsia="Arial" w:hAnsi="Arial" w:cs="Arial"/>
-          <w:sz w:val="18"/>
-          <w:szCs w:val="18"/>
+          <w:sz w:val="16"/>
+          <w:szCs w:val="16"/>
           <w:highlight w:val="lightGray"/>
         </w:rPr>
         <w:t xml:space="preserve"> Program] -&gt; </w:t>
@@ -6413,8 +6438,8 @@
           <w:rFonts w:ascii="Arial" w:eastAsia="Arial" w:hAnsi="Arial" w:cs="Arial"/>
           <w:b/>
           <w:bCs/>
-          <w:sz w:val="18"/>
-          <w:szCs w:val="18"/>
+          <w:sz w:val="16"/>
+          <w:szCs w:val="16"/>
           <w:highlight w:val="lightGray"/>
         </w:rPr>
         <w:t xml:space="preserve">From </w:t>
@@ -6422,8 +6447,8 @@
       <w:r>
         <w:rPr>
           <w:rFonts w:ascii="Arial" w:eastAsia="Arial" w:hAnsi="Arial" w:cs="Arial"/>
-          <w:sz w:val="18"/>
-          <w:szCs w:val="18"/>
+          <w:sz w:val="16"/>
+          <w:szCs w:val="16"/>
           <w:highlight w:val="lightGray"/>
         </w:rPr>
         <w:t xml:space="preserve">[Site: Google Search: Images (Phoenix)] </w:t>
@@ -6433,8 +6458,8 @@
           <w:rFonts w:ascii="Arial" w:eastAsia="Arial" w:hAnsi="Arial" w:cs="Arial"/>
           <w:b/>
           <w:bCs/>
-          <w:sz w:val="18"/>
-          <w:szCs w:val="18"/>
+          <w:sz w:val="16"/>
+          <w:szCs w:val="16"/>
           <w:highlight w:val="lightGray"/>
         </w:rPr>
         <w:t>on</w:t>
@@ -6442,8 +6467,8 @@
       <w:r>
         <w:rPr>
           <w:rFonts w:ascii="Arial" w:eastAsia="Arial" w:hAnsi="Arial" w:cs="Arial"/>
-          <w:sz w:val="18"/>
-          <w:szCs w:val="18"/>
+          <w:sz w:val="16"/>
+          <w:szCs w:val="16"/>
           <w:highlight w:val="lightGray"/>
         </w:rPr>
         <w:t xml:space="preserve"> [</w:t>
@@ -6451,8 +6476,8 @@
       <w:r>
         <w:rPr>
           <w:rFonts w:ascii="Arial" w:eastAsia="Arial" w:hAnsi="Arial" w:cs="Arial"/>
-          <w:sz w:val="18"/>
-          <w:szCs w:val="18"/>
+          <w:sz w:val="16"/>
+          <w:szCs w:val="16"/>
           <w:highlight w:val="lightGray"/>
           <w:rtl/>
         </w:rPr>
@@ -6461,8 +6486,8 @@
       <w:r>
         <w:rPr>
           <w:rFonts w:ascii="Arial" w:eastAsia="Arial" w:hAnsi="Arial" w:cs="Arial"/>
-          <w:sz w:val="18"/>
-          <w:szCs w:val="18"/>
+          <w:sz w:val="16"/>
+          <w:szCs w:val="16"/>
           <w:highlight w:val="lightGray"/>
         </w:rPr>
         <w:t>/14/202</w:t>
@@ -6470,8 +6495,8 @@
       <w:r>
         <w:rPr>
           <w:rFonts w:ascii="Arial" w:eastAsia="Arial" w:hAnsi="Arial" w:cs="Arial"/>
-          <w:sz w:val="18"/>
-          <w:szCs w:val="18"/>
+          <w:sz w:val="16"/>
+          <w:szCs w:val="16"/>
           <w:highlight w:val="lightGray"/>
           <w:rtl/>
         </w:rPr>
@@ -6480,8 +6505,8 @@
       <w:r>
         <w:rPr>
           <w:rFonts w:ascii="Arial" w:eastAsia="Arial" w:hAnsi="Arial" w:cs="Arial"/>
-          <w:sz w:val="18"/>
-          <w:szCs w:val="18"/>
+          <w:sz w:val="16"/>
+          <w:szCs w:val="16"/>
           <w:highlight w:val="lightGray"/>
         </w:rPr>
         <w:t>]</w:t>
@@ -6489,18 +6514,1081 @@
     </w:p>
     <w:p>
       <w:pPr>
-        <w:rPr>
-          <w:b/>
-          <w:bCs/>
-        </w:rPr>
-      </w:pPr>
-    </w:p>
-    <w:p>
-      <w:pPr>
         <w:pStyle w:val="Heading6"/>
       </w:pPr>
       <w:r>
         <w:t>7</w:t>
+      </w:r>
+      <w:r>
+        <w:t>-</w:t>
+      </w:r>
+      <w:r>
+        <w:t>GIF Source</w:t>
+      </w:r>
+    </w:p>
+    <w:p>
+      <w:pPr>
+        <w:rPr>
+          <w:rFonts w:ascii="Arial" w:eastAsia="Arial" w:hAnsi="Arial"/>
+          <w:sz w:val="18"/>
+          <w:szCs w:val="18"/>
+        </w:rPr>
+      </w:pPr>
+      <w:r>
+        <w:rPr>
+          <w:rFonts w:ascii="Arial" w:eastAsia="Arial" w:hAnsi="Arial"/>
+          <w:b/>
+          <w:bCs/>
+          <w:sz w:val="18"/>
+          <w:szCs w:val="18"/>
+          <w:highlight w:val="lightGray"/>
+        </w:rPr>
+        <w:t># Source: Person Source: Provided by: [Data Path:</w:t>
+      </w:r>
+      <w:r>
+        <w:rPr>
+          <w:rFonts w:ascii="Arial" w:eastAsia="Arial" w:hAnsi="Arial"/>
+          <w:sz w:val="18"/>
+          <w:szCs w:val="18"/>
+          <w:highlight w:val="lightGray"/>
+        </w:rPr>
+        <w:t xml:space="preserve"> Persons Table -&gt; ID Column: 1, </w:t>
+      </w:r>
+      <w:proofErr w:type="spellStart"/>
+      <w:r>
+        <w:rPr>
+          <w:rFonts w:ascii="Arial" w:eastAsia="Arial" w:hAnsi="Arial"/>
+          <w:sz w:val="18"/>
+          <w:szCs w:val="18"/>
+          <w:highlight w:val="lightGray"/>
+        </w:rPr>
+        <w:t>Name_En</w:t>
+      </w:r>
+      <w:proofErr w:type="spellEnd"/>
+      <w:r>
+        <w:rPr>
+          <w:rFonts w:ascii="Arial" w:eastAsia="Arial" w:hAnsi="Arial"/>
+          <w:sz w:val="18"/>
+          <w:szCs w:val="18"/>
+          <w:highlight w:val="lightGray"/>
+        </w:rPr>
+        <w:t xml:space="preserve"> Column: Motasem Essam] </w:t>
+      </w:r>
+      <w:r>
+        <w:rPr>
+          <w:rFonts w:ascii="Arial" w:eastAsia="Arial" w:hAnsi="Arial"/>
+          <w:b/>
+          <w:bCs/>
+          <w:sz w:val="18"/>
+          <w:szCs w:val="18"/>
+          <w:highlight w:val="lightGray"/>
+        </w:rPr>
+        <w:t>Written by: [Data Path:</w:t>
+      </w:r>
+      <w:r>
+        <w:rPr>
+          <w:rFonts w:ascii="Arial" w:eastAsia="Arial" w:hAnsi="Arial"/>
+          <w:sz w:val="18"/>
+          <w:szCs w:val="18"/>
+          <w:highlight w:val="lightGray"/>
+        </w:rPr>
+        <w:t xml:space="preserve"> Persons Table -&gt; ID Column: 1, </w:t>
+      </w:r>
+      <w:proofErr w:type="spellStart"/>
+      <w:r>
+        <w:rPr>
+          <w:rFonts w:ascii="Arial" w:eastAsia="Arial" w:hAnsi="Arial"/>
+          <w:sz w:val="18"/>
+          <w:szCs w:val="18"/>
+          <w:highlight w:val="lightGray"/>
+        </w:rPr>
+        <w:t>Name_En</w:t>
+      </w:r>
+      <w:proofErr w:type="spellEnd"/>
+      <w:r>
+        <w:rPr>
+          <w:rFonts w:ascii="Arial" w:eastAsia="Arial" w:hAnsi="Arial"/>
+          <w:sz w:val="18"/>
+          <w:szCs w:val="18"/>
+          <w:highlight w:val="lightGray"/>
+        </w:rPr>
+        <w:t xml:space="preserve"> Column: Motasem Essam] </w:t>
+      </w:r>
+      <w:r>
+        <w:rPr>
+          <w:rFonts w:ascii="Arial" w:eastAsia="Arial" w:hAnsi="Arial"/>
+          <w:b/>
+          <w:bCs/>
+          <w:sz w:val="18"/>
+          <w:szCs w:val="18"/>
+          <w:highlight w:val="lightGray"/>
+        </w:rPr>
+        <w:t xml:space="preserve">on </w:t>
+      </w:r>
+      <w:r>
+        <w:rPr>
+          <w:rFonts w:ascii="Arial" w:eastAsia="Arial" w:hAnsi="Arial"/>
+          <w:sz w:val="18"/>
+          <w:szCs w:val="18"/>
+          <w:highlight w:val="lightGray"/>
+        </w:rPr>
+        <w:t>[7/14/2025]</w:t>
+      </w:r>
+    </w:p>
+    <w:p>
+      <w:pPr>
+        <w:rPr>
+          <w:rFonts w:ascii="Roboto Mono" w:hAnsi="Roboto Mono"/>
+        </w:rPr>
+      </w:pPr>
+      <w:r>
+        <w:rPr>
+          <w:rFonts w:ascii="Roboto Mono" w:hAnsi="Roboto Mono"/>
+        </w:rPr>
+        <w:t>This source is used when the knowledge is captured visually as an animated GIF to preserve motion, transitions, interactions, timing, or dynamic visual behavior that cannot be fully represented by static screenshots.</w:t>
+      </w:r>
+    </w:p>
+    <w:p>
+      <w:pPr>
+        <w:rPr>
+          <w:rFonts w:ascii="Roboto Mono" w:hAnsi="Roboto Mono"/>
+        </w:rPr>
+      </w:pPr>
+      <w:r>
+        <w:rPr>
+          <w:rFonts w:ascii="Roboto Mono" w:hAnsi="Roboto Mono"/>
+        </w:rPr>
+        <w:t>This record specifies the tool, platform, and origin, ensuring that the animated visual information remains verifiable and reproducible, particularly for tutorials, workflows, UI behavior, demonstrations, or motion-based evidence.</w:t>
+      </w:r>
+    </w:p>
+    <w:p>
+      <w:pPr>
+        <w:tabs>
+          <w:tab w:val="num" w:pos="1080"/>
+        </w:tabs>
+        <w:rPr>
+          <w:rFonts w:ascii="Roboto Mono" w:hAnsi="Roboto Mono"/>
+          <w:b/>
+          <w:bCs/>
+        </w:rPr>
+      </w:pPr>
+      <w:r>
+        <w:rPr>
+          <w:rFonts w:ascii="Roboto Mono" w:hAnsi="Roboto Mono"/>
+          <w:b/>
+          <w:bCs/>
+        </w:rPr>
+        <w:t>Syntax Format</w:t>
+      </w:r>
+    </w:p>
+    <w:p>
+      <w:pPr>
+        <w:tabs>
+          <w:tab w:val="num" w:pos="1080"/>
+        </w:tabs>
+        <w:rPr>
+          <w:rFonts w:ascii="Roboto Mono" w:hAnsi="Roboto Mono"/>
+        </w:rPr>
+      </w:pPr>
+      <w:r>
+        <w:rPr>
+          <w:noProof/>
+        </w:rPr>
+        <w:drawing>
+          <wp:inline distT="0" distB="0" distL="0" distR="0" wp14:anchorId="11E7DF90" wp14:editId="077855A8">
+            <wp:extent cx="5943600" cy="612140"/>
+            <wp:effectExtent l="0" t="0" r="0" b="0"/>
+            <wp:docPr id="1833727029" name="Picture 1"/>
+            <wp:cNvGraphicFramePr>
+              <a:graphicFrameLocks xmlns:a="http://schemas.openxmlformats.org/drawingml/2006/main" noChangeAspect="1"/>
+            </wp:cNvGraphicFramePr>
+            <a:graphic xmlns:a="http://schemas.openxmlformats.org/drawingml/2006/main">
+              <a:graphicData uri="http://schemas.openxmlformats.org/drawingml/2006/picture">
+                <pic:pic xmlns:pic="http://schemas.openxmlformats.org/drawingml/2006/picture">
+                  <pic:nvPicPr>
+                    <pic:cNvPr id="0" name="Picture 6"/>
+                    <pic:cNvPicPr>
+                      <a:picLocks noChangeAspect="1" noChangeArrowheads="1"/>
+                    </pic:cNvPicPr>
+                  </pic:nvPicPr>
+                  <pic:blipFill>
+                    <a:blip r:embed="rId25">
+                      <a:extLst>
+                        <a:ext uri="{28A0092B-C50C-407E-A947-70E740481C1C}">
+                          <a14:useLocalDpi xmlns:a14="http://schemas.microsoft.com/office/drawing/2010/main" val="0"/>
+                        </a:ext>
+                      </a:extLst>
+                    </a:blip>
+                    <a:srcRect/>
+                    <a:stretch>
+                      <a:fillRect/>
+                    </a:stretch>
+                  </pic:blipFill>
+                  <pic:spPr bwMode="auto">
+                    <a:xfrm>
+                      <a:off x="0" y="0"/>
+                      <a:ext cx="5943600" cy="612140"/>
+                    </a:xfrm>
+                    <a:prstGeom prst="rect">
+                      <a:avLst/>
+                    </a:prstGeom>
+                    <a:noFill/>
+                    <a:ln>
+                      <a:noFill/>
+                    </a:ln>
+                  </pic:spPr>
+                </pic:pic>
+              </a:graphicData>
+            </a:graphic>
+          </wp:inline>
+        </w:drawing>
+      </w:r>
+    </w:p>
+    <w:p>
+      <w:pPr>
+        <w:tabs>
+          <w:tab w:val="num" w:pos="1080"/>
+        </w:tabs>
+        <w:rPr>
+          <w:rFonts w:ascii="Roboto Mono" w:hAnsi="Roboto Mono"/>
+        </w:rPr>
+      </w:pPr>
+      <w:r>
+        <w:rPr>
+          <w:rFonts w:ascii="Roboto Mono" w:hAnsi="Roboto Mono"/>
+        </w:rPr>
+        <w:lastRenderedPageBreak/>
+        <w:t># Source: GIF Source: Provided by: [Provider Reference] -&gt; Tool: [GIF Capture Tool Name] -&gt; From: [Operating System or Site: Name] on [MM/DD/YYYY]</w:t>
+      </w:r>
+    </w:p>
+    <w:p>
+      <w:pPr>
+        <w:tabs>
+          <w:tab w:val="num" w:pos="1080"/>
+        </w:tabs>
+        <w:rPr>
+          <w:rFonts w:ascii="Roboto Mono" w:hAnsi="Roboto Mono"/>
+        </w:rPr>
+      </w:pPr>
+      <w:r>
+        <w:rPr>
+          <w:rFonts w:ascii="Roboto Mono" w:hAnsi="Roboto Mono"/>
+        </w:rPr>
+        <w:t>: [Description: Short explanation of why and how this knowledge source is used]</w:t>
+      </w:r>
+    </w:p>
+    <w:p>
+      <w:pPr>
+        <w:rPr>
+          <w:rFonts w:ascii="Arial" w:eastAsia="Arial" w:hAnsi="Arial"/>
+          <w:sz w:val="18"/>
+          <w:szCs w:val="18"/>
+        </w:rPr>
+      </w:pPr>
+    </w:p>
+    <w:p>
+      <w:pPr>
+        <w:rPr>
+          <w:rFonts w:ascii="Roboto Mono" w:hAnsi="Roboto Mono"/>
+          <w:b/>
+          <w:bCs/>
+        </w:rPr>
+      </w:pPr>
+      <w:r>
+        <w:rPr>
+          <w:rFonts w:ascii="Roboto Mono" w:hAnsi="Roboto Mono"/>
+          <w:b/>
+          <w:bCs/>
+        </w:rPr>
+        <w:t>Example</w:t>
+      </w:r>
+    </w:p>
+    <w:p>
+      <w:pPr>
+        <w:ind w:left="720"/>
+        <w:rPr>
+          <w:rFonts w:ascii="Arial" w:eastAsia="Arial" w:hAnsi="Arial"/>
+          <w:sz w:val="18"/>
+          <w:szCs w:val="18"/>
+        </w:rPr>
+      </w:pPr>
+      <w:r>
+        <w:rPr>
+          <w:noProof/>
+        </w:rPr>
+        <w:drawing>
+          <wp:inline distT="0" distB="0" distL="0" distR="0" wp14:anchorId="5C77A147" wp14:editId="7762027D">
+            <wp:extent cx="5943600" cy="715010"/>
+            <wp:effectExtent l="0" t="0" r="0" b="8890"/>
+            <wp:docPr id="411419685" name="Picture 16"/>
+            <wp:cNvGraphicFramePr>
+              <a:graphicFrameLocks xmlns:a="http://schemas.openxmlformats.org/drawingml/2006/main" noChangeAspect="1"/>
+            </wp:cNvGraphicFramePr>
+            <a:graphic xmlns:a="http://schemas.openxmlformats.org/drawingml/2006/main">
+              <a:graphicData uri="http://schemas.openxmlformats.org/drawingml/2006/picture">
+                <pic:pic xmlns:pic="http://schemas.openxmlformats.org/drawingml/2006/picture">
+                  <pic:nvPicPr>
+                    <pic:cNvPr id="0" name="Picture 54"/>
+                    <pic:cNvPicPr>
+                      <a:picLocks noChangeAspect="1" noChangeArrowheads="1"/>
+                    </pic:cNvPicPr>
+                  </pic:nvPicPr>
+                  <pic:blipFill>
+                    <a:blip r:embed="rId26">
+                      <a:extLst>
+                        <a:ext uri="{28A0092B-C50C-407E-A947-70E740481C1C}">
+                          <a14:useLocalDpi xmlns:a14="http://schemas.microsoft.com/office/drawing/2010/main" val="0"/>
+                        </a:ext>
+                      </a:extLst>
+                    </a:blip>
+                    <a:srcRect/>
+                    <a:stretch>
+                      <a:fillRect/>
+                    </a:stretch>
+                  </pic:blipFill>
+                  <pic:spPr bwMode="auto">
+                    <a:xfrm>
+                      <a:off x="0" y="0"/>
+                      <a:ext cx="5943600" cy="715010"/>
+                    </a:xfrm>
+                    <a:prstGeom prst="rect">
+                      <a:avLst/>
+                    </a:prstGeom>
+                    <a:noFill/>
+                    <a:ln>
+                      <a:noFill/>
+                    </a:ln>
+                  </pic:spPr>
+                </pic:pic>
+              </a:graphicData>
+            </a:graphic>
+          </wp:inline>
+        </w:drawing>
+      </w:r>
+    </w:p>
+    <w:p>
+      <w:pPr>
+        <w:ind w:left="720"/>
+        <w:rPr>
+          <w:rFonts w:ascii="Arial" w:eastAsia="Arial" w:hAnsi="Arial"/>
+          <w:sz w:val="18"/>
+          <w:szCs w:val="18"/>
+        </w:rPr>
+      </w:pPr>
+      <w:r>
+        <w:rPr>
+          <w:rFonts w:ascii="Arial" w:hAnsi="Arial"/>
+          <w:b/>
+          <w:sz w:val="18"/>
+          <w:highlight w:val="lightGray"/>
+        </w:rPr>
+        <w:t xml:space="preserve"># Source: </w:t>
+      </w:r>
+      <w:r>
+        <w:rPr>
+          <w:rFonts w:ascii="Arial" w:hAnsi="Arial"/>
+          <w:b/>
+          <w:sz w:val="18"/>
+          <w:highlight w:val="lightGray"/>
+        </w:rPr>
+        <w:t>GIF</w:t>
+      </w:r>
+      <w:r>
+        <w:rPr>
+          <w:rFonts w:ascii="Arial" w:hAnsi="Arial"/>
+          <w:sz w:val="18"/>
+          <w:highlight w:val="lightGray"/>
+        </w:rPr>
+        <w:t xml:space="preserve"> </w:t>
+      </w:r>
+      <w:r>
+        <w:rPr>
+          <w:rFonts w:ascii="Arial" w:hAnsi="Arial"/>
+          <w:b/>
+          <w:sz w:val="18"/>
+          <w:highlight w:val="lightGray"/>
+        </w:rPr>
+        <w:t>Source</w:t>
+      </w:r>
+      <w:r>
+        <w:rPr>
+          <w:rFonts w:ascii="Arial" w:hAnsi="Arial"/>
+          <w:sz w:val="18"/>
+          <w:highlight w:val="lightGray"/>
+        </w:rPr>
+        <w:t xml:space="preserve">: </w:t>
+      </w:r>
+      <w:r>
+        <w:rPr>
+          <w:rFonts w:ascii="Arial" w:hAnsi="Arial"/>
+          <w:b/>
+          <w:sz w:val="18"/>
+          <w:highlight w:val="lightGray"/>
+        </w:rPr>
+        <w:t>Provided by:</w:t>
+      </w:r>
+      <w:r>
+        <w:rPr>
+          <w:rFonts w:ascii="Arial" w:hAnsi="Arial"/>
+          <w:sz w:val="18"/>
+          <w:highlight w:val="lightGray"/>
+        </w:rPr>
+        <w:t xml:space="preserve"> [Persons Table -&gt; ID Column: 1, </w:t>
+      </w:r>
+      <w:proofErr w:type="spellStart"/>
+      <w:r>
+        <w:rPr>
+          <w:rFonts w:ascii="Arial" w:hAnsi="Arial"/>
+          <w:sz w:val="18"/>
+          <w:highlight w:val="lightGray"/>
+        </w:rPr>
+        <w:t>Name_En</w:t>
+      </w:r>
+      <w:proofErr w:type="spellEnd"/>
+      <w:r>
+        <w:rPr>
+          <w:rFonts w:ascii="Arial" w:hAnsi="Arial"/>
+          <w:sz w:val="18"/>
+          <w:highlight w:val="lightGray"/>
+        </w:rPr>
+        <w:t xml:space="preserve"> Column: Motasem Essam] -&gt; </w:t>
+      </w:r>
+      <w:r>
+        <w:rPr>
+          <w:rFonts w:ascii="Arial" w:hAnsi="Arial"/>
+          <w:b/>
+          <w:sz w:val="18"/>
+          <w:highlight w:val="lightGray"/>
+        </w:rPr>
+        <w:t>Tool:</w:t>
+      </w:r>
+      <w:r>
+        <w:rPr>
+          <w:rFonts w:ascii="Arial" w:hAnsi="Arial"/>
+          <w:sz w:val="18"/>
+          <w:highlight w:val="lightGray"/>
+        </w:rPr>
+        <w:t xml:space="preserve"> [</w:t>
+      </w:r>
+      <w:proofErr w:type="spellStart"/>
+      <w:r>
+        <w:rPr>
+          <w:rFonts w:ascii="Arial" w:hAnsi="Arial"/>
+          <w:sz w:val="18"/>
+          <w:highlight w:val="lightGray"/>
+        </w:rPr>
+        <w:t>ScreenToGif</w:t>
+      </w:r>
+      <w:proofErr w:type="spellEnd"/>
+      <w:r>
+        <w:rPr>
+          <w:rFonts w:ascii="Arial" w:hAnsi="Arial"/>
+          <w:sz w:val="18"/>
+          <w:highlight w:val="lightGray"/>
+        </w:rPr>
+        <w:t xml:space="preserve"> Program] -&gt; </w:t>
+      </w:r>
+      <w:r>
+        <w:rPr>
+          <w:rFonts w:ascii="Arial" w:eastAsia="Arial" w:hAnsi="Arial" w:cs="Arial"/>
+          <w:b/>
+          <w:color w:val="000000"/>
+          <w:sz w:val="18"/>
+          <w:highlight w:val="lightGray"/>
+        </w:rPr>
+        <w:t xml:space="preserve">From </w:t>
+      </w:r>
+      <w:r>
+        <w:rPr>
+          <w:rFonts w:ascii="Arial" w:eastAsia="Arial" w:hAnsi="Arial" w:cs="Arial"/>
+          <w:color w:val="000000"/>
+          <w:sz w:val="18"/>
+          <w:highlight w:val="lightGray"/>
+        </w:rPr>
+        <w:t>[Operating System: Windows]</w:t>
+      </w:r>
+      <w:r>
+        <w:rPr>
+          <w:rFonts w:ascii="Arial" w:hAnsi="Arial"/>
+          <w:sz w:val="18"/>
+          <w:highlight w:val="lightGray"/>
+        </w:rPr>
+        <w:t xml:space="preserve"> </w:t>
+      </w:r>
+      <w:r>
+        <w:rPr>
+          <w:rFonts w:ascii="Arial" w:hAnsi="Arial"/>
+          <w:b/>
+          <w:sz w:val="18"/>
+          <w:highlight w:val="lightGray"/>
+        </w:rPr>
+        <w:t>on</w:t>
+      </w:r>
+      <w:r>
+        <w:rPr>
+          <w:rFonts w:ascii="Arial" w:hAnsi="Arial"/>
+          <w:sz w:val="18"/>
+          <w:highlight w:val="lightGray"/>
+        </w:rPr>
+        <w:t xml:space="preserve"> [7/14/2025]</w:t>
+      </w:r>
+    </w:p>
+    <w:p>
+      <w:pPr>
+        <w:rPr>
+          <w:rFonts w:ascii="Arial" w:eastAsia="Arial" w:hAnsi="Arial"/>
+          <w:sz w:val="18"/>
+          <w:szCs w:val="18"/>
+        </w:rPr>
+      </w:pPr>
+    </w:p>
+    <w:p>
+      <w:pPr>
+        <w:rPr>
+          <w:b/>
+          <w:bCs/>
+        </w:rPr>
+      </w:pPr>
+    </w:p>
+    <w:p>
+      <w:pPr>
+        <w:pStyle w:val="Heading6"/>
+      </w:pPr>
+      <w:r>
+        <w:t>8-</w:t>
+      </w:r>
+      <w:r>
+        <w:t>Video</w:t>
+      </w:r>
+      <w:r>
+        <w:t xml:space="preserve"> recording</w:t>
+      </w:r>
+      <w:r>
+        <w:t xml:space="preserve"> </w:t>
+      </w:r>
+      <w:r>
+        <w:t>Source</w:t>
+      </w:r>
+    </w:p>
+    <w:p>
+      <w:pPr>
+        <w:rPr>
+          <w:rFonts w:ascii="Arial" w:eastAsia="Arial" w:hAnsi="Arial"/>
+          <w:sz w:val="18"/>
+          <w:szCs w:val="18"/>
+        </w:rPr>
+      </w:pPr>
+      <w:r>
+        <w:rPr>
+          <w:rFonts w:ascii="Arial" w:eastAsia="Arial" w:hAnsi="Arial"/>
+          <w:b/>
+          <w:bCs/>
+          <w:sz w:val="18"/>
+          <w:szCs w:val="18"/>
+          <w:highlight w:val="lightGray"/>
+        </w:rPr>
+        <w:t># Source: Person Source: Provided by: [Data Path:</w:t>
+      </w:r>
+      <w:r>
+        <w:rPr>
+          <w:rFonts w:ascii="Arial" w:eastAsia="Arial" w:hAnsi="Arial"/>
+          <w:sz w:val="18"/>
+          <w:szCs w:val="18"/>
+          <w:highlight w:val="lightGray"/>
+        </w:rPr>
+        <w:t xml:space="preserve"> Persons Table -&gt; ID Column: 1, </w:t>
+      </w:r>
+      <w:proofErr w:type="spellStart"/>
+      <w:r>
+        <w:rPr>
+          <w:rFonts w:ascii="Arial" w:eastAsia="Arial" w:hAnsi="Arial"/>
+          <w:sz w:val="18"/>
+          <w:szCs w:val="18"/>
+          <w:highlight w:val="lightGray"/>
+        </w:rPr>
+        <w:t>Name_En</w:t>
+      </w:r>
+      <w:proofErr w:type="spellEnd"/>
+      <w:r>
+        <w:rPr>
+          <w:rFonts w:ascii="Arial" w:eastAsia="Arial" w:hAnsi="Arial"/>
+          <w:sz w:val="18"/>
+          <w:szCs w:val="18"/>
+          <w:highlight w:val="lightGray"/>
+        </w:rPr>
+        <w:t xml:space="preserve"> Column: Motasem Essam] </w:t>
+      </w:r>
+      <w:r>
+        <w:rPr>
+          <w:rFonts w:ascii="Arial" w:eastAsia="Arial" w:hAnsi="Arial"/>
+          <w:b/>
+          <w:bCs/>
+          <w:sz w:val="18"/>
+          <w:szCs w:val="18"/>
+          <w:highlight w:val="lightGray"/>
+        </w:rPr>
+        <w:t>Written by: [Data Path:</w:t>
+      </w:r>
+      <w:r>
+        <w:rPr>
+          <w:rFonts w:ascii="Arial" w:eastAsia="Arial" w:hAnsi="Arial"/>
+          <w:sz w:val="18"/>
+          <w:szCs w:val="18"/>
+          <w:highlight w:val="lightGray"/>
+        </w:rPr>
+        <w:t xml:space="preserve"> Persons Table -&gt; ID Column: 1, </w:t>
+      </w:r>
+      <w:proofErr w:type="spellStart"/>
+      <w:r>
+        <w:rPr>
+          <w:rFonts w:ascii="Arial" w:eastAsia="Arial" w:hAnsi="Arial"/>
+          <w:sz w:val="18"/>
+          <w:szCs w:val="18"/>
+          <w:highlight w:val="lightGray"/>
+        </w:rPr>
+        <w:t>Name_En</w:t>
+      </w:r>
+      <w:proofErr w:type="spellEnd"/>
+      <w:r>
+        <w:rPr>
+          <w:rFonts w:ascii="Arial" w:eastAsia="Arial" w:hAnsi="Arial"/>
+          <w:sz w:val="18"/>
+          <w:szCs w:val="18"/>
+          <w:highlight w:val="lightGray"/>
+        </w:rPr>
+        <w:t xml:space="preserve"> Column: Motasem Essam] </w:t>
+      </w:r>
+      <w:r>
+        <w:rPr>
+          <w:rFonts w:ascii="Arial" w:eastAsia="Arial" w:hAnsi="Arial"/>
+          <w:b/>
+          <w:bCs/>
+          <w:sz w:val="18"/>
+          <w:szCs w:val="18"/>
+          <w:highlight w:val="lightGray"/>
+        </w:rPr>
+        <w:t xml:space="preserve">on </w:t>
+      </w:r>
+      <w:r>
+        <w:rPr>
+          <w:rFonts w:ascii="Arial" w:eastAsia="Arial" w:hAnsi="Arial"/>
+          <w:sz w:val="18"/>
+          <w:szCs w:val="18"/>
+          <w:highlight w:val="lightGray"/>
+        </w:rPr>
+        <w:t>[7/14/2025]</w:t>
+      </w:r>
+    </w:p>
+    <w:p>
+      <w:pPr>
+        <w:rPr>
+          <w:rFonts w:ascii="Roboto Mono" w:hAnsi="Roboto Mono"/>
+          <w:b/>
+          <w:bCs/>
+        </w:rPr>
+      </w:pPr>
+      <w:r>
+        <w:rPr>
+          <w:rFonts w:ascii="Roboto Mono" w:hAnsi="Roboto Mono"/>
+          <w:b/>
+          <w:bCs/>
+        </w:rPr>
+        <w:t>Description</w:t>
+      </w:r>
+    </w:p>
+    <w:p>
+      <w:pPr>
+        <w:rPr>
+          <w:rFonts w:ascii="Roboto Mono" w:hAnsi="Roboto Mono"/>
+        </w:rPr>
+      </w:pPr>
+      <w:r>
+        <w:rPr>
+          <w:rFonts w:ascii="Roboto Mono" w:hAnsi="Roboto Mono"/>
+        </w:rPr>
+        <w:t>This source is used when the knowledge is captured as a screen recording video to preserve full visual interaction, motion, timing, navigation flow, audio explanation, or system behavior over time.</w:t>
+      </w:r>
+    </w:p>
+    <w:p>
+      <w:pPr>
+        <w:rPr>
+          <w:rFonts w:ascii="Roboto Mono" w:hAnsi="Roboto Mono"/>
+        </w:rPr>
+      </w:pPr>
+      <w:r>
+        <w:rPr>
+          <w:rFonts w:ascii="Roboto Mono" w:hAnsi="Roboto Mono"/>
+        </w:rPr>
+        <w:t>This record specifies the recording tool, platform, and origin, ensuring that the captured video information remains verifiable and reproducible, particularly for tutorials, demonstrations, troubleshooting sessions, workflows, presentations, or dynamic processes that cannot be fully represented through static images or text.</w:t>
+      </w:r>
+    </w:p>
+    <w:p>
+      <w:pPr>
+        <w:rPr>
+          <w:rFonts w:ascii="Roboto Mono" w:hAnsi="Roboto Mono"/>
+          <w:b/>
+          <w:bCs/>
+        </w:rPr>
+      </w:pPr>
+      <w:r>
+        <w:rPr>
+          <w:rFonts w:ascii="Roboto Mono" w:hAnsi="Roboto Mono"/>
+          <w:b/>
+          <w:bCs/>
+        </w:rPr>
+        <w:t>Syntax Format</w:t>
+      </w:r>
+    </w:p>
+    <w:p>
+      <w:pPr>
+        <w:rPr>
+          <w:rFonts w:ascii="Roboto Mono" w:hAnsi="Roboto Mono"/>
+          <w:b/>
+          <w:bCs/>
+        </w:rPr>
+      </w:pPr>
+      <w:r>
+        <w:rPr>
+          <w:noProof/>
+        </w:rPr>
+        <w:lastRenderedPageBreak/>
+        <w:drawing>
+          <wp:inline distT="0" distB="0" distL="0" distR="0" wp14:anchorId="697A2C5A" wp14:editId="6B9FAA3B">
+            <wp:extent cx="5943600" cy="586740"/>
+            <wp:effectExtent l="0" t="0" r="0" b="3810"/>
+            <wp:docPr id="243155685" name="Picture 12"/>
+            <wp:cNvGraphicFramePr>
+              <a:graphicFrameLocks xmlns:a="http://schemas.openxmlformats.org/drawingml/2006/main" noChangeAspect="1"/>
+            </wp:cNvGraphicFramePr>
+            <a:graphic xmlns:a="http://schemas.openxmlformats.org/drawingml/2006/main">
+              <a:graphicData uri="http://schemas.openxmlformats.org/drawingml/2006/picture">
+                <pic:pic xmlns:pic="http://schemas.openxmlformats.org/drawingml/2006/picture">
+                  <pic:nvPicPr>
+                    <pic:cNvPr id="0" name="Picture 43"/>
+                    <pic:cNvPicPr>
+                      <a:picLocks noChangeAspect="1" noChangeArrowheads="1"/>
+                    </pic:cNvPicPr>
+                  </pic:nvPicPr>
+                  <pic:blipFill>
+                    <a:blip r:embed="rId27">
+                      <a:extLst>
+                        <a:ext uri="{28A0092B-C50C-407E-A947-70E740481C1C}">
+                          <a14:useLocalDpi xmlns:a14="http://schemas.microsoft.com/office/drawing/2010/main" val="0"/>
+                        </a:ext>
+                      </a:extLst>
+                    </a:blip>
+                    <a:srcRect/>
+                    <a:stretch>
+                      <a:fillRect/>
+                    </a:stretch>
+                  </pic:blipFill>
+                  <pic:spPr bwMode="auto">
+                    <a:xfrm>
+                      <a:off x="0" y="0"/>
+                      <a:ext cx="5943600" cy="586740"/>
+                    </a:xfrm>
+                    <a:prstGeom prst="rect">
+                      <a:avLst/>
+                    </a:prstGeom>
+                    <a:noFill/>
+                    <a:ln>
+                      <a:noFill/>
+                    </a:ln>
+                  </pic:spPr>
+                </pic:pic>
+              </a:graphicData>
+            </a:graphic>
+          </wp:inline>
+        </w:drawing>
+      </w:r>
+    </w:p>
+    <w:p>
+      <w:pPr>
+        <w:rPr>
+          <w:rFonts w:ascii="Roboto Mono" w:hAnsi="Roboto Mono"/>
+        </w:rPr>
+      </w:pPr>
+      <w:r>
+        <w:rPr>
+          <w:rFonts w:ascii="Roboto Mono" w:hAnsi="Roboto Mono"/>
+        </w:rPr>
+        <w:t># Source: Video Recording Source: Provided by: [Provider Reference] -&gt; Tool: [Video Recording Tool Name] -&gt; From: [Operating System, Device, Camera, or Site: Name] on [MM/DD/YYYY]</w:t>
+      </w:r>
+    </w:p>
+    <w:p>
+      <w:pPr>
+        <w:rPr>
+          <w:rFonts w:ascii="Roboto Mono" w:hAnsi="Roboto Mono"/>
+        </w:rPr>
+      </w:pPr>
+      <w:r>
+        <w:rPr>
+          <w:rFonts w:ascii="Roboto Mono" w:hAnsi="Roboto Mono"/>
+        </w:rPr>
+        <w:t>: [Description: Short explanation of why and how this knowledge source is used]</w:t>
+      </w:r>
+    </w:p>
+    <w:p>
+      <w:pPr>
+        <w:rPr>
+          <w:rFonts w:ascii="Roboto Mono" w:hAnsi="Roboto Mono"/>
+          <w:b/>
+          <w:bCs/>
+        </w:rPr>
+      </w:pPr>
+      <w:r>
+        <w:rPr>
+          <w:rFonts w:ascii="Roboto Mono" w:hAnsi="Roboto Mono"/>
+          <w:b/>
+          <w:bCs/>
+        </w:rPr>
+        <w:t>Example</w:t>
+      </w:r>
+    </w:p>
+    <w:p>
+      <w:pPr>
+        <w:rPr>
+          <w:rFonts w:ascii="Roboto Mono" w:hAnsi="Roboto Mono"/>
+        </w:rPr>
+      </w:pPr>
+      <w:r>
+        <w:rPr>
+          <w:noProof/>
+        </w:rPr>
+        <w:drawing>
+          <wp:inline distT="0" distB="0" distL="0" distR="0" wp14:anchorId="438AACD2" wp14:editId="5823ED07">
+            <wp:extent cx="5943600" cy="728345"/>
+            <wp:effectExtent l="0" t="0" r="0" b="0"/>
+            <wp:docPr id="1623515650" name="Picture 15"/>
+            <wp:cNvGraphicFramePr>
+              <a:graphicFrameLocks xmlns:a="http://schemas.openxmlformats.org/drawingml/2006/main" noChangeAspect="1"/>
+            </wp:cNvGraphicFramePr>
+            <a:graphic xmlns:a="http://schemas.openxmlformats.org/drawingml/2006/main">
+              <a:graphicData uri="http://schemas.openxmlformats.org/drawingml/2006/picture">
+                <pic:pic xmlns:pic="http://schemas.openxmlformats.org/drawingml/2006/picture">
+                  <pic:nvPicPr>
+                    <pic:cNvPr id="0" name="Picture 52"/>
+                    <pic:cNvPicPr>
+                      <a:picLocks noChangeAspect="1" noChangeArrowheads="1"/>
+                    </pic:cNvPicPr>
+                  </pic:nvPicPr>
+                  <pic:blipFill>
+                    <a:blip r:embed="rId28">
+                      <a:extLst>
+                        <a:ext uri="{28A0092B-C50C-407E-A947-70E740481C1C}">
+                          <a14:useLocalDpi xmlns:a14="http://schemas.microsoft.com/office/drawing/2010/main" val="0"/>
+                        </a:ext>
+                      </a:extLst>
+                    </a:blip>
+                    <a:srcRect/>
+                    <a:stretch>
+                      <a:fillRect/>
+                    </a:stretch>
+                  </pic:blipFill>
+                  <pic:spPr bwMode="auto">
+                    <a:xfrm>
+                      <a:off x="0" y="0"/>
+                      <a:ext cx="5943600" cy="728345"/>
+                    </a:xfrm>
+                    <a:prstGeom prst="rect">
+                      <a:avLst/>
+                    </a:prstGeom>
+                    <a:noFill/>
+                    <a:ln>
+                      <a:noFill/>
+                    </a:ln>
+                  </pic:spPr>
+                </pic:pic>
+              </a:graphicData>
+            </a:graphic>
+          </wp:inline>
+        </w:drawing>
+      </w:r>
+    </w:p>
+    <w:p>
+      <w:pPr>
+        <w:rPr>
+          <w:rFonts w:ascii="Roboto Mono" w:hAnsi="Roboto Mono"/>
+        </w:rPr>
+      </w:pPr>
+      <w:r>
+        <w:rPr>
+          <w:rFonts w:ascii="Arial" w:hAnsi="Arial"/>
+          <w:b/>
+          <w:sz w:val="18"/>
+          <w:highlight w:val="lightGray"/>
+        </w:rPr>
+        <w:t xml:space="preserve"># Source: </w:t>
+      </w:r>
+      <w:r>
+        <w:rPr>
+          <w:rFonts w:ascii="Arial" w:hAnsi="Arial"/>
+          <w:b/>
+          <w:sz w:val="18"/>
+          <w:highlight w:val="lightGray"/>
+        </w:rPr>
+        <w:t>Video</w:t>
+      </w:r>
+      <w:r>
+        <w:rPr>
+          <w:rFonts w:ascii="Arial" w:hAnsi="Arial"/>
+          <w:b/>
+          <w:sz w:val="18"/>
+          <w:highlight w:val="lightGray"/>
+        </w:rPr>
+        <w:t xml:space="preserve"> recording</w:t>
+      </w:r>
+      <w:r>
+        <w:rPr>
+          <w:rFonts w:ascii="Arial" w:hAnsi="Arial"/>
+          <w:sz w:val="18"/>
+          <w:highlight w:val="lightGray"/>
+        </w:rPr>
+        <w:t xml:space="preserve"> </w:t>
+      </w:r>
+      <w:r>
+        <w:rPr>
+          <w:rFonts w:ascii="Arial" w:hAnsi="Arial"/>
+          <w:b/>
+          <w:sz w:val="18"/>
+          <w:highlight w:val="lightGray"/>
+        </w:rPr>
+        <w:t>Source</w:t>
+      </w:r>
+      <w:r>
+        <w:rPr>
+          <w:rFonts w:ascii="Arial" w:hAnsi="Arial"/>
+          <w:sz w:val="18"/>
+          <w:highlight w:val="lightGray"/>
+        </w:rPr>
+        <w:t xml:space="preserve">: </w:t>
+      </w:r>
+      <w:r>
+        <w:rPr>
+          <w:rFonts w:ascii="Arial" w:hAnsi="Arial"/>
+          <w:b/>
+          <w:sz w:val="18"/>
+          <w:highlight w:val="lightGray"/>
+        </w:rPr>
+        <w:t>Provided by:</w:t>
+      </w:r>
+      <w:r>
+        <w:rPr>
+          <w:rFonts w:ascii="Arial" w:hAnsi="Arial"/>
+          <w:sz w:val="18"/>
+          <w:highlight w:val="lightGray"/>
+        </w:rPr>
+        <w:t xml:space="preserve"> [Persons Table -&gt; ID Column: 1, </w:t>
+      </w:r>
+      <w:proofErr w:type="spellStart"/>
+      <w:r>
+        <w:rPr>
+          <w:rFonts w:ascii="Arial" w:hAnsi="Arial"/>
+          <w:sz w:val="18"/>
+          <w:highlight w:val="lightGray"/>
+        </w:rPr>
+        <w:t>Name_En</w:t>
+      </w:r>
+      <w:proofErr w:type="spellEnd"/>
+      <w:r>
+        <w:rPr>
+          <w:rFonts w:ascii="Arial" w:hAnsi="Arial"/>
+          <w:sz w:val="18"/>
+          <w:highlight w:val="lightGray"/>
+        </w:rPr>
+        <w:t xml:space="preserve"> Column: Motasem Essam] -&gt; </w:t>
+      </w:r>
+      <w:r>
+        <w:rPr>
+          <w:rFonts w:ascii="Arial" w:hAnsi="Arial"/>
+          <w:b/>
+          <w:sz w:val="18"/>
+          <w:highlight w:val="lightGray"/>
+        </w:rPr>
+        <w:t>Tool:</w:t>
+      </w:r>
+      <w:r>
+        <w:rPr>
+          <w:rFonts w:ascii="Arial" w:hAnsi="Arial"/>
+          <w:sz w:val="18"/>
+          <w:highlight w:val="lightGray"/>
+        </w:rPr>
+        <w:t xml:space="preserve"> [</w:t>
+      </w:r>
+      <w:r>
+        <w:rPr>
+          <w:rFonts w:ascii="Arial" w:hAnsi="Arial"/>
+          <w:sz w:val="18"/>
+          <w:highlight w:val="lightGray"/>
+        </w:rPr>
+        <w:t>OBS Studio</w:t>
+      </w:r>
+      <w:r>
+        <w:rPr>
+          <w:rFonts w:ascii="Arial" w:hAnsi="Arial"/>
+          <w:sz w:val="18"/>
+          <w:highlight w:val="lightGray"/>
+        </w:rPr>
+        <w:t xml:space="preserve"> Program] -&gt; </w:t>
+      </w:r>
+      <w:r>
+        <w:rPr>
+          <w:rFonts w:ascii="Arial" w:eastAsia="Arial" w:hAnsi="Arial" w:cs="Arial"/>
+          <w:b/>
+          <w:color w:val="000000"/>
+          <w:sz w:val="18"/>
+          <w:highlight w:val="lightGray"/>
+        </w:rPr>
+        <w:t xml:space="preserve">From </w:t>
+      </w:r>
+      <w:r>
+        <w:rPr>
+          <w:rFonts w:ascii="Arial" w:eastAsia="Arial" w:hAnsi="Arial" w:cs="Arial"/>
+          <w:color w:val="000000"/>
+          <w:sz w:val="18"/>
+          <w:highlight w:val="lightGray"/>
+        </w:rPr>
+        <w:t>[Operating System: Windows]</w:t>
+      </w:r>
+      <w:r>
+        <w:rPr>
+          <w:rFonts w:ascii="Arial" w:hAnsi="Arial"/>
+          <w:sz w:val="18"/>
+          <w:highlight w:val="lightGray"/>
+        </w:rPr>
+        <w:t xml:space="preserve"> </w:t>
+      </w:r>
+      <w:r>
+        <w:rPr>
+          <w:rFonts w:ascii="Arial" w:hAnsi="Arial"/>
+          <w:b/>
+          <w:sz w:val="18"/>
+          <w:highlight w:val="lightGray"/>
+        </w:rPr>
+        <w:t>on</w:t>
+      </w:r>
+      <w:r>
+        <w:rPr>
+          <w:rFonts w:ascii="Arial" w:hAnsi="Arial"/>
+          <w:sz w:val="18"/>
+          <w:highlight w:val="lightGray"/>
+        </w:rPr>
+        <w:t xml:space="preserve"> [7/14/2025]</w:t>
+      </w:r>
+    </w:p>
+    <w:p>
+      <w:pPr>
+        <w:rPr>
+          <w:rFonts w:ascii="Roboto Mono" w:hAnsi="Roboto Mono"/>
+        </w:rPr>
+      </w:pPr>
+    </w:p>
+    <w:p>
+      <w:pPr>
+        <w:pStyle w:val="Heading6"/>
+      </w:pPr>
+      <w:r>
+        <w:t>9</w:t>
       </w:r>
       <w:r>
         <w:t>-</w:t>
@@ -7019,7 +8107,7 @@
                     <pic:cNvPicPr/>
                   </pic:nvPicPr>
                   <pic:blipFill>
-                    <a:blip r:embed="rId25"/>
+                    <a:blip r:embed="rId29"/>
                     <a:stretch>
                       <a:fillRect/>
                     </a:stretch>
@@ -7172,7 +8260,7 @@
                     <pic:cNvPicPr/>
                   </pic:nvPicPr>
                   <pic:blipFill>
-                    <a:blip r:embed="rId26"/>
+                    <a:blip r:embed="rId30"/>
                     <a:stretch>
                       <a:fillRect/>
                     </a:stretch>
@@ -7360,7 +8448,7 @@
                     <pic:cNvPicPr/>
                   </pic:nvPicPr>
                   <pic:blipFill>
-                    <a:blip r:embed="rId27"/>
+                    <a:blip r:embed="rId31"/>
                     <a:stretch>
                       <a:fillRect/>
                     </a:stretch>
@@ -7736,7 +8824,7 @@
                     <pic:cNvPicPr/>
                   </pic:nvPicPr>
                   <pic:blipFill>
-                    <a:blip r:embed="rId28"/>
+                    <a:blip r:embed="rId32"/>
                     <a:stretch>
                       <a:fillRect/>
                     </a:stretch>
@@ -7975,7 +9063,7 @@
                     <pic:cNvPicPr/>
                   </pic:nvPicPr>
                   <pic:blipFill>
-                    <a:blip r:embed="rId29"/>
+                    <a:blip r:embed="rId33"/>
                     <a:stretch>
                       <a:fillRect/>
                     </a:stretch>
@@ -8187,7 +9275,7 @@
                     <pic:cNvPicPr/>
                   </pic:nvPicPr>
                   <pic:blipFill>
-                    <a:blip r:embed="rId30"/>
+                    <a:blip r:embed="rId34"/>
                     <a:stretch>
                       <a:fillRect/>
                     </a:stretch>
@@ -8356,7 +9444,7 @@
         <w:pStyle w:val="Heading6"/>
       </w:pPr>
       <w:r>
-        <w:t>8</w:t>
+        <w:t>10</w:t>
       </w:r>
       <w:r>
         <w:t>-</w:t>
@@ -8628,7 +9716,7 @@
                     <pic:cNvPicPr/>
                   </pic:nvPicPr>
                   <pic:blipFill>
-                    <a:blip r:embed="rId31"/>
+                    <a:blip r:embed="rId35"/>
                     <a:stretch>
                       <a:fillRect/>
                     </a:stretch>
@@ -8731,7 +9819,7 @@
                     <pic:cNvPicPr/>
                   </pic:nvPicPr>
                   <pic:blipFill>
-                    <a:blip r:embed="rId32"/>
+                    <a:blip r:embed="rId36"/>
                     <a:stretch>
                       <a:fillRect/>
                     </a:stretch>
@@ -8952,7 +10040,10 @@
         <w:pStyle w:val="Heading6"/>
       </w:pPr>
       <w:r>
-        <w:t>9</w:t>
+        <w:t>1</w:t>
+      </w:r>
+      <w:r>
+        <w:t>1</w:t>
       </w:r>
       <w:r>
         <w:t>-</w:t>
@@ -9183,7 +10274,7 @@
                     <pic:cNvPicPr/>
                   </pic:nvPicPr>
                   <pic:blipFill>
-                    <a:blip r:embed="rId33"/>
+                    <a:blip r:embed="rId37"/>
                     <a:stretch>
                       <a:fillRect/>
                     </a:stretch>
@@ -9277,7 +10368,7 @@
                     <pic:cNvPicPr/>
                   </pic:nvPicPr>
                   <pic:blipFill>
-                    <a:blip r:embed="rId34"/>
+                    <a:blip r:embed="rId38"/>
                     <a:stretch>
                       <a:fillRect/>
                     </a:stretch>
@@ -9428,7 +10519,10 @@
         <w:pStyle w:val="Heading6"/>
       </w:pPr>
       <w:r>
-        <w:t>10</w:t>
+        <w:t>1</w:t>
+      </w:r>
+      <w:r>
+        <w:t>2</w:t>
       </w:r>
       <w:r>
         <w:t>-</w:t>
@@ -9673,7 +10767,7 @@
                     <pic:cNvPicPr/>
                   </pic:nvPicPr>
                   <pic:blipFill>
-                    <a:blip r:embed="rId35"/>
+                    <a:blip r:embed="rId39"/>
                     <a:stretch>
                       <a:fillRect/>
                     </a:stretch>
@@ -9998,7 +11092,7 @@
                     <pic:cNvPicPr/>
                   </pic:nvPicPr>
                   <pic:blipFill>
-                    <a:blip r:embed="rId36"/>
+                    <a:blip r:embed="rId40"/>
                     <a:stretch>
                       <a:fillRect/>
                     </a:stretch>
@@ -11061,7 +12155,7 @@
                     <pic:cNvPicPr/>
                   </pic:nvPicPr>
                   <pic:blipFill>
-                    <a:blip r:embed="rId37"/>
+                    <a:blip r:embed="rId41"/>
                     <a:stretch>
                       <a:fillRect/>
                     </a:stretch>
@@ -11528,7 +12622,7 @@
                     <pic:cNvPicPr/>
                   </pic:nvPicPr>
                   <pic:blipFill>
-                    <a:blip r:embed="rId38"/>
+                    <a:blip r:embed="rId42"/>
                     <a:stretch>
                       <a:fillRect/>
                     </a:stretch>
@@ -11948,7 +13042,7 @@
                     <pic:cNvPicPr/>
                   </pic:nvPicPr>
                   <pic:blipFill>
-                    <a:blip r:embed="rId39"/>
+                    <a:blip r:embed="rId43"/>
                     <a:stretch>
                       <a:fillRect/>
                     </a:stretch>
@@ -13019,7 +14113,7 @@
                     <pic:cNvPicPr/>
                   </pic:nvPicPr>
                   <pic:blipFill>
-                    <a:blip r:embed="rId40"/>
+                    <a:blip r:embed="rId44"/>
                     <a:stretch>
                       <a:fillRect/>
                     </a:stretch>
@@ -13864,7 +14958,7 @@
                     <pic:cNvPicPr/>
                   </pic:nvPicPr>
                   <pic:blipFill>
-                    <a:blip r:embed="rId41"/>
+                    <a:blip r:embed="rId45"/>
                     <a:stretch>
                       <a:fillRect/>
                     </a:stretch>
@@ -14502,7 +15596,7 @@
                     <pic:cNvPicPr/>
                   </pic:nvPicPr>
                   <pic:blipFill>
-                    <a:blip r:embed="rId42"/>
+                    <a:blip r:embed="rId46"/>
                     <a:stretch>
                       <a:fillRect/>
                     </a:stretch>
@@ -14883,7 +15977,7 @@
                     <pic:cNvPicPr/>
                   </pic:nvPicPr>
                   <pic:blipFill>
-                    <a:blip r:embed="rId43"/>
+                    <a:blip r:embed="rId47"/>
                     <a:stretch>
                       <a:fillRect/>
                     </a:stretch>
@@ -15108,7 +16202,7 @@
                     <pic:cNvPicPr/>
                   </pic:nvPicPr>
                   <pic:blipFill>
-                    <a:blip r:embed="rId44"/>
+                    <a:blip r:embed="rId48"/>
                     <a:stretch>
                       <a:fillRect/>
                     </a:stretch>
@@ -15474,7 +16568,7 @@
                     <pic:cNvPicPr/>
                   </pic:nvPicPr>
                   <pic:blipFill>
-                    <a:blip r:embed="rId45"/>
+                    <a:blip r:embed="rId49"/>
                     <a:stretch>
                       <a:fillRect/>
                     </a:stretch>
@@ -15688,7 +16782,7 @@
                     <pic:cNvPicPr/>
                   </pic:nvPicPr>
                   <pic:blipFill>
-                    <a:blip r:embed="rId46"/>
+                    <a:blip r:embed="rId50"/>
                     <a:stretch>
                       <a:fillRect/>
                     </a:stretch>
@@ -15911,7 +17005,7 @@
                     <pic:cNvPicPr/>
                   </pic:nvPicPr>
                   <pic:blipFill>
-                    <a:blip r:embed="rId47"/>
+                    <a:blip r:embed="rId51"/>
                     <a:stretch>
                       <a:fillRect/>
                     </a:stretch>
@@ -16546,7 +17640,7 @@
                     <pic:cNvPicPr/>
                   </pic:nvPicPr>
                   <pic:blipFill>
-                    <a:blip r:embed="rId48"/>
+                    <a:blip r:embed="rId52"/>
                     <a:stretch>
                       <a:fillRect/>
                     </a:stretch>
@@ -17410,7 +18504,7 @@
                     <pic:cNvPicPr/>
                   </pic:nvPicPr>
                   <pic:blipFill>
-                    <a:blip r:embed="rId49"/>
+                    <a:blip r:embed="rId53"/>
                     <a:stretch>
                       <a:fillRect/>
                     </a:stretch>
@@ -21960,7 +23054,7 @@
   <w:style w:type="paragraph" w:default="1" w:styleId="Normal">
     <w:name w:val="Normal"/>
     <w:qFormat/>
-    <w:rsid w:val="000C5132"/>
+    <w:rsid w:val="005E5E1B"/>
   </w:style>
   <w:style w:type="paragraph" w:styleId="Heading1">
     <w:name w:val="heading 1"/>
@@ -22158,7 +23252,6 @@
   <w:style w:type="character" w:default="1" w:styleId="DefaultParagraphFont">
     <w:name w:val="Default Paragraph Font"/>
     <w:uiPriority w:val="1"/>
-    <w:semiHidden/>
     <w:unhideWhenUsed/>
   </w:style>
   <w:style w:type="table" w:default="1" w:styleId="TableNormal">
@@ -22532,6 +23625,15 @@
       <w:rFonts w:ascii="Times New Roman" w:hAnsi="Times New Roman" w:cs="Times New Roman"/>
     </w:rPr>
   </w:style>
+  <w:style w:type="paragraph" w:styleId="NoSpacing">
+    <w:name w:val="No Spacing"/>
+    <w:uiPriority w:val="1"/>
+    <w:qFormat/>
+    <w:rsid w:val="003A41F9"/>
+    <w:pPr>
+      <w:spacing w:after="0" w:line="240" w:lineRule="auto"/>
+    </w:pPr>
+  </w:style>
 </w:styles>
 </file>
 

--- a/System/1-Blueprint Documentations/7-Knowledge Blueprint Documentation.docx
+++ b/System/1-Blueprint Documentations/7-Knowledge Blueprint Documentation.docx
@@ -1274,10 +1274,9 @@
       </w:r>
       <w:r>
         <w:rPr>
-          <w:rFonts w:ascii="Arial" w:eastAsia="Arial" w:hAnsi="Arial" w:hint="cs"/>
-          <w:sz w:val="18"/>
-          <w:highlight w:val="lightGray"/>
-          <w:rtl/>
+          <w:rFonts w:ascii="Arial" w:eastAsia="Arial" w:hAnsi="Arial"/>
+          <w:sz w:val="18"/>
+          <w:highlight w:val="lightGray"/>
         </w:rPr>
         <w:t>7</w:t>
       </w:r>
@@ -1307,10 +1306,9 @@
       </w:r>
       <w:r>
         <w:rPr>
-          <w:rFonts w:ascii="Arial" w:eastAsia="Arial" w:hAnsi="Arial" w:hint="cs"/>
-          <w:sz w:val="18"/>
-          <w:highlight w:val="lightGray"/>
-          <w:rtl/>
+          <w:rFonts w:ascii="Arial" w:eastAsia="Arial" w:hAnsi="Arial"/>
+          <w:sz w:val="18"/>
+          <w:highlight w:val="lightGray"/>
         </w:rPr>
         <w:t>5</w:t>
       </w:r>
@@ -1489,7 +1487,6 @@
         <w:rPr>
           <w:rFonts w:ascii="Roboto Mono" w:hAnsi="Roboto Mono"/>
         </w:rPr>
-        <w:lastRenderedPageBreak/>
         <w:t>Each log entry should contain:</w:t>
       </w:r>
     </w:p>
@@ -1507,6 +1504,7 @@
         <w:rPr>
           <w:rFonts w:ascii="Roboto Mono" w:hAnsi="Roboto Mono"/>
         </w:rPr>
+        <w:lastRenderedPageBreak/>
         <w:t xml:space="preserve">Entry Number </w:t>
       </w:r>
     </w:p>
@@ -1861,20 +1859,20 @@
         <w:rPr>
           <w:rFonts w:ascii="Roboto Mono" w:hAnsi="Roboto Mono"/>
         </w:rPr>
+        <w:t xml:space="preserve">   Status Type: [Created / Updated / Deleted / Archived / Restored / Replaced / Merged / Split / Renamed / Moved] -&gt;</w:t>
+      </w:r>
+    </w:p>
+    <w:p>
+      <w:pPr>
+        <w:rPr>
+          <w:rFonts w:ascii="Roboto Mono" w:hAnsi="Roboto Mono"/>
+        </w:rPr>
+      </w:pPr>
+      <w:r>
+        <w:rPr>
+          <w:rFonts w:ascii="Roboto Mono" w:hAnsi="Roboto Mono"/>
+        </w:rPr>
         <w:lastRenderedPageBreak/>
-        <w:t xml:space="preserve">   Status Type: [Created / Updated / Deleted / Archived / Restored / Replaced / Merged / Split / Renamed / Moved] -&gt;</w:t>
-      </w:r>
-    </w:p>
-    <w:p>
-      <w:pPr>
-        <w:rPr>
-          <w:rFonts w:ascii="Roboto Mono" w:hAnsi="Roboto Mono"/>
-        </w:rPr>
-      </w:pPr>
-      <w:r>
-        <w:rPr>
-          <w:rFonts w:ascii="Roboto Mono" w:hAnsi="Roboto Mono"/>
-        </w:rPr>
         <w:t xml:space="preserve">   Action Details: [Short explanation of what happened] -&gt;</w:t>
       </w:r>
     </w:p>
@@ -20887,6 +20885,4368 @@
     <w:p/>
     <w:p/>
     <w:p/>
+    <w:p>
+      <w:pPr>
+        <w:pStyle w:val="Heading2"/>
+      </w:pPr>
+      <w:r>
+        <w:t>2-</w:t>
+      </w:r>
+      <w:r>
+        <w:t>Knowledge Structure</w:t>
+      </w:r>
+    </w:p>
+    <w:p>
+      <w:pPr>
+        <w:pStyle w:val="Heading3"/>
+      </w:pPr>
+      <w:r>
+        <w:t>Knowledge Base</w:t>
+      </w:r>
+    </w:p>
+    <w:p>
+      <w:pPr>
+        <w:pStyle w:val="Heading4"/>
+      </w:pPr>
+      <w:r>
+        <w:rPr>
+          <w:rFonts w:ascii="Segoe UI Emoji" w:hAnsi="Segoe UI Emoji" w:cs="Segoe UI Emoji"/>
+        </w:rPr>
+        <w:t>1-</w:t>
+      </w:r>
+      <w:r>
+        <w:rPr>
+          <w:rFonts w:ascii="Segoe UI Emoji" w:hAnsi="Segoe UI Emoji" w:cs="Segoe UI Emoji"/>
+        </w:rPr>
+        <w:t>✅</w:t>
+      </w:r>
+      <w:r>
+        <w:t xml:space="preserve"> What </w:t>
+      </w:r>
+      <w:r>
+        <w:t>is</w:t>
+      </w:r>
+      <w:r>
+        <w:t xml:space="preserve"> </w:t>
+      </w:r>
+      <w:r>
+        <w:t>Knowledge Structure</w:t>
+      </w:r>
+      <w:r>
+        <w:t xml:space="preserve"> </w:t>
+      </w:r>
+      <w:r>
+        <w:t>?</w:t>
+      </w:r>
+    </w:p>
+    <w:p>
+      <w:pPr>
+        <w:rPr>
+          <w:rFonts w:ascii="Arial" w:hAnsi="Arial"/>
+          <w:color w:val="000000"/>
+          <w:sz w:val="18"/>
+        </w:rPr>
+      </w:pPr>
+      <w:r>
+        <w:rPr>
+          <w:rFonts w:ascii="Arial" w:eastAsia="Arial" w:hAnsi="Arial" w:cs="Arial"/>
+          <w:b/>
+          <w:color w:val="000000"/>
+          <w:sz w:val="18"/>
+          <w:highlight w:val="lightGray"/>
+        </w:rPr>
+        <w:t># Source: AI Source: Provided by: [Data Path</w:t>
+      </w:r>
+      <w:r>
+        <w:rPr>
+          <w:rFonts w:ascii="Arial" w:eastAsia="Arial" w:hAnsi="Arial" w:cs="Arial"/>
+          <w:color w:val="000000"/>
+          <w:sz w:val="18"/>
+          <w:highlight w:val="lightGray"/>
+        </w:rPr>
+        <w:t xml:space="preserve">: Persons Table -&gt; ID Column: 1, Name_En Column: Motasem Essam] -&gt; </w:t>
+      </w:r>
+      <w:r>
+        <w:rPr>
+          <w:rFonts w:ascii="Arial" w:eastAsia="Arial" w:hAnsi="Arial" w:cs="Arial"/>
+          <w:b/>
+          <w:color w:val="000000"/>
+          <w:sz w:val="18"/>
+          <w:highlight w:val="lightGray"/>
+        </w:rPr>
+        <w:t>From:</w:t>
+      </w:r>
+      <w:r>
+        <w:rPr>
+          <w:rFonts w:ascii="Arial" w:eastAsia="Arial" w:hAnsi="Arial" w:cs="Arial"/>
+          <w:color w:val="000000"/>
+          <w:sz w:val="18"/>
+          <w:highlight w:val="lightGray"/>
+        </w:rPr>
+        <w:t xml:space="preserve"> [ChatGPT]</w:t>
+      </w:r>
+      <w:r>
+        <w:rPr>
+          <w:rFonts w:ascii="Arial" w:hAnsi="Arial"/>
+          <w:color w:val="000000"/>
+          <w:sz w:val="18"/>
+          <w:highlight w:val="lightGray"/>
+        </w:rPr>
+        <w:t xml:space="preserve"> </w:t>
+      </w:r>
+      <w:r>
+        <w:rPr>
+          <w:rFonts w:ascii="Arial" w:hAnsi="Arial"/>
+          <w:b/>
+          <w:color w:val="000000"/>
+          <w:sz w:val="18"/>
+          <w:highlight w:val="lightGray"/>
+        </w:rPr>
+        <w:t xml:space="preserve">on </w:t>
+      </w:r>
+      <w:r>
+        <w:rPr>
+          <w:rFonts w:ascii="Arial" w:hAnsi="Arial"/>
+          <w:color w:val="000000"/>
+          <w:sz w:val="18"/>
+          <w:highlight w:val="lightGray"/>
+        </w:rPr>
+        <w:t>[7/14/2025]</w:t>
+      </w:r>
+    </w:p>
+    <w:p>
+      <w:pPr>
+        <w:rPr>
+          <w:rFonts w:ascii="Roboto Mono" w:hAnsi="Roboto Mono"/>
+        </w:rPr>
+      </w:pPr>
+      <w:r>
+        <w:rPr>
+          <w:rFonts w:ascii="Roboto Mono" w:hAnsi="Roboto Mono"/>
+        </w:rPr>
+        <w:t>Knowledge Structure is a system used to organize information in a consistent and logical way so it can be stored, understood, and reused effect</w:t>
+      </w:r>
+      <w:r>
+        <w:rPr>
+          <w:rFonts w:ascii="Roboto Mono" w:hAnsi="Roboto Mono"/>
+        </w:rPr>
+        <w:tab/>
+      </w:r>
+      <w:r>
+        <w:rPr>
+          <w:rFonts w:ascii="Roboto Mono" w:hAnsi="Roboto Mono"/>
+        </w:rPr>
+        <w:t>ively.</w:t>
+      </w:r>
+    </w:p>
+    <w:p>
+      <w:pPr>
+        <w:rPr>
+          <w:rFonts w:ascii="Roboto Mono" w:hAnsi="Roboto Mono"/>
+        </w:rPr>
+      </w:pPr>
+      <w:r>
+        <w:rPr>
+          <w:rFonts w:ascii="Roboto Mono" w:hAnsi="Roboto Mono"/>
+        </w:rPr>
+        <w:t>It defines how knowledge is arranged, grouped, and accessed across different types of information systems.</w:t>
+      </w:r>
+    </w:p>
+    <w:p>
+      <w:pPr>
+        <w:rPr>
+          <w:rFonts w:ascii="Roboto Mono" w:hAnsi="Roboto Mono"/>
+        </w:rPr>
+      </w:pPr>
+      <w:r>
+        <w:rPr>
+          <w:rFonts w:ascii="Roboto Mono" w:hAnsi="Roboto Mono"/>
+        </w:rPr>
+        <w:t>A Knowledge Structure ensures:</w:t>
+      </w:r>
+    </w:p>
+    <w:p>
+      <w:pPr>
+        <w:numPr>
+          <w:ilvl w:val="0"/>
+          <w:numId w:val="29"/>
+        </w:numPr>
+        <w:rPr>
+          <w:rFonts w:ascii="Roboto Mono" w:hAnsi="Roboto Mono"/>
+        </w:rPr>
+      </w:pPr>
+      <w:r>
+        <w:rPr>
+          <w:rFonts w:ascii="Roboto Mono" w:hAnsi="Roboto Mono"/>
+        </w:rPr>
+        <w:t xml:space="preserve">Information is not random or unorganized </w:t>
+      </w:r>
+    </w:p>
+    <w:p>
+      <w:pPr>
+        <w:numPr>
+          <w:ilvl w:val="0"/>
+          <w:numId w:val="29"/>
+        </w:numPr>
+        <w:rPr>
+          <w:rFonts w:ascii="Roboto Mono" w:hAnsi="Roboto Mono"/>
+        </w:rPr>
+      </w:pPr>
+      <w:r>
+        <w:rPr>
+          <w:rFonts w:ascii="Roboto Mono" w:hAnsi="Roboto Mono"/>
+        </w:rPr>
+        <w:t xml:space="preserve">Data is grouped in meaningful sections </w:t>
+      </w:r>
+    </w:p>
+    <w:p>
+      <w:pPr>
+        <w:numPr>
+          <w:ilvl w:val="0"/>
+          <w:numId w:val="29"/>
+        </w:numPr>
+        <w:rPr>
+          <w:rFonts w:ascii="Roboto Mono" w:hAnsi="Roboto Mono"/>
+        </w:rPr>
+      </w:pPr>
+      <w:r>
+        <w:rPr>
+          <w:rFonts w:ascii="Roboto Mono" w:hAnsi="Roboto Mono"/>
+        </w:rPr>
+        <w:t xml:space="preserve">Every knowledge item has a clear location </w:t>
+      </w:r>
+    </w:p>
+    <w:p>
+      <w:pPr>
+        <w:numPr>
+          <w:ilvl w:val="0"/>
+          <w:numId w:val="29"/>
+        </w:numPr>
+        <w:rPr>
+          <w:rFonts w:ascii="Roboto Mono" w:hAnsi="Roboto Mono"/>
+        </w:rPr>
+      </w:pPr>
+      <w:r>
+        <w:rPr>
+          <w:rFonts w:ascii="Roboto Mono" w:hAnsi="Roboto Mono"/>
+        </w:rPr>
+        <w:t xml:space="preserve">Knowledge can be reused and expanded easily </w:t>
+      </w:r>
+    </w:p>
+    <w:p>
+      <w:pPr>
+        <w:rPr>
+          <w:rFonts w:ascii="Roboto Mono" w:hAnsi="Roboto Mono"/>
+        </w:rPr>
+      </w:pPr>
+      <w:r>
+        <w:rPr>
+          <w:rFonts w:ascii="Roboto Mono" w:hAnsi="Roboto Mono"/>
+        </w:rPr>
+        <w:pict w14:anchorId="0587B22B">
+          <v:rect id="_x0000_i1047" style="width:0;height:1.5pt" o:hralign="center" o:hrstd="t" o:hr="t" fillcolor="#a0a0a0" stroked="f"/>
+        </w:pict>
+      </w:r>
+    </w:p>
+    <w:p>
+      <w:pPr>
+        <w:pStyle w:val="Heading3"/>
+        <w:rPr>
+          <w:rStyle w:val="Strong"/>
+          <w:rFonts w:ascii="Roboto Mono" w:hAnsi="Roboto Mono"/>
+        </w:rPr>
+      </w:pPr>
+      <w:r>
+        <w:rPr>
+          <w:rStyle w:val="Strong"/>
+          <w:rFonts w:ascii="Roboto Mono" w:hAnsi="Roboto Mono"/>
+        </w:rPr>
+        <w:t>Rules and Guidelines</w:t>
+      </w:r>
+    </w:p>
+    <w:p>
+      <w:pPr>
+        <w:pStyle w:val="Heading4"/>
+      </w:pPr>
+      <w:r>
+        <w:t>1-</w:t>
+      </w:r>
+      <w:r>
+        <w:t>Knowledge</w:t>
+      </w:r>
+      <w:r>
+        <w:t xml:space="preserve"> </w:t>
+      </w:r>
+      <w:r>
+        <w:t>Structure</w:t>
+      </w:r>
+      <w:r>
+        <w:t>s</w:t>
+      </w:r>
+    </w:p>
+    <w:p>
+      <w:pPr>
+        <w:pStyle w:val="Heading5"/>
+      </w:pPr>
+      <w:r>
+        <w:t>Knowledge</w:t>
+      </w:r>
+      <w:r>
+        <w:t xml:space="preserve"> </w:t>
+      </w:r>
+      <w:r>
+        <w:t>Structure</w:t>
+      </w:r>
+      <w:r>
+        <w:t>s types</w:t>
+      </w:r>
+    </w:p>
+    <w:p>
+      <w:r>
+        <w:rPr>
+          <w:rFonts w:ascii="Arial" w:eastAsia="Arial" w:hAnsi="Arial" w:cs="Arial"/>
+          <w:b/>
+          <w:color w:val="000000"/>
+          <w:sz w:val="18"/>
+          <w:highlight w:val="lightGray"/>
+        </w:rPr>
+        <w:t># Source: AI Source: Provided by: [Data Path</w:t>
+      </w:r>
+      <w:r>
+        <w:rPr>
+          <w:rFonts w:ascii="Arial" w:eastAsia="Arial" w:hAnsi="Arial" w:cs="Arial"/>
+          <w:color w:val="000000"/>
+          <w:sz w:val="18"/>
+          <w:highlight w:val="lightGray"/>
+        </w:rPr>
+        <w:t xml:space="preserve">: Persons Table -&gt; ID Column: 1, Name_En Column: Motasem Essam] -&gt; </w:t>
+      </w:r>
+      <w:r>
+        <w:rPr>
+          <w:rFonts w:ascii="Arial" w:eastAsia="Arial" w:hAnsi="Arial" w:cs="Arial"/>
+          <w:b/>
+          <w:color w:val="000000"/>
+          <w:sz w:val="18"/>
+          <w:highlight w:val="lightGray"/>
+        </w:rPr>
+        <w:t>From:</w:t>
+      </w:r>
+      <w:r>
+        <w:rPr>
+          <w:rFonts w:ascii="Arial" w:eastAsia="Arial" w:hAnsi="Arial" w:cs="Arial"/>
+          <w:color w:val="000000"/>
+          <w:sz w:val="18"/>
+          <w:highlight w:val="lightGray"/>
+        </w:rPr>
+        <w:t xml:space="preserve"> [ChatGPT]</w:t>
+      </w:r>
+      <w:r>
+        <w:rPr>
+          <w:rFonts w:ascii="Arial" w:hAnsi="Arial"/>
+          <w:color w:val="000000"/>
+          <w:sz w:val="18"/>
+          <w:highlight w:val="lightGray"/>
+        </w:rPr>
+        <w:t xml:space="preserve"> </w:t>
+      </w:r>
+      <w:r>
+        <w:rPr>
+          <w:rFonts w:ascii="Arial" w:hAnsi="Arial"/>
+          <w:b/>
+          <w:color w:val="000000"/>
+          <w:sz w:val="18"/>
+          <w:highlight w:val="lightGray"/>
+        </w:rPr>
+        <w:t xml:space="preserve">on </w:t>
+      </w:r>
+      <w:r>
+        <w:rPr>
+          <w:rFonts w:ascii="Arial" w:hAnsi="Arial"/>
+          <w:color w:val="000000"/>
+          <w:sz w:val="18"/>
+          <w:highlight w:val="lightGray"/>
+        </w:rPr>
+        <w:t>[7/14/2025]</w:t>
+      </w:r>
+    </w:p>
+    <w:p>
+      <w:pPr>
+        <w:rPr>
+          <w:rFonts w:ascii="Roboto Mono" w:hAnsi="Roboto Mono"/>
+        </w:rPr>
+      </w:pPr>
+      <w:r>
+        <w:rPr>
+          <w:rFonts w:ascii="Roboto Mono" w:hAnsi="Roboto Mono"/>
+        </w:rPr>
+        <w:t>Knowledge is organized using different structures depending on how the information is meant to be used, stored, and understood.</w:t>
+      </w:r>
+    </w:p>
+    <w:p>
+      <w:pPr>
+        <w:rPr>
+          <w:rFonts w:ascii="Roboto Mono" w:hAnsi="Roboto Mono"/>
+        </w:rPr>
+      </w:pPr>
+    </w:p>
+    <w:p>
+      <w:pPr>
+        <w:pStyle w:val="Heading6"/>
+      </w:pPr>
+      <w:r>
+        <w:t>1-</w:t>
+      </w:r>
+      <w:r>
+        <w:t>Sections Structure</w:t>
+      </w:r>
+    </w:p>
+    <w:p>
+      <w:pPr>
+        <w:pStyle w:val="Heading7"/>
+      </w:pPr>
+      <w:r>
+        <w:t>Description</w:t>
+      </w:r>
+    </w:p>
+    <w:p>
+      <w:r>
+        <w:rPr>
+          <w:rFonts w:ascii="Arial" w:eastAsia="Arial" w:hAnsi="Arial" w:cs="Arial"/>
+          <w:b/>
+          <w:color w:val="000000"/>
+          <w:sz w:val="18"/>
+          <w:highlight w:val="lightGray"/>
+        </w:rPr>
+        <w:t># Source: AI Source: Provided by: [Data Path</w:t>
+      </w:r>
+      <w:r>
+        <w:rPr>
+          <w:rFonts w:ascii="Arial" w:eastAsia="Arial" w:hAnsi="Arial" w:cs="Arial"/>
+          <w:color w:val="000000"/>
+          <w:sz w:val="18"/>
+          <w:highlight w:val="lightGray"/>
+        </w:rPr>
+        <w:t xml:space="preserve">: Persons Table -&gt; ID Column: 1, Name_En Column: Motasem Essam] -&gt; </w:t>
+      </w:r>
+      <w:r>
+        <w:rPr>
+          <w:rFonts w:ascii="Arial" w:eastAsia="Arial" w:hAnsi="Arial" w:cs="Arial"/>
+          <w:b/>
+          <w:color w:val="000000"/>
+          <w:sz w:val="18"/>
+          <w:highlight w:val="lightGray"/>
+        </w:rPr>
+        <w:t>From:</w:t>
+      </w:r>
+      <w:r>
+        <w:rPr>
+          <w:rFonts w:ascii="Arial" w:eastAsia="Arial" w:hAnsi="Arial" w:cs="Arial"/>
+          <w:color w:val="000000"/>
+          <w:sz w:val="18"/>
+          <w:highlight w:val="lightGray"/>
+        </w:rPr>
+        <w:t xml:space="preserve"> [ChatGPT]</w:t>
+      </w:r>
+      <w:r>
+        <w:rPr>
+          <w:rFonts w:ascii="Arial" w:hAnsi="Arial"/>
+          <w:color w:val="000000"/>
+          <w:sz w:val="18"/>
+          <w:highlight w:val="lightGray"/>
+        </w:rPr>
+        <w:t xml:space="preserve"> </w:t>
+      </w:r>
+      <w:r>
+        <w:rPr>
+          <w:rFonts w:ascii="Arial" w:hAnsi="Arial"/>
+          <w:b/>
+          <w:color w:val="000000"/>
+          <w:sz w:val="18"/>
+          <w:highlight w:val="lightGray"/>
+        </w:rPr>
+        <w:t xml:space="preserve">on </w:t>
+      </w:r>
+      <w:r>
+        <w:rPr>
+          <w:rFonts w:ascii="Arial" w:hAnsi="Arial"/>
+          <w:color w:val="000000"/>
+          <w:sz w:val="18"/>
+          <w:highlight w:val="lightGray"/>
+        </w:rPr>
+        <w:t>[7/14/2025]</w:t>
+      </w:r>
+    </w:p>
+    <w:p>
+      <w:pPr>
+        <w:rPr>
+          <w:rFonts w:ascii="Roboto Mono" w:hAnsi="Roboto Mono"/>
+        </w:rPr>
+      </w:pPr>
+      <w:r>
+        <w:rPr>
+          <w:rFonts w:ascii="Roboto Mono" w:hAnsi="Roboto Mono"/>
+        </w:rPr>
+        <w:t>Sections Structure is a method of organizing knowledge where a single topic or subject is divided into multiple sections. Each section focuses on one specific aspect of the topic to make the information clearer, more structured, and easier to understand.</w:t>
+      </w:r>
+    </w:p>
+    <w:p>
+      <w:pPr>
+        <w:rPr>
+          <w:rFonts w:ascii="Roboto Mono" w:hAnsi="Roboto Mono"/>
+        </w:rPr>
+      </w:pPr>
+      <w:r>
+        <w:rPr>
+          <w:rFonts w:ascii="Roboto Mono" w:hAnsi="Roboto Mono"/>
+        </w:rPr>
+        <w:t>It is used when a subject is too large or complex to be explained in one block, and needs to be broken down into meaningful parts.</w:t>
+      </w:r>
+    </w:p>
+    <w:p>
+      <w:pPr>
+        <w:rPr>
+          <w:rFonts w:ascii="Roboto Mono" w:hAnsi="Roboto Mono"/>
+        </w:rPr>
+      </w:pPr>
+      <w:r>
+        <w:rPr>
+          <w:rFonts w:ascii="Roboto Mono" w:hAnsi="Roboto Mono"/>
+        </w:rPr>
+        <w:t>This structure is mainly used for:</w:t>
+      </w:r>
+    </w:p>
+    <w:p>
+      <w:pPr>
+        <w:numPr>
+          <w:ilvl w:val="0"/>
+          <w:numId w:val="35"/>
+        </w:numPr>
+        <w:rPr>
+          <w:rFonts w:ascii="Roboto Mono" w:hAnsi="Roboto Mono"/>
+        </w:rPr>
+      </w:pPr>
+      <w:r>
+        <w:rPr>
+          <w:rFonts w:ascii="Roboto Mono" w:hAnsi="Roboto Mono"/>
+        </w:rPr>
+        <w:t xml:space="preserve">Detailed topic documentation </w:t>
+      </w:r>
+    </w:p>
+    <w:p>
+      <w:pPr>
+        <w:numPr>
+          <w:ilvl w:val="0"/>
+          <w:numId w:val="35"/>
+        </w:numPr>
+        <w:rPr>
+          <w:rFonts w:ascii="Roboto Mono" w:hAnsi="Roboto Mono"/>
+        </w:rPr>
+      </w:pPr>
+      <w:r>
+        <w:rPr>
+          <w:rFonts w:ascii="Roboto Mono" w:hAnsi="Roboto Mono"/>
+        </w:rPr>
+        <w:t xml:space="preserve">Technical explanations </w:t>
+      </w:r>
+    </w:p>
+    <w:p>
+      <w:pPr>
+        <w:numPr>
+          <w:ilvl w:val="0"/>
+          <w:numId w:val="35"/>
+        </w:numPr>
+        <w:rPr>
+          <w:rFonts w:ascii="Roboto Mono" w:hAnsi="Roboto Mono"/>
+        </w:rPr>
+      </w:pPr>
+      <w:r>
+        <w:rPr>
+          <w:rFonts w:ascii="Roboto Mono" w:hAnsi="Roboto Mono"/>
+        </w:rPr>
+        <w:t xml:space="preserve">System and product descriptions </w:t>
+      </w:r>
+    </w:p>
+    <w:p>
+      <w:pPr>
+        <w:numPr>
+          <w:ilvl w:val="0"/>
+          <w:numId w:val="35"/>
+        </w:numPr>
+        <w:rPr>
+          <w:rFonts w:ascii="Roboto Mono" w:hAnsi="Roboto Mono"/>
+        </w:rPr>
+      </w:pPr>
+      <w:r>
+        <w:rPr>
+          <w:rFonts w:ascii="Roboto Mono" w:hAnsi="Roboto Mono"/>
+        </w:rPr>
+        <w:t xml:space="preserve">Research and knowledge guides </w:t>
+      </w:r>
+    </w:p>
+    <w:p>
+      <w:pPr>
+        <w:numPr>
+          <w:ilvl w:val="0"/>
+          <w:numId w:val="35"/>
+        </w:numPr>
+        <w:rPr>
+          <w:rFonts w:ascii="Roboto Mono" w:hAnsi="Roboto Mono"/>
+        </w:rPr>
+      </w:pPr>
+      <w:r>
+        <w:rPr>
+          <w:rFonts w:ascii="Roboto Mono" w:hAnsi="Roboto Mono"/>
+        </w:rPr>
+        <w:t xml:space="preserve">Structured manuals </w:t>
+      </w:r>
+    </w:p>
+    <w:p>
+      <w:pPr>
+        <w:rPr>
+          <w:rFonts w:ascii="Roboto Mono" w:hAnsi="Roboto Mono"/>
+        </w:rPr>
+      </w:pPr>
+      <w:r>
+        <w:rPr>
+          <w:rFonts w:ascii="Roboto Mono" w:hAnsi="Roboto Mono"/>
+        </w:rPr>
+        <w:t>Each section represents one part of the topic and contributes to the complete understanding of the subject.</w:t>
+      </w:r>
+    </w:p>
+    <w:p>
+      <w:pPr>
+        <w:rPr>
+          <w:rFonts w:ascii="Roboto Mono" w:hAnsi="Roboto Mono"/>
+        </w:rPr>
+      </w:pPr>
+      <w:r>
+        <w:rPr>
+          <w:rFonts w:ascii="Roboto Mono" w:hAnsi="Roboto Mono"/>
+        </w:rPr>
+        <w:pict w14:anchorId="6BCD0937">
+          <v:rect id="_x0000_i1728" style="width:0;height:1.5pt" o:hralign="center" o:hrstd="t" o:hr="t" fillcolor="#a0a0a0" stroked="f"/>
+        </w:pict>
+      </w:r>
+    </w:p>
+    <w:p>
+      <w:pPr>
+        <w:pStyle w:val="Heading7"/>
+      </w:pPr>
+      <w:r>
+        <w:t>Format</w:t>
+      </w:r>
+    </w:p>
+    <w:p>
+      <w:r>
+        <w:rPr>
+          <w:rFonts w:ascii="Arial" w:eastAsia="Arial" w:hAnsi="Arial" w:cs="Arial"/>
+          <w:b/>
+          <w:color w:val="000000"/>
+          <w:sz w:val="18"/>
+          <w:highlight w:val="lightGray"/>
+        </w:rPr>
+        <w:t># Source: AI Source: Provided by: [Data Path</w:t>
+      </w:r>
+      <w:r>
+        <w:rPr>
+          <w:rFonts w:ascii="Arial" w:eastAsia="Arial" w:hAnsi="Arial" w:cs="Arial"/>
+          <w:color w:val="000000"/>
+          <w:sz w:val="18"/>
+          <w:highlight w:val="lightGray"/>
+        </w:rPr>
+        <w:t xml:space="preserve">: Persons Table -&gt; ID Column: 1, Name_En Column: Motasem Essam] -&gt; </w:t>
+      </w:r>
+      <w:r>
+        <w:rPr>
+          <w:rFonts w:ascii="Arial" w:eastAsia="Arial" w:hAnsi="Arial" w:cs="Arial"/>
+          <w:b/>
+          <w:color w:val="000000"/>
+          <w:sz w:val="18"/>
+          <w:highlight w:val="lightGray"/>
+        </w:rPr>
+        <w:t>From:</w:t>
+      </w:r>
+      <w:r>
+        <w:rPr>
+          <w:rFonts w:ascii="Arial" w:eastAsia="Arial" w:hAnsi="Arial" w:cs="Arial"/>
+          <w:color w:val="000000"/>
+          <w:sz w:val="18"/>
+          <w:highlight w:val="lightGray"/>
+        </w:rPr>
+        <w:t xml:space="preserve"> [ChatGPT]</w:t>
+      </w:r>
+      <w:r>
+        <w:rPr>
+          <w:rFonts w:ascii="Arial" w:hAnsi="Arial"/>
+          <w:color w:val="000000"/>
+          <w:sz w:val="18"/>
+          <w:highlight w:val="lightGray"/>
+        </w:rPr>
+        <w:t xml:space="preserve"> </w:t>
+      </w:r>
+      <w:r>
+        <w:rPr>
+          <w:rFonts w:ascii="Arial" w:hAnsi="Arial"/>
+          <w:b/>
+          <w:color w:val="000000"/>
+          <w:sz w:val="18"/>
+          <w:highlight w:val="lightGray"/>
+        </w:rPr>
+        <w:t xml:space="preserve">on </w:t>
+      </w:r>
+      <w:r>
+        <w:rPr>
+          <w:rFonts w:ascii="Arial" w:hAnsi="Arial"/>
+          <w:color w:val="000000"/>
+          <w:sz w:val="18"/>
+          <w:highlight w:val="lightGray"/>
+        </w:rPr>
+        <w:t>[7/14/2025]</w:t>
+      </w:r>
+    </w:p>
+    <w:p>
+      <w:pPr>
+        <w:rPr>
+          <w:rFonts w:ascii="Roboto Mono" w:hAnsi="Roboto Mono"/>
+        </w:rPr>
+      </w:pPr>
+      <w:r>
+        <w:rPr>
+          <w:rFonts w:ascii="Roboto Mono" w:hAnsi="Roboto Mono"/>
+          <w:b/>
+          <w:bCs/>
+        </w:rPr>
+        <w:t>Topic:</w:t>
+      </w:r>
+      <w:r>
+        <w:rPr>
+          <w:rFonts w:ascii="Roboto Mono" w:hAnsi="Roboto Mono"/>
+        </w:rPr>
+        <w:t xml:space="preserve"> &lt;main subject name&gt;</w:t>
+      </w:r>
+      <w:r>
+        <w:rPr>
+          <w:rFonts w:ascii="Roboto Mono" w:hAnsi="Roboto Mono"/>
+        </w:rPr>
+        <w:br/>
+      </w:r>
+      <w:r>
+        <w:rPr>
+          <w:rFonts w:ascii="Roboto Mono" w:hAnsi="Roboto Mono"/>
+          <w:b/>
+          <w:bCs/>
+        </w:rPr>
+        <w:t>Category:</w:t>
+      </w:r>
+      <w:r>
+        <w:rPr>
+          <w:rFonts w:ascii="Roboto Mono" w:hAnsi="Roboto Mono"/>
+        </w:rPr>
+        <w:t xml:space="preserve"> &lt;type of knowledge&gt;</w:t>
+      </w:r>
+    </w:p>
+    <w:p>
+      <w:pPr>
+        <w:rPr>
+          <w:rFonts w:ascii="Roboto Mono" w:hAnsi="Roboto Mono"/>
+        </w:rPr>
+      </w:pPr>
+      <w:r>
+        <w:rPr>
+          <w:rFonts w:ascii="Roboto Mono" w:hAnsi="Roboto Mono"/>
+        </w:rPr>
+        <w:pict w14:anchorId="33E7776C">
+          <v:rect id="_x0000_i1729" style="width:0;height:1.5pt" o:hralign="center" o:hrstd="t" o:hr="t" fillcolor="#a0a0a0" stroked="f"/>
+        </w:pict>
+      </w:r>
+    </w:p>
+    <w:p>
+      <w:pPr>
+        <w:rPr>
+          <w:rFonts w:ascii="Roboto Mono" w:hAnsi="Roboto Mono"/>
+          <w:b/>
+          <w:bCs/>
+        </w:rPr>
+      </w:pPr>
+      <w:r>
+        <w:rPr>
+          <w:rFonts w:ascii="Roboto Mono" w:hAnsi="Roboto Mono"/>
+          <w:b/>
+          <w:bCs/>
+        </w:rPr>
+        <w:t>Section: &lt;section name&gt;</w:t>
+      </w:r>
+    </w:p>
+    <w:p>
+      <w:pPr>
+        <w:rPr>
+          <w:rFonts w:ascii="Roboto Mono" w:hAnsi="Roboto Mono"/>
+        </w:rPr>
+      </w:pPr>
+      <w:r>
+        <w:rPr>
+          <w:rFonts w:ascii="Roboto Mono" w:hAnsi="Roboto Mono"/>
+          <w:b/>
+          <w:bCs/>
+        </w:rPr>
+        <w:t>Source:</w:t>
+      </w:r>
+      <w:r>
+        <w:rPr>
+          <w:rFonts w:ascii="Roboto Mono" w:hAnsi="Roboto Mono"/>
+        </w:rPr>
+        <w:t xml:space="preserve"> &lt;source type&gt;</w:t>
+      </w:r>
+    </w:p>
+    <w:p>
+      <w:pPr>
+        <w:rPr>
+          <w:rFonts w:ascii="Roboto Mono" w:hAnsi="Roboto Mono"/>
+        </w:rPr>
+      </w:pPr>
+      <w:r>
+        <w:rPr>
+          <w:rFonts w:ascii="Roboto Mono" w:hAnsi="Roboto Mono"/>
+        </w:rPr>
+        <w:lastRenderedPageBreak/>
+        <w:t xml:space="preserve">&lt;content&gt; </w:t>
+      </w:r>
+    </w:p>
+    <w:p>
+      <w:pPr>
+        <w:rPr>
+          <w:rFonts w:ascii="Roboto Mono" w:hAnsi="Roboto Mono"/>
+        </w:rPr>
+      </w:pPr>
+      <w:r>
+        <w:rPr>
+          <w:rFonts w:ascii="Roboto Mono" w:hAnsi="Roboto Mono"/>
+        </w:rPr>
+        <w:pict w14:anchorId="51DD2833">
+          <v:rect id="_x0000_i1730" style="width:0;height:1.5pt" o:hralign="center" o:hrstd="t" o:hr="t" fillcolor="#a0a0a0" stroked="f"/>
+        </w:pict>
+      </w:r>
+    </w:p>
+    <w:p>
+      <w:pPr>
+        <w:rPr>
+          <w:rFonts w:ascii="Roboto Mono" w:hAnsi="Roboto Mono"/>
+          <w:b/>
+          <w:bCs/>
+        </w:rPr>
+      </w:pPr>
+      <w:r>
+        <w:rPr>
+          <w:rFonts w:ascii="Roboto Mono" w:hAnsi="Roboto Mono"/>
+          <w:b/>
+          <w:bCs/>
+        </w:rPr>
+        <w:t>Section: &lt;section name&gt;</w:t>
+      </w:r>
+    </w:p>
+    <w:p>
+      <w:pPr>
+        <w:rPr>
+          <w:rFonts w:ascii="Roboto Mono" w:hAnsi="Roboto Mono"/>
+        </w:rPr>
+      </w:pPr>
+      <w:r>
+        <w:rPr>
+          <w:rFonts w:ascii="Roboto Mono" w:hAnsi="Roboto Mono"/>
+          <w:b/>
+          <w:bCs/>
+        </w:rPr>
+        <w:t>Source:</w:t>
+      </w:r>
+      <w:r>
+        <w:rPr>
+          <w:rFonts w:ascii="Roboto Mono" w:hAnsi="Roboto Mono"/>
+        </w:rPr>
+        <w:t xml:space="preserve"> &lt;source type&gt;</w:t>
+      </w:r>
+    </w:p>
+    <w:p>
+      <w:pPr>
+        <w:rPr>
+          <w:rFonts w:ascii="Roboto Mono" w:hAnsi="Roboto Mono"/>
+        </w:rPr>
+      </w:pPr>
+      <w:r>
+        <w:rPr>
+          <w:rFonts w:ascii="Roboto Mono" w:hAnsi="Roboto Mono"/>
+        </w:rPr>
+        <w:t xml:space="preserve">&lt;content&gt; </w:t>
+      </w:r>
+    </w:p>
+    <w:p>
+      <w:pPr>
+        <w:rPr>
+          <w:rFonts w:ascii="Roboto Mono" w:hAnsi="Roboto Mono"/>
+        </w:rPr>
+      </w:pPr>
+      <w:r>
+        <w:rPr>
+          <w:rFonts w:ascii="Roboto Mono" w:hAnsi="Roboto Mono"/>
+        </w:rPr>
+        <w:pict w14:anchorId="2C5C0EAF">
+          <v:rect id="_x0000_i1731" style="width:0;height:1.5pt" o:hralign="center" o:hrstd="t" o:hr="t" fillcolor="#a0a0a0" stroked="f"/>
+        </w:pict>
+      </w:r>
+    </w:p>
+    <w:p>
+      <w:pPr>
+        <w:rPr>
+          <w:rFonts w:ascii="Roboto Mono" w:hAnsi="Roboto Mono"/>
+          <w:b/>
+          <w:bCs/>
+        </w:rPr>
+      </w:pPr>
+      <w:r>
+        <w:rPr>
+          <w:rFonts w:ascii="Roboto Mono" w:hAnsi="Roboto Mono"/>
+          <w:b/>
+          <w:bCs/>
+        </w:rPr>
+        <w:t>Section: &lt;section name&gt;</w:t>
+      </w:r>
+    </w:p>
+    <w:p>
+      <w:pPr>
+        <w:rPr>
+          <w:rFonts w:ascii="Roboto Mono" w:hAnsi="Roboto Mono"/>
+        </w:rPr>
+      </w:pPr>
+      <w:r>
+        <w:rPr>
+          <w:rFonts w:ascii="Roboto Mono" w:hAnsi="Roboto Mono"/>
+          <w:b/>
+          <w:bCs/>
+        </w:rPr>
+        <w:t>Source:</w:t>
+      </w:r>
+      <w:r>
+        <w:rPr>
+          <w:rFonts w:ascii="Roboto Mono" w:hAnsi="Roboto Mono"/>
+        </w:rPr>
+        <w:t xml:space="preserve"> &lt;source type&gt;</w:t>
+      </w:r>
+    </w:p>
+    <w:p>
+      <w:pPr>
+        <w:rPr>
+          <w:rFonts w:ascii="Roboto Mono" w:hAnsi="Roboto Mono"/>
+        </w:rPr>
+      </w:pPr>
+      <w:r>
+        <w:rPr>
+          <w:rFonts w:ascii="Roboto Mono" w:hAnsi="Roboto Mono"/>
+        </w:rPr>
+        <w:t xml:space="preserve">&lt;content&gt; </w:t>
+      </w:r>
+    </w:p>
+    <w:p>
+      <w:pPr>
+        <w:rPr>
+          <w:rFonts w:ascii="Roboto Mono" w:hAnsi="Roboto Mono"/>
+        </w:rPr>
+      </w:pPr>
+      <w:r>
+        <w:rPr>
+          <w:rFonts w:ascii="Roboto Mono" w:hAnsi="Roboto Mono"/>
+        </w:rPr>
+        <w:pict w14:anchorId="62AC2777">
+          <v:rect id="_x0000_i1732" style="width:0;height:1.5pt" o:hralign="center" o:hrstd="t" o:hr="t" fillcolor="#a0a0a0" stroked="f"/>
+        </w:pict>
+      </w:r>
+    </w:p>
+    <w:p>
+      <w:pPr>
+        <w:pStyle w:val="Heading7"/>
+      </w:pPr>
+      <w:r>
+        <w:t>Example</w:t>
+      </w:r>
+    </w:p>
+    <w:p>
+      <w:r>
+        <w:rPr>
+          <w:rFonts w:ascii="Arial" w:eastAsia="Arial" w:hAnsi="Arial" w:cs="Arial"/>
+          <w:b/>
+          <w:color w:val="000000"/>
+          <w:sz w:val="18"/>
+          <w:highlight w:val="lightGray"/>
+        </w:rPr>
+        <w:t># Source: AI Source: Provided by: [Data Path</w:t>
+      </w:r>
+      <w:r>
+        <w:rPr>
+          <w:rFonts w:ascii="Arial" w:eastAsia="Arial" w:hAnsi="Arial" w:cs="Arial"/>
+          <w:color w:val="000000"/>
+          <w:sz w:val="18"/>
+          <w:highlight w:val="lightGray"/>
+        </w:rPr>
+        <w:t xml:space="preserve">: Persons Table -&gt; ID Column: 1, Name_En Column: Motasem Essam] -&gt; </w:t>
+      </w:r>
+      <w:r>
+        <w:rPr>
+          <w:rFonts w:ascii="Arial" w:eastAsia="Arial" w:hAnsi="Arial" w:cs="Arial"/>
+          <w:b/>
+          <w:color w:val="000000"/>
+          <w:sz w:val="18"/>
+          <w:highlight w:val="lightGray"/>
+        </w:rPr>
+        <w:t>From:</w:t>
+      </w:r>
+      <w:r>
+        <w:rPr>
+          <w:rFonts w:ascii="Arial" w:eastAsia="Arial" w:hAnsi="Arial" w:cs="Arial"/>
+          <w:color w:val="000000"/>
+          <w:sz w:val="18"/>
+          <w:highlight w:val="lightGray"/>
+        </w:rPr>
+        <w:t xml:space="preserve"> [ChatGPT]</w:t>
+      </w:r>
+      <w:r>
+        <w:rPr>
+          <w:rFonts w:ascii="Arial" w:hAnsi="Arial"/>
+          <w:color w:val="000000"/>
+          <w:sz w:val="18"/>
+          <w:highlight w:val="lightGray"/>
+        </w:rPr>
+        <w:t xml:space="preserve"> </w:t>
+      </w:r>
+      <w:r>
+        <w:rPr>
+          <w:rFonts w:ascii="Arial" w:hAnsi="Arial"/>
+          <w:b/>
+          <w:color w:val="000000"/>
+          <w:sz w:val="18"/>
+          <w:highlight w:val="lightGray"/>
+        </w:rPr>
+        <w:t xml:space="preserve">on </w:t>
+      </w:r>
+      <w:r>
+        <w:rPr>
+          <w:rFonts w:ascii="Arial" w:hAnsi="Arial"/>
+          <w:color w:val="000000"/>
+          <w:sz w:val="18"/>
+          <w:highlight w:val="lightGray"/>
+        </w:rPr>
+        <w:t>[7/14/2025]</w:t>
+      </w:r>
+    </w:p>
+    <w:p>
+      <w:pPr>
+        <w:rPr>
+          <w:rFonts w:ascii="Roboto Mono" w:hAnsi="Roboto Mono"/>
+        </w:rPr>
+      </w:pPr>
+      <w:r>
+        <w:rPr>
+          <w:rFonts w:ascii="Roboto Mono" w:hAnsi="Roboto Mono"/>
+          <w:b/>
+          <w:bCs/>
+        </w:rPr>
+        <w:t>Topic:</w:t>
+      </w:r>
+      <w:r>
+        <w:rPr>
+          <w:rFonts w:ascii="Roboto Mono" w:hAnsi="Roboto Mono"/>
+        </w:rPr>
+        <w:t xml:space="preserve"> Blueprint System</w:t>
+      </w:r>
+      <w:r>
+        <w:rPr>
+          <w:rFonts w:ascii="Roboto Mono" w:hAnsi="Roboto Mono"/>
+        </w:rPr>
+        <w:br/>
+      </w:r>
+      <w:r>
+        <w:rPr>
+          <w:rFonts w:ascii="Roboto Mono" w:hAnsi="Roboto Mono"/>
+          <w:b/>
+          <w:bCs/>
+        </w:rPr>
+        <w:t>Category:</w:t>
+      </w:r>
+      <w:r>
+        <w:rPr>
+          <w:rFonts w:ascii="Roboto Mono" w:hAnsi="Roboto Mono"/>
+        </w:rPr>
+        <w:t xml:space="preserve"> Documentation</w:t>
+      </w:r>
+    </w:p>
+    <w:p>
+      <w:pPr>
+        <w:rPr>
+          <w:rFonts w:ascii="Roboto Mono" w:hAnsi="Roboto Mono"/>
+        </w:rPr>
+      </w:pPr>
+      <w:r>
+        <w:rPr>
+          <w:rFonts w:ascii="Roboto Mono" w:hAnsi="Roboto Mono"/>
+        </w:rPr>
+        <w:pict w14:anchorId="0172DC8C">
+          <v:rect id="_x0000_i1733" style="width:0;height:1.5pt" o:hralign="center" o:hrstd="t" o:hr="t" fillcolor="#a0a0a0" stroked="f"/>
+        </w:pict>
+      </w:r>
+    </w:p>
+    <w:p>
+      <w:pPr>
+        <w:rPr>
+          <w:rFonts w:ascii="Roboto Mono" w:hAnsi="Roboto Mono"/>
+          <w:b/>
+          <w:bCs/>
+        </w:rPr>
+      </w:pPr>
+      <w:r>
+        <w:rPr>
+          <w:rFonts w:ascii="Roboto Mono" w:hAnsi="Roboto Mono"/>
+          <w:b/>
+          <w:bCs/>
+        </w:rPr>
+        <w:t>Section: Definition</w:t>
+      </w:r>
+    </w:p>
+    <w:p>
+      <w:pPr>
+        <w:rPr>
+          <w:rFonts w:ascii="Roboto Mono" w:hAnsi="Roboto Mono"/>
+        </w:rPr>
+      </w:pPr>
+      <w:r>
+        <w:rPr>
+          <w:rFonts w:ascii="Roboto Mono" w:hAnsi="Roboto Mono"/>
+          <w:b/>
+          <w:bCs/>
+        </w:rPr>
+        <w:t>Source:</w:t>
+      </w:r>
+      <w:r>
+        <w:rPr>
+          <w:rFonts w:ascii="Roboto Mono" w:hAnsi="Roboto Mono"/>
+        </w:rPr>
+        <w:t xml:space="preserve"> AI Source</w:t>
+      </w:r>
+    </w:p>
+    <w:p>
+      <w:pPr>
+        <w:rPr>
+          <w:rFonts w:ascii="Roboto Mono" w:hAnsi="Roboto Mono"/>
+        </w:rPr>
+      </w:pPr>
+      <w:r>
+        <w:rPr>
+          <w:rFonts w:ascii="Roboto Mono" w:hAnsi="Roboto Mono"/>
+        </w:rPr>
+        <w:t>A blueprint system is a structured method used to design and organize plans before implementation.</w:t>
+      </w:r>
+    </w:p>
+    <w:p>
+      <w:pPr>
+        <w:rPr>
+          <w:rFonts w:ascii="Roboto Mono" w:hAnsi="Roboto Mono"/>
+        </w:rPr>
+      </w:pPr>
+      <w:r>
+        <w:rPr>
+          <w:rFonts w:ascii="Roboto Mono" w:hAnsi="Roboto Mono"/>
+        </w:rPr>
+        <w:pict w14:anchorId="2E8391F2">
+          <v:rect id="_x0000_i1734" style="width:0;height:1.5pt" o:hralign="center" o:hrstd="t" o:hr="t" fillcolor="#a0a0a0" stroked="f"/>
+        </w:pict>
+      </w:r>
+    </w:p>
+    <w:p>
+      <w:pPr>
+        <w:rPr>
+          <w:rFonts w:ascii="Roboto Mono" w:hAnsi="Roboto Mono"/>
+          <w:b/>
+          <w:bCs/>
+        </w:rPr>
+      </w:pPr>
+      <w:r>
+        <w:rPr>
+          <w:rFonts w:ascii="Roboto Mono" w:hAnsi="Roboto Mono"/>
+          <w:b/>
+          <w:bCs/>
+        </w:rPr>
+        <w:t>Section: Purpose</w:t>
+      </w:r>
+    </w:p>
+    <w:p>
+      <w:pPr>
+        <w:rPr>
+          <w:rFonts w:ascii="Roboto Mono" w:hAnsi="Roboto Mono"/>
+        </w:rPr>
+      </w:pPr>
+      <w:r>
+        <w:rPr>
+          <w:rFonts w:ascii="Roboto Mono" w:hAnsi="Roboto Mono"/>
+          <w:b/>
+          <w:bCs/>
+        </w:rPr>
+        <w:t>Source:</w:t>
+      </w:r>
+      <w:r>
+        <w:rPr>
+          <w:rFonts w:ascii="Roboto Mono" w:hAnsi="Roboto Mono"/>
+        </w:rPr>
+        <w:t xml:space="preserve"> AI Source</w:t>
+      </w:r>
+    </w:p>
+    <w:p>
+      <w:pPr>
+        <w:rPr>
+          <w:rFonts w:ascii="Roboto Mono" w:hAnsi="Roboto Mono"/>
+        </w:rPr>
+      </w:pPr>
+      <w:r>
+        <w:rPr>
+          <w:rFonts w:ascii="Roboto Mono" w:hAnsi="Roboto Mono"/>
+        </w:rPr>
+        <w:t>The purpose of a blueprint system is to ensure clarity, consistency, and proper planning before execution.</w:t>
+      </w:r>
+    </w:p>
+    <w:p>
+      <w:pPr>
+        <w:rPr>
+          <w:rFonts w:ascii="Roboto Mono" w:hAnsi="Roboto Mono"/>
+        </w:rPr>
+      </w:pPr>
+      <w:r>
+        <w:rPr>
+          <w:rFonts w:ascii="Roboto Mono" w:hAnsi="Roboto Mono"/>
+        </w:rPr>
+        <w:pict w14:anchorId="0882B567">
+          <v:rect id="_x0000_i1735" style="width:0;height:1.5pt" o:hralign="center" o:hrstd="t" o:hr="t" fillcolor="#a0a0a0" stroked="f"/>
+        </w:pict>
+      </w:r>
+    </w:p>
+    <w:p>
+      <w:pPr>
+        <w:rPr>
+          <w:rFonts w:ascii="Roboto Mono" w:hAnsi="Roboto Mono"/>
+          <w:b/>
+          <w:bCs/>
+        </w:rPr>
+      </w:pPr>
+      <w:r>
+        <w:rPr>
+          <w:rFonts w:ascii="Roboto Mono" w:hAnsi="Roboto Mono"/>
+          <w:b/>
+          <w:bCs/>
+        </w:rPr>
+        <w:t>Section: Usage</w:t>
+      </w:r>
+    </w:p>
+    <w:p>
+      <w:pPr>
+        <w:rPr>
+          <w:rFonts w:ascii="Roboto Mono" w:hAnsi="Roboto Mono"/>
+        </w:rPr>
+      </w:pPr>
+      <w:r>
+        <w:rPr>
+          <w:rFonts w:ascii="Roboto Mono" w:hAnsi="Roboto Mono"/>
+          <w:b/>
+          <w:bCs/>
+        </w:rPr>
+        <w:lastRenderedPageBreak/>
+        <w:t>Source:</w:t>
+      </w:r>
+      <w:r>
+        <w:rPr>
+          <w:rFonts w:ascii="Roboto Mono" w:hAnsi="Roboto Mono"/>
+        </w:rPr>
+        <w:t xml:space="preserve"> AI Source</w:t>
+      </w:r>
+    </w:p>
+    <w:p>
+      <w:pPr>
+        <w:rPr>
+          <w:rFonts w:ascii="Roboto Mono" w:hAnsi="Roboto Mono"/>
+        </w:rPr>
+      </w:pPr>
+      <w:r>
+        <w:rPr>
+          <w:rFonts w:ascii="Roboto Mono" w:hAnsi="Roboto Mono"/>
+        </w:rPr>
+        <w:t>Blueprint systems are used in software design, architecture, workflows, and knowledge management systems.</w:t>
+      </w:r>
+    </w:p>
+    <w:p>
+      <w:pPr>
+        <w:rPr>
+          <w:rFonts w:ascii="Roboto Mono" w:hAnsi="Roboto Mono"/>
+        </w:rPr>
+      </w:pPr>
+      <w:r>
+        <w:rPr>
+          <w:rFonts w:ascii="Roboto Mono" w:hAnsi="Roboto Mono"/>
+        </w:rPr>
+        <w:pict w14:anchorId="1975F026">
+          <v:rect id="_x0000_i1736" style="width:0;height:1.5pt" o:hralign="center" o:hrstd="t" o:hr="t" fillcolor="#a0a0a0" stroked="f"/>
+        </w:pict>
+      </w:r>
+    </w:p>
+    <w:p>
+      <w:pPr>
+        <w:rPr>
+          <w:rFonts w:ascii="Roboto Mono" w:hAnsi="Roboto Mono"/>
+          <w:b/>
+          <w:bCs/>
+        </w:rPr>
+      </w:pPr>
+      <w:r>
+        <w:rPr>
+          <w:rFonts w:ascii="Roboto Mono" w:hAnsi="Roboto Mono"/>
+          <w:b/>
+          <w:bCs/>
+        </w:rPr>
+        <w:t>Key Characteristics</w:t>
+      </w:r>
+    </w:p>
+    <w:p>
+      <w:pPr>
+        <w:numPr>
+          <w:ilvl w:val="0"/>
+          <w:numId w:val="36"/>
+        </w:numPr>
+        <w:rPr>
+          <w:rFonts w:ascii="Roboto Mono" w:hAnsi="Roboto Mono"/>
+        </w:rPr>
+      </w:pPr>
+      <w:r>
+        <w:rPr>
+          <w:rFonts w:ascii="Roboto Mono" w:hAnsi="Roboto Mono"/>
+        </w:rPr>
+        <w:t xml:space="preserve">Topic is divided into multiple structured sections </w:t>
+      </w:r>
+    </w:p>
+    <w:p>
+      <w:pPr>
+        <w:numPr>
+          <w:ilvl w:val="0"/>
+          <w:numId w:val="36"/>
+        </w:numPr>
+        <w:rPr>
+          <w:rFonts w:ascii="Roboto Mono" w:hAnsi="Roboto Mono"/>
+        </w:rPr>
+      </w:pPr>
+      <w:r>
+        <w:rPr>
+          <w:rFonts w:ascii="Roboto Mono" w:hAnsi="Roboto Mono"/>
+        </w:rPr>
+        <w:t xml:space="preserve">Each section focuses on a single aspect </w:t>
+      </w:r>
+    </w:p>
+    <w:p>
+      <w:pPr>
+        <w:numPr>
+          <w:ilvl w:val="0"/>
+          <w:numId w:val="36"/>
+        </w:numPr>
+        <w:rPr>
+          <w:rFonts w:ascii="Roboto Mono" w:hAnsi="Roboto Mono"/>
+        </w:rPr>
+      </w:pPr>
+      <w:r>
+        <w:rPr>
+          <w:rFonts w:ascii="Roboto Mono" w:hAnsi="Roboto Mono"/>
+        </w:rPr>
+        <w:t xml:space="preserve">Simple and readable organization </w:t>
+      </w:r>
+    </w:p>
+    <w:p>
+      <w:pPr>
+        <w:numPr>
+          <w:ilvl w:val="0"/>
+          <w:numId w:val="36"/>
+        </w:numPr>
+        <w:rPr>
+          <w:rFonts w:ascii="Roboto Mono" w:hAnsi="Roboto Mono"/>
+        </w:rPr>
+      </w:pPr>
+      <w:r>
+        <w:rPr>
+          <w:rFonts w:ascii="Roboto Mono" w:hAnsi="Roboto Mono"/>
+        </w:rPr>
+        <w:t xml:space="preserve">Suitable for complex or large subjects </w:t>
+      </w:r>
+    </w:p>
+    <w:p>
+      <w:pPr>
+        <w:numPr>
+          <w:ilvl w:val="0"/>
+          <w:numId w:val="36"/>
+        </w:numPr>
+        <w:rPr>
+          <w:rFonts w:ascii="Roboto Mono" w:hAnsi="Roboto Mono"/>
+        </w:rPr>
+      </w:pPr>
+      <w:r>
+        <w:rPr>
+          <w:rFonts w:ascii="Roboto Mono" w:hAnsi="Roboto Mono"/>
+        </w:rPr>
+        <w:t xml:space="preserve">Supports scalable documentation </w:t>
+      </w:r>
+    </w:p>
+    <w:p>
+      <w:pPr>
+        <w:rPr>
+          <w:rFonts w:ascii="Roboto Mono" w:hAnsi="Roboto Mono"/>
+        </w:rPr>
+      </w:pPr>
+      <w:r>
+        <w:rPr>
+          <w:rFonts w:ascii="Roboto Mono" w:hAnsi="Roboto Mono"/>
+        </w:rPr>
+        <w:pict w14:anchorId="5C8A94B8">
+          <v:rect id="_x0000_i1737" style="width:0;height:1.5pt" o:hralign="center" o:hrstd="t" o:hr="t" fillcolor="#a0a0a0" stroked="f"/>
+        </w:pict>
+      </w:r>
+    </w:p>
+    <w:p>
+      <w:pPr>
+        <w:rPr>
+          <w:rFonts w:ascii="Roboto Mono" w:hAnsi="Roboto Mono"/>
+          <w:b/>
+          <w:bCs/>
+        </w:rPr>
+      </w:pPr>
+      <w:r>
+        <w:rPr>
+          <w:rFonts w:ascii="Roboto Mono" w:hAnsi="Roboto Mono"/>
+          <w:b/>
+          <w:bCs/>
+        </w:rPr>
+        <w:t>Core Purpose</w:t>
+      </w:r>
+    </w:p>
+    <w:p>
+      <w:pPr>
+        <w:rPr>
+          <w:rFonts w:ascii="Roboto Mono" w:hAnsi="Roboto Mono"/>
+        </w:rPr>
+      </w:pPr>
+      <w:r>
+        <w:rPr>
+          <w:rFonts w:ascii="Roboto Mono" w:hAnsi="Roboto Mono"/>
+        </w:rPr>
+        <w:t xml:space="preserve">The main purpose of Sections Structure is to organize complex information into </w:t>
+      </w:r>
+      <w:r>
+        <w:rPr>
+          <w:rFonts w:ascii="Roboto Mono" w:hAnsi="Roboto Mono"/>
+          <w:b/>
+          <w:bCs/>
+        </w:rPr>
+        <w:t>clear, separated parts</w:t>
+      </w:r>
+      <w:r>
+        <w:rPr>
+          <w:rFonts w:ascii="Roboto Mono" w:hAnsi="Roboto Mono"/>
+        </w:rPr>
+        <w:t>, making it easier to understand, manage, and extend.</w:t>
+      </w:r>
+    </w:p>
+    <w:p>
+      <w:pPr>
+        <w:rPr>
+          <w:rFonts w:ascii="Roboto Mono" w:hAnsi="Roboto Mono"/>
+        </w:rPr>
+      </w:pPr>
+    </w:p>
+    <w:p>
+      <w:pPr>
+        <w:rPr>
+          <w:rFonts w:ascii="Roboto Mono" w:hAnsi="Roboto Mono"/>
+        </w:rPr>
+      </w:pPr>
+    </w:p>
+    <w:p>
+      <w:pPr>
+        <w:pStyle w:val="Heading6"/>
+      </w:pPr>
+      <w:r>
+        <w:t>2</w:t>
+      </w:r>
+      <w:r>
+        <w:t>-</w:t>
+      </w:r>
+      <w:r>
+        <w:t>Term and Description Structure</w:t>
+      </w:r>
+    </w:p>
+    <w:p>
+      <w:pPr>
+        <w:pStyle w:val="Heading7"/>
+      </w:pPr>
+      <w:r>
+        <w:t>Description</w:t>
+      </w:r>
+    </w:p>
+    <w:p>
+      <w:pPr>
+        <w:rPr>
+          <w:rFonts w:ascii="Arial" w:hAnsi="Arial"/>
+          <w:color w:val="000000"/>
+          <w:sz w:val="18"/>
+        </w:rPr>
+      </w:pPr>
+      <w:r>
+        <w:rPr>
+          <w:rFonts w:ascii="Arial" w:eastAsia="Arial" w:hAnsi="Arial" w:cs="Arial"/>
+          <w:b/>
+          <w:color w:val="000000"/>
+          <w:sz w:val="18"/>
+          <w:highlight w:val="lightGray"/>
+        </w:rPr>
+        <w:t># Source: AI Source: Provided by: [Data Path</w:t>
+      </w:r>
+      <w:r>
+        <w:rPr>
+          <w:rFonts w:ascii="Arial" w:eastAsia="Arial" w:hAnsi="Arial" w:cs="Arial"/>
+          <w:color w:val="000000"/>
+          <w:sz w:val="18"/>
+          <w:highlight w:val="lightGray"/>
+        </w:rPr>
+        <w:t xml:space="preserve">: Persons Table -&gt; ID Column: 1, Name_En Column: Motasem Essam] -&gt; </w:t>
+      </w:r>
+      <w:r>
+        <w:rPr>
+          <w:rFonts w:ascii="Arial" w:eastAsia="Arial" w:hAnsi="Arial" w:cs="Arial"/>
+          <w:b/>
+          <w:color w:val="000000"/>
+          <w:sz w:val="18"/>
+          <w:highlight w:val="lightGray"/>
+        </w:rPr>
+        <w:t>From:</w:t>
+      </w:r>
+      <w:r>
+        <w:rPr>
+          <w:rFonts w:ascii="Arial" w:eastAsia="Arial" w:hAnsi="Arial" w:cs="Arial"/>
+          <w:color w:val="000000"/>
+          <w:sz w:val="18"/>
+          <w:highlight w:val="lightGray"/>
+        </w:rPr>
+        <w:t xml:space="preserve"> [ChatGPT]</w:t>
+      </w:r>
+      <w:r>
+        <w:rPr>
+          <w:rFonts w:ascii="Arial" w:hAnsi="Arial"/>
+          <w:color w:val="000000"/>
+          <w:sz w:val="18"/>
+          <w:highlight w:val="lightGray"/>
+        </w:rPr>
+        <w:t xml:space="preserve"> </w:t>
+      </w:r>
+      <w:r>
+        <w:rPr>
+          <w:rFonts w:ascii="Arial" w:hAnsi="Arial"/>
+          <w:b/>
+          <w:color w:val="000000"/>
+          <w:sz w:val="18"/>
+          <w:highlight w:val="lightGray"/>
+        </w:rPr>
+        <w:t xml:space="preserve">on </w:t>
+      </w:r>
+      <w:r>
+        <w:rPr>
+          <w:rFonts w:ascii="Arial" w:hAnsi="Arial"/>
+          <w:color w:val="000000"/>
+          <w:sz w:val="18"/>
+          <w:highlight w:val="lightGray"/>
+        </w:rPr>
+        <w:t>[7/14/2025]</w:t>
+      </w:r>
+    </w:p>
+    <w:p>
+      <w:pPr>
+        <w:rPr>
+          <w:rFonts w:ascii="Roboto Mono" w:hAnsi="Roboto Mono"/>
+        </w:rPr>
+      </w:pPr>
+      <w:r>
+        <w:rPr>
+          <w:rFonts w:ascii="Roboto Mono" w:hAnsi="Roboto Mono"/>
+        </w:rPr>
+        <w:t>Term and Description Structure is a method of organizing knowledge where a term is defined together with its meaning in a single entry.</w:t>
+      </w:r>
+    </w:p>
+    <w:p>
+      <w:pPr>
+        <w:rPr>
+          <w:rFonts w:ascii="Roboto Mono" w:hAnsi="Roboto Mono"/>
+        </w:rPr>
+      </w:pPr>
+      <w:r>
+        <w:rPr>
+          <w:rFonts w:ascii="Roboto Mono" w:hAnsi="Roboto Mono"/>
+        </w:rPr>
+        <w:t>It is used to explain concepts in a direct and compact way, without splitting the term and its explanation into separate sections or formats.</w:t>
+      </w:r>
+    </w:p>
+    <w:p>
+      <w:pPr>
+        <w:rPr>
+          <w:rFonts w:ascii="Roboto Mono" w:hAnsi="Roboto Mono"/>
+        </w:rPr>
+      </w:pPr>
+      <w:r>
+        <w:rPr>
+          <w:rFonts w:ascii="Roboto Mono" w:hAnsi="Roboto Mono"/>
+        </w:rPr>
+        <w:t>This structure is mainly used for:</w:t>
+      </w:r>
+    </w:p>
+    <w:p>
+      <w:pPr>
+        <w:numPr>
+          <w:ilvl w:val="0"/>
+          <w:numId w:val="34"/>
+        </w:numPr>
+        <w:rPr>
+          <w:rFonts w:ascii="Roboto Mono" w:hAnsi="Roboto Mono"/>
+        </w:rPr>
+      </w:pPr>
+      <w:r>
+        <w:rPr>
+          <w:rFonts w:ascii="Roboto Mono" w:hAnsi="Roboto Mono"/>
+        </w:rPr>
+        <w:lastRenderedPageBreak/>
+        <w:t xml:space="preserve">Glossaries and dictionaries </w:t>
+      </w:r>
+    </w:p>
+    <w:p>
+      <w:pPr>
+        <w:numPr>
+          <w:ilvl w:val="0"/>
+          <w:numId w:val="34"/>
+        </w:numPr>
+        <w:rPr>
+          <w:rFonts w:ascii="Roboto Mono" w:hAnsi="Roboto Mono"/>
+        </w:rPr>
+      </w:pPr>
+      <w:r>
+        <w:rPr>
+          <w:rFonts w:ascii="Roboto Mono" w:hAnsi="Roboto Mono"/>
+        </w:rPr>
+        <w:t xml:space="preserve">Concept definitions </w:t>
+      </w:r>
+    </w:p>
+    <w:p>
+      <w:pPr>
+        <w:numPr>
+          <w:ilvl w:val="0"/>
+          <w:numId w:val="34"/>
+        </w:numPr>
+        <w:rPr>
+          <w:rFonts w:ascii="Roboto Mono" w:hAnsi="Roboto Mono"/>
+        </w:rPr>
+      </w:pPr>
+      <w:r>
+        <w:rPr>
+          <w:rFonts w:ascii="Roboto Mono" w:hAnsi="Roboto Mono"/>
+        </w:rPr>
+        <w:t xml:space="preserve">Reference documentation </w:t>
+      </w:r>
+    </w:p>
+    <w:p>
+      <w:pPr>
+        <w:numPr>
+          <w:ilvl w:val="0"/>
+          <w:numId w:val="34"/>
+        </w:numPr>
+        <w:rPr>
+          <w:rFonts w:ascii="Roboto Mono" w:hAnsi="Roboto Mono"/>
+        </w:rPr>
+      </w:pPr>
+      <w:r>
+        <w:rPr>
+          <w:rFonts w:ascii="Roboto Mono" w:hAnsi="Roboto Mono"/>
+        </w:rPr>
+        <w:t xml:space="preserve">Simple knowledge storage </w:t>
+      </w:r>
+    </w:p>
+    <w:p>
+      <w:pPr>
+        <w:numPr>
+          <w:ilvl w:val="0"/>
+          <w:numId w:val="34"/>
+        </w:numPr>
+        <w:rPr>
+          <w:rFonts w:ascii="Roboto Mono" w:hAnsi="Roboto Mono"/>
+        </w:rPr>
+      </w:pPr>
+      <w:r>
+        <w:rPr>
+          <w:rFonts w:ascii="Roboto Mono" w:hAnsi="Roboto Mono"/>
+        </w:rPr>
+        <w:t xml:space="preserve">Quick understanding of terms </w:t>
+      </w:r>
+    </w:p>
+    <w:p>
+      <w:pPr>
+        <w:rPr>
+          <w:rFonts w:ascii="Roboto Mono" w:hAnsi="Roboto Mono"/>
+        </w:rPr>
+      </w:pPr>
+      <w:r>
+        <w:rPr>
+          <w:rFonts w:ascii="Roboto Mono" w:hAnsi="Roboto Mono"/>
+        </w:rPr>
+        <w:t>Each entry represents one complete knowledge item that combines the term and its explanation in a clear and readable form.</w:t>
+      </w:r>
+    </w:p>
+    <w:p>
+      <w:pPr>
+        <w:rPr>
+          <w:rFonts w:ascii="Roboto Mono" w:hAnsi="Roboto Mono"/>
+        </w:rPr>
+      </w:pPr>
+    </w:p>
+    <w:p>
+      <w:pPr>
+        <w:rPr>
+          <w:rFonts w:ascii="Roboto Mono" w:hAnsi="Roboto Mono"/>
+        </w:rPr>
+      </w:pPr>
+      <w:r>
+        <w:rPr>
+          <w:rFonts w:ascii="Roboto Mono" w:hAnsi="Roboto Mono"/>
+        </w:rPr>
+        <w:pict w14:anchorId="2A6AA2B6">
+          <v:rect id="_x0000_i1726" style="width:0;height:1.5pt" o:hralign="center" o:hrstd="t" o:hr="t" fillcolor="#a0a0a0" stroked="f"/>
+        </w:pict>
+      </w:r>
+    </w:p>
+    <w:p>
+      <w:pPr>
+        <w:pStyle w:val="Heading7"/>
+      </w:pPr>
+      <w:r>
+        <w:t>Format</w:t>
+      </w:r>
+    </w:p>
+    <w:p>
+      <w:r>
+        <w:rPr>
+          <w:rFonts w:ascii="Arial" w:eastAsia="Arial" w:hAnsi="Arial" w:cs="Arial"/>
+          <w:b/>
+          <w:color w:val="000000"/>
+          <w:sz w:val="18"/>
+          <w:highlight w:val="lightGray"/>
+        </w:rPr>
+        <w:t># Source: AI Source: Provided by: [Data Path</w:t>
+      </w:r>
+      <w:r>
+        <w:rPr>
+          <w:rFonts w:ascii="Arial" w:eastAsia="Arial" w:hAnsi="Arial" w:cs="Arial"/>
+          <w:color w:val="000000"/>
+          <w:sz w:val="18"/>
+          <w:highlight w:val="lightGray"/>
+        </w:rPr>
+        <w:t xml:space="preserve">: Persons Table -&gt; ID Column: 1, Name_En Column: Motasem Essam] -&gt; </w:t>
+      </w:r>
+      <w:r>
+        <w:rPr>
+          <w:rFonts w:ascii="Arial" w:eastAsia="Arial" w:hAnsi="Arial" w:cs="Arial"/>
+          <w:b/>
+          <w:color w:val="000000"/>
+          <w:sz w:val="18"/>
+          <w:highlight w:val="lightGray"/>
+        </w:rPr>
+        <w:t>From:</w:t>
+      </w:r>
+      <w:r>
+        <w:rPr>
+          <w:rFonts w:ascii="Arial" w:eastAsia="Arial" w:hAnsi="Arial" w:cs="Arial"/>
+          <w:color w:val="000000"/>
+          <w:sz w:val="18"/>
+          <w:highlight w:val="lightGray"/>
+        </w:rPr>
+        <w:t xml:space="preserve"> [ChatGPT]</w:t>
+      </w:r>
+      <w:r>
+        <w:rPr>
+          <w:rFonts w:ascii="Arial" w:hAnsi="Arial"/>
+          <w:color w:val="000000"/>
+          <w:sz w:val="18"/>
+          <w:highlight w:val="lightGray"/>
+        </w:rPr>
+        <w:t xml:space="preserve"> </w:t>
+      </w:r>
+      <w:r>
+        <w:rPr>
+          <w:rFonts w:ascii="Arial" w:hAnsi="Arial"/>
+          <w:b/>
+          <w:color w:val="000000"/>
+          <w:sz w:val="18"/>
+          <w:highlight w:val="lightGray"/>
+        </w:rPr>
+        <w:t xml:space="preserve">on </w:t>
+      </w:r>
+      <w:r>
+        <w:rPr>
+          <w:rFonts w:ascii="Arial" w:hAnsi="Arial"/>
+          <w:color w:val="000000"/>
+          <w:sz w:val="18"/>
+          <w:highlight w:val="lightGray"/>
+        </w:rPr>
+        <w:t>[7/14/2025]</w:t>
+      </w:r>
+    </w:p>
+    <w:p>
+      <w:pPr>
+        <w:rPr>
+          <w:rFonts w:ascii="Roboto Mono" w:hAnsi="Roboto Mono"/>
+        </w:rPr>
+      </w:pPr>
+      <w:r>
+        <w:rPr>
+          <w:rFonts w:ascii="Roboto Mono" w:hAnsi="Roboto Mono"/>
+          <w:b/>
+          <w:bCs/>
+        </w:rPr>
+        <w:t>Term:</w:t>
+      </w:r>
+      <w:r>
+        <w:rPr>
+          <w:rFonts w:ascii="Roboto Mono" w:hAnsi="Roboto Mono"/>
+        </w:rPr>
+        <w:t xml:space="preserve"> &lt;name of concept&gt;</w:t>
+      </w:r>
+      <w:r>
+        <w:rPr>
+          <w:rFonts w:ascii="Roboto Mono" w:hAnsi="Roboto Mono"/>
+        </w:rPr>
+        <w:br/>
+      </w:r>
+      <w:r>
+        <w:rPr>
+          <w:rFonts w:ascii="Roboto Mono" w:hAnsi="Roboto Mono"/>
+          <w:b/>
+          <w:bCs/>
+        </w:rPr>
+        <w:t>Description:</w:t>
+      </w:r>
+      <w:r>
+        <w:rPr>
+          <w:rFonts w:ascii="Roboto Mono" w:hAnsi="Roboto Mono"/>
+        </w:rPr>
+        <w:t xml:space="preserve"> &lt;clear explanation of the term&gt;</w:t>
+      </w:r>
+    </w:p>
+    <w:p>
+      <w:pPr>
+        <w:rPr>
+          <w:rFonts w:ascii="Roboto Mono" w:hAnsi="Roboto Mono"/>
+        </w:rPr>
+      </w:pPr>
+      <w:r>
+        <w:rPr>
+          <w:rFonts w:ascii="Roboto Mono" w:hAnsi="Roboto Mono"/>
+          <w:b/>
+          <w:bCs/>
+        </w:rPr>
+        <w:t>Category:</w:t>
+      </w:r>
+      <w:r>
+        <w:rPr>
+          <w:rFonts w:ascii="Roboto Mono" w:hAnsi="Roboto Mono"/>
+        </w:rPr>
+        <w:t xml:space="preserve"> &lt;type of knowledge&gt;</w:t>
+      </w:r>
+    </w:p>
+    <w:p>
+      <w:pPr>
+        <w:rPr>
+          <w:rFonts w:ascii="Roboto Mono" w:hAnsi="Roboto Mono"/>
+        </w:rPr>
+      </w:pPr>
+      <w:r>
+        <w:rPr>
+          <w:rFonts w:ascii="Roboto Mono" w:hAnsi="Roboto Mono"/>
+          <w:b/>
+          <w:bCs/>
+        </w:rPr>
+        <w:t>Source:</w:t>
+      </w:r>
+      <w:r>
+        <w:rPr>
+          <w:rFonts w:ascii="Roboto Mono" w:hAnsi="Roboto Mono"/>
+        </w:rPr>
+        <w:t xml:space="preserve"> &lt;source type&gt;</w:t>
+      </w:r>
+      <w:r>
+        <w:rPr>
+          <w:rFonts w:ascii="Roboto Mono" w:hAnsi="Roboto Mono"/>
+        </w:rPr>
+        <w:br/>
+      </w:r>
+      <w:r>
+        <w:rPr>
+          <w:rFonts w:ascii="Roboto Mono" w:hAnsi="Roboto Mono"/>
+          <w:b/>
+          <w:bCs/>
+        </w:rPr>
+        <w:t>Provided By:</w:t>
+      </w:r>
+      <w:r>
+        <w:rPr>
+          <w:rFonts w:ascii="Roboto Mono" w:hAnsi="Roboto Mono"/>
+        </w:rPr>
+        <w:t xml:space="preserve"> &lt;name&gt;</w:t>
+      </w:r>
+      <w:r>
+        <w:rPr>
+          <w:rFonts w:ascii="Roboto Mono" w:hAnsi="Roboto Mono"/>
+        </w:rPr>
+        <w:br/>
+      </w:r>
+      <w:r>
+        <w:rPr>
+          <w:rFonts w:ascii="Roboto Mono" w:hAnsi="Roboto Mono"/>
+          <w:b/>
+          <w:bCs/>
+        </w:rPr>
+        <w:t>Date:</w:t>
+      </w:r>
+      <w:r>
+        <w:rPr>
+          <w:rFonts w:ascii="Roboto Mono" w:hAnsi="Roboto Mono"/>
+        </w:rPr>
+        <w:t xml:space="preserve"> &lt;date&gt;</w:t>
+      </w:r>
+    </w:p>
+    <w:p>
+      <w:pPr>
+        <w:rPr>
+          <w:rFonts w:ascii="Roboto Mono" w:hAnsi="Roboto Mono"/>
+        </w:rPr>
+      </w:pPr>
+      <w:r>
+        <w:rPr>
+          <w:rFonts w:ascii="Roboto Mono" w:hAnsi="Roboto Mono"/>
+        </w:rPr>
+        <w:pict w14:anchorId="57F0F65C">
+          <v:rect id="_x0000_i1727" style="width:0;height:1.5pt" o:hralign="center" o:hrstd="t" o:hr="t" fillcolor="#a0a0a0" stroked="f"/>
+        </w:pict>
+      </w:r>
+    </w:p>
+    <w:p>
+      <w:pPr>
+        <w:pStyle w:val="Heading7"/>
+      </w:pPr>
+      <w:r>
+        <w:t>Example</w:t>
+      </w:r>
+    </w:p>
+    <w:p>
+      <w:r>
+        <w:rPr>
+          <w:rFonts w:ascii="Arial" w:eastAsia="Arial" w:hAnsi="Arial" w:cs="Arial"/>
+          <w:b/>
+          <w:color w:val="000000"/>
+          <w:sz w:val="18"/>
+          <w:highlight w:val="lightGray"/>
+        </w:rPr>
+        <w:t># Source: AI Source: Provided by: [Data Path</w:t>
+      </w:r>
+      <w:r>
+        <w:rPr>
+          <w:rFonts w:ascii="Arial" w:eastAsia="Arial" w:hAnsi="Arial" w:cs="Arial"/>
+          <w:color w:val="000000"/>
+          <w:sz w:val="18"/>
+          <w:highlight w:val="lightGray"/>
+        </w:rPr>
+        <w:t xml:space="preserve">: Persons Table -&gt; ID Column: 1, Name_En Column: Motasem Essam] -&gt; </w:t>
+      </w:r>
+      <w:r>
+        <w:rPr>
+          <w:rFonts w:ascii="Arial" w:eastAsia="Arial" w:hAnsi="Arial" w:cs="Arial"/>
+          <w:b/>
+          <w:color w:val="000000"/>
+          <w:sz w:val="18"/>
+          <w:highlight w:val="lightGray"/>
+        </w:rPr>
+        <w:t>From:</w:t>
+      </w:r>
+      <w:r>
+        <w:rPr>
+          <w:rFonts w:ascii="Arial" w:eastAsia="Arial" w:hAnsi="Arial" w:cs="Arial"/>
+          <w:color w:val="000000"/>
+          <w:sz w:val="18"/>
+          <w:highlight w:val="lightGray"/>
+        </w:rPr>
+        <w:t xml:space="preserve"> [ChatGPT]</w:t>
+      </w:r>
+      <w:r>
+        <w:rPr>
+          <w:rFonts w:ascii="Arial" w:hAnsi="Arial"/>
+          <w:color w:val="000000"/>
+          <w:sz w:val="18"/>
+          <w:highlight w:val="lightGray"/>
+        </w:rPr>
+        <w:t xml:space="preserve"> </w:t>
+      </w:r>
+      <w:r>
+        <w:rPr>
+          <w:rFonts w:ascii="Arial" w:hAnsi="Arial"/>
+          <w:b/>
+          <w:color w:val="000000"/>
+          <w:sz w:val="18"/>
+          <w:highlight w:val="lightGray"/>
+        </w:rPr>
+        <w:t xml:space="preserve">on </w:t>
+      </w:r>
+      <w:r>
+        <w:rPr>
+          <w:rFonts w:ascii="Arial" w:hAnsi="Arial"/>
+          <w:color w:val="000000"/>
+          <w:sz w:val="18"/>
+          <w:highlight w:val="lightGray"/>
+        </w:rPr>
+        <w:t>[7/14/2025]</w:t>
+      </w:r>
+    </w:p>
+    <w:p>
+      <w:pPr>
+        <w:rPr>
+          <w:rFonts w:ascii="Roboto Mono" w:hAnsi="Roboto Mono"/>
+        </w:rPr>
+      </w:pPr>
+      <w:r>
+        <w:rPr>
+          <w:rFonts w:ascii="Roboto Mono" w:hAnsi="Roboto Mono"/>
+          <w:b/>
+          <w:bCs/>
+        </w:rPr>
+        <w:t>Term:</w:t>
+      </w:r>
+      <w:r>
+        <w:rPr>
+          <w:rFonts w:ascii="Roboto Mono" w:hAnsi="Roboto Mono"/>
+        </w:rPr>
+        <w:t xml:space="preserve"> Blueprint</w:t>
+      </w:r>
+      <w:r>
+        <w:rPr>
+          <w:rFonts w:ascii="Roboto Mono" w:hAnsi="Roboto Mono"/>
+        </w:rPr>
+        <w:br/>
+      </w:r>
+      <w:r>
+        <w:rPr>
+          <w:rFonts w:ascii="Roboto Mono" w:hAnsi="Roboto Mono"/>
+          <w:b/>
+          <w:bCs/>
+        </w:rPr>
+        <w:t>Description:</w:t>
+      </w:r>
+      <w:r>
+        <w:rPr>
+          <w:rFonts w:ascii="Roboto Mono" w:hAnsi="Roboto Mono"/>
+        </w:rPr>
+        <w:t xml:space="preserve"> A blueprint is a structured plan or design document that defines how a system, process, or product should be created or implemented.</w:t>
+      </w:r>
+    </w:p>
+    <w:p>
+      <w:pPr>
+        <w:rPr>
+          <w:rFonts w:ascii="Roboto Mono" w:hAnsi="Roboto Mono"/>
+        </w:rPr>
+      </w:pPr>
+      <w:r>
+        <w:rPr>
+          <w:rFonts w:ascii="Roboto Mono" w:hAnsi="Roboto Mono"/>
+          <w:b/>
+          <w:bCs/>
+        </w:rPr>
+        <w:t>Category:</w:t>
+      </w:r>
+      <w:r>
+        <w:rPr>
+          <w:rFonts w:ascii="Roboto Mono" w:hAnsi="Roboto Mono"/>
+        </w:rPr>
+        <w:t xml:space="preserve"> Documentation</w:t>
+      </w:r>
+    </w:p>
+    <w:p>
+      <w:pPr>
+        <w:rPr>
+          <w:rFonts w:ascii="Roboto Mono" w:hAnsi="Roboto Mono"/>
+        </w:rPr>
+      </w:pPr>
+      <w:r>
+        <w:rPr>
+          <w:rFonts w:ascii="Roboto Mono" w:hAnsi="Roboto Mono"/>
+          <w:b/>
+          <w:bCs/>
+        </w:rPr>
+        <w:t>Source:</w:t>
+      </w:r>
+      <w:r>
+        <w:rPr>
+          <w:rFonts w:ascii="Roboto Mono" w:hAnsi="Roboto Mono"/>
+        </w:rPr>
+        <w:t xml:space="preserve"> AI Source</w:t>
+      </w:r>
+      <w:r>
+        <w:rPr>
+          <w:rFonts w:ascii="Roboto Mono" w:hAnsi="Roboto Mono"/>
+        </w:rPr>
+        <w:br/>
+      </w:r>
+      <w:r>
+        <w:rPr>
+          <w:rFonts w:ascii="Roboto Mono" w:hAnsi="Roboto Mono"/>
+          <w:b/>
+          <w:bCs/>
+        </w:rPr>
+        <w:t>Provided By:</w:t>
+      </w:r>
+      <w:r>
+        <w:rPr>
+          <w:rFonts w:ascii="Roboto Mono" w:hAnsi="Roboto Mono"/>
+        </w:rPr>
+        <w:t xml:space="preserve"> John Smith</w:t>
+      </w:r>
+      <w:r>
+        <w:rPr>
+          <w:rFonts w:ascii="Roboto Mono" w:hAnsi="Roboto Mono"/>
+        </w:rPr>
+        <w:br/>
+      </w:r>
+      <w:r>
+        <w:rPr>
+          <w:rFonts w:ascii="Roboto Mono" w:hAnsi="Roboto Mono"/>
+          <w:b/>
+          <w:bCs/>
+        </w:rPr>
+        <w:t>Date:</w:t>
+      </w:r>
+      <w:r>
+        <w:rPr>
+          <w:rFonts w:ascii="Roboto Mono" w:hAnsi="Roboto Mono"/>
+        </w:rPr>
+        <w:t xml:space="preserve"> 2025-07-14</w:t>
+      </w:r>
+    </w:p>
+    <w:p>
+      <w:pPr>
+        <w:rPr>
+          <w:rFonts w:ascii="Roboto Mono" w:hAnsi="Roboto Mono"/>
+        </w:rPr>
+      </w:pPr>
+    </w:p>
+    <w:p>
+      <w:pPr>
+        <w:pStyle w:val="Heading6"/>
+      </w:pPr>
+      <w:r>
+        <w:t>3</w:t>
+      </w:r>
+      <w:r>
+        <w:t>-</w:t>
+      </w:r>
+      <w:r>
+        <w:t>Question and Answer Structure</w:t>
+      </w:r>
+    </w:p>
+    <w:p>
+      <w:pPr>
+        <w:pStyle w:val="Heading7"/>
+      </w:pPr>
+      <w:r>
+        <w:t>Description</w:t>
+      </w:r>
+    </w:p>
+    <w:p>
+      <w:pPr>
+        <w:rPr>
+          <w:rFonts w:ascii="Arial" w:hAnsi="Arial"/>
+          <w:color w:val="000000"/>
+          <w:sz w:val="18"/>
+        </w:rPr>
+      </w:pPr>
+      <w:r>
+        <w:rPr>
+          <w:rFonts w:ascii="Arial" w:eastAsia="Arial" w:hAnsi="Arial" w:cs="Arial"/>
+          <w:b/>
+          <w:color w:val="000000"/>
+          <w:sz w:val="18"/>
+          <w:highlight w:val="lightGray"/>
+        </w:rPr>
+        <w:t># Source: AI Source: Provided by: [Data Path</w:t>
+      </w:r>
+      <w:r>
+        <w:rPr>
+          <w:rFonts w:ascii="Arial" w:eastAsia="Arial" w:hAnsi="Arial" w:cs="Arial"/>
+          <w:color w:val="000000"/>
+          <w:sz w:val="18"/>
+          <w:highlight w:val="lightGray"/>
+        </w:rPr>
+        <w:t xml:space="preserve">: Persons Table -&gt; ID Column: 1, Name_En Column: Motasem Essam] -&gt; </w:t>
+      </w:r>
+      <w:r>
+        <w:rPr>
+          <w:rFonts w:ascii="Arial" w:eastAsia="Arial" w:hAnsi="Arial" w:cs="Arial"/>
+          <w:b/>
+          <w:color w:val="000000"/>
+          <w:sz w:val="18"/>
+          <w:highlight w:val="lightGray"/>
+        </w:rPr>
+        <w:t>From:</w:t>
+      </w:r>
+      <w:r>
+        <w:rPr>
+          <w:rFonts w:ascii="Arial" w:eastAsia="Arial" w:hAnsi="Arial" w:cs="Arial"/>
+          <w:color w:val="000000"/>
+          <w:sz w:val="18"/>
+          <w:highlight w:val="lightGray"/>
+        </w:rPr>
+        <w:t xml:space="preserve"> [ChatGPT]</w:t>
+      </w:r>
+      <w:r>
+        <w:rPr>
+          <w:rFonts w:ascii="Arial" w:hAnsi="Arial"/>
+          <w:color w:val="000000"/>
+          <w:sz w:val="18"/>
+          <w:highlight w:val="lightGray"/>
+        </w:rPr>
+        <w:t xml:space="preserve"> </w:t>
+      </w:r>
+      <w:r>
+        <w:rPr>
+          <w:rFonts w:ascii="Arial" w:hAnsi="Arial"/>
+          <w:b/>
+          <w:color w:val="000000"/>
+          <w:sz w:val="18"/>
+          <w:highlight w:val="lightGray"/>
+        </w:rPr>
+        <w:t xml:space="preserve">on </w:t>
+      </w:r>
+      <w:r>
+        <w:rPr>
+          <w:rFonts w:ascii="Arial" w:hAnsi="Arial"/>
+          <w:color w:val="000000"/>
+          <w:sz w:val="18"/>
+          <w:highlight w:val="lightGray"/>
+        </w:rPr>
+        <w:t>[7/14/2025]</w:t>
+      </w:r>
+    </w:p>
+    <w:p>
+      <w:pPr>
+        <w:rPr>
+          <w:rFonts w:ascii="Roboto Mono" w:hAnsi="Roboto Mono"/>
+        </w:rPr>
+      </w:pPr>
+      <w:r>
+        <w:rPr>
+          <w:rFonts w:ascii="Roboto Mono" w:hAnsi="Roboto Mono"/>
+        </w:rPr>
+        <w:t xml:space="preserve">Question and Answer Structure is the primary and most fundamental way of organizing knowledge. It represents information by pairing a </w:t>
+      </w:r>
+      <w:r>
+        <w:rPr>
+          <w:rFonts w:ascii="Roboto Mono" w:hAnsi="Roboto Mono"/>
+          <w:b/>
+          <w:bCs/>
+        </w:rPr>
+        <w:t>clear question</w:t>
+      </w:r>
+      <w:r>
+        <w:rPr>
+          <w:rFonts w:ascii="Roboto Mono" w:hAnsi="Roboto Mono"/>
+        </w:rPr>
+        <w:t xml:space="preserve"> with a </w:t>
+      </w:r>
+      <w:r>
+        <w:rPr>
+          <w:rFonts w:ascii="Roboto Mono" w:hAnsi="Roboto Mono"/>
+          <w:b/>
+          <w:bCs/>
+        </w:rPr>
+        <w:t>direct answer</w:t>
+      </w:r>
+      <w:r>
+        <w:rPr>
+          <w:rFonts w:ascii="Roboto Mono" w:hAnsi="Roboto Mono"/>
+        </w:rPr>
+        <w:t>, turning raw or unstructured knowledge into understandable and reusable units.</w:t>
+      </w:r>
+    </w:p>
+    <w:p>
+      <w:pPr>
+        <w:rPr>
+          <w:rFonts w:ascii="Roboto Mono" w:hAnsi="Roboto Mono"/>
+        </w:rPr>
+      </w:pPr>
+      <w:r>
+        <w:rPr>
+          <w:rFonts w:ascii="Roboto Mono" w:hAnsi="Roboto Mono"/>
+        </w:rPr>
+        <w:t xml:space="preserve">This structure is designed to match how humans naturally learn and think: by asking questions and receiving explanations. It is used as the </w:t>
+      </w:r>
+      <w:r>
+        <w:rPr>
+          <w:rFonts w:ascii="Roboto Mono" w:hAnsi="Roboto Mono"/>
+          <w:b/>
+          <w:bCs/>
+        </w:rPr>
+        <w:t>starting layer of all knowledge systems</w:t>
+      </w:r>
+      <w:r>
+        <w:rPr>
+          <w:rFonts w:ascii="Roboto Mono" w:hAnsi="Roboto Mono"/>
+        </w:rPr>
+        <w:t>, because it converts complex information into simple, searchable entries.</w:t>
+      </w:r>
+    </w:p>
+    <w:p>
+      <w:pPr>
+        <w:rPr>
+          <w:rFonts w:ascii="Roboto Mono" w:hAnsi="Roboto Mono"/>
+        </w:rPr>
+      </w:pPr>
+      <w:r>
+        <w:rPr>
+          <w:rFonts w:ascii="Roboto Mono" w:hAnsi="Roboto Mono"/>
+        </w:rPr>
+        <w:t>It is mainly used for:</w:t>
+      </w:r>
+    </w:p>
+    <w:p>
+      <w:pPr>
+        <w:numPr>
+          <w:ilvl w:val="0"/>
+          <w:numId w:val="30"/>
+        </w:numPr>
+        <w:rPr>
+          <w:rFonts w:ascii="Roboto Mono" w:hAnsi="Roboto Mono"/>
+        </w:rPr>
+      </w:pPr>
+      <w:r>
+        <w:rPr>
+          <w:rFonts w:ascii="Roboto Mono" w:hAnsi="Roboto Mono"/>
+        </w:rPr>
+        <w:t xml:space="preserve">Storing factual knowledge in a clear form </w:t>
+      </w:r>
+    </w:p>
+    <w:p>
+      <w:pPr>
+        <w:numPr>
+          <w:ilvl w:val="0"/>
+          <w:numId w:val="30"/>
+        </w:numPr>
+        <w:rPr>
+          <w:rFonts w:ascii="Roboto Mono" w:hAnsi="Roboto Mono"/>
+        </w:rPr>
+      </w:pPr>
+      <w:r>
+        <w:rPr>
+          <w:rFonts w:ascii="Roboto Mono" w:hAnsi="Roboto Mono"/>
+        </w:rPr>
+        <w:t xml:space="preserve">Explaining concepts in a direct way </w:t>
+      </w:r>
+    </w:p>
+    <w:p>
+      <w:pPr>
+        <w:numPr>
+          <w:ilvl w:val="0"/>
+          <w:numId w:val="30"/>
+        </w:numPr>
+        <w:rPr>
+          <w:rFonts w:ascii="Roboto Mono" w:hAnsi="Roboto Mono"/>
+        </w:rPr>
+      </w:pPr>
+      <w:r>
+        <w:rPr>
+          <w:rFonts w:ascii="Roboto Mono" w:hAnsi="Roboto Mono"/>
+        </w:rPr>
+        <w:t xml:space="preserve">Building searchable knowledge systems </w:t>
+      </w:r>
+    </w:p>
+    <w:p>
+      <w:pPr>
+        <w:numPr>
+          <w:ilvl w:val="0"/>
+          <w:numId w:val="30"/>
+        </w:numPr>
+        <w:rPr>
+          <w:rFonts w:ascii="Roboto Mono" w:hAnsi="Roboto Mono"/>
+        </w:rPr>
+      </w:pPr>
+      <w:r>
+        <w:rPr>
+          <w:rFonts w:ascii="Roboto Mono" w:hAnsi="Roboto Mono"/>
+        </w:rPr>
+        <w:t xml:space="preserve">Supporting learning, documentation, and reference systems </w:t>
+      </w:r>
+    </w:p>
+    <w:p>
+      <w:pPr>
+        <w:numPr>
+          <w:ilvl w:val="0"/>
+          <w:numId w:val="30"/>
+        </w:numPr>
+        <w:rPr>
+          <w:rFonts w:ascii="Roboto Mono" w:hAnsi="Roboto Mono"/>
+        </w:rPr>
+      </w:pPr>
+      <w:r>
+        <w:rPr>
+          <w:rFonts w:ascii="Roboto Mono" w:hAnsi="Roboto Mono"/>
+        </w:rPr>
+        <w:t xml:space="preserve">Ensuring consistency in how knowledge is recorded </w:t>
+      </w:r>
+    </w:p>
+    <w:p>
+      <w:pPr>
+        <w:rPr>
+          <w:rFonts w:ascii="Roboto Mono" w:hAnsi="Roboto Mono"/>
+        </w:rPr>
+      </w:pPr>
+      <w:r>
+        <w:rPr>
+          <w:rFonts w:ascii="Roboto Mono" w:hAnsi="Roboto Mono"/>
+        </w:rPr>
+        <w:t xml:space="preserve">Each entry must focus on </w:t>
+      </w:r>
+      <w:r>
+        <w:rPr>
+          <w:rFonts w:ascii="Roboto Mono" w:hAnsi="Roboto Mono"/>
+          <w:b/>
+          <w:bCs/>
+        </w:rPr>
+        <w:t>one idea only</w:t>
+      </w:r>
+      <w:r>
+        <w:rPr>
+          <w:rFonts w:ascii="Roboto Mono" w:hAnsi="Roboto Mono"/>
+        </w:rPr>
+        <w:t>, ensuring clarity and avoiding confusion or mixed topics.</w:t>
+      </w:r>
+    </w:p>
+    <w:p>
+      <w:pPr>
+        <w:rPr>
+          <w:rFonts w:ascii="Roboto Mono" w:hAnsi="Roboto Mono"/>
+        </w:rPr>
+      </w:pPr>
+      <w:r>
+        <w:rPr>
+          <w:rFonts w:ascii="Roboto Mono" w:hAnsi="Roboto Mono"/>
+        </w:rPr>
+        <w:pict w14:anchorId="0236732F">
+          <v:rect id="_x0000_i1724" style="width:0;height:1.5pt" o:hralign="center" o:hrstd="t" o:hr="t" fillcolor="#a0a0a0" stroked="f"/>
+        </w:pict>
+      </w:r>
+    </w:p>
+    <w:p>
+      <w:pPr>
+        <w:pStyle w:val="Heading7"/>
+      </w:pPr>
+      <w:r>
+        <w:t>Format</w:t>
+      </w:r>
+    </w:p>
+    <w:p>
+      <w:pPr>
+        <w:rPr>
+          <w:rFonts w:ascii="Arial" w:hAnsi="Arial"/>
+          <w:color w:val="000000"/>
+          <w:sz w:val="18"/>
+        </w:rPr>
+      </w:pPr>
+      <w:r>
+        <w:rPr>
+          <w:rFonts w:ascii="Arial" w:eastAsia="Arial" w:hAnsi="Arial" w:cs="Arial"/>
+          <w:b/>
+          <w:color w:val="000000"/>
+          <w:sz w:val="18"/>
+          <w:highlight w:val="lightGray"/>
+        </w:rPr>
+        <w:t># Source: AI Source: Provided by: [Data Path</w:t>
+      </w:r>
+      <w:r>
+        <w:rPr>
+          <w:rFonts w:ascii="Arial" w:eastAsia="Arial" w:hAnsi="Arial" w:cs="Arial"/>
+          <w:color w:val="000000"/>
+          <w:sz w:val="18"/>
+          <w:highlight w:val="lightGray"/>
+        </w:rPr>
+        <w:t xml:space="preserve">: Persons Table -&gt; ID Column: 1, Name_En Column: Motasem Essam] -&gt; </w:t>
+      </w:r>
+      <w:r>
+        <w:rPr>
+          <w:rFonts w:ascii="Arial" w:eastAsia="Arial" w:hAnsi="Arial" w:cs="Arial"/>
+          <w:b/>
+          <w:color w:val="000000"/>
+          <w:sz w:val="18"/>
+          <w:highlight w:val="lightGray"/>
+        </w:rPr>
+        <w:t>From:</w:t>
+      </w:r>
+      <w:r>
+        <w:rPr>
+          <w:rFonts w:ascii="Arial" w:eastAsia="Arial" w:hAnsi="Arial" w:cs="Arial"/>
+          <w:color w:val="000000"/>
+          <w:sz w:val="18"/>
+          <w:highlight w:val="lightGray"/>
+        </w:rPr>
+        <w:t xml:space="preserve"> [ChatGPT]</w:t>
+      </w:r>
+      <w:r>
+        <w:rPr>
+          <w:rFonts w:ascii="Arial" w:hAnsi="Arial"/>
+          <w:color w:val="000000"/>
+          <w:sz w:val="18"/>
+          <w:highlight w:val="lightGray"/>
+        </w:rPr>
+        <w:t xml:space="preserve"> </w:t>
+      </w:r>
+      <w:r>
+        <w:rPr>
+          <w:rFonts w:ascii="Arial" w:hAnsi="Arial"/>
+          <w:b/>
+          <w:color w:val="000000"/>
+          <w:sz w:val="18"/>
+          <w:highlight w:val="lightGray"/>
+        </w:rPr>
+        <w:t xml:space="preserve">on </w:t>
+      </w:r>
+      <w:r>
+        <w:rPr>
+          <w:rFonts w:ascii="Arial" w:hAnsi="Arial"/>
+          <w:color w:val="000000"/>
+          <w:sz w:val="18"/>
+          <w:highlight w:val="lightGray"/>
+        </w:rPr>
+        <w:t>[7/14/2025]</w:t>
+      </w:r>
+    </w:p>
+    <w:p>
+      <w:pPr>
+        <w:rPr>
+          <w:rFonts w:ascii="Roboto Mono" w:hAnsi="Roboto Mono"/>
+          <w:b/>
+          <w:bCs/>
+        </w:rPr>
+      </w:pPr>
+      <w:r>
+        <w:rPr>
+          <w:rFonts w:ascii="Roboto Mono" w:hAnsi="Roboto Mono"/>
+          <w:b/>
+          <w:bCs/>
+        </w:rPr>
+        <w:t>1 – Question Format</w:t>
+      </w:r>
+    </w:p>
+    <w:p>
+      <w:pPr>
+        <w:rPr>
+          <w:rFonts w:ascii="Roboto Mono" w:hAnsi="Roboto Mono"/>
+        </w:rPr>
+      </w:pPr>
+      <w:r>
+        <w:rPr>
+          <w:rFonts w:ascii="Roboto Mono" w:hAnsi="Roboto Mono"/>
+          <w:b/>
+          <w:bCs/>
+        </w:rPr>
+        <w:t>Question:</w:t>
+      </w:r>
+      <w:r>
+        <w:rPr>
+          <w:rFonts w:ascii="Roboto Mono" w:hAnsi="Roboto Mono"/>
+        </w:rPr>
+        <w:t xml:space="preserve"> &lt;clear and specific question&gt;</w:t>
+      </w:r>
+    </w:p>
+    <w:p>
+      <w:pPr>
+        <w:rPr>
+          <w:rFonts w:ascii="Roboto Mono" w:hAnsi="Roboto Mono"/>
+        </w:rPr>
+      </w:pPr>
+      <w:r>
+        <w:rPr>
+          <w:rFonts w:ascii="Roboto Mono" w:hAnsi="Roboto Mono"/>
+          <w:b/>
+          <w:bCs/>
+        </w:rPr>
+        <w:lastRenderedPageBreak/>
+        <w:t>Category:</w:t>
+      </w:r>
+      <w:r>
+        <w:rPr>
+          <w:rFonts w:ascii="Roboto Mono" w:hAnsi="Roboto Mono"/>
+        </w:rPr>
+        <w:t xml:space="preserve"> &lt;type of knowledge&gt;</w:t>
+      </w:r>
+      <w:r>
+        <w:rPr>
+          <w:rFonts w:ascii="Roboto Mono" w:hAnsi="Roboto Mono"/>
+        </w:rPr>
+        <w:br/>
+      </w:r>
+      <w:r>
+        <w:rPr>
+          <w:rFonts w:ascii="Roboto Mono" w:hAnsi="Roboto Mono"/>
+          <w:b/>
+          <w:bCs/>
+        </w:rPr>
+        <w:t>Provided By:</w:t>
+      </w:r>
+      <w:r>
+        <w:rPr>
+          <w:rFonts w:ascii="Roboto Mono" w:hAnsi="Roboto Mono"/>
+        </w:rPr>
+        <w:t xml:space="preserve"> &lt;name&gt;</w:t>
+      </w:r>
+      <w:r>
+        <w:rPr>
+          <w:rFonts w:ascii="Roboto Mono" w:hAnsi="Roboto Mono"/>
+        </w:rPr>
+        <w:br/>
+      </w:r>
+      <w:r>
+        <w:rPr>
+          <w:rFonts w:ascii="Roboto Mono" w:hAnsi="Roboto Mono"/>
+          <w:b/>
+          <w:bCs/>
+        </w:rPr>
+        <w:t>Date:</w:t>
+      </w:r>
+      <w:r>
+        <w:rPr>
+          <w:rFonts w:ascii="Roboto Mono" w:hAnsi="Roboto Mono"/>
+        </w:rPr>
+        <w:t xml:space="preserve"> &lt;date&gt;</w:t>
+      </w:r>
+    </w:p>
+    <w:p>
+      <w:pPr>
+        <w:rPr>
+          <w:rFonts w:ascii="Roboto Mono" w:hAnsi="Roboto Mono"/>
+        </w:rPr>
+      </w:pPr>
+    </w:p>
+    <w:p>
+      <w:pPr>
+        <w:rPr>
+          <w:rFonts w:ascii="Roboto Mono" w:hAnsi="Roboto Mono"/>
+        </w:rPr>
+      </w:pPr>
+    </w:p>
+    <w:p>
+      <w:pPr>
+        <w:rPr>
+          <w:rFonts w:ascii="Roboto Mono" w:hAnsi="Roboto Mono"/>
+          <w:b/>
+          <w:bCs/>
+        </w:rPr>
+      </w:pPr>
+      <w:r>
+        <w:rPr>
+          <w:rFonts w:ascii="Roboto Mono" w:hAnsi="Roboto Mono"/>
+          <w:b/>
+          <w:bCs/>
+        </w:rPr>
+        <w:t>2 – Answer Format</w:t>
+      </w:r>
+    </w:p>
+    <w:p>
+      <w:pPr>
+        <w:rPr>
+          <w:rFonts w:ascii="Roboto Mono" w:hAnsi="Roboto Mono"/>
+        </w:rPr>
+      </w:pPr>
+      <w:r>
+        <w:rPr>
+          <w:rFonts w:ascii="Roboto Mono" w:hAnsi="Roboto Mono"/>
+          <w:b/>
+          <w:bCs/>
+        </w:rPr>
+        <w:t>Answer:</w:t>
+      </w:r>
+      <w:r>
+        <w:rPr>
+          <w:rFonts w:ascii="Roboto Mono" w:hAnsi="Roboto Mono"/>
+        </w:rPr>
+        <w:t xml:space="preserve"> &lt;direct and clear explanation of the question&gt;</w:t>
+      </w:r>
+    </w:p>
+    <w:p>
+      <w:pPr>
+        <w:rPr>
+          <w:rFonts w:ascii="Roboto Mono" w:hAnsi="Roboto Mono"/>
+        </w:rPr>
+      </w:pPr>
+      <w:r>
+        <w:rPr>
+          <w:rFonts w:ascii="Roboto Mono" w:hAnsi="Roboto Mono"/>
+          <w:b/>
+          <w:bCs/>
+        </w:rPr>
+        <w:t>Category:</w:t>
+      </w:r>
+      <w:r>
+        <w:rPr>
+          <w:rFonts w:ascii="Roboto Mono" w:hAnsi="Roboto Mono"/>
+        </w:rPr>
+        <w:t xml:space="preserve"> &lt;type of knowledge&gt;</w:t>
+      </w:r>
+      <w:r>
+        <w:rPr>
+          <w:rFonts w:ascii="Roboto Mono" w:hAnsi="Roboto Mono"/>
+        </w:rPr>
+        <w:br/>
+      </w:r>
+      <w:r>
+        <w:rPr>
+          <w:rFonts w:ascii="Roboto Mono" w:hAnsi="Roboto Mono"/>
+          <w:b/>
+          <w:bCs/>
+        </w:rPr>
+        <w:t>Provided By:</w:t>
+      </w:r>
+      <w:r>
+        <w:rPr>
+          <w:rFonts w:ascii="Roboto Mono" w:hAnsi="Roboto Mono"/>
+        </w:rPr>
+        <w:t xml:space="preserve"> &lt;name&gt;</w:t>
+      </w:r>
+      <w:r>
+        <w:rPr>
+          <w:rFonts w:ascii="Roboto Mono" w:hAnsi="Roboto Mono"/>
+        </w:rPr>
+        <w:br/>
+      </w:r>
+      <w:r>
+        <w:rPr>
+          <w:rFonts w:ascii="Roboto Mono" w:hAnsi="Roboto Mono"/>
+          <w:b/>
+          <w:bCs/>
+        </w:rPr>
+        <w:t>Date:</w:t>
+      </w:r>
+      <w:r>
+        <w:rPr>
+          <w:rFonts w:ascii="Roboto Mono" w:hAnsi="Roboto Mono"/>
+        </w:rPr>
+        <w:t xml:space="preserve"> &lt;date&gt;</w:t>
+      </w:r>
+    </w:p>
+    <w:p>
+      <w:pPr>
+        <w:rPr>
+          <w:rFonts w:ascii="Roboto Mono" w:hAnsi="Roboto Mono"/>
+        </w:rPr>
+      </w:pPr>
+      <w:r>
+        <w:rPr>
+          <w:rFonts w:ascii="Roboto Mono" w:hAnsi="Roboto Mono"/>
+        </w:rPr>
+        <w:pict w14:anchorId="7DED89F8">
+          <v:rect id="_x0000_i1725" style="width:0;height:1.5pt" o:hralign="center" o:hrstd="t" o:hr="t" fillcolor="#a0a0a0" stroked="f"/>
+        </w:pict>
+      </w:r>
+    </w:p>
+    <w:p>
+      <w:pPr>
+        <w:pStyle w:val="Heading7"/>
+      </w:pPr>
+      <w:r>
+        <w:t>Example</w:t>
+      </w:r>
+    </w:p>
+    <w:p>
+      <w:pPr>
+        <w:rPr>
+          <w:rFonts w:ascii="Arial" w:hAnsi="Arial"/>
+          <w:color w:val="000000"/>
+          <w:sz w:val="18"/>
+        </w:rPr>
+      </w:pPr>
+      <w:r>
+        <w:rPr>
+          <w:rFonts w:ascii="Arial" w:eastAsia="Arial" w:hAnsi="Arial" w:cs="Arial"/>
+          <w:b/>
+          <w:color w:val="000000"/>
+          <w:sz w:val="18"/>
+          <w:highlight w:val="lightGray"/>
+        </w:rPr>
+        <w:t># Source: AI Source: Provided by: [Data Path</w:t>
+      </w:r>
+      <w:r>
+        <w:rPr>
+          <w:rFonts w:ascii="Arial" w:eastAsia="Arial" w:hAnsi="Arial" w:cs="Arial"/>
+          <w:color w:val="000000"/>
+          <w:sz w:val="18"/>
+          <w:highlight w:val="lightGray"/>
+        </w:rPr>
+        <w:t xml:space="preserve">: Persons Table -&gt; ID Column: 1, Name_En Column: Motasem Essam] -&gt; </w:t>
+      </w:r>
+      <w:r>
+        <w:rPr>
+          <w:rFonts w:ascii="Arial" w:eastAsia="Arial" w:hAnsi="Arial" w:cs="Arial"/>
+          <w:b/>
+          <w:color w:val="000000"/>
+          <w:sz w:val="18"/>
+          <w:highlight w:val="lightGray"/>
+        </w:rPr>
+        <w:t>From:</w:t>
+      </w:r>
+      <w:r>
+        <w:rPr>
+          <w:rFonts w:ascii="Arial" w:eastAsia="Arial" w:hAnsi="Arial" w:cs="Arial"/>
+          <w:color w:val="000000"/>
+          <w:sz w:val="18"/>
+          <w:highlight w:val="lightGray"/>
+        </w:rPr>
+        <w:t xml:space="preserve"> [ChatGPT]</w:t>
+      </w:r>
+      <w:r>
+        <w:rPr>
+          <w:rFonts w:ascii="Arial" w:hAnsi="Arial"/>
+          <w:color w:val="000000"/>
+          <w:sz w:val="18"/>
+          <w:highlight w:val="lightGray"/>
+        </w:rPr>
+        <w:t xml:space="preserve"> </w:t>
+      </w:r>
+      <w:r>
+        <w:rPr>
+          <w:rFonts w:ascii="Arial" w:hAnsi="Arial"/>
+          <w:b/>
+          <w:color w:val="000000"/>
+          <w:sz w:val="18"/>
+          <w:highlight w:val="lightGray"/>
+        </w:rPr>
+        <w:t xml:space="preserve">on </w:t>
+      </w:r>
+      <w:r>
+        <w:rPr>
+          <w:rFonts w:ascii="Arial" w:hAnsi="Arial"/>
+          <w:color w:val="000000"/>
+          <w:sz w:val="18"/>
+          <w:highlight w:val="lightGray"/>
+        </w:rPr>
+        <w:t>[7/14/2025]</w:t>
+      </w:r>
+    </w:p>
+    <w:p>
+      <w:pPr>
+        <w:rPr>
+          <w:rFonts w:ascii="Roboto Mono" w:hAnsi="Roboto Mono"/>
+          <w:b/>
+          <w:bCs/>
+        </w:rPr>
+      </w:pPr>
+      <w:r>
+        <w:rPr>
+          <w:rFonts w:ascii="Roboto Mono" w:hAnsi="Roboto Mono"/>
+          <w:b/>
+          <w:bCs/>
+        </w:rPr>
+        <w:t>Example</w:t>
+      </w:r>
+    </w:p>
+    <w:p>
+      <w:pPr>
+        <w:rPr>
+          <w:rFonts w:ascii="Roboto Mono" w:hAnsi="Roboto Mono"/>
+          <w:b/>
+          <w:bCs/>
+        </w:rPr>
+      </w:pPr>
+      <w:r>
+        <w:rPr>
+          <w:rFonts w:ascii="Roboto Mono" w:hAnsi="Roboto Mono"/>
+          <w:b/>
+          <w:bCs/>
+        </w:rPr>
+        <w:t>Question</w:t>
+      </w:r>
+    </w:p>
+    <w:p>
+      <w:pPr>
+        <w:rPr>
+          <w:rFonts w:ascii="Roboto Mono" w:hAnsi="Roboto Mono"/>
+        </w:rPr>
+      </w:pPr>
+      <w:r>
+        <w:rPr>
+          <w:rFonts w:ascii="Roboto Mono" w:hAnsi="Roboto Mono"/>
+          <w:b/>
+          <w:bCs/>
+        </w:rPr>
+        <w:t>Question:</w:t>
+      </w:r>
+      <w:r>
+        <w:rPr>
+          <w:rFonts w:ascii="Roboto Mono" w:hAnsi="Roboto Mono"/>
+        </w:rPr>
+        <w:t xml:space="preserve"> What is a Blueprint?</w:t>
+      </w:r>
+    </w:p>
+    <w:p>
+      <w:pPr>
+        <w:rPr>
+          <w:rFonts w:ascii="Roboto Mono" w:hAnsi="Roboto Mono"/>
+        </w:rPr>
+      </w:pPr>
+      <w:r>
+        <w:rPr>
+          <w:rFonts w:ascii="Roboto Mono" w:hAnsi="Roboto Mono"/>
+          <w:b/>
+          <w:bCs/>
+        </w:rPr>
+        <w:t>Category:</w:t>
+      </w:r>
+      <w:r>
+        <w:rPr>
+          <w:rFonts w:ascii="Roboto Mono" w:hAnsi="Roboto Mono"/>
+        </w:rPr>
+        <w:t xml:space="preserve"> Documentation</w:t>
+      </w:r>
+      <w:r>
+        <w:rPr>
+          <w:rFonts w:ascii="Roboto Mono" w:hAnsi="Roboto Mono"/>
+        </w:rPr>
+        <w:br/>
+      </w:r>
+      <w:r>
+        <w:rPr>
+          <w:rFonts w:ascii="Roboto Mono" w:hAnsi="Roboto Mono"/>
+          <w:b/>
+          <w:bCs/>
+        </w:rPr>
+        <w:t>Provided By:</w:t>
+      </w:r>
+      <w:r>
+        <w:rPr>
+          <w:rFonts w:ascii="Roboto Mono" w:hAnsi="Roboto Mono"/>
+        </w:rPr>
+        <w:t xml:space="preserve"> John Smith</w:t>
+      </w:r>
+      <w:r>
+        <w:rPr>
+          <w:rFonts w:ascii="Roboto Mono" w:hAnsi="Roboto Mono"/>
+        </w:rPr>
+        <w:br/>
+      </w:r>
+      <w:r>
+        <w:rPr>
+          <w:rFonts w:ascii="Roboto Mono" w:hAnsi="Roboto Mono"/>
+          <w:b/>
+          <w:bCs/>
+        </w:rPr>
+        <w:t>Date:</w:t>
+      </w:r>
+      <w:r>
+        <w:rPr>
+          <w:rFonts w:ascii="Roboto Mono" w:hAnsi="Roboto Mono"/>
+        </w:rPr>
+        <w:t xml:space="preserve"> 2025-07-14</w:t>
+      </w:r>
+    </w:p>
+    <w:p>
+      <w:pPr>
+        <w:rPr>
+          <w:rFonts w:ascii="Roboto Mono" w:hAnsi="Roboto Mono"/>
+        </w:rPr>
+      </w:pPr>
+    </w:p>
+    <w:p>
+      <w:pPr>
+        <w:rPr>
+          <w:rFonts w:ascii="Roboto Mono" w:hAnsi="Roboto Mono"/>
+        </w:rPr>
+      </w:pPr>
+    </w:p>
+    <w:p>
+      <w:pPr>
+        <w:rPr>
+          <w:rFonts w:ascii="Roboto Mono" w:hAnsi="Roboto Mono"/>
+          <w:b/>
+          <w:bCs/>
+        </w:rPr>
+      </w:pPr>
+      <w:r>
+        <w:rPr>
+          <w:rFonts w:ascii="Roboto Mono" w:hAnsi="Roboto Mono"/>
+          <w:b/>
+          <w:bCs/>
+        </w:rPr>
+        <w:t>Answer</w:t>
+      </w:r>
+    </w:p>
+    <w:p>
+      <w:pPr>
+        <w:rPr>
+          <w:rFonts w:ascii="Roboto Mono" w:hAnsi="Roboto Mono"/>
+        </w:rPr>
+      </w:pPr>
+      <w:r>
+        <w:rPr>
+          <w:rFonts w:ascii="Roboto Mono" w:hAnsi="Roboto Mono"/>
+          <w:b/>
+          <w:bCs/>
+        </w:rPr>
+        <w:t>Answer:</w:t>
+      </w:r>
+      <w:r>
+        <w:rPr>
+          <w:rFonts w:ascii="Roboto Mono" w:hAnsi="Roboto Mono"/>
+        </w:rPr>
+        <w:t xml:space="preserve"> A blueprint is a structured design document used to define how something should be built or organized before implementation.</w:t>
+      </w:r>
+    </w:p>
+    <w:p>
+      <w:pPr>
+        <w:rPr>
+          <w:rFonts w:ascii="Roboto Mono" w:hAnsi="Roboto Mono"/>
+        </w:rPr>
+      </w:pPr>
+      <w:r>
+        <w:rPr>
+          <w:rFonts w:ascii="Roboto Mono" w:hAnsi="Roboto Mono"/>
+          <w:b/>
+          <w:bCs/>
+        </w:rPr>
+        <w:t>Category:</w:t>
+      </w:r>
+      <w:r>
+        <w:rPr>
+          <w:rFonts w:ascii="Roboto Mono" w:hAnsi="Roboto Mono"/>
+        </w:rPr>
+        <w:t xml:space="preserve"> Documentation</w:t>
+      </w:r>
+      <w:r>
+        <w:rPr>
+          <w:rFonts w:ascii="Roboto Mono" w:hAnsi="Roboto Mono"/>
+        </w:rPr>
+        <w:br/>
+      </w:r>
+      <w:r>
+        <w:rPr>
+          <w:rFonts w:ascii="Roboto Mono" w:hAnsi="Roboto Mono"/>
+          <w:b/>
+          <w:bCs/>
+        </w:rPr>
+        <w:t>Provided By:</w:t>
+      </w:r>
+      <w:r>
+        <w:rPr>
+          <w:rFonts w:ascii="Roboto Mono" w:hAnsi="Roboto Mono"/>
+        </w:rPr>
+        <w:t xml:space="preserve"> </w:t>
+      </w:r>
+      <w:r>
+        <w:rPr>
+          <w:rFonts w:ascii="Roboto Mono" w:hAnsi="Roboto Mono"/>
+        </w:rPr>
+        <w:t>Robert Williams</w:t>
+      </w:r>
+      <w:r>
+        <w:rPr>
+          <w:rFonts w:ascii="Roboto Mono" w:hAnsi="Roboto Mono"/>
+        </w:rPr>
+        <w:br/>
+      </w:r>
+      <w:r>
+        <w:rPr>
+          <w:rFonts w:ascii="Roboto Mono" w:hAnsi="Roboto Mono"/>
+          <w:b/>
+          <w:bCs/>
+        </w:rPr>
+        <w:t>Date:</w:t>
+      </w:r>
+      <w:r>
+        <w:rPr>
+          <w:rFonts w:ascii="Roboto Mono" w:hAnsi="Roboto Mono"/>
+        </w:rPr>
+        <w:t xml:space="preserve"> 2025-07-14</w:t>
+      </w:r>
+    </w:p>
+    <w:p>
+      <w:pPr>
+        <w:rPr>
+          <w:rFonts w:ascii="Roboto Mono" w:hAnsi="Roboto Mono"/>
+        </w:rPr>
+      </w:pPr>
+      <w:r>
+        <w:rPr>
+          <w:rFonts w:ascii="Roboto Mono" w:hAnsi="Roboto Mono"/>
+        </w:rPr>
+        <w:lastRenderedPageBreak/>
+        <w:pict w14:anchorId="1CD2DC45">
+          <v:rect id="_x0000_i1742" style="width:0;height:1.5pt" o:hralign="center" o:hrstd="t" o:hr="t" fillcolor="#a0a0a0" stroked="f"/>
+        </w:pict>
+      </w:r>
+    </w:p>
+    <w:p>
+      <w:pPr>
+        <w:pStyle w:val="Heading5"/>
+      </w:pPr>
+      <w:r>
+        <w:t>Knowledge Structures Rules</w:t>
+      </w:r>
+    </w:p>
+    <w:p>
+      <w:pPr>
+        <w:pStyle w:val="Heading6"/>
+      </w:pPr>
+      <w:r>
+        <w:t xml:space="preserve">Rule 1 </w:t>
+      </w:r>
+      <w:r>
+        <w:t>-</w:t>
+      </w:r>
+      <w:r>
+        <w:t xml:space="preserve"> Multi-Structure Usage Allowed</w:t>
+      </w:r>
+    </w:p>
+    <w:p>
+      <w:pPr>
+        <w:rPr>
+          <w:rFonts w:ascii="Roboto Mono" w:hAnsi="Roboto Mono"/>
+          <w:b/>
+          <w:bCs/>
+        </w:rPr>
+      </w:pPr>
+      <w:r>
+        <w:rPr>
+          <w:rFonts w:ascii="Arial" w:eastAsia="Arial" w:hAnsi="Arial" w:cs="Arial"/>
+          <w:b/>
+          <w:color w:val="000000"/>
+          <w:sz w:val="18"/>
+          <w:highlight w:val="lightGray"/>
+        </w:rPr>
+        <w:t># Source: AI Source: Provided by: [Data Path</w:t>
+      </w:r>
+      <w:r>
+        <w:rPr>
+          <w:rFonts w:ascii="Arial" w:eastAsia="Arial" w:hAnsi="Arial" w:cs="Arial"/>
+          <w:color w:val="000000"/>
+          <w:sz w:val="18"/>
+          <w:highlight w:val="lightGray"/>
+        </w:rPr>
+        <w:t xml:space="preserve">: Persons Table -&gt; ID Column: 1, Name_En Column: Motasem Essam] -&gt; </w:t>
+      </w:r>
+      <w:r>
+        <w:rPr>
+          <w:rFonts w:ascii="Arial" w:eastAsia="Arial" w:hAnsi="Arial" w:cs="Arial"/>
+          <w:b/>
+          <w:color w:val="000000"/>
+          <w:sz w:val="18"/>
+          <w:highlight w:val="lightGray"/>
+        </w:rPr>
+        <w:t>From:</w:t>
+      </w:r>
+      <w:r>
+        <w:rPr>
+          <w:rFonts w:ascii="Arial" w:eastAsia="Arial" w:hAnsi="Arial" w:cs="Arial"/>
+          <w:color w:val="000000"/>
+          <w:sz w:val="18"/>
+          <w:highlight w:val="lightGray"/>
+        </w:rPr>
+        <w:t xml:space="preserve"> [ChatGPT]</w:t>
+      </w:r>
+      <w:r>
+        <w:rPr>
+          <w:rFonts w:ascii="Arial" w:hAnsi="Arial"/>
+          <w:color w:val="000000"/>
+          <w:sz w:val="18"/>
+          <w:highlight w:val="lightGray"/>
+        </w:rPr>
+        <w:t xml:space="preserve"> </w:t>
+      </w:r>
+      <w:r>
+        <w:rPr>
+          <w:rFonts w:ascii="Arial" w:hAnsi="Arial"/>
+          <w:b/>
+          <w:color w:val="000000"/>
+          <w:sz w:val="18"/>
+          <w:highlight w:val="lightGray"/>
+        </w:rPr>
+        <w:t xml:space="preserve">on </w:t>
+      </w:r>
+      <w:r>
+        <w:rPr>
+          <w:rFonts w:ascii="Arial" w:hAnsi="Arial"/>
+          <w:color w:val="000000"/>
+          <w:sz w:val="18"/>
+          <w:highlight w:val="lightGray"/>
+        </w:rPr>
+        <w:t>[7/14/2025]</w:t>
+      </w:r>
+    </w:p>
+    <w:p>
+      <w:pPr>
+        <w:rPr>
+          <w:rFonts w:ascii="Roboto Mono" w:hAnsi="Roboto Mono"/>
+        </w:rPr>
+      </w:pPr>
+      <w:r>
+        <w:rPr>
+          <w:rFonts w:ascii="Roboto Mono" w:hAnsi="Roboto Mono"/>
+        </w:rPr>
+        <w:t>Multiple Knowledge Structures can be used together within the same content when it improves clarity and understanding.</w:t>
+      </w:r>
+    </w:p>
+    <w:p>
+      <w:pPr>
+        <w:rPr>
+          <w:rFonts w:ascii="Roboto Mono" w:hAnsi="Roboto Mono"/>
+        </w:rPr>
+      </w:pPr>
+      <w:r>
+        <w:rPr>
+          <w:rFonts w:ascii="Roboto Mono" w:hAnsi="Roboto Mono"/>
+        </w:rPr>
+        <w:t>This means:</w:t>
+      </w:r>
+    </w:p>
+    <w:p>
+      <w:pPr>
+        <w:numPr>
+          <w:ilvl w:val="0"/>
+          <w:numId w:val="41"/>
+        </w:numPr>
+        <w:rPr>
+          <w:rFonts w:ascii="Roboto Mono" w:hAnsi="Roboto Mono"/>
+        </w:rPr>
+      </w:pPr>
+      <w:r>
+        <w:rPr>
+          <w:rFonts w:ascii="Roboto Mono" w:hAnsi="Roboto Mono"/>
+        </w:rPr>
+        <w:t xml:space="preserve">Question &amp; Answer Structure can be combined with Sections Structure </w:t>
+      </w:r>
+    </w:p>
+    <w:p>
+      <w:pPr>
+        <w:numPr>
+          <w:ilvl w:val="0"/>
+          <w:numId w:val="41"/>
+        </w:numPr>
+        <w:rPr>
+          <w:rFonts w:ascii="Roboto Mono" w:hAnsi="Roboto Mono"/>
+        </w:rPr>
+      </w:pPr>
+      <w:r>
+        <w:rPr>
+          <w:rFonts w:ascii="Roboto Mono" w:hAnsi="Roboto Mono"/>
+        </w:rPr>
+        <w:t xml:space="preserve">Term &amp; Description can appear inside Sections Structure </w:t>
+      </w:r>
+    </w:p>
+    <w:p>
+      <w:pPr>
+        <w:numPr>
+          <w:ilvl w:val="0"/>
+          <w:numId w:val="41"/>
+        </w:numPr>
+        <w:rPr>
+          <w:rFonts w:ascii="Roboto Mono" w:hAnsi="Roboto Mono"/>
+        </w:rPr>
+      </w:pPr>
+      <w:r>
+        <w:rPr>
+          <w:rFonts w:ascii="Roboto Mono" w:hAnsi="Roboto Mono"/>
+        </w:rPr>
+        <w:t xml:space="preserve">Any structure can be embedded inside another when needed </w:t>
+      </w:r>
+    </w:p>
+    <w:p>
+      <w:pPr>
+        <w:rPr>
+          <w:rFonts w:ascii="Roboto Mono" w:hAnsi="Roboto Mono"/>
+        </w:rPr>
+      </w:pPr>
+      <w:r>
+        <w:rPr>
+          <w:rFonts w:ascii="Roboto Mono" w:hAnsi="Roboto Mono"/>
+        </w:rPr>
+        <w:t>The only requirement is that each structure must remain clearly identifiable and well organized.</w:t>
+      </w:r>
+    </w:p>
+    <w:p>
+      <w:pPr>
+        <w:rPr>
+          <w:rFonts w:ascii="Roboto Mono" w:hAnsi="Roboto Mono"/>
+        </w:rPr>
+      </w:pPr>
+      <w:r>
+        <w:rPr>
+          <w:rFonts w:ascii="Roboto Mono" w:hAnsi="Roboto Mono"/>
+        </w:rPr>
+        <w:pict w14:anchorId="40FB71DE">
+          <v:rect id="_x0000_i1851" style="width:0;height:1.5pt" o:hralign="center" o:hrstd="t" o:hr="t" fillcolor="#a0a0a0" stroked="f"/>
+        </w:pict>
+      </w:r>
+    </w:p>
+    <w:p>
+      <w:pPr>
+        <w:pStyle w:val="Heading6"/>
+      </w:pPr>
+      <w:r>
+        <w:t xml:space="preserve">Rule 2 </w:t>
+      </w:r>
+      <w:r>
+        <w:t>-</w:t>
+      </w:r>
+      <w:r>
+        <w:t xml:space="preserve"> Sections Structure Subsection Rule</w:t>
+      </w:r>
+    </w:p>
+    <w:p>
+      <w:pPr>
+        <w:rPr>
+          <w:rFonts w:ascii="Roboto Mono" w:hAnsi="Roboto Mono"/>
+          <w:b/>
+          <w:bCs/>
+        </w:rPr>
+      </w:pPr>
+      <w:r>
+        <w:rPr>
+          <w:rFonts w:ascii="Arial" w:eastAsia="Arial" w:hAnsi="Arial" w:cs="Arial"/>
+          <w:b/>
+          <w:color w:val="000000"/>
+          <w:sz w:val="18"/>
+          <w:highlight w:val="lightGray"/>
+        </w:rPr>
+        <w:t># Source: AI Source: Provided by: [Data Path</w:t>
+      </w:r>
+      <w:r>
+        <w:rPr>
+          <w:rFonts w:ascii="Arial" w:eastAsia="Arial" w:hAnsi="Arial" w:cs="Arial"/>
+          <w:color w:val="000000"/>
+          <w:sz w:val="18"/>
+          <w:highlight w:val="lightGray"/>
+        </w:rPr>
+        <w:t xml:space="preserve">: Persons Table -&gt; ID Column: 1, Name_En Column: Motasem Essam] -&gt; </w:t>
+      </w:r>
+      <w:r>
+        <w:rPr>
+          <w:rFonts w:ascii="Arial" w:eastAsia="Arial" w:hAnsi="Arial" w:cs="Arial"/>
+          <w:b/>
+          <w:color w:val="000000"/>
+          <w:sz w:val="18"/>
+          <w:highlight w:val="lightGray"/>
+        </w:rPr>
+        <w:t>From:</w:t>
+      </w:r>
+      <w:r>
+        <w:rPr>
+          <w:rFonts w:ascii="Arial" w:eastAsia="Arial" w:hAnsi="Arial" w:cs="Arial"/>
+          <w:color w:val="000000"/>
+          <w:sz w:val="18"/>
+          <w:highlight w:val="lightGray"/>
+        </w:rPr>
+        <w:t xml:space="preserve"> [ChatGPT]</w:t>
+      </w:r>
+      <w:r>
+        <w:rPr>
+          <w:rFonts w:ascii="Arial" w:hAnsi="Arial"/>
+          <w:color w:val="000000"/>
+          <w:sz w:val="18"/>
+          <w:highlight w:val="lightGray"/>
+        </w:rPr>
+        <w:t xml:space="preserve"> </w:t>
+      </w:r>
+      <w:r>
+        <w:rPr>
+          <w:rFonts w:ascii="Arial" w:hAnsi="Arial"/>
+          <w:b/>
+          <w:color w:val="000000"/>
+          <w:sz w:val="18"/>
+          <w:highlight w:val="lightGray"/>
+        </w:rPr>
+        <w:t xml:space="preserve">on </w:t>
+      </w:r>
+      <w:r>
+        <w:rPr>
+          <w:rFonts w:ascii="Arial" w:hAnsi="Arial"/>
+          <w:color w:val="000000"/>
+          <w:sz w:val="18"/>
+          <w:highlight w:val="lightGray"/>
+        </w:rPr>
+        <w:t>[7/14/2025]</w:t>
+      </w:r>
+    </w:p>
+    <w:p>
+      <w:pPr>
+        <w:rPr>
+          <w:rFonts w:ascii="Roboto Mono" w:hAnsi="Roboto Mono"/>
+        </w:rPr>
+      </w:pPr>
+      <w:r>
+        <w:rPr>
+          <w:rFonts w:ascii="Roboto Mono" w:hAnsi="Roboto Mono"/>
+        </w:rPr>
+        <w:t xml:space="preserve">Inside Sections Structure, content can include </w:t>
+      </w:r>
+      <w:r>
+        <w:rPr>
+          <w:rFonts w:ascii="Roboto Mono" w:hAnsi="Roboto Mono"/>
+          <w:b/>
+          <w:bCs/>
+        </w:rPr>
+        <w:t>subsections</w:t>
+      </w:r>
+      <w:r>
+        <w:rPr>
+          <w:rFonts w:ascii="Roboto Mono" w:hAnsi="Roboto Mono"/>
+        </w:rPr>
+        <w:t xml:space="preserve"> when a section contains multiple concepts that need clarification.</w:t>
+      </w:r>
+    </w:p>
+    <w:p>
+      <w:pPr>
+        <w:rPr>
+          <w:rFonts w:ascii="Roboto Mono" w:hAnsi="Roboto Mono"/>
+        </w:rPr>
+      </w:pPr>
+      <w:r>
+        <w:rPr>
+          <w:rFonts w:ascii="Roboto Mono" w:hAnsi="Roboto Mono"/>
+        </w:rPr>
+        <w:t>A subsection is used to:</w:t>
+      </w:r>
+    </w:p>
+    <w:p>
+      <w:pPr>
+        <w:numPr>
+          <w:ilvl w:val="0"/>
+          <w:numId w:val="38"/>
+        </w:numPr>
+        <w:rPr>
+          <w:rFonts w:ascii="Roboto Mono" w:hAnsi="Roboto Mono"/>
+        </w:rPr>
+      </w:pPr>
+      <w:r>
+        <w:rPr>
+          <w:rFonts w:ascii="Roboto Mono" w:hAnsi="Roboto Mono"/>
+        </w:rPr>
+        <w:t xml:space="preserve">Break down a section into smaller conceptual parts </w:t>
+      </w:r>
+    </w:p>
+    <w:p>
+      <w:pPr>
+        <w:numPr>
+          <w:ilvl w:val="0"/>
+          <w:numId w:val="38"/>
+        </w:numPr>
+        <w:rPr>
+          <w:rFonts w:ascii="Roboto Mono" w:hAnsi="Roboto Mono"/>
+        </w:rPr>
+      </w:pPr>
+      <w:r>
+        <w:rPr>
+          <w:rFonts w:ascii="Roboto Mono" w:hAnsi="Roboto Mono"/>
+        </w:rPr>
+        <w:t xml:space="preserve">Describe and define specific concepts inside the section content </w:t>
+      </w:r>
+    </w:p>
+    <w:p>
+      <w:pPr>
+        <w:numPr>
+          <w:ilvl w:val="0"/>
+          <w:numId w:val="38"/>
+        </w:numPr>
+        <w:rPr>
+          <w:rFonts w:ascii="Roboto Mono" w:hAnsi="Roboto Mono"/>
+        </w:rPr>
+      </w:pPr>
+      <w:r>
+        <w:rPr>
+          <w:rFonts w:ascii="Roboto Mono" w:hAnsi="Roboto Mono"/>
+        </w:rPr>
+        <w:t xml:space="preserve">Improve clarity when a section includes multiple ideas </w:t>
+      </w:r>
+    </w:p>
+    <w:p>
+      <w:pPr>
+        <w:rPr>
+          <w:rFonts w:ascii="Roboto Mono" w:hAnsi="Roboto Mono"/>
+        </w:rPr>
+      </w:pPr>
+      <w:r>
+        <w:rPr>
+          <w:rFonts w:ascii="Roboto Mono" w:hAnsi="Roboto Mono"/>
+        </w:rPr>
+        <w:t xml:space="preserve">Each subsection represents a </w:t>
+      </w:r>
+      <w:r>
+        <w:rPr>
+          <w:rFonts w:ascii="Roboto Mono" w:hAnsi="Roboto Mono"/>
+          <w:b/>
+          <w:bCs/>
+        </w:rPr>
+        <w:t>concept inside the section</w:t>
+      </w:r>
+      <w:r>
+        <w:rPr>
+          <w:rFonts w:ascii="Roboto Mono" w:hAnsi="Roboto Mono"/>
+        </w:rPr>
+        <w:t>, and it explains the meaning of that concept directly.</w:t>
+      </w:r>
+    </w:p>
+    <w:p>
+      <w:pPr>
+        <w:rPr>
+          <w:rFonts w:ascii="Roboto Mono" w:hAnsi="Roboto Mono"/>
+        </w:rPr>
+      </w:pPr>
+      <w:r>
+        <w:rPr>
+          <w:rFonts w:ascii="Roboto Mono" w:hAnsi="Roboto Mono"/>
+        </w:rPr>
+        <w:pict w14:anchorId="094C2B57">
+          <v:rect id="_x0000_i1852" style="width:0;height:1.5pt" o:hralign="center" o:hrstd="t" o:hr="t" fillcolor="#a0a0a0" stroked="f"/>
+        </w:pict>
+      </w:r>
+    </w:p>
+    <w:p>
+      <w:pPr>
+        <w:rPr>
+          <w:rFonts w:ascii="Roboto Mono" w:hAnsi="Roboto Mono"/>
+          <w:b/>
+          <w:bCs/>
+        </w:rPr>
+      </w:pPr>
+      <w:r>
+        <w:rPr>
+          <w:rFonts w:ascii="Roboto Mono" w:hAnsi="Roboto Mono"/>
+          <w:b/>
+          <w:bCs/>
+        </w:rPr>
+        <w:t>Subsection Format (Inside Section Content)</w:t>
+      </w:r>
+    </w:p>
+    <w:p>
+      <w:pPr>
+        <w:rPr>
+          <w:rFonts w:ascii="Roboto Mono" w:hAnsi="Roboto Mono"/>
+        </w:rPr>
+      </w:pPr>
+      <w:r>
+        <w:rPr>
+          <w:rFonts w:ascii="Roboto Mono" w:hAnsi="Roboto Mono"/>
+        </w:rPr>
+        <w:lastRenderedPageBreak/>
+        <w:t>Section: &lt;section name&gt;</w:t>
+      </w:r>
+      <w:r>
+        <w:rPr>
+          <w:rFonts w:ascii="Roboto Mono" w:hAnsi="Roboto Mono"/>
+        </w:rPr>
+        <w:br/>
+        <w:t>Source: &lt;source type&gt;</w:t>
+      </w:r>
+    </w:p>
+    <w:p>
+      <w:pPr>
+        <w:rPr>
+          <w:rFonts w:ascii="Roboto Mono" w:hAnsi="Roboto Mono"/>
+        </w:rPr>
+      </w:pPr>
+      <w:r>
+        <w:rPr>
+          <w:rFonts w:ascii="Roboto Mono" w:hAnsi="Roboto Mono"/>
+        </w:rPr>
+        <w:t xml:space="preserve">&lt;content&gt; </w:t>
+      </w:r>
+    </w:p>
+    <w:p>
+      <w:pPr>
+        <w:rPr>
+          <w:rFonts w:ascii="Roboto Mono" w:hAnsi="Roboto Mono"/>
+        </w:rPr>
+      </w:pPr>
+      <w:r>
+        <w:rPr>
+          <w:rFonts w:ascii="Roboto Mono" w:hAnsi="Roboto Mono"/>
+        </w:rPr>
+        <w:t>Subsection: &lt;concept name&gt;</w:t>
+      </w:r>
+      <w:r>
+        <w:rPr>
+          <w:rFonts w:ascii="Roboto Mono" w:hAnsi="Roboto Mono"/>
+        </w:rPr>
+        <w:br/>
+        <w:t>Meaning: &lt;clear explanation of the concept&gt;</w:t>
+      </w:r>
+    </w:p>
+    <w:p>
+      <w:pPr>
+        <w:rPr>
+          <w:rFonts w:ascii="Roboto Mono" w:hAnsi="Roboto Mono"/>
+        </w:rPr>
+      </w:pPr>
+      <w:r>
+        <w:rPr>
+          <w:rFonts w:ascii="Roboto Mono" w:hAnsi="Roboto Mono"/>
+        </w:rPr>
+        <w:t>Subsection: &lt;concept name&gt;</w:t>
+      </w:r>
+      <w:r>
+        <w:rPr>
+          <w:rFonts w:ascii="Roboto Mono" w:hAnsi="Roboto Mono"/>
+        </w:rPr>
+        <w:br/>
+        <w:t>Meaning: &lt;clear explanation of the concept&gt;</w:t>
+      </w:r>
+    </w:p>
+    <w:p>
+      <w:pPr>
+        <w:rPr>
+          <w:rFonts w:ascii="Roboto Mono" w:hAnsi="Roboto Mono"/>
+        </w:rPr>
+      </w:pPr>
+      <w:r>
+        <w:rPr>
+          <w:rFonts w:ascii="Roboto Mono" w:hAnsi="Roboto Mono"/>
+        </w:rPr>
+        <w:pict w14:anchorId="4A276C57">
+          <v:rect id="_x0000_i1853" style="width:0;height:1.5pt" o:hralign="center" o:hrstd="t" o:hr="t" fillcolor="#a0a0a0" stroked="f"/>
+        </w:pict>
+      </w:r>
+    </w:p>
+    <w:p>
+      <w:pPr>
+        <w:rPr>
+          <w:rFonts w:ascii="Roboto Mono" w:hAnsi="Roboto Mono"/>
+          <w:b/>
+          <w:bCs/>
+        </w:rPr>
+      </w:pPr>
+      <w:r>
+        <w:rPr>
+          <w:rFonts w:ascii="Roboto Mono" w:hAnsi="Roboto Mono"/>
+          <w:b/>
+          <w:bCs/>
+        </w:rPr>
+        <w:t>Subsection Rules</w:t>
+      </w:r>
+    </w:p>
+    <w:p>
+      <w:pPr>
+        <w:rPr>
+          <w:rFonts w:ascii="Roboto Mono" w:hAnsi="Roboto Mono"/>
+          <w:b/>
+          <w:bCs/>
+        </w:rPr>
+      </w:pPr>
+      <w:r>
+        <w:rPr>
+          <w:rFonts w:ascii="Roboto Mono" w:hAnsi="Roboto Mono"/>
+          <w:b/>
+          <w:bCs/>
+        </w:rPr>
+        <w:t>Source: AI Source: Provided by: [Data Path: Persons Table -&gt; ID Column: 1, Name_En Column: Motasem Essam] -&gt; From: [ChatGPT] on [7/14/2025]</w:t>
+      </w:r>
+    </w:p>
+    <w:p>
+      <w:pPr>
+        <w:numPr>
+          <w:ilvl w:val="0"/>
+          <w:numId w:val="39"/>
+        </w:numPr>
+        <w:rPr>
+          <w:rFonts w:ascii="Roboto Mono" w:hAnsi="Roboto Mono"/>
+        </w:rPr>
+      </w:pPr>
+      <w:r>
+        <w:rPr>
+          <w:rFonts w:ascii="Roboto Mono" w:hAnsi="Roboto Mono"/>
+        </w:rPr>
+        <w:t xml:space="preserve">Subsections are optional and only used when needed </w:t>
+      </w:r>
+    </w:p>
+    <w:p>
+      <w:pPr>
+        <w:numPr>
+          <w:ilvl w:val="0"/>
+          <w:numId w:val="39"/>
+        </w:numPr>
+        <w:rPr>
+          <w:rFonts w:ascii="Roboto Mono" w:hAnsi="Roboto Mono"/>
+        </w:rPr>
+      </w:pPr>
+      <w:r>
+        <w:rPr>
+          <w:rFonts w:ascii="Roboto Mono" w:hAnsi="Roboto Mono"/>
+        </w:rPr>
+        <w:t xml:space="preserve">Each subsection defines one concept only </w:t>
+      </w:r>
+    </w:p>
+    <w:p>
+      <w:pPr>
+        <w:numPr>
+          <w:ilvl w:val="0"/>
+          <w:numId w:val="39"/>
+        </w:numPr>
+        <w:rPr>
+          <w:rFonts w:ascii="Roboto Mono" w:hAnsi="Roboto Mono"/>
+        </w:rPr>
+      </w:pPr>
+      <w:r>
+        <w:rPr>
+          <w:rFonts w:ascii="Roboto Mono" w:hAnsi="Roboto Mono"/>
+        </w:rPr>
+        <w:t xml:space="preserve">Subsections must stay inside the same section scope </w:t>
+      </w:r>
+    </w:p>
+    <w:p>
+      <w:pPr>
+        <w:numPr>
+          <w:ilvl w:val="0"/>
+          <w:numId w:val="39"/>
+        </w:numPr>
+        <w:rPr>
+          <w:rFonts w:ascii="Roboto Mono" w:hAnsi="Roboto Mono"/>
+        </w:rPr>
+      </w:pPr>
+      <w:r>
+        <w:rPr>
+          <w:rFonts w:ascii="Roboto Mono" w:hAnsi="Roboto Mono"/>
+        </w:rPr>
+        <w:t xml:space="preserve">Subsections must not create new sections </w:t>
+      </w:r>
+    </w:p>
+    <w:p>
+      <w:pPr>
+        <w:numPr>
+          <w:ilvl w:val="0"/>
+          <w:numId w:val="39"/>
+        </w:numPr>
+        <w:rPr>
+          <w:rFonts w:ascii="Roboto Mono" w:hAnsi="Roboto Mono"/>
+        </w:rPr>
+      </w:pPr>
+      <w:r>
+        <w:rPr>
+          <w:rFonts w:ascii="Roboto Mono" w:hAnsi="Roboto Mono"/>
+        </w:rPr>
+        <w:t xml:space="preserve">Each meaning must be independent and clear </w:t>
+      </w:r>
+    </w:p>
+    <w:p>
+      <w:pPr>
+        <w:rPr>
+          <w:rFonts w:ascii="Roboto Mono" w:hAnsi="Roboto Mono"/>
+        </w:rPr>
+      </w:pPr>
+      <w:r>
+        <w:rPr>
+          <w:rFonts w:ascii="Roboto Mono" w:hAnsi="Roboto Mono"/>
+        </w:rPr>
+        <w:pict w14:anchorId="6574273C">
+          <v:rect id="_x0000_i1854" style="width:0;height:1.5pt" o:hralign="center" o:hrstd="t" o:hr="t" fillcolor="#a0a0a0" stroked="f"/>
+        </w:pict>
+      </w:r>
+    </w:p>
+    <w:p>
+      <w:pPr>
+        <w:pStyle w:val="Heading6"/>
+      </w:pPr>
+      <w:r>
+        <w:t xml:space="preserve">Rule 3 </w:t>
+      </w:r>
+      <w:r>
+        <w:t>-</w:t>
+      </w:r>
+      <w:r>
+        <w:t xml:space="preserve"> Flexible Concept Grouping Rule</w:t>
+      </w:r>
+    </w:p>
+    <w:p>
+      <w:pPr>
+        <w:rPr>
+          <w:rFonts w:ascii="Roboto Mono" w:hAnsi="Roboto Mono"/>
+          <w:b/>
+          <w:bCs/>
+        </w:rPr>
+      </w:pPr>
+      <w:r>
+        <w:rPr>
+          <w:rFonts w:ascii="Arial" w:eastAsia="Arial" w:hAnsi="Arial" w:cs="Arial"/>
+          <w:b/>
+          <w:color w:val="000000"/>
+          <w:sz w:val="18"/>
+          <w:highlight w:val="lightGray"/>
+        </w:rPr>
+        <w:t># Source: AI Source: Provided by: [Data Path</w:t>
+      </w:r>
+      <w:r>
+        <w:rPr>
+          <w:rFonts w:ascii="Arial" w:eastAsia="Arial" w:hAnsi="Arial" w:cs="Arial"/>
+          <w:color w:val="000000"/>
+          <w:sz w:val="18"/>
+          <w:highlight w:val="lightGray"/>
+        </w:rPr>
+        <w:t xml:space="preserve">: Persons Table -&gt; ID Column: 1, Name_En Column: Motasem Essam] -&gt; </w:t>
+      </w:r>
+      <w:r>
+        <w:rPr>
+          <w:rFonts w:ascii="Arial" w:eastAsia="Arial" w:hAnsi="Arial" w:cs="Arial"/>
+          <w:b/>
+          <w:color w:val="000000"/>
+          <w:sz w:val="18"/>
+          <w:highlight w:val="lightGray"/>
+        </w:rPr>
+        <w:t>From:</w:t>
+      </w:r>
+      <w:r>
+        <w:rPr>
+          <w:rFonts w:ascii="Arial" w:eastAsia="Arial" w:hAnsi="Arial" w:cs="Arial"/>
+          <w:color w:val="000000"/>
+          <w:sz w:val="18"/>
+          <w:highlight w:val="lightGray"/>
+        </w:rPr>
+        <w:t xml:space="preserve"> [ChatGPT]</w:t>
+      </w:r>
+      <w:r>
+        <w:rPr>
+          <w:rFonts w:ascii="Arial" w:hAnsi="Arial"/>
+          <w:color w:val="000000"/>
+          <w:sz w:val="18"/>
+          <w:highlight w:val="lightGray"/>
+        </w:rPr>
+        <w:t xml:space="preserve"> </w:t>
+      </w:r>
+      <w:r>
+        <w:rPr>
+          <w:rFonts w:ascii="Arial" w:hAnsi="Arial"/>
+          <w:b/>
+          <w:color w:val="000000"/>
+          <w:sz w:val="18"/>
+          <w:highlight w:val="lightGray"/>
+        </w:rPr>
+        <w:t xml:space="preserve">on </w:t>
+      </w:r>
+      <w:r>
+        <w:rPr>
+          <w:rFonts w:ascii="Arial" w:hAnsi="Arial"/>
+          <w:color w:val="000000"/>
+          <w:sz w:val="18"/>
+          <w:highlight w:val="lightGray"/>
+        </w:rPr>
+        <w:t>[7/14/2025]</w:t>
+      </w:r>
+    </w:p>
+    <w:p>
+      <w:pPr>
+        <w:rPr>
+          <w:rFonts w:ascii="Roboto Mono" w:hAnsi="Roboto Mono"/>
+        </w:rPr>
+      </w:pPr>
+      <w:r>
+        <w:rPr>
+          <w:rFonts w:ascii="Roboto Mono" w:hAnsi="Roboto Mono"/>
+        </w:rPr>
+        <w:t>It is allowed to explain multiple related ideas within the same content block if they are logically connected.</w:t>
+      </w:r>
+    </w:p>
+    <w:p>
+      <w:pPr>
+        <w:rPr>
+          <w:rFonts w:ascii="Roboto Mono" w:hAnsi="Roboto Mono"/>
+        </w:rPr>
+      </w:pPr>
+      <w:r>
+        <w:rPr>
+          <w:rFonts w:ascii="Roboto Mono" w:hAnsi="Roboto Mono"/>
+        </w:rPr>
+        <w:t>This means:</w:t>
+      </w:r>
+    </w:p>
+    <w:p>
+      <w:pPr>
+        <w:numPr>
+          <w:ilvl w:val="0"/>
+          <w:numId w:val="42"/>
+        </w:numPr>
+        <w:rPr>
+          <w:rFonts w:ascii="Roboto Mono" w:hAnsi="Roboto Mono"/>
+        </w:rPr>
+      </w:pPr>
+      <w:r>
+        <w:rPr>
+          <w:rFonts w:ascii="Roboto Mono" w:hAnsi="Roboto Mono"/>
+        </w:rPr>
+        <w:t xml:space="preserve">You can describe several concepts together if they belong to the same topic </w:t>
+      </w:r>
+    </w:p>
+    <w:p>
+      <w:pPr>
+        <w:numPr>
+          <w:ilvl w:val="0"/>
+          <w:numId w:val="42"/>
+        </w:numPr>
+        <w:rPr>
+          <w:rFonts w:ascii="Roboto Mono" w:hAnsi="Roboto Mono"/>
+        </w:rPr>
+      </w:pPr>
+      <w:r>
+        <w:rPr>
+          <w:rFonts w:ascii="Roboto Mono" w:hAnsi="Roboto Mono"/>
+        </w:rPr>
+        <w:t xml:space="preserve">You can include examples, explanations, and related ideas in one flow </w:t>
+      </w:r>
+    </w:p>
+    <w:p>
+      <w:pPr>
+        <w:numPr>
+          <w:ilvl w:val="0"/>
+          <w:numId w:val="42"/>
+        </w:numPr>
+        <w:rPr>
+          <w:rFonts w:ascii="Roboto Mono" w:hAnsi="Roboto Mono"/>
+        </w:rPr>
+      </w:pPr>
+      <w:r>
+        <w:rPr>
+          <w:rFonts w:ascii="Roboto Mono" w:hAnsi="Roboto Mono"/>
+        </w:rPr>
+        <w:lastRenderedPageBreak/>
+        <w:t xml:space="preserve">You must avoid mixing unrelated topics in the same section </w:t>
+      </w:r>
+    </w:p>
+    <w:p>
+      <w:pPr>
+        <w:rPr>
+          <w:rFonts w:ascii="Roboto Mono" w:hAnsi="Roboto Mono"/>
+        </w:rPr>
+      </w:pPr>
+      <w:r>
+        <w:rPr>
+          <w:rFonts w:ascii="Roboto Mono" w:hAnsi="Roboto Mono"/>
+        </w:rPr>
+        <w:t>The key requirement is logical relationship between concepts.</w:t>
+      </w:r>
+    </w:p>
+    <w:p>
+      <w:pPr>
+        <w:rPr>
+          <w:rFonts w:ascii="Roboto Mono" w:hAnsi="Roboto Mono"/>
+        </w:rPr>
+      </w:pPr>
+      <w:r>
+        <w:rPr>
+          <w:rFonts w:ascii="Roboto Mono" w:hAnsi="Roboto Mono"/>
+        </w:rPr>
+        <w:pict w14:anchorId="34121CA3">
+          <v:rect id="_x0000_i1855" style="width:0;height:1.5pt" o:hralign="center" o:hrstd="t" o:hr="t" fillcolor="#a0a0a0" stroked="f"/>
+        </w:pict>
+      </w:r>
+    </w:p>
+    <w:p>
+      <w:pPr>
+        <w:pStyle w:val="Heading6"/>
+      </w:pPr>
+      <w:r>
+        <w:t xml:space="preserve">Rule 4 </w:t>
+      </w:r>
+      <w:r>
+        <w:t>-</w:t>
+      </w:r>
+      <w:r>
+        <w:t xml:space="preserve"> Hierarchy Consistency Rule</w:t>
+      </w:r>
+    </w:p>
+    <w:p>
+      <w:pPr>
+        <w:rPr>
+          <w:rFonts w:ascii="Roboto Mono" w:hAnsi="Roboto Mono"/>
+          <w:b/>
+          <w:bCs/>
+        </w:rPr>
+      </w:pPr>
+      <w:r>
+        <w:rPr>
+          <w:rFonts w:ascii="Arial" w:eastAsia="Arial" w:hAnsi="Arial" w:cs="Arial"/>
+          <w:b/>
+          <w:color w:val="000000"/>
+          <w:sz w:val="18"/>
+          <w:highlight w:val="lightGray"/>
+        </w:rPr>
+        <w:t># Source: AI Source: Provided by: [Data Path</w:t>
+      </w:r>
+      <w:r>
+        <w:rPr>
+          <w:rFonts w:ascii="Arial" w:eastAsia="Arial" w:hAnsi="Arial" w:cs="Arial"/>
+          <w:color w:val="000000"/>
+          <w:sz w:val="18"/>
+          <w:highlight w:val="lightGray"/>
+        </w:rPr>
+        <w:t xml:space="preserve">: Persons Table -&gt; ID Column: 1, Name_En Column: Motasem Essam] -&gt; </w:t>
+      </w:r>
+      <w:r>
+        <w:rPr>
+          <w:rFonts w:ascii="Arial" w:eastAsia="Arial" w:hAnsi="Arial" w:cs="Arial"/>
+          <w:b/>
+          <w:color w:val="000000"/>
+          <w:sz w:val="18"/>
+          <w:highlight w:val="lightGray"/>
+        </w:rPr>
+        <w:t>From:</w:t>
+      </w:r>
+      <w:r>
+        <w:rPr>
+          <w:rFonts w:ascii="Arial" w:eastAsia="Arial" w:hAnsi="Arial" w:cs="Arial"/>
+          <w:color w:val="000000"/>
+          <w:sz w:val="18"/>
+          <w:highlight w:val="lightGray"/>
+        </w:rPr>
+        <w:t xml:space="preserve"> [ChatGPT]</w:t>
+      </w:r>
+      <w:r>
+        <w:rPr>
+          <w:rFonts w:ascii="Arial" w:hAnsi="Arial"/>
+          <w:color w:val="000000"/>
+          <w:sz w:val="18"/>
+          <w:highlight w:val="lightGray"/>
+        </w:rPr>
+        <w:t xml:space="preserve"> </w:t>
+      </w:r>
+      <w:r>
+        <w:rPr>
+          <w:rFonts w:ascii="Arial" w:hAnsi="Arial"/>
+          <w:b/>
+          <w:color w:val="000000"/>
+          <w:sz w:val="18"/>
+          <w:highlight w:val="lightGray"/>
+        </w:rPr>
+        <w:t xml:space="preserve">on </w:t>
+      </w:r>
+      <w:r>
+        <w:rPr>
+          <w:rFonts w:ascii="Arial" w:hAnsi="Arial"/>
+          <w:color w:val="000000"/>
+          <w:sz w:val="18"/>
+          <w:highlight w:val="lightGray"/>
+        </w:rPr>
+        <w:t>[7/14/2025]</w:t>
+      </w:r>
+    </w:p>
+    <w:p>
+      <w:pPr>
+        <w:rPr>
+          <w:rFonts w:ascii="Roboto Mono" w:hAnsi="Roboto Mono"/>
+        </w:rPr>
+      </w:pPr>
+      <w:r>
+        <w:rPr>
+          <w:rFonts w:ascii="Roboto Mono" w:hAnsi="Roboto Mono"/>
+        </w:rPr>
+        <w:t>Knowledge must follow a clear hierarchy:</w:t>
+      </w:r>
+    </w:p>
+    <w:p>
+      <w:pPr>
+        <w:numPr>
+          <w:ilvl w:val="0"/>
+          <w:numId w:val="40"/>
+        </w:numPr>
+        <w:rPr>
+          <w:rFonts w:ascii="Roboto Mono" w:hAnsi="Roboto Mono"/>
+        </w:rPr>
+      </w:pPr>
+      <w:r>
+        <w:rPr>
+          <w:rFonts w:ascii="Roboto Mono" w:hAnsi="Roboto Mono"/>
+        </w:rPr>
+        <w:t xml:space="preserve">Structure </w:t>
+      </w:r>
+      <w:r>
+        <w:rPr>
+          <w:rFonts w:ascii="Arial" w:hAnsi="Arial" w:cs="Arial"/>
+        </w:rPr>
+        <w:t>→</w:t>
+      </w:r>
+      <w:r>
+        <w:rPr>
+          <w:rFonts w:ascii="Roboto Mono" w:hAnsi="Roboto Mono"/>
+        </w:rPr>
+        <w:t xml:space="preserve"> Section </w:t>
+      </w:r>
+      <w:r>
+        <w:rPr>
+          <w:rFonts w:ascii="Arial" w:hAnsi="Arial" w:cs="Arial"/>
+        </w:rPr>
+        <w:t>→</w:t>
+      </w:r>
+      <w:r>
+        <w:rPr>
+          <w:rFonts w:ascii="Roboto Mono" w:hAnsi="Roboto Mono"/>
+        </w:rPr>
+        <w:t xml:space="preserve"> Subsection (if needed) </w:t>
+      </w:r>
+    </w:p>
+    <w:p>
+      <w:pPr>
+        <w:numPr>
+          <w:ilvl w:val="0"/>
+          <w:numId w:val="40"/>
+        </w:numPr>
+        <w:rPr>
+          <w:rFonts w:ascii="Roboto Mono" w:hAnsi="Roboto Mono"/>
+        </w:rPr>
+      </w:pPr>
+      <w:r>
+        <w:rPr>
+          <w:rFonts w:ascii="Roboto Mono" w:hAnsi="Roboto Mono"/>
+        </w:rPr>
+        <w:t xml:space="preserve">No skipping levels </w:t>
+      </w:r>
+    </w:p>
+    <w:p>
+      <w:pPr>
+        <w:numPr>
+          <w:ilvl w:val="0"/>
+          <w:numId w:val="40"/>
+        </w:numPr>
+        <w:rPr>
+          <w:rFonts w:ascii="Roboto Mono" w:hAnsi="Roboto Mono"/>
+        </w:rPr>
+      </w:pPr>
+      <w:r>
+        <w:rPr>
+          <w:rFonts w:ascii="Roboto Mono" w:hAnsi="Roboto Mono"/>
+        </w:rPr>
+        <w:t xml:space="preserve">No merging unrelated concepts </w:t>
+      </w:r>
+    </w:p>
+    <w:p>
+      <w:pPr>
+        <w:rPr>
+          <w:rFonts w:ascii="Roboto Mono" w:hAnsi="Roboto Mono"/>
+        </w:rPr>
+      </w:pPr>
+      <w:r>
+        <w:rPr>
+          <w:rFonts w:ascii="Roboto Mono" w:hAnsi="Roboto Mono"/>
+        </w:rPr>
+        <w:pict w14:anchorId="35E16C03">
+          <v:rect id="_x0000_i1856" style="width:0;height:1.5pt" o:hralign="center" o:hrstd="t" o:hr="t" fillcolor="#a0a0a0" stroked="f"/>
+        </w:pict>
+      </w:r>
+    </w:p>
+    <w:p>
+      <w:pPr>
+        <w:pStyle w:val="Heading6"/>
+      </w:pPr>
+      <w:r>
+        <w:t>Rule 5 – Clarity with External Support Allowed</w:t>
+      </w:r>
+    </w:p>
+    <w:p>
+      <w:pPr>
+        <w:rPr>
+          <w:rFonts w:ascii="Roboto Mono" w:hAnsi="Roboto Mono"/>
+          <w:b/>
+          <w:bCs/>
+        </w:rPr>
+      </w:pPr>
+      <w:r>
+        <w:rPr>
+          <w:rFonts w:ascii="Arial" w:eastAsia="Arial" w:hAnsi="Arial" w:cs="Arial"/>
+          <w:b/>
+          <w:color w:val="000000"/>
+          <w:sz w:val="18"/>
+          <w:highlight w:val="lightGray"/>
+        </w:rPr>
+        <w:t># Source: AI Source: Provided by: [Data Path</w:t>
+      </w:r>
+      <w:r>
+        <w:rPr>
+          <w:rFonts w:ascii="Arial" w:eastAsia="Arial" w:hAnsi="Arial" w:cs="Arial"/>
+          <w:color w:val="000000"/>
+          <w:sz w:val="18"/>
+          <w:highlight w:val="lightGray"/>
+        </w:rPr>
+        <w:t xml:space="preserve">: Persons Table -&gt; ID Column: 1, Name_En Column: Motasem Essam] -&gt; </w:t>
+      </w:r>
+      <w:r>
+        <w:rPr>
+          <w:rFonts w:ascii="Arial" w:eastAsia="Arial" w:hAnsi="Arial" w:cs="Arial"/>
+          <w:b/>
+          <w:color w:val="000000"/>
+          <w:sz w:val="18"/>
+          <w:highlight w:val="lightGray"/>
+        </w:rPr>
+        <w:t>From:</w:t>
+      </w:r>
+      <w:r>
+        <w:rPr>
+          <w:rFonts w:ascii="Arial" w:eastAsia="Arial" w:hAnsi="Arial" w:cs="Arial"/>
+          <w:color w:val="000000"/>
+          <w:sz w:val="18"/>
+          <w:highlight w:val="lightGray"/>
+        </w:rPr>
+        <w:t xml:space="preserve"> [ChatGPT]</w:t>
+      </w:r>
+      <w:r>
+        <w:rPr>
+          <w:rFonts w:ascii="Arial" w:hAnsi="Arial"/>
+          <w:color w:val="000000"/>
+          <w:sz w:val="18"/>
+          <w:highlight w:val="lightGray"/>
+        </w:rPr>
+        <w:t xml:space="preserve"> </w:t>
+      </w:r>
+      <w:r>
+        <w:rPr>
+          <w:rFonts w:ascii="Arial" w:hAnsi="Arial"/>
+          <w:b/>
+          <w:color w:val="000000"/>
+          <w:sz w:val="18"/>
+          <w:highlight w:val="lightGray"/>
+        </w:rPr>
+        <w:t xml:space="preserve">on </w:t>
+      </w:r>
+      <w:r>
+        <w:rPr>
+          <w:rFonts w:ascii="Arial" w:hAnsi="Arial"/>
+          <w:color w:val="000000"/>
+          <w:sz w:val="18"/>
+          <w:highlight w:val="lightGray"/>
+        </w:rPr>
+        <w:t>[7/14/2025]</w:t>
+      </w:r>
+    </w:p>
+    <w:p>
+      <w:pPr>
+        <w:rPr>
+          <w:rFonts w:ascii="Roboto Mono" w:hAnsi="Roboto Mono"/>
+        </w:rPr>
+      </w:pPr>
+      <w:r>
+        <w:rPr>
+          <w:rFonts w:ascii="Roboto Mono" w:hAnsi="Roboto Mono"/>
+        </w:rPr>
+        <w:t>External explanations, examples, or references can be used to improve understanding.</w:t>
+      </w:r>
+    </w:p>
+    <w:p>
+      <w:pPr>
+        <w:rPr>
+          <w:rFonts w:ascii="Roboto Mono" w:hAnsi="Roboto Mono"/>
+        </w:rPr>
+      </w:pPr>
+      <w:r>
+        <w:rPr>
+          <w:rFonts w:ascii="Roboto Mono" w:hAnsi="Roboto Mono"/>
+        </w:rPr>
+        <w:t>Conditions:</w:t>
+      </w:r>
+    </w:p>
+    <w:p>
+      <w:pPr>
+        <w:numPr>
+          <w:ilvl w:val="0"/>
+          <w:numId w:val="43"/>
+        </w:numPr>
+        <w:rPr>
+          <w:rFonts w:ascii="Roboto Mono" w:hAnsi="Roboto Mono"/>
+        </w:rPr>
+      </w:pPr>
+      <w:r>
+        <w:rPr>
+          <w:rFonts w:ascii="Roboto Mono" w:hAnsi="Roboto Mono"/>
+        </w:rPr>
+        <w:t xml:space="preserve">External information must support the main content </w:t>
+      </w:r>
+    </w:p>
+    <w:p>
+      <w:pPr>
+        <w:numPr>
+          <w:ilvl w:val="0"/>
+          <w:numId w:val="43"/>
+        </w:numPr>
+        <w:rPr>
+          <w:rFonts w:ascii="Roboto Mono" w:hAnsi="Roboto Mono"/>
+        </w:rPr>
+      </w:pPr>
+      <w:r>
+        <w:rPr>
+          <w:rFonts w:ascii="Roboto Mono" w:hAnsi="Roboto Mono"/>
+        </w:rPr>
+        <w:t xml:space="preserve">It must not replace the core definition or structure </w:t>
+      </w:r>
+    </w:p>
+    <w:p>
+      <w:pPr>
+        <w:numPr>
+          <w:ilvl w:val="0"/>
+          <w:numId w:val="43"/>
+        </w:numPr>
+        <w:rPr>
+          <w:rFonts w:ascii="Roboto Mono" w:hAnsi="Roboto Mono"/>
+        </w:rPr>
+      </w:pPr>
+      <w:r>
+        <w:rPr>
+          <w:rFonts w:ascii="Roboto Mono" w:hAnsi="Roboto Mono"/>
+        </w:rPr>
+        <w:t xml:space="preserve">It must not confuse or break the organization </w:t>
+      </w:r>
+    </w:p>
+    <w:p>
+      <w:pPr>
+        <w:rPr>
+          <w:rFonts w:ascii="Roboto Mono" w:hAnsi="Roboto Mono"/>
+        </w:rPr>
+      </w:pPr>
+      <w:r>
+        <w:rPr>
+          <w:rFonts w:ascii="Roboto Mono" w:hAnsi="Roboto Mono"/>
+        </w:rPr>
+        <w:t>The goal is better understanding, not complexity.</w:t>
+      </w:r>
+    </w:p>
+    <w:p>
+      <w:pPr>
+        <w:rPr>
+          <w:rFonts w:ascii="Roboto Mono" w:hAnsi="Roboto Mono"/>
+        </w:rPr>
+      </w:pPr>
+      <w:r>
+        <w:rPr>
+          <w:rFonts w:ascii="Roboto Mono" w:hAnsi="Roboto Mono"/>
+        </w:rPr>
+        <w:pict w14:anchorId="06123459">
+          <v:rect id="_x0000_i1881" style="width:0;height:1.5pt" o:hralign="center" o:hrstd="t" o:hr="t" fillcolor="#a0a0a0" stroked="f"/>
+        </w:pict>
+      </w:r>
+    </w:p>
+    <w:p>
+      <w:pPr>
+        <w:rPr>
+          <w:rFonts w:ascii="Roboto Mono" w:hAnsi="Roboto Mono" w:hint="cs"/>
+          <w:rtl/>
+          <w:lang w:bidi="ar-EG"/>
+        </w:rPr>
+      </w:pPr>
+    </w:p>
+    <w:p>
+      <w:pPr>
+        <w:rPr>
+          <w:rFonts w:ascii="Roboto Mono" w:hAnsi="Roboto Mono"/>
+        </w:rPr>
+      </w:pPr>
+    </w:p>
     <w:sectPr>
       <w:pgSz w:w="12240" w:h="15840"/>
       <w:pgMar w:top="1440" w:right="1440" w:bottom="1440" w:left="1440" w:header="720" w:footer="720" w:gutter="0"/>
@@ -21049,6 +25409,155 @@
     </w:lvl>
   </w:abstractNum>
   <w:abstractNum w:abstractNumId="1" w15:restartNumberingAfterBreak="0">
+    <w:nsid w:val="0B6A0948"/>
+    <w:multiLevelType w:val="multilevel"/>
+    <w:tmpl w:val="89FE7BD2"/>
+    <w:lvl w:ilvl="0">
+      <w:start w:val="1"/>
+      <w:numFmt w:val="bullet"/>
+      <w:lvlText w:val=""/>
+      <w:lvlJc w:val="left"/>
+      <w:pPr>
+        <w:tabs>
+          <w:tab w:val="num" w:pos="720"/>
+        </w:tabs>
+        <w:ind w:left="720" w:hanging="360"/>
+      </w:pPr>
+      <w:rPr>
+        <w:rFonts w:ascii="Symbol" w:hAnsi="Symbol" w:hint="default"/>
+        <w:sz w:val="20"/>
+      </w:rPr>
+    </w:lvl>
+    <w:lvl w:ilvl="1" w:tentative="1">
+      <w:start w:val="1"/>
+      <w:numFmt w:val="bullet"/>
+      <w:lvlText w:val="o"/>
+      <w:lvlJc w:val="left"/>
+      <w:pPr>
+        <w:tabs>
+          <w:tab w:val="num" w:pos="1440"/>
+        </w:tabs>
+        <w:ind w:left="1440" w:hanging="360"/>
+      </w:pPr>
+      <w:rPr>
+        <w:rFonts w:ascii="Courier New" w:hAnsi="Courier New" w:hint="default"/>
+        <w:sz w:val="20"/>
+      </w:rPr>
+    </w:lvl>
+    <w:lvl w:ilvl="2" w:tentative="1">
+      <w:start w:val="1"/>
+      <w:numFmt w:val="bullet"/>
+      <w:lvlText w:val=""/>
+      <w:lvlJc w:val="left"/>
+      <w:pPr>
+        <w:tabs>
+          <w:tab w:val="num" w:pos="2160"/>
+        </w:tabs>
+        <w:ind w:left="2160" w:hanging="360"/>
+      </w:pPr>
+      <w:rPr>
+        <w:rFonts w:ascii="Wingdings" w:hAnsi="Wingdings" w:hint="default"/>
+        <w:sz w:val="20"/>
+      </w:rPr>
+    </w:lvl>
+    <w:lvl w:ilvl="3" w:tentative="1">
+      <w:start w:val="1"/>
+      <w:numFmt w:val="bullet"/>
+      <w:lvlText w:val=""/>
+      <w:lvlJc w:val="left"/>
+      <w:pPr>
+        <w:tabs>
+          <w:tab w:val="num" w:pos="2880"/>
+        </w:tabs>
+        <w:ind w:left="2880" w:hanging="360"/>
+      </w:pPr>
+      <w:rPr>
+        <w:rFonts w:ascii="Wingdings" w:hAnsi="Wingdings" w:hint="default"/>
+        <w:sz w:val="20"/>
+      </w:rPr>
+    </w:lvl>
+    <w:lvl w:ilvl="4" w:tentative="1">
+      <w:start w:val="1"/>
+      <w:numFmt w:val="bullet"/>
+      <w:lvlText w:val=""/>
+      <w:lvlJc w:val="left"/>
+      <w:pPr>
+        <w:tabs>
+          <w:tab w:val="num" w:pos="3600"/>
+        </w:tabs>
+        <w:ind w:left="3600" w:hanging="360"/>
+      </w:pPr>
+      <w:rPr>
+        <w:rFonts w:ascii="Wingdings" w:hAnsi="Wingdings" w:hint="default"/>
+        <w:sz w:val="20"/>
+      </w:rPr>
+    </w:lvl>
+    <w:lvl w:ilvl="5" w:tentative="1">
+      <w:start w:val="1"/>
+      <w:numFmt w:val="bullet"/>
+      <w:lvlText w:val=""/>
+      <w:lvlJc w:val="left"/>
+      <w:pPr>
+        <w:tabs>
+          <w:tab w:val="num" w:pos="4320"/>
+        </w:tabs>
+        <w:ind w:left="4320" w:hanging="360"/>
+      </w:pPr>
+      <w:rPr>
+        <w:rFonts w:ascii="Wingdings" w:hAnsi="Wingdings" w:hint="default"/>
+        <w:sz w:val="20"/>
+      </w:rPr>
+    </w:lvl>
+    <w:lvl w:ilvl="6" w:tentative="1">
+      <w:start w:val="1"/>
+      <w:numFmt w:val="bullet"/>
+      <w:lvlText w:val=""/>
+      <w:lvlJc w:val="left"/>
+      <w:pPr>
+        <w:tabs>
+          <w:tab w:val="num" w:pos="5040"/>
+        </w:tabs>
+        <w:ind w:left="5040" w:hanging="360"/>
+      </w:pPr>
+      <w:rPr>
+        <w:rFonts w:ascii="Wingdings" w:hAnsi="Wingdings" w:hint="default"/>
+        <w:sz w:val="20"/>
+      </w:rPr>
+    </w:lvl>
+    <w:lvl w:ilvl="7" w:tentative="1">
+      <w:start w:val="1"/>
+      <w:numFmt w:val="bullet"/>
+      <w:lvlText w:val=""/>
+      <w:lvlJc w:val="left"/>
+      <w:pPr>
+        <w:tabs>
+          <w:tab w:val="num" w:pos="5760"/>
+        </w:tabs>
+        <w:ind w:left="5760" w:hanging="360"/>
+      </w:pPr>
+      <w:rPr>
+        <w:rFonts w:ascii="Wingdings" w:hAnsi="Wingdings" w:hint="default"/>
+        <w:sz w:val="20"/>
+      </w:rPr>
+    </w:lvl>
+    <w:lvl w:ilvl="8" w:tentative="1">
+      <w:start w:val="1"/>
+      <w:numFmt w:val="bullet"/>
+      <w:lvlText w:val=""/>
+      <w:lvlJc w:val="left"/>
+      <w:pPr>
+        <w:tabs>
+          <w:tab w:val="num" w:pos="6480"/>
+        </w:tabs>
+        <w:ind w:left="6480" w:hanging="360"/>
+      </w:pPr>
+      <w:rPr>
+        <w:rFonts w:ascii="Wingdings" w:hAnsi="Wingdings" w:hint="default"/>
+        <w:sz w:val="20"/>
+      </w:rPr>
+    </w:lvl>
+  </w:abstractNum>
+  <w:abstractNum w:abstractNumId="2" w15:restartNumberingAfterBreak="0">
     <w:nsid w:val="0BC7151A"/>
     <w:multiLevelType w:val="multilevel"/>
     <w:tmpl w:val="86142BC0"/>
@@ -21197,7 +25706,7 @@
       </w:rPr>
     </w:lvl>
   </w:abstractNum>
-  <w:abstractNum w:abstractNumId="2" w15:restartNumberingAfterBreak="0">
+  <w:abstractNum w:abstractNumId="3" w15:restartNumberingAfterBreak="0">
     <w:nsid w:val="0C833F51"/>
     <w:multiLevelType w:val="multilevel"/>
     <w:tmpl w:val="8E1415A4"/>
@@ -21346,7 +25855,7 @@
       </w:rPr>
     </w:lvl>
   </w:abstractNum>
-  <w:abstractNum w:abstractNumId="3" w15:restartNumberingAfterBreak="0">
+  <w:abstractNum w:abstractNumId="4" w15:restartNumberingAfterBreak="0">
     <w:nsid w:val="0CB80EE7"/>
     <w:multiLevelType w:val="multilevel"/>
     <w:tmpl w:val="C8607EE6"/>
@@ -21495,7 +26004,7 @@
       </w:rPr>
     </w:lvl>
   </w:abstractNum>
-  <w:abstractNum w:abstractNumId="4" w15:restartNumberingAfterBreak="0">
+  <w:abstractNum w:abstractNumId="5" w15:restartNumberingAfterBreak="0">
     <w:nsid w:val="0FBA17CC"/>
     <w:multiLevelType w:val="multilevel"/>
     <w:tmpl w:val="2CE6C83A"/>
@@ -21608,7 +26117,7 @@
       </w:pPr>
     </w:lvl>
   </w:abstractNum>
-  <w:abstractNum w:abstractNumId="5" w15:restartNumberingAfterBreak="0">
+  <w:abstractNum w:abstractNumId="6" w15:restartNumberingAfterBreak="0">
     <w:nsid w:val="1489723B"/>
     <w:multiLevelType w:val="multilevel"/>
     <w:tmpl w:val="17A46F8A"/>
@@ -21757,7 +26266,7 @@
       </w:rPr>
     </w:lvl>
   </w:abstractNum>
-  <w:abstractNum w:abstractNumId="6" w15:restartNumberingAfterBreak="0">
+  <w:abstractNum w:abstractNumId="7" w15:restartNumberingAfterBreak="0">
     <w:nsid w:val="171C3CBE"/>
     <w:multiLevelType w:val="multilevel"/>
     <w:tmpl w:val="0CB49DB2"/>
@@ -21906,7 +26415,156 @@
       </w:rPr>
     </w:lvl>
   </w:abstractNum>
-  <w:abstractNum w:abstractNumId="7" w15:restartNumberingAfterBreak="0">
+  <w:abstractNum w:abstractNumId="8" w15:restartNumberingAfterBreak="0">
+    <w:nsid w:val="199E0337"/>
+    <w:multiLevelType w:val="multilevel"/>
+    <w:tmpl w:val="2A44E3F0"/>
+    <w:lvl w:ilvl="0">
+      <w:start w:val="1"/>
+      <w:numFmt w:val="bullet"/>
+      <w:lvlText w:val=""/>
+      <w:lvlJc w:val="left"/>
+      <w:pPr>
+        <w:tabs>
+          <w:tab w:val="num" w:pos="720"/>
+        </w:tabs>
+        <w:ind w:left="720" w:hanging="360"/>
+      </w:pPr>
+      <w:rPr>
+        <w:rFonts w:ascii="Symbol" w:hAnsi="Symbol" w:hint="default"/>
+        <w:sz w:val="20"/>
+      </w:rPr>
+    </w:lvl>
+    <w:lvl w:ilvl="1" w:tentative="1">
+      <w:start w:val="1"/>
+      <w:numFmt w:val="bullet"/>
+      <w:lvlText w:val="o"/>
+      <w:lvlJc w:val="left"/>
+      <w:pPr>
+        <w:tabs>
+          <w:tab w:val="num" w:pos="1440"/>
+        </w:tabs>
+        <w:ind w:left="1440" w:hanging="360"/>
+      </w:pPr>
+      <w:rPr>
+        <w:rFonts w:ascii="Courier New" w:hAnsi="Courier New" w:hint="default"/>
+        <w:sz w:val="20"/>
+      </w:rPr>
+    </w:lvl>
+    <w:lvl w:ilvl="2" w:tentative="1">
+      <w:start w:val="1"/>
+      <w:numFmt w:val="bullet"/>
+      <w:lvlText w:val=""/>
+      <w:lvlJc w:val="left"/>
+      <w:pPr>
+        <w:tabs>
+          <w:tab w:val="num" w:pos="2160"/>
+        </w:tabs>
+        <w:ind w:left="2160" w:hanging="360"/>
+      </w:pPr>
+      <w:rPr>
+        <w:rFonts w:ascii="Wingdings" w:hAnsi="Wingdings" w:hint="default"/>
+        <w:sz w:val="20"/>
+      </w:rPr>
+    </w:lvl>
+    <w:lvl w:ilvl="3" w:tentative="1">
+      <w:start w:val="1"/>
+      <w:numFmt w:val="bullet"/>
+      <w:lvlText w:val=""/>
+      <w:lvlJc w:val="left"/>
+      <w:pPr>
+        <w:tabs>
+          <w:tab w:val="num" w:pos="2880"/>
+        </w:tabs>
+        <w:ind w:left="2880" w:hanging="360"/>
+      </w:pPr>
+      <w:rPr>
+        <w:rFonts w:ascii="Wingdings" w:hAnsi="Wingdings" w:hint="default"/>
+        <w:sz w:val="20"/>
+      </w:rPr>
+    </w:lvl>
+    <w:lvl w:ilvl="4" w:tentative="1">
+      <w:start w:val="1"/>
+      <w:numFmt w:val="bullet"/>
+      <w:lvlText w:val=""/>
+      <w:lvlJc w:val="left"/>
+      <w:pPr>
+        <w:tabs>
+          <w:tab w:val="num" w:pos="3600"/>
+        </w:tabs>
+        <w:ind w:left="3600" w:hanging="360"/>
+      </w:pPr>
+      <w:rPr>
+        <w:rFonts w:ascii="Wingdings" w:hAnsi="Wingdings" w:hint="default"/>
+        <w:sz w:val="20"/>
+      </w:rPr>
+    </w:lvl>
+    <w:lvl w:ilvl="5" w:tentative="1">
+      <w:start w:val="1"/>
+      <w:numFmt w:val="bullet"/>
+      <w:lvlText w:val=""/>
+      <w:lvlJc w:val="left"/>
+      <w:pPr>
+        <w:tabs>
+          <w:tab w:val="num" w:pos="4320"/>
+        </w:tabs>
+        <w:ind w:left="4320" w:hanging="360"/>
+      </w:pPr>
+      <w:rPr>
+        <w:rFonts w:ascii="Wingdings" w:hAnsi="Wingdings" w:hint="default"/>
+        <w:sz w:val="20"/>
+      </w:rPr>
+    </w:lvl>
+    <w:lvl w:ilvl="6" w:tentative="1">
+      <w:start w:val="1"/>
+      <w:numFmt w:val="bullet"/>
+      <w:lvlText w:val=""/>
+      <w:lvlJc w:val="left"/>
+      <w:pPr>
+        <w:tabs>
+          <w:tab w:val="num" w:pos="5040"/>
+        </w:tabs>
+        <w:ind w:left="5040" w:hanging="360"/>
+      </w:pPr>
+      <w:rPr>
+        <w:rFonts w:ascii="Wingdings" w:hAnsi="Wingdings" w:hint="default"/>
+        <w:sz w:val="20"/>
+      </w:rPr>
+    </w:lvl>
+    <w:lvl w:ilvl="7" w:tentative="1">
+      <w:start w:val="1"/>
+      <w:numFmt w:val="bullet"/>
+      <w:lvlText w:val=""/>
+      <w:lvlJc w:val="left"/>
+      <w:pPr>
+        <w:tabs>
+          <w:tab w:val="num" w:pos="5760"/>
+        </w:tabs>
+        <w:ind w:left="5760" w:hanging="360"/>
+      </w:pPr>
+      <w:rPr>
+        <w:rFonts w:ascii="Wingdings" w:hAnsi="Wingdings" w:hint="default"/>
+        <w:sz w:val="20"/>
+      </w:rPr>
+    </w:lvl>
+    <w:lvl w:ilvl="8" w:tentative="1">
+      <w:start w:val="1"/>
+      <w:numFmt w:val="bullet"/>
+      <w:lvlText w:val=""/>
+      <w:lvlJc w:val="left"/>
+      <w:pPr>
+        <w:tabs>
+          <w:tab w:val="num" w:pos="6480"/>
+        </w:tabs>
+        <w:ind w:left="6480" w:hanging="360"/>
+      </w:pPr>
+      <w:rPr>
+        <w:rFonts w:ascii="Wingdings" w:hAnsi="Wingdings" w:hint="default"/>
+        <w:sz w:val="20"/>
+      </w:rPr>
+    </w:lvl>
+  </w:abstractNum>
+  <w:abstractNum w:abstractNumId="9" w15:restartNumberingAfterBreak="0">
     <w:nsid w:val="19B97F66"/>
     <w:multiLevelType w:val="multilevel"/>
     <w:tmpl w:val="93B03058"/>
@@ -22055,7 +26713,156 @@
       </w:rPr>
     </w:lvl>
   </w:abstractNum>
-  <w:abstractNum w:abstractNumId="8" w15:restartNumberingAfterBreak="0">
+  <w:abstractNum w:abstractNumId="10" w15:restartNumberingAfterBreak="0">
+    <w:nsid w:val="1D1F69AC"/>
+    <w:multiLevelType w:val="multilevel"/>
+    <w:tmpl w:val="69AA058C"/>
+    <w:lvl w:ilvl="0">
+      <w:start w:val="1"/>
+      <w:numFmt w:val="bullet"/>
+      <w:lvlText w:val=""/>
+      <w:lvlJc w:val="left"/>
+      <w:pPr>
+        <w:tabs>
+          <w:tab w:val="num" w:pos="720"/>
+        </w:tabs>
+        <w:ind w:left="720" w:hanging="360"/>
+      </w:pPr>
+      <w:rPr>
+        <w:rFonts w:ascii="Symbol" w:hAnsi="Symbol" w:hint="default"/>
+        <w:sz w:val="20"/>
+      </w:rPr>
+    </w:lvl>
+    <w:lvl w:ilvl="1" w:tentative="1">
+      <w:start w:val="1"/>
+      <w:numFmt w:val="bullet"/>
+      <w:lvlText w:val="o"/>
+      <w:lvlJc w:val="left"/>
+      <w:pPr>
+        <w:tabs>
+          <w:tab w:val="num" w:pos="1440"/>
+        </w:tabs>
+        <w:ind w:left="1440" w:hanging="360"/>
+      </w:pPr>
+      <w:rPr>
+        <w:rFonts w:ascii="Courier New" w:hAnsi="Courier New" w:hint="default"/>
+        <w:sz w:val="20"/>
+      </w:rPr>
+    </w:lvl>
+    <w:lvl w:ilvl="2" w:tentative="1">
+      <w:start w:val="1"/>
+      <w:numFmt w:val="bullet"/>
+      <w:lvlText w:val=""/>
+      <w:lvlJc w:val="left"/>
+      <w:pPr>
+        <w:tabs>
+          <w:tab w:val="num" w:pos="2160"/>
+        </w:tabs>
+        <w:ind w:left="2160" w:hanging="360"/>
+      </w:pPr>
+      <w:rPr>
+        <w:rFonts w:ascii="Wingdings" w:hAnsi="Wingdings" w:hint="default"/>
+        <w:sz w:val="20"/>
+      </w:rPr>
+    </w:lvl>
+    <w:lvl w:ilvl="3" w:tentative="1">
+      <w:start w:val="1"/>
+      <w:numFmt w:val="bullet"/>
+      <w:lvlText w:val=""/>
+      <w:lvlJc w:val="left"/>
+      <w:pPr>
+        <w:tabs>
+          <w:tab w:val="num" w:pos="2880"/>
+        </w:tabs>
+        <w:ind w:left="2880" w:hanging="360"/>
+      </w:pPr>
+      <w:rPr>
+        <w:rFonts w:ascii="Wingdings" w:hAnsi="Wingdings" w:hint="default"/>
+        <w:sz w:val="20"/>
+      </w:rPr>
+    </w:lvl>
+    <w:lvl w:ilvl="4" w:tentative="1">
+      <w:start w:val="1"/>
+      <w:numFmt w:val="bullet"/>
+      <w:lvlText w:val=""/>
+      <w:lvlJc w:val="left"/>
+      <w:pPr>
+        <w:tabs>
+          <w:tab w:val="num" w:pos="3600"/>
+        </w:tabs>
+        <w:ind w:left="3600" w:hanging="360"/>
+      </w:pPr>
+      <w:rPr>
+        <w:rFonts w:ascii="Wingdings" w:hAnsi="Wingdings" w:hint="default"/>
+        <w:sz w:val="20"/>
+      </w:rPr>
+    </w:lvl>
+    <w:lvl w:ilvl="5" w:tentative="1">
+      <w:start w:val="1"/>
+      <w:numFmt w:val="bullet"/>
+      <w:lvlText w:val=""/>
+      <w:lvlJc w:val="left"/>
+      <w:pPr>
+        <w:tabs>
+          <w:tab w:val="num" w:pos="4320"/>
+        </w:tabs>
+        <w:ind w:left="4320" w:hanging="360"/>
+      </w:pPr>
+      <w:rPr>
+        <w:rFonts w:ascii="Wingdings" w:hAnsi="Wingdings" w:hint="default"/>
+        <w:sz w:val="20"/>
+      </w:rPr>
+    </w:lvl>
+    <w:lvl w:ilvl="6" w:tentative="1">
+      <w:start w:val="1"/>
+      <w:numFmt w:val="bullet"/>
+      <w:lvlText w:val=""/>
+      <w:lvlJc w:val="left"/>
+      <w:pPr>
+        <w:tabs>
+          <w:tab w:val="num" w:pos="5040"/>
+        </w:tabs>
+        <w:ind w:left="5040" w:hanging="360"/>
+      </w:pPr>
+      <w:rPr>
+        <w:rFonts w:ascii="Wingdings" w:hAnsi="Wingdings" w:hint="default"/>
+        <w:sz w:val="20"/>
+      </w:rPr>
+    </w:lvl>
+    <w:lvl w:ilvl="7" w:tentative="1">
+      <w:start w:val="1"/>
+      <w:numFmt w:val="bullet"/>
+      <w:lvlText w:val=""/>
+      <w:lvlJc w:val="left"/>
+      <w:pPr>
+        <w:tabs>
+          <w:tab w:val="num" w:pos="5760"/>
+        </w:tabs>
+        <w:ind w:left="5760" w:hanging="360"/>
+      </w:pPr>
+      <w:rPr>
+        <w:rFonts w:ascii="Wingdings" w:hAnsi="Wingdings" w:hint="default"/>
+        <w:sz w:val="20"/>
+      </w:rPr>
+    </w:lvl>
+    <w:lvl w:ilvl="8" w:tentative="1">
+      <w:start w:val="1"/>
+      <w:numFmt w:val="bullet"/>
+      <w:lvlText w:val=""/>
+      <w:lvlJc w:val="left"/>
+      <w:pPr>
+        <w:tabs>
+          <w:tab w:val="num" w:pos="6480"/>
+        </w:tabs>
+        <w:ind w:left="6480" w:hanging="360"/>
+      </w:pPr>
+      <w:rPr>
+        <w:rFonts w:ascii="Wingdings" w:hAnsi="Wingdings" w:hint="default"/>
+        <w:sz w:val="20"/>
+      </w:rPr>
+    </w:lvl>
+  </w:abstractNum>
+  <w:abstractNum w:abstractNumId="11" w15:restartNumberingAfterBreak="0">
     <w:nsid w:val="1F5D5BE6"/>
     <w:multiLevelType w:val="multilevel"/>
     <w:tmpl w:val="8F960836"/>
@@ -22172,7 +26979,7 @@
       </w:pPr>
     </w:lvl>
   </w:abstractNum>
-  <w:abstractNum w:abstractNumId="9" w15:restartNumberingAfterBreak="0">
+  <w:abstractNum w:abstractNumId="12" w15:restartNumberingAfterBreak="0">
     <w:nsid w:val="231514F2"/>
     <w:multiLevelType w:val="hybridMultilevel"/>
     <w:tmpl w:val="297858DC"/>
@@ -22285,7 +27092,7 @@
       </w:rPr>
     </w:lvl>
   </w:abstractNum>
-  <w:abstractNum w:abstractNumId="10" w15:restartNumberingAfterBreak="0">
+  <w:abstractNum w:abstractNumId="13" w15:restartNumberingAfterBreak="0">
     <w:nsid w:val="23CB5DDB"/>
     <w:multiLevelType w:val="multilevel"/>
     <w:tmpl w:val="DC180418"/>
@@ -22434,7 +27241,7 @@
       </w:rPr>
     </w:lvl>
   </w:abstractNum>
-  <w:abstractNum w:abstractNumId="11" w15:restartNumberingAfterBreak="0">
+  <w:abstractNum w:abstractNumId="14" w15:restartNumberingAfterBreak="0">
     <w:nsid w:val="28866887"/>
     <w:multiLevelType w:val="multilevel"/>
     <w:tmpl w:val="923CAABA"/>
@@ -22547,7 +27354,7 @@
       </w:pPr>
     </w:lvl>
   </w:abstractNum>
-  <w:abstractNum w:abstractNumId="12" w15:restartNumberingAfterBreak="0">
+  <w:abstractNum w:abstractNumId="15" w15:restartNumberingAfterBreak="0">
     <w:nsid w:val="2B84227F"/>
     <w:multiLevelType w:val="multilevel"/>
     <w:tmpl w:val="3796EE76"/>
@@ -22660,7 +27467,156 @@
       </w:pPr>
     </w:lvl>
   </w:abstractNum>
-  <w:abstractNum w:abstractNumId="13" w15:restartNumberingAfterBreak="0">
+  <w:abstractNum w:abstractNumId="16" w15:restartNumberingAfterBreak="0">
+    <w:nsid w:val="2BA51B61"/>
+    <w:multiLevelType w:val="multilevel"/>
+    <w:tmpl w:val="17683496"/>
+    <w:lvl w:ilvl="0">
+      <w:start w:val="1"/>
+      <w:numFmt w:val="bullet"/>
+      <w:lvlText w:val=""/>
+      <w:lvlJc w:val="left"/>
+      <w:pPr>
+        <w:tabs>
+          <w:tab w:val="num" w:pos="720"/>
+        </w:tabs>
+        <w:ind w:left="720" w:hanging="360"/>
+      </w:pPr>
+      <w:rPr>
+        <w:rFonts w:ascii="Symbol" w:hAnsi="Symbol" w:hint="default"/>
+        <w:sz w:val="20"/>
+      </w:rPr>
+    </w:lvl>
+    <w:lvl w:ilvl="1" w:tentative="1">
+      <w:start w:val="1"/>
+      <w:numFmt w:val="bullet"/>
+      <w:lvlText w:val="o"/>
+      <w:lvlJc w:val="left"/>
+      <w:pPr>
+        <w:tabs>
+          <w:tab w:val="num" w:pos="1440"/>
+        </w:tabs>
+        <w:ind w:left="1440" w:hanging="360"/>
+      </w:pPr>
+      <w:rPr>
+        <w:rFonts w:ascii="Courier New" w:hAnsi="Courier New" w:hint="default"/>
+        <w:sz w:val="20"/>
+      </w:rPr>
+    </w:lvl>
+    <w:lvl w:ilvl="2" w:tentative="1">
+      <w:start w:val="1"/>
+      <w:numFmt w:val="bullet"/>
+      <w:lvlText w:val=""/>
+      <w:lvlJc w:val="left"/>
+      <w:pPr>
+        <w:tabs>
+          <w:tab w:val="num" w:pos="2160"/>
+        </w:tabs>
+        <w:ind w:left="2160" w:hanging="360"/>
+      </w:pPr>
+      <w:rPr>
+        <w:rFonts w:ascii="Wingdings" w:hAnsi="Wingdings" w:hint="default"/>
+        <w:sz w:val="20"/>
+      </w:rPr>
+    </w:lvl>
+    <w:lvl w:ilvl="3" w:tentative="1">
+      <w:start w:val="1"/>
+      <w:numFmt w:val="bullet"/>
+      <w:lvlText w:val=""/>
+      <w:lvlJc w:val="left"/>
+      <w:pPr>
+        <w:tabs>
+          <w:tab w:val="num" w:pos="2880"/>
+        </w:tabs>
+        <w:ind w:left="2880" w:hanging="360"/>
+      </w:pPr>
+      <w:rPr>
+        <w:rFonts w:ascii="Wingdings" w:hAnsi="Wingdings" w:hint="default"/>
+        <w:sz w:val="20"/>
+      </w:rPr>
+    </w:lvl>
+    <w:lvl w:ilvl="4" w:tentative="1">
+      <w:start w:val="1"/>
+      <w:numFmt w:val="bullet"/>
+      <w:lvlText w:val=""/>
+      <w:lvlJc w:val="left"/>
+      <w:pPr>
+        <w:tabs>
+          <w:tab w:val="num" w:pos="3600"/>
+        </w:tabs>
+        <w:ind w:left="3600" w:hanging="360"/>
+      </w:pPr>
+      <w:rPr>
+        <w:rFonts w:ascii="Wingdings" w:hAnsi="Wingdings" w:hint="default"/>
+        <w:sz w:val="20"/>
+      </w:rPr>
+    </w:lvl>
+    <w:lvl w:ilvl="5" w:tentative="1">
+      <w:start w:val="1"/>
+      <w:numFmt w:val="bullet"/>
+      <w:lvlText w:val=""/>
+      <w:lvlJc w:val="left"/>
+      <w:pPr>
+        <w:tabs>
+          <w:tab w:val="num" w:pos="4320"/>
+        </w:tabs>
+        <w:ind w:left="4320" w:hanging="360"/>
+      </w:pPr>
+      <w:rPr>
+        <w:rFonts w:ascii="Wingdings" w:hAnsi="Wingdings" w:hint="default"/>
+        <w:sz w:val="20"/>
+      </w:rPr>
+    </w:lvl>
+    <w:lvl w:ilvl="6" w:tentative="1">
+      <w:start w:val="1"/>
+      <w:numFmt w:val="bullet"/>
+      <w:lvlText w:val=""/>
+      <w:lvlJc w:val="left"/>
+      <w:pPr>
+        <w:tabs>
+          <w:tab w:val="num" w:pos="5040"/>
+        </w:tabs>
+        <w:ind w:left="5040" w:hanging="360"/>
+      </w:pPr>
+      <w:rPr>
+        <w:rFonts w:ascii="Wingdings" w:hAnsi="Wingdings" w:hint="default"/>
+        <w:sz w:val="20"/>
+      </w:rPr>
+    </w:lvl>
+    <w:lvl w:ilvl="7" w:tentative="1">
+      <w:start w:val="1"/>
+      <w:numFmt w:val="bullet"/>
+      <w:lvlText w:val=""/>
+      <w:lvlJc w:val="left"/>
+      <w:pPr>
+        <w:tabs>
+          <w:tab w:val="num" w:pos="5760"/>
+        </w:tabs>
+        <w:ind w:left="5760" w:hanging="360"/>
+      </w:pPr>
+      <w:rPr>
+        <w:rFonts w:ascii="Wingdings" w:hAnsi="Wingdings" w:hint="default"/>
+        <w:sz w:val="20"/>
+      </w:rPr>
+    </w:lvl>
+    <w:lvl w:ilvl="8" w:tentative="1">
+      <w:start w:val="1"/>
+      <w:numFmt w:val="bullet"/>
+      <w:lvlText w:val=""/>
+      <w:lvlJc w:val="left"/>
+      <w:pPr>
+        <w:tabs>
+          <w:tab w:val="num" w:pos="6480"/>
+        </w:tabs>
+        <w:ind w:left="6480" w:hanging="360"/>
+      </w:pPr>
+      <w:rPr>
+        <w:rFonts w:ascii="Wingdings" w:hAnsi="Wingdings" w:hint="default"/>
+        <w:sz w:val="20"/>
+      </w:rPr>
+    </w:lvl>
+  </w:abstractNum>
+  <w:abstractNum w:abstractNumId="17" w15:restartNumberingAfterBreak="0">
     <w:nsid w:val="342B0316"/>
     <w:multiLevelType w:val="multilevel"/>
     <w:tmpl w:val="3D04404E"/>
@@ -22809,7 +27765,7 @@
       </w:rPr>
     </w:lvl>
   </w:abstractNum>
-  <w:abstractNum w:abstractNumId="14" w15:restartNumberingAfterBreak="0">
+  <w:abstractNum w:abstractNumId="18" w15:restartNumberingAfterBreak="0">
     <w:nsid w:val="371B4A86"/>
     <w:multiLevelType w:val="multilevel"/>
     <w:tmpl w:val="9300D60E"/>
@@ -22958,7 +27914,454 @@
       </w:rPr>
     </w:lvl>
   </w:abstractNum>
-  <w:abstractNum w:abstractNumId="15" w15:restartNumberingAfterBreak="0">
+  <w:abstractNum w:abstractNumId="19" w15:restartNumberingAfterBreak="0">
+    <w:nsid w:val="389742DE"/>
+    <w:multiLevelType w:val="multilevel"/>
+    <w:tmpl w:val="057CA3DC"/>
+    <w:lvl w:ilvl="0">
+      <w:start w:val="1"/>
+      <w:numFmt w:val="bullet"/>
+      <w:lvlText w:val=""/>
+      <w:lvlJc w:val="left"/>
+      <w:pPr>
+        <w:tabs>
+          <w:tab w:val="num" w:pos="720"/>
+        </w:tabs>
+        <w:ind w:left="720" w:hanging="360"/>
+      </w:pPr>
+      <w:rPr>
+        <w:rFonts w:ascii="Symbol" w:hAnsi="Symbol" w:hint="default"/>
+        <w:sz w:val="20"/>
+      </w:rPr>
+    </w:lvl>
+    <w:lvl w:ilvl="1" w:tentative="1">
+      <w:start w:val="1"/>
+      <w:numFmt w:val="bullet"/>
+      <w:lvlText w:val="o"/>
+      <w:lvlJc w:val="left"/>
+      <w:pPr>
+        <w:tabs>
+          <w:tab w:val="num" w:pos="1440"/>
+        </w:tabs>
+        <w:ind w:left="1440" w:hanging="360"/>
+      </w:pPr>
+      <w:rPr>
+        <w:rFonts w:ascii="Courier New" w:hAnsi="Courier New" w:hint="default"/>
+        <w:sz w:val="20"/>
+      </w:rPr>
+    </w:lvl>
+    <w:lvl w:ilvl="2" w:tentative="1">
+      <w:start w:val="1"/>
+      <w:numFmt w:val="bullet"/>
+      <w:lvlText w:val=""/>
+      <w:lvlJc w:val="left"/>
+      <w:pPr>
+        <w:tabs>
+          <w:tab w:val="num" w:pos="2160"/>
+        </w:tabs>
+        <w:ind w:left="2160" w:hanging="360"/>
+      </w:pPr>
+      <w:rPr>
+        <w:rFonts w:ascii="Wingdings" w:hAnsi="Wingdings" w:hint="default"/>
+        <w:sz w:val="20"/>
+      </w:rPr>
+    </w:lvl>
+    <w:lvl w:ilvl="3" w:tentative="1">
+      <w:start w:val="1"/>
+      <w:numFmt w:val="bullet"/>
+      <w:lvlText w:val=""/>
+      <w:lvlJc w:val="left"/>
+      <w:pPr>
+        <w:tabs>
+          <w:tab w:val="num" w:pos="2880"/>
+        </w:tabs>
+        <w:ind w:left="2880" w:hanging="360"/>
+      </w:pPr>
+      <w:rPr>
+        <w:rFonts w:ascii="Wingdings" w:hAnsi="Wingdings" w:hint="default"/>
+        <w:sz w:val="20"/>
+      </w:rPr>
+    </w:lvl>
+    <w:lvl w:ilvl="4" w:tentative="1">
+      <w:start w:val="1"/>
+      <w:numFmt w:val="bullet"/>
+      <w:lvlText w:val=""/>
+      <w:lvlJc w:val="left"/>
+      <w:pPr>
+        <w:tabs>
+          <w:tab w:val="num" w:pos="3600"/>
+        </w:tabs>
+        <w:ind w:left="3600" w:hanging="360"/>
+      </w:pPr>
+      <w:rPr>
+        <w:rFonts w:ascii="Wingdings" w:hAnsi="Wingdings" w:hint="default"/>
+        <w:sz w:val="20"/>
+      </w:rPr>
+    </w:lvl>
+    <w:lvl w:ilvl="5" w:tentative="1">
+      <w:start w:val="1"/>
+      <w:numFmt w:val="bullet"/>
+      <w:lvlText w:val=""/>
+      <w:lvlJc w:val="left"/>
+      <w:pPr>
+        <w:tabs>
+          <w:tab w:val="num" w:pos="4320"/>
+        </w:tabs>
+        <w:ind w:left="4320" w:hanging="360"/>
+      </w:pPr>
+      <w:rPr>
+        <w:rFonts w:ascii="Wingdings" w:hAnsi="Wingdings" w:hint="default"/>
+        <w:sz w:val="20"/>
+      </w:rPr>
+    </w:lvl>
+    <w:lvl w:ilvl="6" w:tentative="1">
+      <w:start w:val="1"/>
+      <w:numFmt w:val="bullet"/>
+      <w:lvlText w:val=""/>
+      <w:lvlJc w:val="left"/>
+      <w:pPr>
+        <w:tabs>
+          <w:tab w:val="num" w:pos="5040"/>
+        </w:tabs>
+        <w:ind w:left="5040" w:hanging="360"/>
+      </w:pPr>
+      <w:rPr>
+        <w:rFonts w:ascii="Wingdings" w:hAnsi="Wingdings" w:hint="default"/>
+        <w:sz w:val="20"/>
+      </w:rPr>
+    </w:lvl>
+    <w:lvl w:ilvl="7" w:tentative="1">
+      <w:start w:val="1"/>
+      <w:numFmt w:val="bullet"/>
+      <w:lvlText w:val=""/>
+      <w:lvlJc w:val="left"/>
+      <w:pPr>
+        <w:tabs>
+          <w:tab w:val="num" w:pos="5760"/>
+        </w:tabs>
+        <w:ind w:left="5760" w:hanging="360"/>
+      </w:pPr>
+      <w:rPr>
+        <w:rFonts w:ascii="Wingdings" w:hAnsi="Wingdings" w:hint="default"/>
+        <w:sz w:val="20"/>
+      </w:rPr>
+    </w:lvl>
+    <w:lvl w:ilvl="8" w:tentative="1">
+      <w:start w:val="1"/>
+      <w:numFmt w:val="bullet"/>
+      <w:lvlText w:val=""/>
+      <w:lvlJc w:val="left"/>
+      <w:pPr>
+        <w:tabs>
+          <w:tab w:val="num" w:pos="6480"/>
+        </w:tabs>
+        <w:ind w:left="6480" w:hanging="360"/>
+      </w:pPr>
+      <w:rPr>
+        <w:rFonts w:ascii="Wingdings" w:hAnsi="Wingdings" w:hint="default"/>
+        <w:sz w:val="20"/>
+      </w:rPr>
+    </w:lvl>
+  </w:abstractNum>
+  <w:abstractNum w:abstractNumId="20" w15:restartNumberingAfterBreak="0">
+    <w:nsid w:val="3CBA67EF"/>
+    <w:multiLevelType w:val="multilevel"/>
+    <w:tmpl w:val="25024B70"/>
+    <w:lvl w:ilvl="0">
+      <w:start w:val="1"/>
+      <w:numFmt w:val="bullet"/>
+      <w:lvlText w:val=""/>
+      <w:lvlJc w:val="left"/>
+      <w:pPr>
+        <w:tabs>
+          <w:tab w:val="num" w:pos="720"/>
+        </w:tabs>
+        <w:ind w:left="720" w:hanging="360"/>
+      </w:pPr>
+      <w:rPr>
+        <w:rFonts w:ascii="Symbol" w:hAnsi="Symbol" w:hint="default"/>
+        <w:sz w:val="20"/>
+      </w:rPr>
+    </w:lvl>
+    <w:lvl w:ilvl="1" w:tentative="1">
+      <w:start w:val="1"/>
+      <w:numFmt w:val="bullet"/>
+      <w:lvlText w:val="o"/>
+      <w:lvlJc w:val="left"/>
+      <w:pPr>
+        <w:tabs>
+          <w:tab w:val="num" w:pos="1440"/>
+        </w:tabs>
+        <w:ind w:left="1440" w:hanging="360"/>
+      </w:pPr>
+      <w:rPr>
+        <w:rFonts w:ascii="Courier New" w:hAnsi="Courier New" w:hint="default"/>
+        <w:sz w:val="20"/>
+      </w:rPr>
+    </w:lvl>
+    <w:lvl w:ilvl="2" w:tentative="1">
+      <w:start w:val="1"/>
+      <w:numFmt w:val="bullet"/>
+      <w:lvlText w:val=""/>
+      <w:lvlJc w:val="left"/>
+      <w:pPr>
+        <w:tabs>
+          <w:tab w:val="num" w:pos="2160"/>
+        </w:tabs>
+        <w:ind w:left="2160" w:hanging="360"/>
+      </w:pPr>
+      <w:rPr>
+        <w:rFonts w:ascii="Wingdings" w:hAnsi="Wingdings" w:hint="default"/>
+        <w:sz w:val="20"/>
+      </w:rPr>
+    </w:lvl>
+    <w:lvl w:ilvl="3" w:tentative="1">
+      <w:start w:val="1"/>
+      <w:numFmt w:val="bullet"/>
+      <w:lvlText w:val=""/>
+      <w:lvlJc w:val="left"/>
+      <w:pPr>
+        <w:tabs>
+          <w:tab w:val="num" w:pos="2880"/>
+        </w:tabs>
+        <w:ind w:left="2880" w:hanging="360"/>
+      </w:pPr>
+      <w:rPr>
+        <w:rFonts w:ascii="Wingdings" w:hAnsi="Wingdings" w:hint="default"/>
+        <w:sz w:val="20"/>
+      </w:rPr>
+    </w:lvl>
+    <w:lvl w:ilvl="4" w:tentative="1">
+      <w:start w:val="1"/>
+      <w:numFmt w:val="bullet"/>
+      <w:lvlText w:val=""/>
+      <w:lvlJc w:val="left"/>
+      <w:pPr>
+        <w:tabs>
+          <w:tab w:val="num" w:pos="3600"/>
+        </w:tabs>
+        <w:ind w:left="3600" w:hanging="360"/>
+      </w:pPr>
+      <w:rPr>
+        <w:rFonts w:ascii="Wingdings" w:hAnsi="Wingdings" w:hint="default"/>
+        <w:sz w:val="20"/>
+      </w:rPr>
+    </w:lvl>
+    <w:lvl w:ilvl="5" w:tentative="1">
+      <w:start w:val="1"/>
+      <w:numFmt w:val="bullet"/>
+      <w:lvlText w:val=""/>
+      <w:lvlJc w:val="left"/>
+      <w:pPr>
+        <w:tabs>
+          <w:tab w:val="num" w:pos="4320"/>
+        </w:tabs>
+        <w:ind w:left="4320" w:hanging="360"/>
+      </w:pPr>
+      <w:rPr>
+        <w:rFonts w:ascii="Wingdings" w:hAnsi="Wingdings" w:hint="default"/>
+        <w:sz w:val="20"/>
+      </w:rPr>
+    </w:lvl>
+    <w:lvl w:ilvl="6" w:tentative="1">
+      <w:start w:val="1"/>
+      <w:numFmt w:val="bullet"/>
+      <w:lvlText w:val=""/>
+      <w:lvlJc w:val="left"/>
+      <w:pPr>
+        <w:tabs>
+          <w:tab w:val="num" w:pos="5040"/>
+        </w:tabs>
+        <w:ind w:left="5040" w:hanging="360"/>
+      </w:pPr>
+      <w:rPr>
+        <w:rFonts w:ascii="Wingdings" w:hAnsi="Wingdings" w:hint="default"/>
+        <w:sz w:val="20"/>
+      </w:rPr>
+    </w:lvl>
+    <w:lvl w:ilvl="7" w:tentative="1">
+      <w:start w:val="1"/>
+      <w:numFmt w:val="bullet"/>
+      <w:lvlText w:val=""/>
+      <w:lvlJc w:val="left"/>
+      <w:pPr>
+        <w:tabs>
+          <w:tab w:val="num" w:pos="5760"/>
+        </w:tabs>
+        <w:ind w:left="5760" w:hanging="360"/>
+      </w:pPr>
+      <w:rPr>
+        <w:rFonts w:ascii="Wingdings" w:hAnsi="Wingdings" w:hint="default"/>
+        <w:sz w:val="20"/>
+      </w:rPr>
+    </w:lvl>
+    <w:lvl w:ilvl="8" w:tentative="1">
+      <w:start w:val="1"/>
+      <w:numFmt w:val="bullet"/>
+      <w:lvlText w:val=""/>
+      <w:lvlJc w:val="left"/>
+      <w:pPr>
+        <w:tabs>
+          <w:tab w:val="num" w:pos="6480"/>
+        </w:tabs>
+        <w:ind w:left="6480" w:hanging="360"/>
+      </w:pPr>
+      <w:rPr>
+        <w:rFonts w:ascii="Wingdings" w:hAnsi="Wingdings" w:hint="default"/>
+        <w:sz w:val="20"/>
+      </w:rPr>
+    </w:lvl>
+  </w:abstractNum>
+  <w:abstractNum w:abstractNumId="21" w15:restartNumberingAfterBreak="0">
+    <w:nsid w:val="3EBE4A89"/>
+    <w:multiLevelType w:val="multilevel"/>
+    <w:tmpl w:val="3C9C80F2"/>
+    <w:lvl w:ilvl="0">
+      <w:start w:val="1"/>
+      <w:numFmt w:val="bullet"/>
+      <w:lvlText w:val=""/>
+      <w:lvlJc w:val="left"/>
+      <w:pPr>
+        <w:tabs>
+          <w:tab w:val="num" w:pos="720"/>
+        </w:tabs>
+        <w:ind w:left="720" w:hanging="360"/>
+      </w:pPr>
+      <w:rPr>
+        <w:rFonts w:ascii="Symbol" w:hAnsi="Symbol" w:hint="default"/>
+        <w:sz w:val="20"/>
+      </w:rPr>
+    </w:lvl>
+    <w:lvl w:ilvl="1" w:tentative="1">
+      <w:start w:val="1"/>
+      <w:numFmt w:val="bullet"/>
+      <w:lvlText w:val="o"/>
+      <w:lvlJc w:val="left"/>
+      <w:pPr>
+        <w:tabs>
+          <w:tab w:val="num" w:pos="1440"/>
+        </w:tabs>
+        <w:ind w:left="1440" w:hanging="360"/>
+      </w:pPr>
+      <w:rPr>
+        <w:rFonts w:ascii="Courier New" w:hAnsi="Courier New" w:hint="default"/>
+        <w:sz w:val="20"/>
+      </w:rPr>
+    </w:lvl>
+    <w:lvl w:ilvl="2" w:tentative="1">
+      <w:start w:val="1"/>
+      <w:numFmt w:val="bullet"/>
+      <w:lvlText w:val=""/>
+      <w:lvlJc w:val="left"/>
+      <w:pPr>
+        <w:tabs>
+          <w:tab w:val="num" w:pos="2160"/>
+        </w:tabs>
+        <w:ind w:left="2160" w:hanging="360"/>
+      </w:pPr>
+      <w:rPr>
+        <w:rFonts w:ascii="Wingdings" w:hAnsi="Wingdings" w:hint="default"/>
+        <w:sz w:val="20"/>
+      </w:rPr>
+    </w:lvl>
+    <w:lvl w:ilvl="3" w:tentative="1">
+      <w:start w:val="1"/>
+      <w:numFmt w:val="bullet"/>
+      <w:lvlText w:val=""/>
+      <w:lvlJc w:val="left"/>
+      <w:pPr>
+        <w:tabs>
+          <w:tab w:val="num" w:pos="2880"/>
+        </w:tabs>
+        <w:ind w:left="2880" w:hanging="360"/>
+      </w:pPr>
+      <w:rPr>
+        <w:rFonts w:ascii="Wingdings" w:hAnsi="Wingdings" w:hint="default"/>
+        <w:sz w:val="20"/>
+      </w:rPr>
+    </w:lvl>
+    <w:lvl w:ilvl="4" w:tentative="1">
+      <w:start w:val="1"/>
+      <w:numFmt w:val="bullet"/>
+      <w:lvlText w:val=""/>
+      <w:lvlJc w:val="left"/>
+      <w:pPr>
+        <w:tabs>
+          <w:tab w:val="num" w:pos="3600"/>
+        </w:tabs>
+        <w:ind w:left="3600" w:hanging="360"/>
+      </w:pPr>
+      <w:rPr>
+        <w:rFonts w:ascii="Wingdings" w:hAnsi="Wingdings" w:hint="default"/>
+        <w:sz w:val="20"/>
+      </w:rPr>
+    </w:lvl>
+    <w:lvl w:ilvl="5" w:tentative="1">
+      <w:start w:val="1"/>
+      <w:numFmt w:val="bullet"/>
+      <w:lvlText w:val=""/>
+      <w:lvlJc w:val="left"/>
+      <w:pPr>
+        <w:tabs>
+          <w:tab w:val="num" w:pos="4320"/>
+        </w:tabs>
+        <w:ind w:left="4320" w:hanging="360"/>
+      </w:pPr>
+      <w:rPr>
+        <w:rFonts w:ascii="Wingdings" w:hAnsi="Wingdings" w:hint="default"/>
+        <w:sz w:val="20"/>
+      </w:rPr>
+    </w:lvl>
+    <w:lvl w:ilvl="6" w:tentative="1">
+      <w:start w:val="1"/>
+      <w:numFmt w:val="bullet"/>
+      <w:lvlText w:val=""/>
+      <w:lvlJc w:val="left"/>
+      <w:pPr>
+        <w:tabs>
+          <w:tab w:val="num" w:pos="5040"/>
+        </w:tabs>
+        <w:ind w:left="5040" w:hanging="360"/>
+      </w:pPr>
+      <w:rPr>
+        <w:rFonts w:ascii="Wingdings" w:hAnsi="Wingdings" w:hint="default"/>
+        <w:sz w:val="20"/>
+      </w:rPr>
+    </w:lvl>
+    <w:lvl w:ilvl="7" w:tentative="1">
+      <w:start w:val="1"/>
+      <w:numFmt w:val="bullet"/>
+      <w:lvlText w:val=""/>
+      <w:lvlJc w:val="left"/>
+      <w:pPr>
+        <w:tabs>
+          <w:tab w:val="num" w:pos="5760"/>
+        </w:tabs>
+        <w:ind w:left="5760" w:hanging="360"/>
+      </w:pPr>
+      <w:rPr>
+        <w:rFonts w:ascii="Wingdings" w:hAnsi="Wingdings" w:hint="default"/>
+        <w:sz w:val="20"/>
+      </w:rPr>
+    </w:lvl>
+    <w:lvl w:ilvl="8" w:tentative="1">
+      <w:start w:val="1"/>
+      <w:numFmt w:val="bullet"/>
+      <w:lvlText w:val=""/>
+      <w:lvlJc w:val="left"/>
+      <w:pPr>
+        <w:tabs>
+          <w:tab w:val="num" w:pos="6480"/>
+        </w:tabs>
+        <w:ind w:left="6480" w:hanging="360"/>
+      </w:pPr>
+      <w:rPr>
+        <w:rFonts w:ascii="Wingdings" w:hAnsi="Wingdings" w:hint="default"/>
+        <w:sz w:val="20"/>
+      </w:rPr>
+    </w:lvl>
+  </w:abstractNum>
+  <w:abstractNum w:abstractNumId="22" w15:restartNumberingAfterBreak="0">
     <w:nsid w:val="415B119B"/>
     <w:multiLevelType w:val="multilevel"/>
     <w:tmpl w:val="32F0712C"/>
@@ -23107,7 +28510,156 @@
       </w:rPr>
     </w:lvl>
   </w:abstractNum>
-  <w:abstractNum w:abstractNumId="16" w15:restartNumberingAfterBreak="0">
+  <w:abstractNum w:abstractNumId="23" w15:restartNumberingAfterBreak="0">
+    <w:nsid w:val="42917F7A"/>
+    <w:multiLevelType w:val="multilevel"/>
+    <w:tmpl w:val="67EAD816"/>
+    <w:lvl w:ilvl="0">
+      <w:start w:val="1"/>
+      <w:numFmt w:val="bullet"/>
+      <w:lvlText w:val=""/>
+      <w:lvlJc w:val="left"/>
+      <w:pPr>
+        <w:tabs>
+          <w:tab w:val="num" w:pos="720"/>
+        </w:tabs>
+        <w:ind w:left="720" w:hanging="360"/>
+      </w:pPr>
+      <w:rPr>
+        <w:rFonts w:ascii="Symbol" w:hAnsi="Symbol" w:hint="default"/>
+        <w:sz w:val="20"/>
+      </w:rPr>
+    </w:lvl>
+    <w:lvl w:ilvl="1" w:tentative="1">
+      <w:start w:val="1"/>
+      <w:numFmt w:val="bullet"/>
+      <w:lvlText w:val="o"/>
+      <w:lvlJc w:val="left"/>
+      <w:pPr>
+        <w:tabs>
+          <w:tab w:val="num" w:pos="1440"/>
+        </w:tabs>
+        <w:ind w:left="1440" w:hanging="360"/>
+      </w:pPr>
+      <w:rPr>
+        <w:rFonts w:ascii="Courier New" w:hAnsi="Courier New" w:hint="default"/>
+        <w:sz w:val="20"/>
+      </w:rPr>
+    </w:lvl>
+    <w:lvl w:ilvl="2" w:tentative="1">
+      <w:start w:val="1"/>
+      <w:numFmt w:val="bullet"/>
+      <w:lvlText w:val=""/>
+      <w:lvlJc w:val="left"/>
+      <w:pPr>
+        <w:tabs>
+          <w:tab w:val="num" w:pos="2160"/>
+        </w:tabs>
+        <w:ind w:left="2160" w:hanging="360"/>
+      </w:pPr>
+      <w:rPr>
+        <w:rFonts w:ascii="Wingdings" w:hAnsi="Wingdings" w:hint="default"/>
+        <w:sz w:val="20"/>
+      </w:rPr>
+    </w:lvl>
+    <w:lvl w:ilvl="3" w:tentative="1">
+      <w:start w:val="1"/>
+      <w:numFmt w:val="bullet"/>
+      <w:lvlText w:val=""/>
+      <w:lvlJc w:val="left"/>
+      <w:pPr>
+        <w:tabs>
+          <w:tab w:val="num" w:pos="2880"/>
+        </w:tabs>
+        <w:ind w:left="2880" w:hanging="360"/>
+      </w:pPr>
+      <w:rPr>
+        <w:rFonts w:ascii="Wingdings" w:hAnsi="Wingdings" w:hint="default"/>
+        <w:sz w:val="20"/>
+      </w:rPr>
+    </w:lvl>
+    <w:lvl w:ilvl="4" w:tentative="1">
+      <w:start w:val="1"/>
+      <w:numFmt w:val="bullet"/>
+      <w:lvlText w:val=""/>
+      <w:lvlJc w:val="left"/>
+      <w:pPr>
+        <w:tabs>
+          <w:tab w:val="num" w:pos="3600"/>
+        </w:tabs>
+        <w:ind w:left="3600" w:hanging="360"/>
+      </w:pPr>
+      <w:rPr>
+        <w:rFonts w:ascii="Wingdings" w:hAnsi="Wingdings" w:hint="default"/>
+        <w:sz w:val="20"/>
+      </w:rPr>
+    </w:lvl>
+    <w:lvl w:ilvl="5" w:tentative="1">
+      <w:start w:val="1"/>
+      <w:numFmt w:val="bullet"/>
+      <w:lvlText w:val=""/>
+      <w:lvlJc w:val="left"/>
+      <w:pPr>
+        <w:tabs>
+          <w:tab w:val="num" w:pos="4320"/>
+        </w:tabs>
+        <w:ind w:left="4320" w:hanging="360"/>
+      </w:pPr>
+      <w:rPr>
+        <w:rFonts w:ascii="Wingdings" w:hAnsi="Wingdings" w:hint="default"/>
+        <w:sz w:val="20"/>
+      </w:rPr>
+    </w:lvl>
+    <w:lvl w:ilvl="6" w:tentative="1">
+      <w:start w:val="1"/>
+      <w:numFmt w:val="bullet"/>
+      <w:lvlText w:val=""/>
+      <w:lvlJc w:val="left"/>
+      <w:pPr>
+        <w:tabs>
+          <w:tab w:val="num" w:pos="5040"/>
+        </w:tabs>
+        <w:ind w:left="5040" w:hanging="360"/>
+      </w:pPr>
+      <w:rPr>
+        <w:rFonts w:ascii="Wingdings" w:hAnsi="Wingdings" w:hint="default"/>
+        <w:sz w:val="20"/>
+      </w:rPr>
+    </w:lvl>
+    <w:lvl w:ilvl="7" w:tentative="1">
+      <w:start w:val="1"/>
+      <w:numFmt w:val="bullet"/>
+      <w:lvlText w:val=""/>
+      <w:lvlJc w:val="left"/>
+      <w:pPr>
+        <w:tabs>
+          <w:tab w:val="num" w:pos="5760"/>
+        </w:tabs>
+        <w:ind w:left="5760" w:hanging="360"/>
+      </w:pPr>
+      <w:rPr>
+        <w:rFonts w:ascii="Wingdings" w:hAnsi="Wingdings" w:hint="default"/>
+        <w:sz w:val="20"/>
+      </w:rPr>
+    </w:lvl>
+    <w:lvl w:ilvl="8" w:tentative="1">
+      <w:start w:val="1"/>
+      <w:numFmt w:val="bullet"/>
+      <w:lvlText w:val=""/>
+      <w:lvlJc w:val="left"/>
+      <w:pPr>
+        <w:tabs>
+          <w:tab w:val="num" w:pos="6480"/>
+        </w:tabs>
+        <w:ind w:left="6480" w:hanging="360"/>
+      </w:pPr>
+      <w:rPr>
+        <w:rFonts w:ascii="Wingdings" w:hAnsi="Wingdings" w:hint="default"/>
+        <w:sz w:val="20"/>
+      </w:rPr>
+    </w:lvl>
+  </w:abstractNum>
+  <w:abstractNum w:abstractNumId="24" w15:restartNumberingAfterBreak="0">
     <w:nsid w:val="43C35ACF"/>
     <w:multiLevelType w:val="multilevel"/>
     <w:tmpl w:val="22A452EA"/>
@@ -23256,7 +28808,7 @@
       </w:rPr>
     </w:lvl>
   </w:abstractNum>
-  <w:abstractNum w:abstractNumId="17" w15:restartNumberingAfterBreak="0">
+  <w:abstractNum w:abstractNumId="25" w15:restartNumberingAfterBreak="0">
     <w:nsid w:val="451F0863"/>
     <w:multiLevelType w:val="multilevel"/>
     <w:tmpl w:val="8BC8DB5E"/>
@@ -23401,7 +28953,7 @@
       </w:rPr>
     </w:lvl>
   </w:abstractNum>
-  <w:abstractNum w:abstractNumId="18" w15:restartNumberingAfterBreak="0">
+  <w:abstractNum w:abstractNumId="26" w15:restartNumberingAfterBreak="0">
     <w:nsid w:val="453A0863"/>
     <w:multiLevelType w:val="multilevel"/>
     <w:tmpl w:val="BFCA5F4C"/>
@@ -23518,7 +29070,305 @@
       </w:pPr>
     </w:lvl>
   </w:abstractNum>
-  <w:abstractNum w:abstractNumId="19" w15:restartNumberingAfterBreak="0">
+  <w:abstractNum w:abstractNumId="27" w15:restartNumberingAfterBreak="0">
+    <w:nsid w:val="45E1106E"/>
+    <w:multiLevelType w:val="multilevel"/>
+    <w:tmpl w:val="01268AF6"/>
+    <w:lvl w:ilvl="0">
+      <w:start w:val="1"/>
+      <w:numFmt w:val="bullet"/>
+      <w:lvlText w:val=""/>
+      <w:lvlJc w:val="left"/>
+      <w:pPr>
+        <w:tabs>
+          <w:tab w:val="num" w:pos="720"/>
+        </w:tabs>
+        <w:ind w:left="720" w:hanging="360"/>
+      </w:pPr>
+      <w:rPr>
+        <w:rFonts w:ascii="Symbol" w:hAnsi="Symbol" w:hint="default"/>
+        <w:sz w:val="20"/>
+      </w:rPr>
+    </w:lvl>
+    <w:lvl w:ilvl="1" w:tentative="1">
+      <w:start w:val="1"/>
+      <w:numFmt w:val="bullet"/>
+      <w:lvlText w:val="o"/>
+      <w:lvlJc w:val="left"/>
+      <w:pPr>
+        <w:tabs>
+          <w:tab w:val="num" w:pos="1440"/>
+        </w:tabs>
+        <w:ind w:left="1440" w:hanging="360"/>
+      </w:pPr>
+      <w:rPr>
+        <w:rFonts w:ascii="Courier New" w:hAnsi="Courier New" w:hint="default"/>
+        <w:sz w:val="20"/>
+      </w:rPr>
+    </w:lvl>
+    <w:lvl w:ilvl="2" w:tentative="1">
+      <w:start w:val="1"/>
+      <w:numFmt w:val="bullet"/>
+      <w:lvlText w:val=""/>
+      <w:lvlJc w:val="left"/>
+      <w:pPr>
+        <w:tabs>
+          <w:tab w:val="num" w:pos="2160"/>
+        </w:tabs>
+        <w:ind w:left="2160" w:hanging="360"/>
+      </w:pPr>
+      <w:rPr>
+        <w:rFonts w:ascii="Wingdings" w:hAnsi="Wingdings" w:hint="default"/>
+        <w:sz w:val="20"/>
+      </w:rPr>
+    </w:lvl>
+    <w:lvl w:ilvl="3" w:tentative="1">
+      <w:start w:val="1"/>
+      <w:numFmt w:val="bullet"/>
+      <w:lvlText w:val=""/>
+      <w:lvlJc w:val="left"/>
+      <w:pPr>
+        <w:tabs>
+          <w:tab w:val="num" w:pos="2880"/>
+        </w:tabs>
+        <w:ind w:left="2880" w:hanging="360"/>
+      </w:pPr>
+      <w:rPr>
+        <w:rFonts w:ascii="Wingdings" w:hAnsi="Wingdings" w:hint="default"/>
+        <w:sz w:val="20"/>
+      </w:rPr>
+    </w:lvl>
+    <w:lvl w:ilvl="4" w:tentative="1">
+      <w:start w:val="1"/>
+      <w:numFmt w:val="bullet"/>
+      <w:lvlText w:val=""/>
+      <w:lvlJc w:val="left"/>
+      <w:pPr>
+        <w:tabs>
+          <w:tab w:val="num" w:pos="3600"/>
+        </w:tabs>
+        <w:ind w:left="3600" w:hanging="360"/>
+      </w:pPr>
+      <w:rPr>
+        <w:rFonts w:ascii="Wingdings" w:hAnsi="Wingdings" w:hint="default"/>
+        <w:sz w:val="20"/>
+      </w:rPr>
+    </w:lvl>
+    <w:lvl w:ilvl="5" w:tentative="1">
+      <w:start w:val="1"/>
+      <w:numFmt w:val="bullet"/>
+      <w:lvlText w:val=""/>
+      <w:lvlJc w:val="left"/>
+      <w:pPr>
+        <w:tabs>
+          <w:tab w:val="num" w:pos="4320"/>
+        </w:tabs>
+        <w:ind w:left="4320" w:hanging="360"/>
+      </w:pPr>
+      <w:rPr>
+        <w:rFonts w:ascii="Wingdings" w:hAnsi="Wingdings" w:hint="default"/>
+        <w:sz w:val="20"/>
+      </w:rPr>
+    </w:lvl>
+    <w:lvl w:ilvl="6" w:tentative="1">
+      <w:start w:val="1"/>
+      <w:numFmt w:val="bullet"/>
+      <w:lvlText w:val=""/>
+      <w:lvlJc w:val="left"/>
+      <w:pPr>
+        <w:tabs>
+          <w:tab w:val="num" w:pos="5040"/>
+        </w:tabs>
+        <w:ind w:left="5040" w:hanging="360"/>
+      </w:pPr>
+      <w:rPr>
+        <w:rFonts w:ascii="Wingdings" w:hAnsi="Wingdings" w:hint="default"/>
+        <w:sz w:val="20"/>
+      </w:rPr>
+    </w:lvl>
+    <w:lvl w:ilvl="7" w:tentative="1">
+      <w:start w:val="1"/>
+      <w:numFmt w:val="bullet"/>
+      <w:lvlText w:val=""/>
+      <w:lvlJc w:val="left"/>
+      <w:pPr>
+        <w:tabs>
+          <w:tab w:val="num" w:pos="5760"/>
+        </w:tabs>
+        <w:ind w:left="5760" w:hanging="360"/>
+      </w:pPr>
+      <w:rPr>
+        <w:rFonts w:ascii="Wingdings" w:hAnsi="Wingdings" w:hint="default"/>
+        <w:sz w:val="20"/>
+      </w:rPr>
+    </w:lvl>
+    <w:lvl w:ilvl="8" w:tentative="1">
+      <w:start w:val="1"/>
+      <w:numFmt w:val="bullet"/>
+      <w:lvlText w:val=""/>
+      <w:lvlJc w:val="left"/>
+      <w:pPr>
+        <w:tabs>
+          <w:tab w:val="num" w:pos="6480"/>
+        </w:tabs>
+        <w:ind w:left="6480" w:hanging="360"/>
+      </w:pPr>
+      <w:rPr>
+        <w:rFonts w:ascii="Wingdings" w:hAnsi="Wingdings" w:hint="default"/>
+        <w:sz w:val="20"/>
+      </w:rPr>
+    </w:lvl>
+  </w:abstractNum>
+  <w:abstractNum w:abstractNumId="28" w15:restartNumberingAfterBreak="0">
+    <w:nsid w:val="46432C0E"/>
+    <w:multiLevelType w:val="multilevel"/>
+    <w:tmpl w:val="A3AEF386"/>
+    <w:lvl w:ilvl="0">
+      <w:start w:val="1"/>
+      <w:numFmt w:val="bullet"/>
+      <w:lvlText w:val=""/>
+      <w:lvlJc w:val="left"/>
+      <w:pPr>
+        <w:tabs>
+          <w:tab w:val="num" w:pos="720"/>
+        </w:tabs>
+        <w:ind w:left="720" w:hanging="360"/>
+      </w:pPr>
+      <w:rPr>
+        <w:rFonts w:ascii="Symbol" w:hAnsi="Symbol" w:hint="default"/>
+        <w:sz w:val="20"/>
+      </w:rPr>
+    </w:lvl>
+    <w:lvl w:ilvl="1" w:tentative="1">
+      <w:start w:val="1"/>
+      <w:numFmt w:val="bullet"/>
+      <w:lvlText w:val="o"/>
+      <w:lvlJc w:val="left"/>
+      <w:pPr>
+        <w:tabs>
+          <w:tab w:val="num" w:pos="1440"/>
+        </w:tabs>
+        <w:ind w:left="1440" w:hanging="360"/>
+      </w:pPr>
+      <w:rPr>
+        <w:rFonts w:ascii="Courier New" w:hAnsi="Courier New" w:hint="default"/>
+        <w:sz w:val="20"/>
+      </w:rPr>
+    </w:lvl>
+    <w:lvl w:ilvl="2" w:tentative="1">
+      <w:start w:val="1"/>
+      <w:numFmt w:val="bullet"/>
+      <w:lvlText w:val=""/>
+      <w:lvlJc w:val="left"/>
+      <w:pPr>
+        <w:tabs>
+          <w:tab w:val="num" w:pos="2160"/>
+        </w:tabs>
+        <w:ind w:left="2160" w:hanging="360"/>
+      </w:pPr>
+      <w:rPr>
+        <w:rFonts w:ascii="Wingdings" w:hAnsi="Wingdings" w:hint="default"/>
+        <w:sz w:val="20"/>
+      </w:rPr>
+    </w:lvl>
+    <w:lvl w:ilvl="3" w:tentative="1">
+      <w:start w:val="1"/>
+      <w:numFmt w:val="bullet"/>
+      <w:lvlText w:val=""/>
+      <w:lvlJc w:val="left"/>
+      <w:pPr>
+        <w:tabs>
+          <w:tab w:val="num" w:pos="2880"/>
+        </w:tabs>
+        <w:ind w:left="2880" w:hanging="360"/>
+      </w:pPr>
+      <w:rPr>
+        <w:rFonts w:ascii="Wingdings" w:hAnsi="Wingdings" w:hint="default"/>
+        <w:sz w:val="20"/>
+      </w:rPr>
+    </w:lvl>
+    <w:lvl w:ilvl="4" w:tentative="1">
+      <w:start w:val="1"/>
+      <w:numFmt w:val="bullet"/>
+      <w:lvlText w:val=""/>
+      <w:lvlJc w:val="left"/>
+      <w:pPr>
+        <w:tabs>
+          <w:tab w:val="num" w:pos="3600"/>
+        </w:tabs>
+        <w:ind w:left="3600" w:hanging="360"/>
+      </w:pPr>
+      <w:rPr>
+        <w:rFonts w:ascii="Wingdings" w:hAnsi="Wingdings" w:hint="default"/>
+        <w:sz w:val="20"/>
+      </w:rPr>
+    </w:lvl>
+    <w:lvl w:ilvl="5" w:tentative="1">
+      <w:start w:val="1"/>
+      <w:numFmt w:val="bullet"/>
+      <w:lvlText w:val=""/>
+      <w:lvlJc w:val="left"/>
+      <w:pPr>
+        <w:tabs>
+          <w:tab w:val="num" w:pos="4320"/>
+        </w:tabs>
+        <w:ind w:left="4320" w:hanging="360"/>
+      </w:pPr>
+      <w:rPr>
+        <w:rFonts w:ascii="Wingdings" w:hAnsi="Wingdings" w:hint="default"/>
+        <w:sz w:val="20"/>
+      </w:rPr>
+    </w:lvl>
+    <w:lvl w:ilvl="6" w:tentative="1">
+      <w:start w:val="1"/>
+      <w:numFmt w:val="bullet"/>
+      <w:lvlText w:val=""/>
+      <w:lvlJc w:val="left"/>
+      <w:pPr>
+        <w:tabs>
+          <w:tab w:val="num" w:pos="5040"/>
+        </w:tabs>
+        <w:ind w:left="5040" w:hanging="360"/>
+      </w:pPr>
+      <w:rPr>
+        <w:rFonts w:ascii="Wingdings" w:hAnsi="Wingdings" w:hint="default"/>
+        <w:sz w:val="20"/>
+      </w:rPr>
+    </w:lvl>
+    <w:lvl w:ilvl="7" w:tentative="1">
+      <w:start w:val="1"/>
+      <w:numFmt w:val="bullet"/>
+      <w:lvlText w:val=""/>
+      <w:lvlJc w:val="left"/>
+      <w:pPr>
+        <w:tabs>
+          <w:tab w:val="num" w:pos="5760"/>
+        </w:tabs>
+        <w:ind w:left="5760" w:hanging="360"/>
+      </w:pPr>
+      <w:rPr>
+        <w:rFonts w:ascii="Wingdings" w:hAnsi="Wingdings" w:hint="default"/>
+        <w:sz w:val="20"/>
+      </w:rPr>
+    </w:lvl>
+    <w:lvl w:ilvl="8" w:tentative="1">
+      <w:start w:val="1"/>
+      <w:numFmt w:val="bullet"/>
+      <w:lvlText w:val=""/>
+      <w:lvlJc w:val="left"/>
+      <w:pPr>
+        <w:tabs>
+          <w:tab w:val="num" w:pos="6480"/>
+        </w:tabs>
+        <w:ind w:left="6480" w:hanging="360"/>
+      </w:pPr>
+      <w:rPr>
+        <w:rFonts w:ascii="Wingdings" w:hAnsi="Wingdings" w:hint="default"/>
+        <w:sz w:val="20"/>
+      </w:rPr>
+    </w:lvl>
+  </w:abstractNum>
+  <w:abstractNum w:abstractNumId="29" w15:restartNumberingAfterBreak="0">
     <w:nsid w:val="4ADB0530"/>
     <w:multiLevelType w:val="multilevel"/>
     <w:tmpl w:val="6B0035C8"/>
@@ -23631,7 +29481,156 @@
       </w:pPr>
     </w:lvl>
   </w:abstractNum>
-  <w:abstractNum w:abstractNumId="20" w15:restartNumberingAfterBreak="0">
+  <w:abstractNum w:abstractNumId="30" w15:restartNumberingAfterBreak="0">
+    <w:nsid w:val="52F129AA"/>
+    <w:multiLevelType w:val="multilevel"/>
+    <w:tmpl w:val="55423B60"/>
+    <w:lvl w:ilvl="0">
+      <w:start w:val="1"/>
+      <w:numFmt w:val="bullet"/>
+      <w:lvlText w:val=""/>
+      <w:lvlJc w:val="left"/>
+      <w:pPr>
+        <w:tabs>
+          <w:tab w:val="num" w:pos="720"/>
+        </w:tabs>
+        <w:ind w:left="720" w:hanging="360"/>
+      </w:pPr>
+      <w:rPr>
+        <w:rFonts w:ascii="Symbol" w:hAnsi="Symbol" w:hint="default"/>
+        <w:sz w:val="20"/>
+      </w:rPr>
+    </w:lvl>
+    <w:lvl w:ilvl="1" w:tentative="1">
+      <w:start w:val="1"/>
+      <w:numFmt w:val="bullet"/>
+      <w:lvlText w:val="o"/>
+      <w:lvlJc w:val="left"/>
+      <w:pPr>
+        <w:tabs>
+          <w:tab w:val="num" w:pos="1440"/>
+        </w:tabs>
+        <w:ind w:left="1440" w:hanging="360"/>
+      </w:pPr>
+      <w:rPr>
+        <w:rFonts w:ascii="Courier New" w:hAnsi="Courier New" w:hint="default"/>
+        <w:sz w:val="20"/>
+      </w:rPr>
+    </w:lvl>
+    <w:lvl w:ilvl="2" w:tentative="1">
+      <w:start w:val="1"/>
+      <w:numFmt w:val="bullet"/>
+      <w:lvlText w:val=""/>
+      <w:lvlJc w:val="left"/>
+      <w:pPr>
+        <w:tabs>
+          <w:tab w:val="num" w:pos="2160"/>
+        </w:tabs>
+        <w:ind w:left="2160" w:hanging="360"/>
+      </w:pPr>
+      <w:rPr>
+        <w:rFonts w:ascii="Wingdings" w:hAnsi="Wingdings" w:hint="default"/>
+        <w:sz w:val="20"/>
+      </w:rPr>
+    </w:lvl>
+    <w:lvl w:ilvl="3" w:tentative="1">
+      <w:start w:val="1"/>
+      <w:numFmt w:val="bullet"/>
+      <w:lvlText w:val=""/>
+      <w:lvlJc w:val="left"/>
+      <w:pPr>
+        <w:tabs>
+          <w:tab w:val="num" w:pos="2880"/>
+        </w:tabs>
+        <w:ind w:left="2880" w:hanging="360"/>
+      </w:pPr>
+      <w:rPr>
+        <w:rFonts w:ascii="Wingdings" w:hAnsi="Wingdings" w:hint="default"/>
+        <w:sz w:val="20"/>
+      </w:rPr>
+    </w:lvl>
+    <w:lvl w:ilvl="4" w:tentative="1">
+      <w:start w:val="1"/>
+      <w:numFmt w:val="bullet"/>
+      <w:lvlText w:val=""/>
+      <w:lvlJc w:val="left"/>
+      <w:pPr>
+        <w:tabs>
+          <w:tab w:val="num" w:pos="3600"/>
+        </w:tabs>
+        <w:ind w:left="3600" w:hanging="360"/>
+      </w:pPr>
+      <w:rPr>
+        <w:rFonts w:ascii="Wingdings" w:hAnsi="Wingdings" w:hint="default"/>
+        <w:sz w:val="20"/>
+      </w:rPr>
+    </w:lvl>
+    <w:lvl w:ilvl="5" w:tentative="1">
+      <w:start w:val="1"/>
+      <w:numFmt w:val="bullet"/>
+      <w:lvlText w:val=""/>
+      <w:lvlJc w:val="left"/>
+      <w:pPr>
+        <w:tabs>
+          <w:tab w:val="num" w:pos="4320"/>
+        </w:tabs>
+        <w:ind w:left="4320" w:hanging="360"/>
+      </w:pPr>
+      <w:rPr>
+        <w:rFonts w:ascii="Wingdings" w:hAnsi="Wingdings" w:hint="default"/>
+        <w:sz w:val="20"/>
+      </w:rPr>
+    </w:lvl>
+    <w:lvl w:ilvl="6" w:tentative="1">
+      <w:start w:val="1"/>
+      <w:numFmt w:val="bullet"/>
+      <w:lvlText w:val=""/>
+      <w:lvlJc w:val="left"/>
+      <w:pPr>
+        <w:tabs>
+          <w:tab w:val="num" w:pos="5040"/>
+        </w:tabs>
+        <w:ind w:left="5040" w:hanging="360"/>
+      </w:pPr>
+      <w:rPr>
+        <w:rFonts w:ascii="Wingdings" w:hAnsi="Wingdings" w:hint="default"/>
+        <w:sz w:val="20"/>
+      </w:rPr>
+    </w:lvl>
+    <w:lvl w:ilvl="7" w:tentative="1">
+      <w:start w:val="1"/>
+      <w:numFmt w:val="bullet"/>
+      <w:lvlText w:val=""/>
+      <w:lvlJc w:val="left"/>
+      <w:pPr>
+        <w:tabs>
+          <w:tab w:val="num" w:pos="5760"/>
+        </w:tabs>
+        <w:ind w:left="5760" w:hanging="360"/>
+      </w:pPr>
+      <w:rPr>
+        <w:rFonts w:ascii="Wingdings" w:hAnsi="Wingdings" w:hint="default"/>
+        <w:sz w:val="20"/>
+      </w:rPr>
+    </w:lvl>
+    <w:lvl w:ilvl="8" w:tentative="1">
+      <w:start w:val="1"/>
+      <w:numFmt w:val="bullet"/>
+      <w:lvlText w:val=""/>
+      <w:lvlJc w:val="left"/>
+      <w:pPr>
+        <w:tabs>
+          <w:tab w:val="num" w:pos="6480"/>
+        </w:tabs>
+        <w:ind w:left="6480" w:hanging="360"/>
+      </w:pPr>
+      <w:rPr>
+        <w:rFonts w:ascii="Wingdings" w:hAnsi="Wingdings" w:hint="default"/>
+        <w:sz w:val="20"/>
+      </w:rPr>
+    </w:lvl>
+  </w:abstractNum>
+  <w:abstractNum w:abstractNumId="31" w15:restartNumberingAfterBreak="0">
     <w:nsid w:val="55637453"/>
     <w:multiLevelType w:val="multilevel"/>
     <w:tmpl w:val="E288FC34"/>
@@ -23780,7 +29779,7 @@
       </w:rPr>
     </w:lvl>
   </w:abstractNum>
-  <w:abstractNum w:abstractNumId="21" w15:restartNumberingAfterBreak="0">
+  <w:abstractNum w:abstractNumId="32" w15:restartNumberingAfterBreak="0">
     <w:nsid w:val="566F1FD7"/>
     <w:multiLevelType w:val="multilevel"/>
     <w:tmpl w:val="691CB016"/>
@@ -23929,7 +29928,156 @@
       </w:rPr>
     </w:lvl>
   </w:abstractNum>
-  <w:abstractNum w:abstractNumId="22" w15:restartNumberingAfterBreak="0">
+  <w:abstractNum w:abstractNumId="33" w15:restartNumberingAfterBreak="0">
+    <w:nsid w:val="5AA6613E"/>
+    <w:multiLevelType w:val="multilevel"/>
+    <w:tmpl w:val="BB6CD552"/>
+    <w:lvl w:ilvl="0">
+      <w:start w:val="1"/>
+      <w:numFmt w:val="bullet"/>
+      <w:lvlText w:val=""/>
+      <w:lvlJc w:val="left"/>
+      <w:pPr>
+        <w:tabs>
+          <w:tab w:val="num" w:pos="720"/>
+        </w:tabs>
+        <w:ind w:left="720" w:hanging="360"/>
+      </w:pPr>
+      <w:rPr>
+        <w:rFonts w:ascii="Symbol" w:hAnsi="Symbol" w:hint="default"/>
+        <w:sz w:val="20"/>
+      </w:rPr>
+    </w:lvl>
+    <w:lvl w:ilvl="1" w:tentative="1">
+      <w:start w:val="1"/>
+      <w:numFmt w:val="bullet"/>
+      <w:lvlText w:val="o"/>
+      <w:lvlJc w:val="left"/>
+      <w:pPr>
+        <w:tabs>
+          <w:tab w:val="num" w:pos="1440"/>
+        </w:tabs>
+        <w:ind w:left="1440" w:hanging="360"/>
+      </w:pPr>
+      <w:rPr>
+        <w:rFonts w:ascii="Courier New" w:hAnsi="Courier New" w:hint="default"/>
+        <w:sz w:val="20"/>
+      </w:rPr>
+    </w:lvl>
+    <w:lvl w:ilvl="2" w:tentative="1">
+      <w:start w:val="1"/>
+      <w:numFmt w:val="bullet"/>
+      <w:lvlText w:val=""/>
+      <w:lvlJc w:val="left"/>
+      <w:pPr>
+        <w:tabs>
+          <w:tab w:val="num" w:pos="2160"/>
+        </w:tabs>
+        <w:ind w:left="2160" w:hanging="360"/>
+      </w:pPr>
+      <w:rPr>
+        <w:rFonts w:ascii="Wingdings" w:hAnsi="Wingdings" w:hint="default"/>
+        <w:sz w:val="20"/>
+      </w:rPr>
+    </w:lvl>
+    <w:lvl w:ilvl="3" w:tentative="1">
+      <w:start w:val="1"/>
+      <w:numFmt w:val="bullet"/>
+      <w:lvlText w:val=""/>
+      <w:lvlJc w:val="left"/>
+      <w:pPr>
+        <w:tabs>
+          <w:tab w:val="num" w:pos="2880"/>
+        </w:tabs>
+        <w:ind w:left="2880" w:hanging="360"/>
+      </w:pPr>
+      <w:rPr>
+        <w:rFonts w:ascii="Wingdings" w:hAnsi="Wingdings" w:hint="default"/>
+        <w:sz w:val="20"/>
+      </w:rPr>
+    </w:lvl>
+    <w:lvl w:ilvl="4" w:tentative="1">
+      <w:start w:val="1"/>
+      <w:numFmt w:val="bullet"/>
+      <w:lvlText w:val=""/>
+      <w:lvlJc w:val="left"/>
+      <w:pPr>
+        <w:tabs>
+          <w:tab w:val="num" w:pos="3600"/>
+        </w:tabs>
+        <w:ind w:left="3600" w:hanging="360"/>
+      </w:pPr>
+      <w:rPr>
+        <w:rFonts w:ascii="Wingdings" w:hAnsi="Wingdings" w:hint="default"/>
+        <w:sz w:val="20"/>
+      </w:rPr>
+    </w:lvl>
+    <w:lvl w:ilvl="5" w:tentative="1">
+      <w:start w:val="1"/>
+      <w:numFmt w:val="bullet"/>
+      <w:lvlText w:val=""/>
+      <w:lvlJc w:val="left"/>
+      <w:pPr>
+        <w:tabs>
+          <w:tab w:val="num" w:pos="4320"/>
+        </w:tabs>
+        <w:ind w:left="4320" w:hanging="360"/>
+      </w:pPr>
+      <w:rPr>
+        <w:rFonts w:ascii="Wingdings" w:hAnsi="Wingdings" w:hint="default"/>
+        <w:sz w:val="20"/>
+      </w:rPr>
+    </w:lvl>
+    <w:lvl w:ilvl="6" w:tentative="1">
+      <w:start w:val="1"/>
+      <w:numFmt w:val="bullet"/>
+      <w:lvlText w:val=""/>
+      <w:lvlJc w:val="left"/>
+      <w:pPr>
+        <w:tabs>
+          <w:tab w:val="num" w:pos="5040"/>
+        </w:tabs>
+        <w:ind w:left="5040" w:hanging="360"/>
+      </w:pPr>
+      <w:rPr>
+        <w:rFonts w:ascii="Wingdings" w:hAnsi="Wingdings" w:hint="default"/>
+        <w:sz w:val="20"/>
+      </w:rPr>
+    </w:lvl>
+    <w:lvl w:ilvl="7" w:tentative="1">
+      <w:start w:val="1"/>
+      <w:numFmt w:val="bullet"/>
+      <w:lvlText w:val=""/>
+      <w:lvlJc w:val="left"/>
+      <w:pPr>
+        <w:tabs>
+          <w:tab w:val="num" w:pos="5760"/>
+        </w:tabs>
+        <w:ind w:left="5760" w:hanging="360"/>
+      </w:pPr>
+      <w:rPr>
+        <w:rFonts w:ascii="Wingdings" w:hAnsi="Wingdings" w:hint="default"/>
+        <w:sz w:val="20"/>
+      </w:rPr>
+    </w:lvl>
+    <w:lvl w:ilvl="8" w:tentative="1">
+      <w:start w:val="1"/>
+      <w:numFmt w:val="bullet"/>
+      <w:lvlText w:val=""/>
+      <w:lvlJc w:val="left"/>
+      <w:pPr>
+        <w:tabs>
+          <w:tab w:val="num" w:pos="6480"/>
+        </w:tabs>
+        <w:ind w:left="6480" w:hanging="360"/>
+      </w:pPr>
+      <w:rPr>
+        <w:rFonts w:ascii="Wingdings" w:hAnsi="Wingdings" w:hint="default"/>
+        <w:sz w:val="20"/>
+      </w:rPr>
+    </w:lvl>
+  </w:abstractNum>
+  <w:abstractNum w:abstractNumId="34" w15:restartNumberingAfterBreak="0">
     <w:nsid w:val="5C323239"/>
     <w:multiLevelType w:val="multilevel"/>
     <w:tmpl w:val="07D010FE"/>
@@ -24078,7 +30226,7 @@
       </w:rPr>
     </w:lvl>
   </w:abstractNum>
-  <w:abstractNum w:abstractNumId="23" w15:restartNumberingAfterBreak="0">
+  <w:abstractNum w:abstractNumId="35" w15:restartNumberingAfterBreak="0">
     <w:nsid w:val="60586299"/>
     <w:multiLevelType w:val="multilevel"/>
     <w:tmpl w:val="900A38B8"/>
@@ -24223,7 +30371,156 @@
       </w:rPr>
     </w:lvl>
   </w:abstractNum>
-  <w:abstractNum w:abstractNumId="24" w15:restartNumberingAfterBreak="0">
+  <w:abstractNum w:abstractNumId="36" w15:restartNumberingAfterBreak="0">
+    <w:nsid w:val="657B7449"/>
+    <w:multiLevelType w:val="multilevel"/>
+    <w:tmpl w:val="E3E43AB4"/>
+    <w:lvl w:ilvl="0">
+      <w:start w:val="1"/>
+      <w:numFmt w:val="bullet"/>
+      <w:lvlText w:val=""/>
+      <w:lvlJc w:val="left"/>
+      <w:pPr>
+        <w:tabs>
+          <w:tab w:val="num" w:pos="720"/>
+        </w:tabs>
+        <w:ind w:left="720" w:hanging="360"/>
+      </w:pPr>
+      <w:rPr>
+        <w:rFonts w:ascii="Symbol" w:hAnsi="Symbol" w:hint="default"/>
+        <w:sz w:val="20"/>
+      </w:rPr>
+    </w:lvl>
+    <w:lvl w:ilvl="1" w:tentative="1">
+      <w:start w:val="1"/>
+      <w:numFmt w:val="bullet"/>
+      <w:lvlText w:val="o"/>
+      <w:lvlJc w:val="left"/>
+      <w:pPr>
+        <w:tabs>
+          <w:tab w:val="num" w:pos="1440"/>
+        </w:tabs>
+        <w:ind w:left="1440" w:hanging="360"/>
+      </w:pPr>
+      <w:rPr>
+        <w:rFonts w:ascii="Courier New" w:hAnsi="Courier New" w:hint="default"/>
+        <w:sz w:val="20"/>
+      </w:rPr>
+    </w:lvl>
+    <w:lvl w:ilvl="2" w:tentative="1">
+      <w:start w:val="1"/>
+      <w:numFmt w:val="bullet"/>
+      <w:lvlText w:val=""/>
+      <w:lvlJc w:val="left"/>
+      <w:pPr>
+        <w:tabs>
+          <w:tab w:val="num" w:pos="2160"/>
+        </w:tabs>
+        <w:ind w:left="2160" w:hanging="360"/>
+      </w:pPr>
+      <w:rPr>
+        <w:rFonts w:ascii="Wingdings" w:hAnsi="Wingdings" w:hint="default"/>
+        <w:sz w:val="20"/>
+      </w:rPr>
+    </w:lvl>
+    <w:lvl w:ilvl="3" w:tentative="1">
+      <w:start w:val="1"/>
+      <w:numFmt w:val="bullet"/>
+      <w:lvlText w:val=""/>
+      <w:lvlJc w:val="left"/>
+      <w:pPr>
+        <w:tabs>
+          <w:tab w:val="num" w:pos="2880"/>
+        </w:tabs>
+        <w:ind w:left="2880" w:hanging="360"/>
+      </w:pPr>
+      <w:rPr>
+        <w:rFonts w:ascii="Wingdings" w:hAnsi="Wingdings" w:hint="default"/>
+        <w:sz w:val="20"/>
+      </w:rPr>
+    </w:lvl>
+    <w:lvl w:ilvl="4" w:tentative="1">
+      <w:start w:val="1"/>
+      <w:numFmt w:val="bullet"/>
+      <w:lvlText w:val=""/>
+      <w:lvlJc w:val="left"/>
+      <w:pPr>
+        <w:tabs>
+          <w:tab w:val="num" w:pos="3600"/>
+        </w:tabs>
+        <w:ind w:left="3600" w:hanging="360"/>
+      </w:pPr>
+      <w:rPr>
+        <w:rFonts w:ascii="Wingdings" w:hAnsi="Wingdings" w:hint="default"/>
+        <w:sz w:val="20"/>
+      </w:rPr>
+    </w:lvl>
+    <w:lvl w:ilvl="5" w:tentative="1">
+      <w:start w:val="1"/>
+      <w:numFmt w:val="bullet"/>
+      <w:lvlText w:val=""/>
+      <w:lvlJc w:val="left"/>
+      <w:pPr>
+        <w:tabs>
+          <w:tab w:val="num" w:pos="4320"/>
+        </w:tabs>
+        <w:ind w:left="4320" w:hanging="360"/>
+      </w:pPr>
+      <w:rPr>
+        <w:rFonts w:ascii="Wingdings" w:hAnsi="Wingdings" w:hint="default"/>
+        <w:sz w:val="20"/>
+      </w:rPr>
+    </w:lvl>
+    <w:lvl w:ilvl="6" w:tentative="1">
+      <w:start w:val="1"/>
+      <w:numFmt w:val="bullet"/>
+      <w:lvlText w:val=""/>
+      <w:lvlJc w:val="left"/>
+      <w:pPr>
+        <w:tabs>
+          <w:tab w:val="num" w:pos="5040"/>
+        </w:tabs>
+        <w:ind w:left="5040" w:hanging="360"/>
+      </w:pPr>
+      <w:rPr>
+        <w:rFonts w:ascii="Wingdings" w:hAnsi="Wingdings" w:hint="default"/>
+        <w:sz w:val="20"/>
+      </w:rPr>
+    </w:lvl>
+    <w:lvl w:ilvl="7" w:tentative="1">
+      <w:start w:val="1"/>
+      <w:numFmt w:val="bullet"/>
+      <w:lvlText w:val=""/>
+      <w:lvlJc w:val="left"/>
+      <w:pPr>
+        <w:tabs>
+          <w:tab w:val="num" w:pos="5760"/>
+        </w:tabs>
+        <w:ind w:left="5760" w:hanging="360"/>
+      </w:pPr>
+      <w:rPr>
+        <w:rFonts w:ascii="Wingdings" w:hAnsi="Wingdings" w:hint="default"/>
+        <w:sz w:val="20"/>
+      </w:rPr>
+    </w:lvl>
+    <w:lvl w:ilvl="8" w:tentative="1">
+      <w:start w:val="1"/>
+      <w:numFmt w:val="bullet"/>
+      <w:lvlText w:val=""/>
+      <w:lvlJc w:val="left"/>
+      <w:pPr>
+        <w:tabs>
+          <w:tab w:val="num" w:pos="6480"/>
+        </w:tabs>
+        <w:ind w:left="6480" w:hanging="360"/>
+      </w:pPr>
+      <w:rPr>
+        <w:rFonts w:ascii="Wingdings" w:hAnsi="Wingdings" w:hint="default"/>
+        <w:sz w:val="20"/>
+      </w:rPr>
+    </w:lvl>
+  </w:abstractNum>
+  <w:abstractNum w:abstractNumId="37" w15:restartNumberingAfterBreak="0">
     <w:nsid w:val="6B03334C"/>
     <w:multiLevelType w:val="multilevel"/>
     <w:tmpl w:val="6EBED524"/>
@@ -24372,7 +30669,156 @@
       </w:rPr>
     </w:lvl>
   </w:abstractNum>
-  <w:abstractNum w:abstractNumId="25" w15:restartNumberingAfterBreak="0">
+  <w:abstractNum w:abstractNumId="38" w15:restartNumberingAfterBreak="0">
+    <w:nsid w:val="73EA217F"/>
+    <w:multiLevelType w:val="multilevel"/>
+    <w:tmpl w:val="57408280"/>
+    <w:lvl w:ilvl="0">
+      <w:start w:val="1"/>
+      <w:numFmt w:val="bullet"/>
+      <w:lvlText w:val=""/>
+      <w:lvlJc w:val="left"/>
+      <w:pPr>
+        <w:tabs>
+          <w:tab w:val="num" w:pos="720"/>
+        </w:tabs>
+        <w:ind w:left="720" w:hanging="360"/>
+      </w:pPr>
+      <w:rPr>
+        <w:rFonts w:ascii="Symbol" w:hAnsi="Symbol" w:hint="default"/>
+        <w:sz w:val="20"/>
+      </w:rPr>
+    </w:lvl>
+    <w:lvl w:ilvl="1" w:tentative="1">
+      <w:start w:val="1"/>
+      <w:numFmt w:val="bullet"/>
+      <w:lvlText w:val="o"/>
+      <w:lvlJc w:val="left"/>
+      <w:pPr>
+        <w:tabs>
+          <w:tab w:val="num" w:pos="1440"/>
+        </w:tabs>
+        <w:ind w:left="1440" w:hanging="360"/>
+      </w:pPr>
+      <w:rPr>
+        <w:rFonts w:ascii="Courier New" w:hAnsi="Courier New" w:hint="default"/>
+        <w:sz w:val="20"/>
+      </w:rPr>
+    </w:lvl>
+    <w:lvl w:ilvl="2" w:tentative="1">
+      <w:start w:val="1"/>
+      <w:numFmt w:val="bullet"/>
+      <w:lvlText w:val=""/>
+      <w:lvlJc w:val="left"/>
+      <w:pPr>
+        <w:tabs>
+          <w:tab w:val="num" w:pos="2160"/>
+        </w:tabs>
+        <w:ind w:left="2160" w:hanging="360"/>
+      </w:pPr>
+      <w:rPr>
+        <w:rFonts w:ascii="Wingdings" w:hAnsi="Wingdings" w:hint="default"/>
+        <w:sz w:val="20"/>
+      </w:rPr>
+    </w:lvl>
+    <w:lvl w:ilvl="3" w:tentative="1">
+      <w:start w:val="1"/>
+      <w:numFmt w:val="bullet"/>
+      <w:lvlText w:val=""/>
+      <w:lvlJc w:val="left"/>
+      <w:pPr>
+        <w:tabs>
+          <w:tab w:val="num" w:pos="2880"/>
+        </w:tabs>
+        <w:ind w:left="2880" w:hanging="360"/>
+      </w:pPr>
+      <w:rPr>
+        <w:rFonts w:ascii="Wingdings" w:hAnsi="Wingdings" w:hint="default"/>
+        <w:sz w:val="20"/>
+      </w:rPr>
+    </w:lvl>
+    <w:lvl w:ilvl="4" w:tentative="1">
+      <w:start w:val="1"/>
+      <w:numFmt w:val="bullet"/>
+      <w:lvlText w:val=""/>
+      <w:lvlJc w:val="left"/>
+      <w:pPr>
+        <w:tabs>
+          <w:tab w:val="num" w:pos="3600"/>
+        </w:tabs>
+        <w:ind w:left="3600" w:hanging="360"/>
+      </w:pPr>
+      <w:rPr>
+        <w:rFonts w:ascii="Wingdings" w:hAnsi="Wingdings" w:hint="default"/>
+        <w:sz w:val="20"/>
+      </w:rPr>
+    </w:lvl>
+    <w:lvl w:ilvl="5" w:tentative="1">
+      <w:start w:val="1"/>
+      <w:numFmt w:val="bullet"/>
+      <w:lvlText w:val=""/>
+      <w:lvlJc w:val="left"/>
+      <w:pPr>
+        <w:tabs>
+          <w:tab w:val="num" w:pos="4320"/>
+        </w:tabs>
+        <w:ind w:left="4320" w:hanging="360"/>
+      </w:pPr>
+      <w:rPr>
+        <w:rFonts w:ascii="Wingdings" w:hAnsi="Wingdings" w:hint="default"/>
+        <w:sz w:val="20"/>
+      </w:rPr>
+    </w:lvl>
+    <w:lvl w:ilvl="6" w:tentative="1">
+      <w:start w:val="1"/>
+      <w:numFmt w:val="bullet"/>
+      <w:lvlText w:val=""/>
+      <w:lvlJc w:val="left"/>
+      <w:pPr>
+        <w:tabs>
+          <w:tab w:val="num" w:pos="5040"/>
+        </w:tabs>
+        <w:ind w:left="5040" w:hanging="360"/>
+      </w:pPr>
+      <w:rPr>
+        <w:rFonts w:ascii="Wingdings" w:hAnsi="Wingdings" w:hint="default"/>
+        <w:sz w:val="20"/>
+      </w:rPr>
+    </w:lvl>
+    <w:lvl w:ilvl="7" w:tentative="1">
+      <w:start w:val="1"/>
+      <w:numFmt w:val="bullet"/>
+      <w:lvlText w:val=""/>
+      <w:lvlJc w:val="left"/>
+      <w:pPr>
+        <w:tabs>
+          <w:tab w:val="num" w:pos="5760"/>
+        </w:tabs>
+        <w:ind w:left="5760" w:hanging="360"/>
+      </w:pPr>
+      <w:rPr>
+        <w:rFonts w:ascii="Wingdings" w:hAnsi="Wingdings" w:hint="default"/>
+        <w:sz w:val="20"/>
+      </w:rPr>
+    </w:lvl>
+    <w:lvl w:ilvl="8" w:tentative="1">
+      <w:start w:val="1"/>
+      <w:numFmt w:val="bullet"/>
+      <w:lvlText w:val=""/>
+      <w:lvlJc w:val="left"/>
+      <w:pPr>
+        <w:tabs>
+          <w:tab w:val="num" w:pos="6480"/>
+        </w:tabs>
+        <w:ind w:left="6480" w:hanging="360"/>
+      </w:pPr>
+      <w:rPr>
+        <w:rFonts w:ascii="Wingdings" w:hAnsi="Wingdings" w:hint="default"/>
+        <w:sz w:val="20"/>
+      </w:rPr>
+    </w:lvl>
+  </w:abstractNum>
+  <w:abstractNum w:abstractNumId="39" w15:restartNumberingAfterBreak="0">
     <w:nsid w:val="748C752F"/>
     <w:multiLevelType w:val="multilevel"/>
     <w:tmpl w:val="BF56C492"/>
@@ -24521,7 +30967,7 @@
       </w:rPr>
     </w:lvl>
   </w:abstractNum>
-  <w:abstractNum w:abstractNumId="26" w15:restartNumberingAfterBreak="0">
+  <w:abstractNum w:abstractNumId="40" w15:restartNumberingAfterBreak="0">
     <w:nsid w:val="79E87A90"/>
     <w:multiLevelType w:val="multilevel"/>
     <w:tmpl w:val="62BAE090"/>
@@ -24670,7 +31116,156 @@
       </w:rPr>
     </w:lvl>
   </w:abstractNum>
-  <w:abstractNum w:abstractNumId="27" w15:restartNumberingAfterBreak="0">
+  <w:abstractNum w:abstractNumId="41" w15:restartNumberingAfterBreak="0">
+    <w:nsid w:val="7B455955"/>
+    <w:multiLevelType w:val="multilevel"/>
+    <w:tmpl w:val="B31843B6"/>
+    <w:lvl w:ilvl="0">
+      <w:start w:val="1"/>
+      <w:numFmt w:val="bullet"/>
+      <w:lvlText w:val=""/>
+      <w:lvlJc w:val="left"/>
+      <w:pPr>
+        <w:tabs>
+          <w:tab w:val="num" w:pos="720"/>
+        </w:tabs>
+        <w:ind w:left="720" w:hanging="360"/>
+      </w:pPr>
+      <w:rPr>
+        <w:rFonts w:ascii="Symbol" w:hAnsi="Symbol" w:hint="default"/>
+        <w:sz w:val="20"/>
+      </w:rPr>
+    </w:lvl>
+    <w:lvl w:ilvl="1" w:tentative="1">
+      <w:start w:val="1"/>
+      <w:numFmt w:val="bullet"/>
+      <w:lvlText w:val="o"/>
+      <w:lvlJc w:val="left"/>
+      <w:pPr>
+        <w:tabs>
+          <w:tab w:val="num" w:pos="1440"/>
+        </w:tabs>
+        <w:ind w:left="1440" w:hanging="360"/>
+      </w:pPr>
+      <w:rPr>
+        <w:rFonts w:ascii="Courier New" w:hAnsi="Courier New" w:hint="default"/>
+        <w:sz w:val="20"/>
+      </w:rPr>
+    </w:lvl>
+    <w:lvl w:ilvl="2" w:tentative="1">
+      <w:start w:val="1"/>
+      <w:numFmt w:val="bullet"/>
+      <w:lvlText w:val=""/>
+      <w:lvlJc w:val="left"/>
+      <w:pPr>
+        <w:tabs>
+          <w:tab w:val="num" w:pos="2160"/>
+        </w:tabs>
+        <w:ind w:left="2160" w:hanging="360"/>
+      </w:pPr>
+      <w:rPr>
+        <w:rFonts w:ascii="Wingdings" w:hAnsi="Wingdings" w:hint="default"/>
+        <w:sz w:val="20"/>
+      </w:rPr>
+    </w:lvl>
+    <w:lvl w:ilvl="3" w:tentative="1">
+      <w:start w:val="1"/>
+      <w:numFmt w:val="bullet"/>
+      <w:lvlText w:val=""/>
+      <w:lvlJc w:val="left"/>
+      <w:pPr>
+        <w:tabs>
+          <w:tab w:val="num" w:pos="2880"/>
+        </w:tabs>
+        <w:ind w:left="2880" w:hanging="360"/>
+      </w:pPr>
+      <w:rPr>
+        <w:rFonts w:ascii="Wingdings" w:hAnsi="Wingdings" w:hint="default"/>
+        <w:sz w:val="20"/>
+      </w:rPr>
+    </w:lvl>
+    <w:lvl w:ilvl="4" w:tentative="1">
+      <w:start w:val="1"/>
+      <w:numFmt w:val="bullet"/>
+      <w:lvlText w:val=""/>
+      <w:lvlJc w:val="left"/>
+      <w:pPr>
+        <w:tabs>
+          <w:tab w:val="num" w:pos="3600"/>
+        </w:tabs>
+        <w:ind w:left="3600" w:hanging="360"/>
+      </w:pPr>
+      <w:rPr>
+        <w:rFonts w:ascii="Wingdings" w:hAnsi="Wingdings" w:hint="default"/>
+        <w:sz w:val="20"/>
+      </w:rPr>
+    </w:lvl>
+    <w:lvl w:ilvl="5" w:tentative="1">
+      <w:start w:val="1"/>
+      <w:numFmt w:val="bullet"/>
+      <w:lvlText w:val=""/>
+      <w:lvlJc w:val="left"/>
+      <w:pPr>
+        <w:tabs>
+          <w:tab w:val="num" w:pos="4320"/>
+        </w:tabs>
+        <w:ind w:left="4320" w:hanging="360"/>
+      </w:pPr>
+      <w:rPr>
+        <w:rFonts w:ascii="Wingdings" w:hAnsi="Wingdings" w:hint="default"/>
+        <w:sz w:val="20"/>
+      </w:rPr>
+    </w:lvl>
+    <w:lvl w:ilvl="6" w:tentative="1">
+      <w:start w:val="1"/>
+      <w:numFmt w:val="bullet"/>
+      <w:lvlText w:val=""/>
+      <w:lvlJc w:val="left"/>
+      <w:pPr>
+        <w:tabs>
+          <w:tab w:val="num" w:pos="5040"/>
+        </w:tabs>
+        <w:ind w:left="5040" w:hanging="360"/>
+      </w:pPr>
+      <w:rPr>
+        <w:rFonts w:ascii="Wingdings" w:hAnsi="Wingdings" w:hint="default"/>
+        <w:sz w:val="20"/>
+      </w:rPr>
+    </w:lvl>
+    <w:lvl w:ilvl="7" w:tentative="1">
+      <w:start w:val="1"/>
+      <w:numFmt w:val="bullet"/>
+      <w:lvlText w:val=""/>
+      <w:lvlJc w:val="left"/>
+      <w:pPr>
+        <w:tabs>
+          <w:tab w:val="num" w:pos="5760"/>
+        </w:tabs>
+        <w:ind w:left="5760" w:hanging="360"/>
+      </w:pPr>
+      <w:rPr>
+        <w:rFonts w:ascii="Wingdings" w:hAnsi="Wingdings" w:hint="default"/>
+        <w:sz w:val="20"/>
+      </w:rPr>
+    </w:lvl>
+    <w:lvl w:ilvl="8" w:tentative="1">
+      <w:start w:val="1"/>
+      <w:numFmt w:val="bullet"/>
+      <w:lvlText w:val=""/>
+      <w:lvlJc w:val="left"/>
+      <w:pPr>
+        <w:tabs>
+          <w:tab w:val="num" w:pos="6480"/>
+        </w:tabs>
+        <w:ind w:left="6480" w:hanging="360"/>
+      </w:pPr>
+      <w:rPr>
+        <w:rFonts w:ascii="Wingdings" w:hAnsi="Wingdings" w:hint="default"/>
+        <w:sz w:val="20"/>
+      </w:rPr>
+    </w:lvl>
+  </w:abstractNum>
+  <w:abstractNum w:abstractNumId="42" w15:restartNumberingAfterBreak="0">
     <w:nsid w:val="7E391A06"/>
     <w:multiLevelType w:val="multilevel"/>
     <w:tmpl w:val="0AAE36D6"/>
@@ -24820,88 +31415,133 @@
     </w:lvl>
   </w:abstractNum>
   <w:num w:numId="1" w16cid:durableId="1854148300">
-    <w:abstractNumId w:val="1"/>
+    <w:abstractNumId w:val="2"/>
   </w:num>
   <w:num w:numId="2" w16cid:durableId="345250982">
+    <w:abstractNumId w:val="7"/>
+  </w:num>
+  <w:num w:numId="3" w16cid:durableId="552546590">
+    <w:abstractNumId w:val="42"/>
+  </w:num>
+  <w:num w:numId="4" w16cid:durableId="828789622">
     <w:abstractNumId w:val="6"/>
   </w:num>
-  <w:num w:numId="3" w16cid:durableId="552546590">
-    <w:abstractNumId w:val="27"/>
+  <w:num w:numId="5" w16cid:durableId="127674013">
+    <w:abstractNumId w:val="12"/>
   </w:num>
-  <w:num w:numId="4" w16cid:durableId="828789622">
+  <w:num w:numId="6" w16cid:durableId="1364863187">
+    <w:abstractNumId w:val="4"/>
+  </w:num>
+  <w:num w:numId="7" w16cid:durableId="524515689">
+    <w:abstractNumId w:val="25"/>
+  </w:num>
+  <w:num w:numId="8" w16cid:durableId="1058086700">
+    <w:abstractNumId w:val="35"/>
+  </w:num>
+  <w:num w:numId="9" w16cid:durableId="645285077">
+    <w:abstractNumId w:val="17"/>
+  </w:num>
+  <w:num w:numId="10" w16cid:durableId="1117530017">
+    <w:abstractNumId w:val="26"/>
+  </w:num>
+  <w:num w:numId="11" w16cid:durableId="387999404">
+    <w:abstractNumId w:val="24"/>
+  </w:num>
+  <w:num w:numId="12" w16cid:durableId="338890588">
+    <w:abstractNumId w:val="14"/>
+  </w:num>
+  <w:num w:numId="13" w16cid:durableId="836459257">
+    <w:abstractNumId w:val="34"/>
+  </w:num>
+  <w:num w:numId="14" w16cid:durableId="2008635258">
+    <w:abstractNumId w:val="32"/>
+  </w:num>
+  <w:num w:numId="15" w16cid:durableId="943727458">
+    <w:abstractNumId w:val="37"/>
+  </w:num>
+  <w:num w:numId="16" w16cid:durableId="582564475">
+    <w:abstractNumId w:val="13"/>
+  </w:num>
+  <w:num w:numId="17" w16cid:durableId="1753964600">
     <w:abstractNumId w:val="5"/>
   </w:num>
-  <w:num w:numId="5" w16cid:durableId="127674013">
-    <w:abstractNumId w:val="9"/>
+  <w:num w:numId="18" w16cid:durableId="1445421248">
+    <w:abstractNumId w:val="15"/>
   </w:num>
-  <w:num w:numId="6" w16cid:durableId="1364863187">
+  <w:num w:numId="19" w16cid:durableId="1310017432">
+    <w:abstractNumId w:val="40"/>
+  </w:num>
+  <w:num w:numId="20" w16cid:durableId="2003004456">
+    <w:abstractNumId w:val="31"/>
+  </w:num>
+  <w:num w:numId="21" w16cid:durableId="521943023">
+    <w:abstractNumId w:val="22"/>
+  </w:num>
+  <w:num w:numId="22" w16cid:durableId="865143072">
+    <w:abstractNumId w:val="11"/>
+  </w:num>
+  <w:num w:numId="23" w16cid:durableId="1551922768">
     <w:abstractNumId w:val="3"/>
   </w:num>
-  <w:num w:numId="7" w16cid:durableId="524515689">
-    <w:abstractNumId w:val="17"/>
-  </w:num>
-  <w:num w:numId="8" w16cid:durableId="1058086700">
-    <w:abstractNumId w:val="23"/>
-  </w:num>
-  <w:num w:numId="9" w16cid:durableId="645285077">
-    <w:abstractNumId w:val="13"/>
-  </w:num>
-  <w:num w:numId="10" w16cid:durableId="1117530017">
-    <w:abstractNumId w:val="18"/>
-  </w:num>
-  <w:num w:numId="11" w16cid:durableId="387999404">
-    <w:abstractNumId w:val="16"/>
-  </w:num>
-  <w:num w:numId="12" w16cid:durableId="338890588">
-    <w:abstractNumId w:val="11"/>
-  </w:num>
-  <w:num w:numId="13" w16cid:durableId="836459257">
-    <w:abstractNumId w:val="22"/>
-  </w:num>
-  <w:num w:numId="14" w16cid:durableId="2008635258">
-    <w:abstractNumId w:val="21"/>
-  </w:num>
-  <w:num w:numId="15" w16cid:durableId="943727458">
-    <w:abstractNumId w:val="24"/>
-  </w:num>
-  <w:num w:numId="16" w16cid:durableId="582564475">
-    <w:abstractNumId w:val="10"/>
-  </w:num>
-  <w:num w:numId="17" w16cid:durableId="1753964600">
-    <w:abstractNumId w:val="4"/>
-  </w:num>
-  <w:num w:numId="18" w16cid:durableId="1445421248">
-    <w:abstractNumId w:val="12"/>
-  </w:num>
-  <w:num w:numId="19" w16cid:durableId="1310017432">
-    <w:abstractNumId w:val="26"/>
-  </w:num>
-  <w:num w:numId="20" w16cid:durableId="2003004456">
-    <w:abstractNumId w:val="20"/>
-  </w:num>
-  <w:num w:numId="21" w16cid:durableId="521943023">
-    <w:abstractNumId w:val="15"/>
-  </w:num>
-  <w:num w:numId="22" w16cid:durableId="865143072">
-    <w:abstractNumId w:val="8"/>
-  </w:num>
-  <w:num w:numId="23" w16cid:durableId="1551922768">
-    <w:abstractNumId w:val="2"/>
-  </w:num>
   <w:num w:numId="24" w16cid:durableId="1406491555">
-    <w:abstractNumId w:val="25"/>
+    <w:abstractNumId w:val="39"/>
   </w:num>
   <w:num w:numId="25" w16cid:durableId="1778282540">
     <w:abstractNumId w:val="0"/>
   </w:num>
   <w:num w:numId="26" w16cid:durableId="2088071536">
-    <w:abstractNumId w:val="7"/>
+    <w:abstractNumId w:val="9"/>
   </w:num>
   <w:num w:numId="27" w16cid:durableId="864487098">
-    <w:abstractNumId w:val="14"/>
+    <w:abstractNumId w:val="18"/>
   </w:num>
   <w:num w:numId="28" w16cid:durableId="1136609947">
+    <w:abstractNumId w:val="29"/>
+  </w:num>
+  <w:num w:numId="29" w16cid:durableId="458644401">
+    <w:abstractNumId w:val="33"/>
+  </w:num>
+  <w:num w:numId="30" w16cid:durableId="1399551114">
+    <w:abstractNumId w:val="1"/>
+  </w:num>
+  <w:num w:numId="31" w16cid:durableId="2120829287">
+    <w:abstractNumId w:val="8"/>
+  </w:num>
+  <w:num w:numId="32" w16cid:durableId="593127475">
+    <w:abstractNumId w:val="10"/>
+  </w:num>
+  <w:num w:numId="33" w16cid:durableId="927810469">
+    <w:abstractNumId w:val="23"/>
+  </w:num>
+  <w:num w:numId="34" w16cid:durableId="1979218232">
+    <w:abstractNumId w:val="41"/>
+  </w:num>
+  <w:num w:numId="35" w16cid:durableId="1332412874">
+    <w:abstractNumId w:val="27"/>
+  </w:num>
+  <w:num w:numId="36" w16cid:durableId="126630516">
+    <w:abstractNumId w:val="28"/>
+  </w:num>
+  <w:num w:numId="37" w16cid:durableId="969868366">
+    <w:abstractNumId w:val="36"/>
+  </w:num>
+  <w:num w:numId="38" w16cid:durableId="824319425">
+    <w:abstractNumId w:val="30"/>
+  </w:num>
+  <w:num w:numId="39" w16cid:durableId="780343224">
+    <w:abstractNumId w:val="21"/>
+  </w:num>
+  <w:num w:numId="40" w16cid:durableId="1783068330">
+    <w:abstractNumId w:val="16"/>
+  </w:num>
+  <w:num w:numId="41" w16cid:durableId="26218254">
+    <w:abstractNumId w:val="38"/>
+  </w:num>
+  <w:num w:numId="42" w16cid:durableId="1672172170">
     <w:abstractNumId w:val="19"/>
+  </w:num>
+  <w:num w:numId="43" w16cid:durableId="806971379">
+    <w:abstractNumId w:val="20"/>
   </w:num>
 </w:numbering>
 </file>
@@ -25306,7 +31946,7 @@
   <w:style w:type="paragraph" w:default="1" w:styleId="Normal">
     <w:name w:val="Normal"/>
     <w:qFormat/>
-    <w:rsid w:val="005E5E1B"/>
+    <w:rsid w:val="00336822"/>
   </w:style>
   <w:style w:type="paragraph" w:styleId="Heading1">
     <w:name w:val="heading 1"/>
@@ -25504,7 +32144,6 @@
   <w:style w:type="character" w:default="1" w:styleId="DefaultParagraphFont">
     <w:name w:val="Default Paragraph Font"/>
     <w:uiPriority w:val="1"/>
-    <w:semiHidden/>
     <w:unhideWhenUsed/>
   </w:style>
   <w:style w:type="table" w:default="1" w:styleId="TableNormal">

--- a/System/1-Blueprint Documentations/7-Knowledge Blueprint Documentation.docx
+++ b/System/1-Blueprint Documentations/7-Knowledge Blueprint Documentation.docx
@@ -76,7 +76,27 @@
           <w:sz w:val="18"/>
           <w:highlight w:val="lightGray"/>
         </w:rPr>
-        <w:t xml:space="preserve">: Persons Table -&gt; ID Column: 1, Name_En Column: Motasem Essam] -&gt; </w:t>
+        <w:t xml:space="preserve">: Persons Table -&gt; ID Column: 1, </w:t>
+      </w:r>
+      <w:proofErr w:type="spellStart"/>
+      <w:r>
+        <w:rPr>
+          <w:rFonts w:ascii="Arial" w:eastAsia="Arial" w:hAnsi="Arial" w:cs="Arial"/>
+          <w:color w:val="000000"/>
+          <w:sz w:val="18"/>
+          <w:highlight w:val="lightGray"/>
+        </w:rPr>
+        <w:t>Name_En</w:t>
+      </w:r>
+      <w:proofErr w:type="spellEnd"/>
+      <w:r>
+        <w:rPr>
+          <w:rFonts w:ascii="Arial" w:eastAsia="Arial" w:hAnsi="Arial" w:cs="Arial"/>
+          <w:color w:val="000000"/>
+          <w:sz w:val="18"/>
+          <w:highlight w:val="lightGray"/>
+        </w:rPr>
+        <w:t xml:space="preserve"> Column: Motasem Essam] -&gt; </w:t>
       </w:r>
       <w:r>
         <w:rPr>
@@ -258,7 +278,27 @@
           <w:sz w:val="18"/>
           <w:highlight w:val="lightGray"/>
         </w:rPr>
-        <w:t xml:space="preserve">: Persons Table -&gt; ID Column: 1, Name_En Column: Motasem Essam] -&gt; </w:t>
+        <w:t xml:space="preserve">: Persons Table -&gt; ID Column: 1, </w:t>
+      </w:r>
+      <w:proofErr w:type="spellStart"/>
+      <w:r>
+        <w:rPr>
+          <w:rFonts w:ascii="Arial" w:eastAsia="Arial" w:hAnsi="Arial" w:cs="Arial"/>
+          <w:color w:val="000000"/>
+          <w:sz w:val="18"/>
+          <w:highlight w:val="lightGray"/>
+        </w:rPr>
+        <w:t>Name_En</w:t>
+      </w:r>
+      <w:proofErr w:type="spellEnd"/>
+      <w:r>
+        <w:rPr>
+          <w:rFonts w:ascii="Arial" w:eastAsia="Arial" w:hAnsi="Arial" w:cs="Arial"/>
+          <w:color w:val="000000"/>
+          <w:sz w:val="18"/>
+          <w:highlight w:val="lightGray"/>
+        </w:rPr>
+        <w:t xml:space="preserve"> Column: Motasem Essam] -&gt; </w:t>
       </w:r>
       <w:r>
         <w:rPr>
@@ -634,7 +674,27 @@
           <w:sz w:val="18"/>
           <w:highlight w:val="lightGray"/>
         </w:rPr>
-        <w:t xml:space="preserve">: Persons Table -&gt; ID Column: 1, Name_En Column: Motasem Essam] -&gt; </w:t>
+        <w:t xml:space="preserve">: Persons Table -&gt; ID Column: 1, </w:t>
+      </w:r>
+      <w:proofErr w:type="spellStart"/>
+      <w:r>
+        <w:rPr>
+          <w:rFonts w:ascii="Arial" w:eastAsia="Arial" w:hAnsi="Arial" w:cs="Arial"/>
+          <w:color w:val="000000"/>
+          <w:sz w:val="18"/>
+          <w:highlight w:val="lightGray"/>
+        </w:rPr>
+        <w:t>Name_En</w:t>
+      </w:r>
+      <w:proofErr w:type="spellEnd"/>
+      <w:r>
+        <w:rPr>
+          <w:rFonts w:ascii="Arial" w:eastAsia="Arial" w:hAnsi="Arial" w:cs="Arial"/>
+          <w:color w:val="000000"/>
+          <w:sz w:val="18"/>
+          <w:highlight w:val="lightGray"/>
+        </w:rPr>
+        <w:t xml:space="preserve"> Column: Motasem Essam] -&gt; </w:t>
       </w:r>
       <w:r>
         <w:rPr>
@@ -1128,19 +1188,49 @@
           <w:sz w:val="18"/>
           <w:highlight w:val="lightGray"/>
         </w:rPr>
-        <w:t># Source: ScreenShots</w:t>
-      </w:r>
+        <w:t xml:space="preserve"># Source: </w:t>
+      </w:r>
+      <w:proofErr w:type="spellStart"/>
       <w:r>
         <w:rPr>
           <w:rFonts w:ascii="Arial" w:eastAsia="Arial" w:hAnsi="Arial"/>
-          <w:sz w:val="18"/>
-          <w:highlight w:val="lightGray"/>
-        </w:rPr>
-        <w:t xml:space="preserve"> (using Lightshot Program) </w:t>
-      </w:r>
+          <w:b/>
+          <w:bCs/>
+          <w:sz w:val="18"/>
+          <w:highlight w:val="lightGray"/>
+        </w:rPr>
+        <w:t>ScreenShots</w:t>
+      </w:r>
+      <w:proofErr w:type="spellEnd"/>
       <w:r>
         <w:rPr>
           <w:rFonts w:ascii="Arial" w:eastAsia="Arial" w:hAnsi="Arial"/>
+          <w:sz w:val="18"/>
+          <w:highlight w:val="lightGray"/>
+        </w:rPr>
+        <w:t xml:space="preserve"> (using </w:t>
+      </w:r>
+      <w:proofErr w:type="spellStart"/>
+      <w:r>
+        <w:rPr>
+          <w:rFonts w:ascii="Arial" w:eastAsia="Arial" w:hAnsi="Arial"/>
+          <w:sz w:val="18"/>
+          <w:highlight w:val="lightGray"/>
+        </w:rPr>
+        <w:t>Lightshot</w:t>
+      </w:r>
+      <w:proofErr w:type="spellEnd"/>
+      <w:r>
+        <w:rPr>
+          <w:rFonts w:ascii="Arial" w:eastAsia="Arial" w:hAnsi="Arial"/>
+          <w:sz w:val="18"/>
+          <w:highlight w:val="lightGray"/>
+        </w:rPr>
+        <w:t xml:space="preserve"> Program) </w:t>
+      </w:r>
+      <w:r>
+        <w:rPr>
+          <w:rFonts w:ascii="Arial" w:eastAsia="Arial" w:hAnsi="Arial"/>
           <w:b/>
           <w:bCs/>
           <w:sz w:val="18"/>
@@ -1196,6 +1286,7 @@
         </w:rPr>
         <w:t xml:space="preserve">: </w:t>
       </w:r>
+      <w:proofErr w:type="spellStart"/>
       <w:r>
         <w:rPr>
           <w:rFonts w:ascii="Arial" w:eastAsia="Arial" w:hAnsi="Arial"/>
@@ -1204,6 +1295,7 @@
         </w:rPr>
         <w:t>Widnows</w:t>
       </w:r>
+      <w:proofErr w:type="spellEnd"/>
       <w:r>
         <w:rPr>
           <w:rFonts w:ascii="Arial" w:eastAsia="Arial" w:hAnsi="Arial"/>
@@ -1252,7 +1344,25 @@
           <w:sz w:val="18"/>
           <w:highlight w:val="lightGray"/>
         </w:rPr>
-        <w:t xml:space="preserve"> [Data Path: Entities Folder -&gt; Entities Database -&gt; Persons Table -&gt; ID Column: 1, Name_En Column: Motasem Essam] </w:t>
+        <w:t xml:space="preserve"> [Data Path: Entities Folder -&gt; Entities Database -&gt; Persons Table -&gt; ID Column: 1, </w:t>
+      </w:r>
+      <w:proofErr w:type="spellStart"/>
+      <w:r>
+        <w:rPr>
+          <w:rFonts w:ascii="Arial" w:eastAsia="Arial" w:hAnsi="Arial"/>
+          <w:sz w:val="18"/>
+          <w:highlight w:val="lightGray"/>
+        </w:rPr>
+        <w:t>Name_En</w:t>
+      </w:r>
+      <w:proofErr w:type="spellEnd"/>
+      <w:r>
+        <w:rPr>
+          <w:rFonts w:ascii="Arial" w:eastAsia="Arial" w:hAnsi="Arial"/>
+          <w:sz w:val="18"/>
+          <w:highlight w:val="lightGray"/>
+        </w:rPr>
+        <w:t xml:space="preserve"> Column: Motasem Essam] </w:t>
       </w:r>
       <w:r>
         <w:rPr>
@@ -1410,7 +1520,27 @@
           <w:sz w:val="18"/>
           <w:highlight w:val="lightGray"/>
         </w:rPr>
-        <w:t xml:space="preserve">: Persons Table -&gt; ID Column: 1, Name_En Column: Motasem Essam] -&gt; </w:t>
+        <w:t xml:space="preserve">: Persons Table -&gt; ID Column: 1, </w:t>
+      </w:r>
+      <w:proofErr w:type="spellStart"/>
+      <w:r>
+        <w:rPr>
+          <w:rFonts w:ascii="Arial" w:eastAsia="Arial" w:hAnsi="Arial" w:cs="Arial"/>
+          <w:color w:val="000000"/>
+          <w:sz w:val="18"/>
+          <w:highlight w:val="lightGray"/>
+        </w:rPr>
+        <w:t>Name_En</w:t>
+      </w:r>
+      <w:proofErr w:type="spellEnd"/>
+      <w:r>
+        <w:rPr>
+          <w:rFonts w:ascii="Arial" w:eastAsia="Arial" w:hAnsi="Arial" w:cs="Arial"/>
+          <w:color w:val="000000"/>
+          <w:sz w:val="18"/>
+          <w:highlight w:val="lightGray"/>
+        </w:rPr>
+        <w:t xml:space="preserve"> Column: Motasem Essam] -&gt; </w:t>
       </w:r>
       <w:r>
         <w:rPr>
@@ -1687,7 +1817,27 @@
           <w:sz w:val="18"/>
           <w:highlight w:val="lightGray"/>
         </w:rPr>
-        <w:t xml:space="preserve">: Persons Table -&gt; ID Column: 1, Name_En Column: Motasem Essam] -&gt; </w:t>
+        <w:t xml:space="preserve">: Persons Table -&gt; ID Column: 1, </w:t>
+      </w:r>
+      <w:proofErr w:type="spellStart"/>
+      <w:r>
+        <w:rPr>
+          <w:rFonts w:ascii="Arial" w:eastAsia="Arial" w:hAnsi="Arial" w:cs="Arial"/>
+          <w:color w:val="000000"/>
+          <w:sz w:val="18"/>
+          <w:highlight w:val="lightGray"/>
+        </w:rPr>
+        <w:t>Name_En</w:t>
+      </w:r>
+      <w:proofErr w:type="spellEnd"/>
+      <w:r>
+        <w:rPr>
+          <w:rFonts w:ascii="Arial" w:eastAsia="Arial" w:hAnsi="Arial" w:cs="Arial"/>
+          <w:color w:val="000000"/>
+          <w:sz w:val="18"/>
+          <w:highlight w:val="lightGray"/>
+        </w:rPr>
+        <w:t xml:space="preserve"> Column: Motasem Essam] -&gt; </w:t>
       </w:r>
       <w:r>
         <w:rPr>
@@ -1820,7 +1970,21 @@
         <w:rPr>
           <w:rFonts w:ascii="Roboto Mono" w:hAnsi="Roboto Mono"/>
         </w:rPr>
-        <w:t xml:space="preserve">   User Information: [Data Path: Persons Table -&gt; ID Column: Number, Name_En Column: Person Name] -&gt;</w:t>
+        <w:t xml:space="preserve">   User Information: [Data Path: Persons Table -&gt; ID Column: Number, </w:t>
+      </w:r>
+      <w:proofErr w:type="spellStart"/>
+      <w:r>
+        <w:rPr>
+          <w:rFonts w:ascii="Roboto Mono" w:hAnsi="Roboto Mono"/>
+        </w:rPr>
+        <w:t>Name_En</w:t>
+      </w:r>
+      <w:proofErr w:type="spellEnd"/>
+      <w:r>
+        <w:rPr>
+          <w:rFonts w:ascii="Roboto Mono" w:hAnsi="Roboto Mono"/>
+        </w:rPr>
+        <w:t xml:space="preserve"> Column: Person Name] -&gt;</w:t>
       </w:r>
     </w:p>
     <w:p>
@@ -1962,7 +2126,27 @@
           <w:sz w:val="18"/>
           <w:highlight w:val="lightGray"/>
         </w:rPr>
-        <w:t xml:space="preserve">: Persons Table -&gt; ID Column: 1, Name_En Column: Motasem Essam] -&gt; </w:t>
+        <w:t xml:space="preserve">: Persons Table -&gt; ID Column: 1, </w:t>
+      </w:r>
+      <w:proofErr w:type="spellStart"/>
+      <w:r>
+        <w:rPr>
+          <w:rFonts w:ascii="Arial" w:eastAsia="Arial" w:hAnsi="Arial" w:cs="Arial"/>
+          <w:color w:val="000000"/>
+          <w:sz w:val="18"/>
+          <w:highlight w:val="lightGray"/>
+        </w:rPr>
+        <w:t>Name_En</w:t>
+      </w:r>
+      <w:proofErr w:type="spellEnd"/>
+      <w:r>
+        <w:rPr>
+          <w:rFonts w:ascii="Arial" w:eastAsia="Arial" w:hAnsi="Arial" w:cs="Arial"/>
+          <w:color w:val="000000"/>
+          <w:sz w:val="18"/>
+          <w:highlight w:val="lightGray"/>
+        </w:rPr>
+        <w:t xml:space="preserve"> Column: Motasem Essam] -&gt; </w:t>
       </w:r>
       <w:r>
         <w:rPr>
@@ -2127,7 +2311,21 @@
         <w:rPr>
           <w:rFonts w:ascii="Roboto Mono" w:hAnsi="Roboto Mono"/>
         </w:rPr>
-        <w:t xml:space="preserve">   User Information: [Data Path: Persons Table -&gt; ID Column: 1, Name_En Column: Motasem Essam] -&gt;</w:t>
+        <w:t xml:space="preserve">   User Information: [Data Path: Persons Table -&gt; ID Column: 1, </w:t>
+      </w:r>
+      <w:proofErr w:type="spellStart"/>
+      <w:r>
+        <w:rPr>
+          <w:rFonts w:ascii="Roboto Mono" w:hAnsi="Roboto Mono"/>
+        </w:rPr>
+        <w:t>Name_En</w:t>
+      </w:r>
+      <w:proofErr w:type="spellEnd"/>
+      <w:r>
+        <w:rPr>
+          <w:rFonts w:ascii="Roboto Mono" w:hAnsi="Roboto Mono"/>
+        </w:rPr>
+        <w:t xml:space="preserve"> Column: Motasem Essam] -&gt;</w:t>
       </w:r>
     </w:p>
     <w:p>
@@ -2197,7 +2395,27 @@
           <w:sz w:val="18"/>
           <w:highlight w:val="lightGray"/>
         </w:rPr>
-        <w:t xml:space="preserve">: Persons Table -&gt; ID Column: 1, Name_En Column: Motasem Essam] -&gt; </w:t>
+        <w:t xml:space="preserve">: Persons Table -&gt; ID Column: 1, </w:t>
+      </w:r>
+      <w:proofErr w:type="spellStart"/>
+      <w:r>
+        <w:rPr>
+          <w:rFonts w:ascii="Arial" w:eastAsia="Arial" w:hAnsi="Arial" w:cs="Arial"/>
+          <w:color w:val="000000"/>
+          <w:sz w:val="18"/>
+          <w:highlight w:val="lightGray"/>
+        </w:rPr>
+        <w:t>Name_En</w:t>
+      </w:r>
+      <w:proofErr w:type="spellEnd"/>
+      <w:r>
+        <w:rPr>
+          <w:rFonts w:ascii="Arial" w:eastAsia="Arial" w:hAnsi="Arial" w:cs="Arial"/>
+          <w:color w:val="000000"/>
+          <w:sz w:val="18"/>
+          <w:highlight w:val="lightGray"/>
+        </w:rPr>
+        <w:t xml:space="preserve"> Column: Motasem Essam] -&gt; </w:t>
       </w:r>
       <w:r>
         <w:rPr>
@@ -2357,7 +2575,21 @@
           <w:rFonts w:ascii="Roboto Mono" w:hAnsi="Roboto Mono"/>
         </w:rPr>
         <w:br/>
-        <w:t xml:space="preserve">   User Information: [Data Path: Persons Table -&gt; ID Column: 1, Name_En Column: Motasem Essam] -&gt;</w:t>
+        <w:t xml:space="preserve">   User Information: [Data Path: Persons Table -&gt; ID Column: 1, </w:t>
+      </w:r>
+      <w:proofErr w:type="spellStart"/>
+      <w:r>
+        <w:rPr>
+          <w:rFonts w:ascii="Roboto Mono" w:hAnsi="Roboto Mono"/>
+        </w:rPr>
+        <w:t>Name_En</w:t>
+      </w:r>
+      <w:proofErr w:type="spellEnd"/>
+      <w:r>
+        <w:rPr>
+          <w:rFonts w:ascii="Roboto Mono" w:hAnsi="Roboto Mono"/>
+        </w:rPr>
+        <w:t xml:space="preserve"> Column: Motasem Essam] -&gt;</w:t>
       </w:r>
       <w:r>
         <w:rPr>
@@ -2443,7 +2675,27 @@
           <w:sz w:val="18"/>
           <w:highlight w:val="lightGray"/>
         </w:rPr>
-        <w:t xml:space="preserve">: Persons Table -&gt; ID Column: 1, Name_En Column: Motasem Essam] -&gt; </w:t>
+        <w:t xml:space="preserve">: Persons Table -&gt; ID Column: 1, </w:t>
+      </w:r>
+      <w:proofErr w:type="spellStart"/>
+      <w:r>
+        <w:rPr>
+          <w:rFonts w:ascii="Arial" w:eastAsia="Arial" w:hAnsi="Arial" w:cs="Arial"/>
+          <w:color w:val="000000"/>
+          <w:sz w:val="18"/>
+          <w:highlight w:val="lightGray"/>
+        </w:rPr>
+        <w:t>Name_En</w:t>
+      </w:r>
+      <w:proofErr w:type="spellEnd"/>
+      <w:r>
+        <w:rPr>
+          <w:rFonts w:ascii="Arial" w:eastAsia="Arial" w:hAnsi="Arial" w:cs="Arial"/>
+          <w:color w:val="000000"/>
+          <w:sz w:val="18"/>
+          <w:highlight w:val="lightGray"/>
+        </w:rPr>
+        <w:t xml:space="preserve"> Column: Motasem Essam] -&gt; </w:t>
       </w:r>
       <w:r>
         <w:rPr>
@@ -2604,12 +2856,20 @@
         <w:br/>
         <w:t xml:space="preserve">   User Information: [Data Path: Persons Table -&gt; ID Column: 1, </w:t>
       </w:r>
+      <w:proofErr w:type="spellStart"/>
       <w:r>
         <w:rPr>
           <w:rFonts w:ascii="Roboto Mono" w:hAnsi="Roboto Mono"/>
         </w:rPr>
         <w:lastRenderedPageBreak/>
-        <w:t>Name_En Column: Motasem Essam] -&gt;</w:t>
+        <w:t>Name_En</w:t>
+      </w:r>
+      <w:proofErr w:type="spellEnd"/>
+      <w:r>
+        <w:rPr>
+          <w:rFonts w:ascii="Roboto Mono" w:hAnsi="Roboto Mono"/>
+        </w:rPr>
+        <w:t xml:space="preserve"> Column: Motasem Essam] -&gt;</w:t>
       </w:r>
       <w:r>
         <w:rPr>
@@ -2681,7 +2941,27 @@
           <w:sz w:val="18"/>
           <w:highlight w:val="lightGray"/>
         </w:rPr>
-        <w:t xml:space="preserve">: Persons Table -&gt; ID Column: 1, Name_En Column: Motasem Essam] -&gt; </w:t>
+        <w:t xml:space="preserve">: Persons Table -&gt; ID Column: 1, </w:t>
+      </w:r>
+      <w:proofErr w:type="spellStart"/>
+      <w:r>
+        <w:rPr>
+          <w:rFonts w:ascii="Arial" w:eastAsia="Arial" w:hAnsi="Arial" w:cs="Arial"/>
+          <w:color w:val="000000"/>
+          <w:sz w:val="18"/>
+          <w:highlight w:val="lightGray"/>
+        </w:rPr>
+        <w:t>Name_En</w:t>
+      </w:r>
+      <w:proofErr w:type="spellEnd"/>
+      <w:r>
+        <w:rPr>
+          <w:rFonts w:ascii="Arial" w:eastAsia="Arial" w:hAnsi="Arial" w:cs="Arial"/>
+          <w:color w:val="000000"/>
+          <w:sz w:val="18"/>
+          <w:highlight w:val="lightGray"/>
+        </w:rPr>
+        <w:t xml:space="preserve"> Column: Motasem Essam] -&gt; </w:t>
       </w:r>
       <w:r>
         <w:rPr>
@@ -2840,7 +3120,21 @@
           <w:rFonts w:ascii="Roboto Mono" w:hAnsi="Roboto Mono"/>
         </w:rPr>
         <w:br/>
-        <w:t xml:space="preserve">   User Information: [Data Path: Persons Table -&gt; ID Column: 1, Name_En Column: Motasem Essam] -&gt;</w:t>
+        <w:t xml:space="preserve">   User Information: [Data Path: Persons Table -&gt; ID Column: 1, </w:t>
+      </w:r>
+      <w:proofErr w:type="spellStart"/>
+      <w:r>
+        <w:rPr>
+          <w:rFonts w:ascii="Roboto Mono" w:hAnsi="Roboto Mono"/>
+        </w:rPr>
+        <w:t>Name_En</w:t>
+      </w:r>
+      <w:proofErr w:type="spellEnd"/>
+      <w:r>
+        <w:rPr>
+          <w:rFonts w:ascii="Roboto Mono" w:hAnsi="Roboto Mono"/>
+        </w:rPr>
+        <w:t xml:space="preserve"> Column: Motasem Essam] -&gt;</w:t>
       </w:r>
       <w:r>
         <w:rPr>
@@ -2919,7 +3213,27 @@
           <w:sz w:val="18"/>
           <w:highlight w:val="lightGray"/>
         </w:rPr>
-        <w:t xml:space="preserve">: Persons Table -&gt; ID Column: 1, Name_En Column: Motasem Essam] -&gt; </w:t>
+        <w:t xml:space="preserve">: Persons Table -&gt; ID Column: 1, </w:t>
+      </w:r>
+      <w:proofErr w:type="spellStart"/>
+      <w:r>
+        <w:rPr>
+          <w:rFonts w:ascii="Arial" w:eastAsia="Arial" w:hAnsi="Arial" w:cs="Arial"/>
+          <w:color w:val="000000"/>
+          <w:sz w:val="18"/>
+          <w:highlight w:val="lightGray"/>
+        </w:rPr>
+        <w:t>Name_En</w:t>
+      </w:r>
+      <w:proofErr w:type="spellEnd"/>
+      <w:r>
+        <w:rPr>
+          <w:rFonts w:ascii="Arial" w:eastAsia="Arial" w:hAnsi="Arial" w:cs="Arial"/>
+          <w:color w:val="000000"/>
+          <w:sz w:val="18"/>
+          <w:highlight w:val="lightGray"/>
+        </w:rPr>
+        <w:t xml:space="preserve"> Column: Motasem Essam] -&gt; </w:t>
       </w:r>
       <w:r>
         <w:rPr>
@@ -3079,7 +3393,21 @@
           <w:rFonts w:ascii="Roboto Mono" w:hAnsi="Roboto Mono"/>
         </w:rPr>
         <w:br/>
-        <w:t xml:space="preserve">   User Information: [Data Path: Persons Table -&gt; ID Column: 1, Name_En Column: Motasem Essam] -&gt;</w:t>
+        <w:t xml:space="preserve">   User Information: [Data Path: Persons Table -&gt; ID Column: 1, </w:t>
+      </w:r>
+      <w:proofErr w:type="spellStart"/>
+      <w:r>
+        <w:rPr>
+          <w:rFonts w:ascii="Roboto Mono" w:hAnsi="Roboto Mono"/>
+        </w:rPr>
+        <w:t>Name_En</w:t>
+      </w:r>
+      <w:proofErr w:type="spellEnd"/>
+      <w:r>
+        <w:rPr>
+          <w:rFonts w:ascii="Roboto Mono" w:hAnsi="Roboto Mono"/>
+        </w:rPr>
+        <w:t xml:space="preserve"> Column: Motasem Essam] -&gt;</w:t>
       </w:r>
       <w:r>
         <w:rPr>
@@ -3151,7 +3479,27 @@
           <w:sz w:val="18"/>
           <w:highlight w:val="lightGray"/>
         </w:rPr>
-        <w:t xml:space="preserve">: Persons Table -&gt; ID Column: 1, Name_En Column: Motasem Essam] -&gt; </w:t>
+        <w:t xml:space="preserve">: Persons Table -&gt; ID Column: 1, </w:t>
+      </w:r>
+      <w:proofErr w:type="spellStart"/>
+      <w:r>
+        <w:rPr>
+          <w:rFonts w:ascii="Arial" w:eastAsia="Arial" w:hAnsi="Arial" w:cs="Arial"/>
+          <w:color w:val="000000"/>
+          <w:sz w:val="18"/>
+          <w:highlight w:val="lightGray"/>
+        </w:rPr>
+        <w:t>Name_En</w:t>
+      </w:r>
+      <w:proofErr w:type="spellEnd"/>
+      <w:r>
+        <w:rPr>
+          <w:rFonts w:ascii="Arial" w:eastAsia="Arial" w:hAnsi="Arial" w:cs="Arial"/>
+          <w:color w:val="000000"/>
+          <w:sz w:val="18"/>
+          <w:highlight w:val="lightGray"/>
+        </w:rPr>
+        <w:t xml:space="preserve"> Column: Motasem Essam] -&gt; </w:t>
       </w:r>
       <w:r>
         <w:rPr>
@@ -3311,7 +3659,21 @@
           <w:rFonts w:ascii="Roboto Mono" w:hAnsi="Roboto Mono"/>
         </w:rPr>
         <w:br/>
-        <w:t xml:space="preserve">   User Information: [Data Path: Persons Table -&gt; ID Column: 1, Name_En Column: Motasem Essam] -&gt;</w:t>
+        <w:t xml:space="preserve">   User Information: [Data Path: Persons Table -&gt; ID Column: 1, </w:t>
+      </w:r>
+      <w:proofErr w:type="spellStart"/>
+      <w:r>
+        <w:rPr>
+          <w:rFonts w:ascii="Roboto Mono" w:hAnsi="Roboto Mono"/>
+        </w:rPr>
+        <w:t>Name_En</w:t>
+      </w:r>
+      <w:proofErr w:type="spellEnd"/>
+      <w:r>
+        <w:rPr>
+          <w:rFonts w:ascii="Roboto Mono" w:hAnsi="Roboto Mono"/>
+        </w:rPr>
+        <w:t xml:space="preserve"> Column: Motasem Essam] -&gt;</w:t>
       </w:r>
       <w:r>
         <w:rPr>
@@ -3390,7 +3752,27 @@
           <w:sz w:val="18"/>
           <w:highlight w:val="lightGray"/>
         </w:rPr>
-        <w:t xml:space="preserve">: Persons Table -&gt; ID Column: 1, Name_En Column: Motasem Essam] -&gt; </w:t>
+        <w:t xml:space="preserve">: Persons Table -&gt; ID Column: 1, </w:t>
+      </w:r>
+      <w:proofErr w:type="spellStart"/>
+      <w:r>
+        <w:rPr>
+          <w:rFonts w:ascii="Arial" w:eastAsia="Arial" w:hAnsi="Arial" w:cs="Arial"/>
+          <w:color w:val="000000"/>
+          <w:sz w:val="18"/>
+          <w:highlight w:val="lightGray"/>
+        </w:rPr>
+        <w:t>Name_En</w:t>
+      </w:r>
+      <w:proofErr w:type="spellEnd"/>
+      <w:r>
+        <w:rPr>
+          <w:rFonts w:ascii="Arial" w:eastAsia="Arial" w:hAnsi="Arial" w:cs="Arial"/>
+          <w:color w:val="000000"/>
+          <w:sz w:val="18"/>
+          <w:highlight w:val="lightGray"/>
+        </w:rPr>
+        <w:t xml:space="preserve"> Column: Motasem Essam] -&gt; </w:t>
       </w:r>
       <w:r>
         <w:rPr>
@@ -3549,7 +3931,21 @@
           <w:rFonts w:ascii="Roboto Mono" w:hAnsi="Roboto Mono"/>
         </w:rPr>
         <w:br/>
-        <w:t xml:space="preserve">   User Information: [Data Path: Persons Table -&gt; ID Column: 1, Name_En Column: Motasem Essam] -&gt;</w:t>
+        <w:t xml:space="preserve">   User Information: [Data Path: Persons Table -&gt; ID Column: 1, </w:t>
+      </w:r>
+      <w:proofErr w:type="spellStart"/>
+      <w:r>
+        <w:rPr>
+          <w:rFonts w:ascii="Roboto Mono" w:hAnsi="Roboto Mono"/>
+        </w:rPr>
+        <w:t>Name_En</w:t>
+      </w:r>
+      <w:proofErr w:type="spellEnd"/>
+      <w:r>
+        <w:rPr>
+          <w:rFonts w:ascii="Roboto Mono" w:hAnsi="Roboto Mono"/>
+        </w:rPr>
+        <w:t xml:space="preserve"> Column: Motasem Essam] -&gt;</w:t>
       </w:r>
       <w:r>
         <w:rPr>
@@ -3634,7 +4030,27 @@
           <w:sz w:val="18"/>
           <w:highlight w:val="lightGray"/>
         </w:rPr>
-        <w:t xml:space="preserve">: Persons Table -&gt; ID Column: 1, Name_En Column: Motasem Essam] -&gt; </w:t>
+        <w:t xml:space="preserve">: Persons Table -&gt; ID Column: 1, </w:t>
+      </w:r>
+      <w:proofErr w:type="spellStart"/>
+      <w:r>
+        <w:rPr>
+          <w:rFonts w:ascii="Arial" w:eastAsia="Arial" w:hAnsi="Arial" w:cs="Arial"/>
+          <w:color w:val="000000"/>
+          <w:sz w:val="18"/>
+          <w:highlight w:val="lightGray"/>
+        </w:rPr>
+        <w:t>Name_En</w:t>
+      </w:r>
+      <w:proofErr w:type="spellEnd"/>
+      <w:r>
+        <w:rPr>
+          <w:rFonts w:ascii="Arial" w:eastAsia="Arial" w:hAnsi="Arial" w:cs="Arial"/>
+          <w:color w:val="000000"/>
+          <w:sz w:val="18"/>
+          <w:highlight w:val="lightGray"/>
+        </w:rPr>
+        <w:t xml:space="preserve"> Column: Motasem Essam] -&gt; </w:t>
       </w:r>
       <w:r>
         <w:rPr>
@@ -3793,7 +4209,21 @@
           <w:rFonts w:ascii="Roboto Mono" w:hAnsi="Roboto Mono"/>
         </w:rPr>
         <w:br/>
-        <w:t xml:space="preserve">   User Information: [Data Path: Persons Table -&gt; ID Column: 1, Name_En Column: Motasem Essam] -&gt;</w:t>
+        <w:t xml:space="preserve">   User Information: [Data Path: Persons Table -&gt; ID Column: 1, </w:t>
+      </w:r>
+      <w:proofErr w:type="spellStart"/>
+      <w:r>
+        <w:rPr>
+          <w:rFonts w:ascii="Roboto Mono" w:hAnsi="Roboto Mono"/>
+        </w:rPr>
+        <w:t>Name_En</w:t>
+      </w:r>
+      <w:proofErr w:type="spellEnd"/>
+      <w:r>
+        <w:rPr>
+          <w:rFonts w:ascii="Roboto Mono" w:hAnsi="Roboto Mono"/>
+        </w:rPr>
+        <w:t xml:space="preserve"> Column: Motasem Essam] -&gt;</w:t>
       </w:r>
       <w:r>
         <w:rPr>
@@ -3865,7 +4295,27 @@
           <w:sz w:val="18"/>
           <w:highlight w:val="lightGray"/>
         </w:rPr>
-        <w:t xml:space="preserve">: Persons Table -&gt; ID Column: 1, Name_En Column: Motasem Essam] -&gt; </w:t>
+        <w:t xml:space="preserve">: Persons Table -&gt; ID Column: 1, </w:t>
+      </w:r>
+      <w:proofErr w:type="spellStart"/>
+      <w:r>
+        <w:rPr>
+          <w:rFonts w:ascii="Arial" w:eastAsia="Arial" w:hAnsi="Arial" w:cs="Arial"/>
+          <w:color w:val="000000"/>
+          <w:sz w:val="18"/>
+          <w:highlight w:val="lightGray"/>
+        </w:rPr>
+        <w:t>Name_En</w:t>
+      </w:r>
+      <w:proofErr w:type="spellEnd"/>
+      <w:r>
+        <w:rPr>
+          <w:rFonts w:ascii="Arial" w:eastAsia="Arial" w:hAnsi="Arial" w:cs="Arial"/>
+          <w:color w:val="000000"/>
+          <w:sz w:val="18"/>
+          <w:highlight w:val="lightGray"/>
+        </w:rPr>
+        <w:t xml:space="preserve"> Column: Motasem Essam] -&gt; </w:t>
       </w:r>
       <w:r>
         <w:rPr>
@@ -4025,7 +4475,21 @@
           <w:rFonts w:ascii="Roboto Mono" w:hAnsi="Roboto Mono"/>
         </w:rPr>
         <w:br/>
-        <w:t xml:space="preserve">   User Information: [Data Path: Persons Table -&gt; ID Column: 1, Name_En Column: Motasem Essam] -&gt;</w:t>
+        <w:t xml:space="preserve">   User Information: [Data Path: Persons Table -&gt; ID Column: 1, </w:t>
+      </w:r>
+      <w:proofErr w:type="spellStart"/>
+      <w:r>
+        <w:rPr>
+          <w:rFonts w:ascii="Roboto Mono" w:hAnsi="Roboto Mono"/>
+        </w:rPr>
+        <w:t>Name_En</w:t>
+      </w:r>
+      <w:proofErr w:type="spellEnd"/>
+      <w:r>
+        <w:rPr>
+          <w:rFonts w:ascii="Roboto Mono" w:hAnsi="Roboto Mono"/>
+        </w:rPr>
+        <w:t xml:space="preserve"> Column: Motasem Essam] -&gt;</w:t>
       </w:r>
       <w:r>
         <w:rPr>
@@ -4111,7 +4575,27 @@
           <w:sz w:val="18"/>
           <w:highlight w:val="lightGray"/>
         </w:rPr>
-        <w:t xml:space="preserve">: Persons Table -&gt; ID Column: 1, Name_En Column: Motasem Essam] -&gt; </w:t>
+        <w:t xml:space="preserve">: Persons Table -&gt; ID Column: 1, </w:t>
+      </w:r>
+      <w:proofErr w:type="spellStart"/>
+      <w:r>
+        <w:rPr>
+          <w:rFonts w:ascii="Arial" w:eastAsia="Arial" w:hAnsi="Arial" w:cs="Arial"/>
+          <w:color w:val="000000"/>
+          <w:sz w:val="18"/>
+          <w:highlight w:val="lightGray"/>
+        </w:rPr>
+        <w:t>Name_En</w:t>
+      </w:r>
+      <w:proofErr w:type="spellEnd"/>
+      <w:r>
+        <w:rPr>
+          <w:rFonts w:ascii="Arial" w:eastAsia="Arial" w:hAnsi="Arial" w:cs="Arial"/>
+          <w:color w:val="000000"/>
+          <w:sz w:val="18"/>
+          <w:highlight w:val="lightGray"/>
+        </w:rPr>
+        <w:t xml:space="preserve"> Column: Motasem Essam] -&gt; </w:t>
       </w:r>
       <w:r>
         <w:rPr>
@@ -4171,7 +4655,19 @@
         <w:rPr>
           <w:rFonts w:ascii="Roboto Mono" w:hAnsi="Roboto Mono"/>
         </w:rPr>
-        <w:t>Used when a topic changes location, category, folder, or hierarchy.</w:t>
+        <w:t>Used when a topic changes location, category,</w:t>
+      </w:r>
+      <w:r>
+        <w:rPr>
+          <w:rFonts w:ascii="Roboto Mono" w:hAnsi="Roboto Mono"/>
+        </w:rPr>
+        <w:t xml:space="preserve"> Field</w:t>
+      </w:r>
+      <w:r>
+        <w:rPr>
+          <w:rFonts w:ascii="Roboto Mono" w:hAnsi="Roboto Mono"/>
+        </w:rPr>
+        <w:t xml:space="preserve"> folder, or hierarchy.</w:t>
       </w:r>
     </w:p>
     <w:p>
@@ -4204,10 +4700,10 @@
           <w:noProof/>
         </w:rPr>
         <w:drawing>
-          <wp:inline distT="0" distB="0" distL="0" distR="0" wp14:anchorId="4BDFD1F4" wp14:editId="6E9FA79F">
-            <wp:extent cx="5943600" cy="1231265"/>
-            <wp:effectExtent l="0" t="0" r="0" b="6985"/>
-            <wp:docPr id="1944229829" name="Picture 11"/>
+          <wp:inline distT="0" distB="0" distL="0" distR="0" wp14:anchorId="5C0DA882" wp14:editId="2FEAAE73">
+            <wp:extent cx="5943600" cy="968375"/>
+            <wp:effectExtent l="0" t="0" r="0" b="3175"/>
+            <wp:docPr id="982764267" name="Picture 1"/>
             <wp:cNvGraphicFramePr>
               <a:graphicFrameLocks xmlns:a="http://schemas.openxmlformats.org/drawingml/2006/main" noChangeAspect="1"/>
             </wp:cNvGraphicFramePr>
@@ -4215,7 +4711,7 @@
               <a:graphicData uri="http://schemas.openxmlformats.org/drawingml/2006/picture">
                 <pic:pic xmlns:pic="http://schemas.openxmlformats.org/drawingml/2006/picture">
                   <pic:nvPicPr>
-                    <pic:cNvPr id="0" name="Picture 213"/>
+                    <pic:cNvPr id="0" name="Picture 40"/>
                     <pic:cNvPicPr>
                       <a:picLocks noChangeAspect="1" noChangeArrowheads="1"/>
                     </pic:cNvPicPr>
@@ -4236,7 +4732,7 @@
                   <pic:spPr bwMode="auto">
                     <a:xfrm>
                       <a:off x="0" y="0"/>
-                      <a:ext cx="5943600" cy="1231265"/>
+                      <a:ext cx="5943600" cy="968375"/>
                     </a:xfrm>
                     <a:prstGeom prst="rect">
                       <a:avLst/>
@@ -4265,47 +4761,72 @@
         </w:rPr>
         <w:t>- Entry Number: 10 -&gt;</w:t>
       </w:r>
-      <w:r>
-        <w:rPr>
-          <w:rFonts w:ascii="Roboto Mono" w:hAnsi="Roboto Mono"/>
-        </w:rPr>
-        <w:br/>
-        <w:t xml:space="preserve">   User Information: [Data Path: Persons Table -&gt; ID Column: 1, </w:t>
-      </w:r>
+    </w:p>
+    <w:p>
+      <w:pPr>
+        <w:rPr>
+          <w:rFonts w:ascii="Roboto Mono" w:hAnsi="Roboto Mono"/>
+        </w:rPr>
+      </w:pPr>
+      <w:r>
+        <w:rPr>
+          <w:rFonts w:ascii="Roboto Mono" w:hAnsi="Roboto Mono"/>
+        </w:rPr>
+        <w:t xml:space="preserve">  User Information: [Data Path: Persons Table -&gt; ID Column: 1, </w:t>
+      </w:r>
+      <w:proofErr w:type="spellStart"/>
+      <w:r>
+        <w:rPr>
+          <w:rFonts w:ascii="Roboto Mono" w:hAnsi="Roboto Mono"/>
+        </w:rPr>
+        <w:t>Name_En</w:t>
+      </w:r>
+      <w:proofErr w:type="spellEnd"/>
+      <w:r>
+        <w:rPr>
+          <w:rFonts w:ascii="Roboto Mono" w:hAnsi="Roboto Mono"/>
+        </w:rPr>
+        <w:t xml:space="preserve"> Column: Motasem Essam] -&gt;</w:t>
+      </w:r>
+    </w:p>
+    <w:p>
+      <w:pPr>
+        <w:rPr>
+          <w:rFonts w:ascii="Roboto Mono" w:hAnsi="Roboto Mono"/>
+        </w:rPr>
+      </w:pPr>
       <w:r>
         <w:rPr>
           <w:rFonts w:ascii="Roboto Mono" w:hAnsi="Roboto Mono"/>
         </w:rPr>
         <w:lastRenderedPageBreak/>
-        <w:t>Name_En Column: Motasem Essam] -&gt;</w:t>
-      </w:r>
-      <w:r>
-        <w:rPr>
-          <w:rFonts w:ascii="Roboto Mono" w:hAnsi="Roboto Mono"/>
-        </w:rPr>
-        <w:br/>
-        <w:t xml:space="preserve">   Timestamp: [7/30/2025 12:05 PM] -&gt;</w:t>
-      </w:r>
-      <w:r>
-        <w:rPr>
-          <w:rFonts w:ascii="Roboto Mono" w:hAnsi="Roboto Mono"/>
-        </w:rPr>
-        <w:br/>
-        <w:t xml:space="preserve">   Topic Reference: [Data Path: Knowledge Folder -&gt; Knowledge Database -&gt; Temporary Topics Table -&gt; ID: 20] -&gt;</w:t>
-      </w:r>
-      <w:r>
-        <w:rPr>
-          <w:rFonts w:ascii="Roboto Mono" w:hAnsi="Roboto Mono"/>
-        </w:rPr>
-        <w:br/>
-        <w:t xml:space="preserve">   Status Type: Moved -&gt;</w:t>
-      </w:r>
-      <w:r>
-        <w:rPr>
-          <w:rFonts w:ascii="Roboto Mono" w:hAnsi="Roboto Mono"/>
-        </w:rPr>
-        <w:br/>
-        <w:t xml:space="preserve">   Action Details: [Moved topic from Temporary Topics to Formal Knowledge Topics]</w:t>
+        <w:t xml:space="preserve">  Timestamp: [7/30/2025 12:05 PM] -&gt;</w:t>
+      </w:r>
+    </w:p>
+    <w:p>
+      <w:pPr>
+        <w:rPr>
+          <w:rFonts w:ascii="Roboto Mono" w:hAnsi="Roboto Mono"/>
+        </w:rPr>
+      </w:pPr>
+      <w:r>
+        <w:rPr>
+          <w:rFonts w:ascii="Roboto Mono" w:hAnsi="Roboto Mono"/>
+        </w:rPr>
+        <w:t xml:space="preserve">  Status Type: Moved -&gt;</w:t>
+      </w:r>
+    </w:p>
+    <w:p>
+      <w:pPr>
+        <w:rPr>
+          <w:rFonts w:ascii="Roboto Mono" w:hAnsi="Roboto Mono"/>
+        </w:rPr>
+      </w:pPr>
+      <w:r>
+        <w:rPr>
+          <w:rFonts w:ascii="Roboto Mono" w:hAnsi="Roboto Mono"/>
+        </w:rPr>
+        <w:t xml:space="preserve">  Action Details: [Moved topic from Temporary Topics to Formal Knowledge Topics]</w:t>
       </w:r>
     </w:p>
     <w:p>
@@ -4349,7 +4870,27 @@
           <w:sz w:val="18"/>
           <w:highlight w:val="lightGray"/>
         </w:rPr>
-        <w:t xml:space="preserve">: Persons Table -&gt; ID Column: 1, Name_En Column: Motasem Essam] -&gt; </w:t>
+        <w:t xml:space="preserve">: Persons Table -&gt; ID Column: 1, </w:t>
+      </w:r>
+      <w:proofErr w:type="spellStart"/>
+      <w:r>
+        <w:rPr>
+          <w:rFonts w:ascii="Arial" w:eastAsia="Arial" w:hAnsi="Arial" w:cs="Arial"/>
+          <w:color w:val="000000"/>
+          <w:sz w:val="18"/>
+          <w:highlight w:val="lightGray"/>
+        </w:rPr>
+        <w:t>Name_En</w:t>
+      </w:r>
+      <w:proofErr w:type="spellEnd"/>
+      <w:r>
+        <w:rPr>
+          <w:rFonts w:ascii="Arial" w:eastAsia="Arial" w:hAnsi="Arial" w:cs="Arial"/>
+          <w:color w:val="000000"/>
+          <w:sz w:val="18"/>
+          <w:highlight w:val="lightGray"/>
+        </w:rPr>
+        <w:t xml:space="preserve"> Column: Motasem Essam] -&gt; </w:t>
       </w:r>
       <w:r>
         <w:rPr>
@@ -4537,7 +5078,27 @@
           <w:sz w:val="18"/>
           <w:highlight w:val="lightGray"/>
         </w:rPr>
-        <w:t xml:space="preserve">: Persons Table -&gt; ID Column: 1, Name_En Column: Motasem Essam] -&gt; </w:t>
+        <w:t xml:space="preserve">: Persons Table -&gt; ID Column: 1, </w:t>
+      </w:r>
+      <w:proofErr w:type="spellStart"/>
+      <w:r>
+        <w:rPr>
+          <w:rFonts w:ascii="Arial" w:eastAsia="Arial" w:hAnsi="Arial" w:cs="Arial"/>
+          <w:color w:val="000000"/>
+          <w:sz w:val="18"/>
+          <w:highlight w:val="lightGray"/>
+        </w:rPr>
+        <w:t>Name_En</w:t>
+      </w:r>
+      <w:proofErr w:type="spellEnd"/>
+      <w:r>
+        <w:rPr>
+          <w:rFonts w:ascii="Arial" w:eastAsia="Arial" w:hAnsi="Arial" w:cs="Arial"/>
+          <w:color w:val="000000"/>
+          <w:sz w:val="18"/>
+          <w:highlight w:val="lightGray"/>
+        </w:rPr>
+        <w:t xml:space="preserve"> Column: Motasem Essam] -&gt; </w:t>
       </w:r>
       <w:r>
         <w:rPr>
@@ -4652,21 +5213,40 @@
         <w:rPr>
           <w:rFonts w:ascii="Roboto Mono" w:hAnsi="Roboto Mono"/>
         </w:rPr>
+        <w:t>- Entry Number: 22 -&gt;</w:t>
+      </w:r>
+      <w:r>
+        <w:rPr>
+          <w:rFonts w:ascii="Roboto Mono" w:hAnsi="Roboto Mono"/>
+        </w:rPr>
+        <w:br/>
+        <w:t xml:space="preserve">   User Information: [Data Path: Persons Table -&gt; ID Column: 1, </w:t>
+      </w:r>
+      <w:proofErr w:type="spellStart"/>
+      <w:r>
+        <w:rPr>
+          <w:rFonts w:ascii="Roboto Mono" w:hAnsi="Roboto Mono"/>
+        </w:rPr>
+        <w:t>Name_En</w:t>
+      </w:r>
+      <w:proofErr w:type="spellEnd"/>
+      <w:r>
+        <w:rPr>
+          <w:rFonts w:ascii="Roboto Mono" w:hAnsi="Roboto Mono"/>
+        </w:rPr>
+        <w:t xml:space="preserve"> Column: Motasem Essam] -&gt;</w:t>
+      </w:r>
+      <w:r>
+        <w:rPr>
+          <w:rFonts w:ascii="Roboto Mono" w:hAnsi="Roboto Mono"/>
+        </w:rPr>
+        <w:br/>
+      </w:r>
+      <w:r>
+        <w:rPr>
+          <w:rFonts w:ascii="Roboto Mono" w:hAnsi="Roboto Mono"/>
+        </w:rPr>
         <w:lastRenderedPageBreak/>
-        <w:t>- Entry Number: 22 -&gt;</w:t>
-      </w:r>
-      <w:r>
-        <w:rPr>
-          <w:rFonts w:ascii="Roboto Mono" w:hAnsi="Roboto Mono"/>
-        </w:rPr>
-        <w:br/>
-        <w:t xml:space="preserve">   User Information: [Data Path: Persons Table -&gt; ID Column: 1, Name_En Column: Motasem Essam] -&gt;</w:t>
-      </w:r>
-      <w:r>
-        <w:rPr>
-          <w:rFonts w:ascii="Roboto Mono" w:hAnsi="Roboto Mono"/>
-        </w:rPr>
-        <w:br/>
         <w:t xml:space="preserve">   Timestamp: [8/01/2025 04:30 PM] -&gt;</w:t>
       </w:r>
       <w:r>
@@ -4785,11 +5365,31 @@
           <w:szCs w:val="18"/>
           <w:highlight w:val="lightGray"/>
         </w:rPr>
-        <w:t xml:space="preserve"> Persons Table -&gt; ID Column: 1, Name_En Column: Motasem Essam] </w:t>
-      </w:r>
+        <w:t xml:space="preserve"> Persons Table -&gt; ID Column: 1, </w:t>
+      </w:r>
+      <w:proofErr w:type="spellStart"/>
       <w:r>
         <w:rPr>
           <w:rFonts w:ascii="Arial" w:eastAsia="Arial" w:hAnsi="Arial"/>
+          <w:sz w:val="18"/>
+          <w:szCs w:val="18"/>
+          <w:highlight w:val="lightGray"/>
+        </w:rPr>
+        <w:t>Name_En</w:t>
+      </w:r>
+      <w:proofErr w:type="spellEnd"/>
+      <w:r>
+        <w:rPr>
+          <w:rFonts w:ascii="Arial" w:eastAsia="Arial" w:hAnsi="Arial"/>
+          <w:sz w:val="18"/>
+          <w:szCs w:val="18"/>
+          <w:highlight w:val="lightGray"/>
+        </w:rPr>
+        <w:t xml:space="preserve"> Column: Motasem Essam] </w:t>
+      </w:r>
+      <w:r>
+        <w:rPr>
+          <w:rFonts w:ascii="Arial" w:eastAsia="Arial" w:hAnsi="Arial"/>
           <w:b/>
           <w:bCs/>
           <w:sz w:val="18"/>
@@ -4805,11 +5405,31 @@
           <w:szCs w:val="18"/>
           <w:highlight w:val="lightGray"/>
         </w:rPr>
-        <w:t xml:space="preserve"> Persons Table -&gt; ID Column: 1, Name_En Column: Motasem Essam] </w:t>
-      </w:r>
+        <w:t xml:space="preserve"> Persons Table -&gt; ID Column: 1, </w:t>
+      </w:r>
+      <w:proofErr w:type="spellStart"/>
       <w:r>
         <w:rPr>
           <w:rFonts w:ascii="Arial" w:eastAsia="Arial" w:hAnsi="Arial"/>
+          <w:sz w:val="18"/>
+          <w:szCs w:val="18"/>
+          <w:highlight w:val="lightGray"/>
+        </w:rPr>
+        <w:t>Name_En</w:t>
+      </w:r>
+      <w:proofErr w:type="spellEnd"/>
+      <w:r>
+        <w:rPr>
+          <w:rFonts w:ascii="Arial" w:eastAsia="Arial" w:hAnsi="Arial"/>
+          <w:sz w:val="18"/>
+          <w:szCs w:val="18"/>
+          <w:highlight w:val="lightGray"/>
+        </w:rPr>
+        <w:t xml:space="preserve"> Column: Motasem Essam] </w:t>
+      </w:r>
+      <w:r>
+        <w:rPr>
+          <w:rFonts w:ascii="Arial" w:eastAsia="Arial" w:hAnsi="Arial"/>
           <w:b/>
           <w:bCs/>
           <w:sz w:val="18"/>
@@ -4838,7 +5458,21 @@
         <w:rPr>
           <w:rFonts w:ascii="Roboto Mono" w:hAnsi="Roboto Mono"/>
         </w:rPr>
-        <w:t xml:space="preserve">Main source type: Main file -&gt; at - [poisiton of file] at date: [Starting words....] </w:t>
+        <w:t>Main source type: Main file -&gt; at - [</w:t>
+      </w:r>
+      <w:proofErr w:type="spellStart"/>
+      <w:r>
+        <w:rPr>
+          <w:rFonts w:ascii="Roboto Mono" w:hAnsi="Roboto Mono"/>
+        </w:rPr>
+        <w:t>poisiton</w:t>
+      </w:r>
+      <w:proofErr w:type="spellEnd"/>
+      <w:r>
+        <w:rPr>
+          <w:rFonts w:ascii="Roboto Mono" w:hAnsi="Roboto Mono"/>
+        </w:rPr>
+        <w:t xml:space="preserve"> of file] at date: [Starting words....] </w:t>
       </w:r>
     </w:p>
     <w:p>
@@ -4904,11 +5538,31 @@
           <w:szCs w:val="18"/>
           <w:highlight w:val="lightGray"/>
         </w:rPr>
-        <w:t xml:space="preserve"> Persons Table -&gt; ID Column: 1, Name_En Column: Motasem Essam] </w:t>
-      </w:r>
+        <w:t xml:space="preserve"> Persons Table -&gt; ID Column: 1, </w:t>
+      </w:r>
+      <w:proofErr w:type="spellStart"/>
       <w:r>
         <w:rPr>
           <w:rFonts w:ascii="Arial" w:eastAsia="Arial" w:hAnsi="Arial"/>
+          <w:sz w:val="18"/>
+          <w:szCs w:val="18"/>
+          <w:highlight w:val="lightGray"/>
+        </w:rPr>
+        <w:t>Name_En</w:t>
+      </w:r>
+      <w:proofErr w:type="spellEnd"/>
+      <w:r>
+        <w:rPr>
+          <w:rFonts w:ascii="Arial" w:eastAsia="Arial" w:hAnsi="Arial"/>
+          <w:sz w:val="18"/>
+          <w:szCs w:val="18"/>
+          <w:highlight w:val="lightGray"/>
+        </w:rPr>
+        <w:t xml:space="preserve"> Column: Motasem Essam] </w:t>
+      </w:r>
+      <w:r>
+        <w:rPr>
+          <w:rFonts w:ascii="Arial" w:eastAsia="Arial" w:hAnsi="Arial"/>
           <w:b/>
           <w:bCs/>
           <w:sz w:val="18"/>
@@ -4924,7 +5578,27 @@
           <w:szCs w:val="18"/>
           <w:highlight w:val="lightGray"/>
         </w:rPr>
-        <w:t xml:space="preserve"> Persons Table -&gt; ID Column: 1, Name_En Column: Motasem Essam] </w:t>
+        <w:t xml:space="preserve"> Persons Table -&gt; ID Column: 1, </w:t>
+      </w:r>
+      <w:proofErr w:type="spellStart"/>
+      <w:r>
+        <w:rPr>
+          <w:rFonts w:ascii="Arial" w:eastAsia="Arial" w:hAnsi="Arial"/>
+          <w:sz w:val="18"/>
+          <w:szCs w:val="18"/>
+          <w:highlight w:val="lightGray"/>
+        </w:rPr>
+        <w:t>Name_En</w:t>
+      </w:r>
+      <w:proofErr w:type="spellEnd"/>
+      <w:r>
+        <w:rPr>
+          <w:rFonts w:ascii="Arial" w:eastAsia="Arial" w:hAnsi="Arial"/>
+          <w:sz w:val="18"/>
+          <w:szCs w:val="18"/>
+          <w:highlight w:val="lightGray"/>
+        </w:rPr>
+        <w:t xml:space="preserve"> Column: Motasem Essam] </w:t>
       </w:r>
       <w:r>
         <w:rPr>
@@ -4978,20 +5652,20 @@
         <w:rPr>
           <w:rFonts w:ascii="Roboto Mono" w:hAnsi="Roboto Mono"/>
         </w:rPr>
+        <w:t xml:space="preserve">           required - {style is normal or bold, 11px, and hyperlink} </w:t>
+      </w:r>
+    </w:p>
+    <w:p>
+      <w:pPr>
+        <w:rPr>
+          <w:rFonts w:ascii="Roboto Mono" w:hAnsi="Roboto Mono"/>
+        </w:rPr>
+      </w:pPr>
+      <w:r>
+        <w:rPr>
+          <w:rFonts w:ascii="Roboto Mono" w:hAnsi="Roboto Mono"/>
+        </w:rPr>
         <w:lastRenderedPageBreak/>
-        <w:t xml:space="preserve">           required - {style is normal or bold, 11px, and hyperlink} </w:t>
-      </w:r>
-    </w:p>
-    <w:p>
-      <w:pPr>
-        <w:rPr>
-          <w:rFonts w:ascii="Roboto Mono" w:hAnsi="Roboto Mono"/>
-        </w:rPr>
-      </w:pPr>
-      <w:r>
-        <w:rPr>
-          <w:rFonts w:ascii="Roboto Mono" w:hAnsi="Roboto Mono"/>
-        </w:rPr>
         <w:tab/>
       </w:r>
       <w:r>
@@ -4999,7 +5673,35 @@
           <w:rFonts w:ascii="Roboto Mono" w:hAnsi="Roboto Mono"/>
         </w:rPr>
         <w:tab/>
-        <w:t xml:space="preserve">   -:is main folder whci is type [like: Multi sources, Chatgpt (GPT-4-turbo), Wiki source, ...]</w:t>
+        <w:t xml:space="preserve">   -:is main folder </w:t>
+      </w:r>
+      <w:proofErr w:type="spellStart"/>
+      <w:r>
+        <w:rPr>
+          <w:rFonts w:ascii="Roboto Mono" w:hAnsi="Roboto Mono"/>
+        </w:rPr>
+        <w:t>whci</w:t>
+      </w:r>
+      <w:proofErr w:type="spellEnd"/>
+      <w:r>
+        <w:rPr>
+          <w:rFonts w:ascii="Roboto Mono" w:hAnsi="Roboto Mono"/>
+        </w:rPr>
+        <w:t xml:space="preserve"> is type [like: Multi sources, </w:t>
+      </w:r>
+      <w:proofErr w:type="spellStart"/>
+      <w:r>
+        <w:rPr>
+          <w:rFonts w:ascii="Roboto Mono" w:hAnsi="Roboto Mono"/>
+        </w:rPr>
+        <w:t>Chatgpt</w:t>
+      </w:r>
+      <w:proofErr w:type="spellEnd"/>
+      <w:r>
+        <w:rPr>
+          <w:rFonts w:ascii="Roboto Mono" w:hAnsi="Roboto Mono"/>
+        </w:rPr>
+        <w:t xml:space="preserve"> (GPT-4-turbo), Wiki source, ...]</w:t>
       </w:r>
     </w:p>
     <w:p>
@@ -5055,7 +5757,29 @@
           <w:sz w:val="32"/>
           <w:szCs w:val="32"/>
         </w:rPr>
-        <w:t>3- at - [poisiton of file]</w:t>
+        <w:t>3- at - [</w:t>
+      </w:r>
+      <w:proofErr w:type="spellStart"/>
+      <w:r>
+        <w:rPr>
+          <w:rFonts w:ascii="Roboto Mono" w:hAnsi="Roboto Mono"/>
+          <w:b/>
+          <w:bCs/>
+          <w:sz w:val="32"/>
+          <w:szCs w:val="32"/>
+        </w:rPr>
+        <w:t>poisiton</w:t>
+      </w:r>
+      <w:proofErr w:type="spellEnd"/>
+      <w:r>
+        <w:rPr>
+          <w:rFonts w:ascii="Roboto Mono" w:hAnsi="Roboto Mono"/>
+          <w:b/>
+          <w:bCs/>
+          <w:sz w:val="32"/>
+          <w:szCs w:val="32"/>
+        </w:rPr>
+        <w:t xml:space="preserve"> of file]</w:t>
       </w:r>
     </w:p>
     <w:p>
@@ -5275,11 +5999,31 @@
           <w:szCs w:val="18"/>
           <w:highlight w:val="lightGray"/>
         </w:rPr>
-        <w:t xml:space="preserve"> Persons Table -&gt; ID Column: 1, Name_En Column: Motasem Essam] </w:t>
-      </w:r>
+        <w:t xml:space="preserve"> Persons Table -&gt; ID Column: 1, </w:t>
+      </w:r>
+      <w:proofErr w:type="spellStart"/>
       <w:r>
         <w:rPr>
           <w:rFonts w:ascii="Arial" w:eastAsia="Arial" w:hAnsi="Arial"/>
+          <w:sz w:val="18"/>
+          <w:szCs w:val="18"/>
+          <w:highlight w:val="lightGray"/>
+        </w:rPr>
+        <w:t>Name_En</w:t>
+      </w:r>
+      <w:proofErr w:type="spellEnd"/>
+      <w:r>
+        <w:rPr>
+          <w:rFonts w:ascii="Arial" w:eastAsia="Arial" w:hAnsi="Arial"/>
+          <w:sz w:val="18"/>
+          <w:szCs w:val="18"/>
+          <w:highlight w:val="lightGray"/>
+        </w:rPr>
+        <w:t xml:space="preserve"> Column: Motasem Essam] </w:t>
+      </w:r>
+      <w:r>
+        <w:rPr>
+          <w:rFonts w:ascii="Arial" w:eastAsia="Arial" w:hAnsi="Arial"/>
           <w:b/>
           <w:bCs/>
           <w:sz w:val="18"/>
@@ -5295,7 +6039,27 @@
           <w:szCs w:val="18"/>
           <w:highlight w:val="lightGray"/>
         </w:rPr>
-        <w:t xml:space="preserve"> Persons Table -&gt; ID Column: 1, Name_En Column: Motasem Essam] </w:t>
+        <w:t xml:space="preserve"> Persons Table -&gt; ID Column: 1, </w:t>
+      </w:r>
+      <w:proofErr w:type="spellStart"/>
+      <w:r>
+        <w:rPr>
+          <w:rFonts w:ascii="Arial" w:eastAsia="Arial" w:hAnsi="Arial"/>
+          <w:sz w:val="18"/>
+          <w:szCs w:val="18"/>
+          <w:highlight w:val="lightGray"/>
+        </w:rPr>
+        <w:t>Name_En</w:t>
+      </w:r>
+      <w:proofErr w:type="spellEnd"/>
+      <w:r>
+        <w:rPr>
+          <w:rFonts w:ascii="Arial" w:eastAsia="Arial" w:hAnsi="Arial"/>
+          <w:sz w:val="18"/>
+          <w:szCs w:val="18"/>
+          <w:highlight w:val="lightGray"/>
+        </w:rPr>
+        <w:t xml:space="preserve"> Column: Motasem Essam] </w:t>
       </w:r>
       <w:r>
         <w:rPr>
@@ -5377,8 +6141,59 @@
           <w:b/>
           <w:bCs/>
         </w:rPr>
-        <w:t xml:space="preserve">exact article, page, section, or </w:t>
-      </w:r>
+        <w:t>exact article, page, section, or starting words</w:t>
+      </w:r>
+      <w:r>
+        <w:rPr>
+          <w:rFonts w:ascii="Roboto Mono" w:hAnsi="Roboto Mono"/>
+          <w:b/>
+          <w:bCs/>
+        </w:rPr>
+        <w:t xml:space="preserve"> and end words</w:t>
+      </w:r>
+      <w:r>
+        <w:rPr>
+          <w:rFonts w:ascii="Roboto Mono" w:hAnsi="Roboto Mono"/>
+        </w:rPr>
+        <w:t xml:space="preserve"> to ensure </w:t>
+      </w:r>
+      <w:r>
+        <w:rPr>
+          <w:rFonts w:ascii="Roboto Mono" w:hAnsi="Roboto Mono"/>
+          <w:b/>
+          <w:bCs/>
+        </w:rPr>
+        <w:t>traceability</w:t>
+      </w:r>
+      <w:r>
+        <w:rPr>
+          <w:rFonts w:ascii="Roboto Mono" w:hAnsi="Roboto Mono"/>
+        </w:rPr>
+        <w:t xml:space="preserve"> and </w:t>
+      </w:r>
+      <w:r>
+        <w:rPr>
+          <w:rFonts w:ascii="Roboto Mono" w:hAnsi="Roboto Mono"/>
+          <w:b/>
+          <w:bCs/>
+        </w:rPr>
+        <w:t>verification</w:t>
+      </w:r>
+      <w:r>
+        <w:rPr>
+          <w:rFonts w:ascii="Roboto Mono" w:hAnsi="Roboto Mono"/>
+        </w:rPr>
+        <w:t>, because wiki content may change over time.</w:t>
+      </w:r>
+    </w:p>
+    <w:p>
+      <w:pPr>
+        <w:rPr>
+          <w:rFonts w:ascii="Roboto Mono" w:hAnsi="Roboto Mono"/>
+          <w:b/>
+          <w:bCs/>
+        </w:rPr>
+      </w:pPr>
       <w:r>
         <w:rPr>
           <w:rFonts w:ascii="Roboto Mono" w:hAnsi="Roboto Mono"/>
@@ -5386,65 +6201,6 @@
           <w:bCs/>
         </w:rPr>
         <w:lastRenderedPageBreak/>
-        <w:t>starting words</w:t>
-      </w:r>
-      <w:r>
-        <w:rPr>
-          <w:rFonts w:ascii="Roboto Mono" w:hAnsi="Roboto Mono"/>
-          <w:b/>
-          <w:bCs/>
-        </w:rPr>
-        <w:t xml:space="preserve"> and end words</w:t>
-      </w:r>
-      <w:r>
-        <w:rPr>
-          <w:rFonts w:ascii="Roboto Mono" w:hAnsi="Roboto Mono"/>
-        </w:rPr>
-        <w:t xml:space="preserve"> to ensure </w:t>
-      </w:r>
-      <w:r>
-        <w:rPr>
-          <w:rFonts w:ascii="Roboto Mono" w:hAnsi="Roboto Mono"/>
-          <w:b/>
-          <w:bCs/>
-        </w:rPr>
-        <w:t>traceability</w:t>
-      </w:r>
-      <w:r>
-        <w:rPr>
-          <w:rFonts w:ascii="Roboto Mono" w:hAnsi="Roboto Mono"/>
-        </w:rPr>
-        <w:t xml:space="preserve"> and </w:t>
-      </w:r>
-      <w:r>
-        <w:rPr>
-          <w:rFonts w:ascii="Roboto Mono" w:hAnsi="Roboto Mono"/>
-          <w:b/>
-          <w:bCs/>
-        </w:rPr>
-        <w:t>verification</w:t>
-      </w:r>
-      <w:r>
-        <w:rPr>
-          <w:rFonts w:ascii="Roboto Mono" w:hAnsi="Roboto Mono"/>
-        </w:rPr>
-        <w:t>, because wiki content may change over time.</w:t>
-      </w:r>
-    </w:p>
-    <w:p>
-      <w:pPr>
-        <w:rPr>
-          <w:rFonts w:ascii="Roboto Mono" w:hAnsi="Roboto Mono"/>
-          <w:b/>
-          <w:bCs/>
-        </w:rPr>
-      </w:pPr>
-      <w:r>
-        <w:rPr>
-          <w:rFonts w:ascii="Roboto Mono" w:hAnsi="Roboto Mono"/>
-          <w:b/>
-          <w:bCs/>
-        </w:rPr>
         <w:t>Syntax Format</w:t>
       </w:r>
     </w:p>
@@ -5711,7 +6467,27 @@
           <w:szCs w:val="18"/>
           <w:highlight w:val="lightGray"/>
         </w:rPr>
-        <w:t xml:space="preserve">: Persons Table -&gt; ID Column: 3, Name_En Column: Ahmed] -&gt; </w:t>
+        <w:t xml:space="preserve">: Persons Table -&gt; ID Column: 3, </w:t>
+      </w:r>
+      <w:proofErr w:type="spellStart"/>
+      <w:r>
+        <w:rPr>
+          <w:rFonts w:ascii="Arial" w:eastAsia="Arial" w:hAnsi="Arial" w:cs="Arial"/>
+          <w:sz w:val="18"/>
+          <w:szCs w:val="18"/>
+          <w:highlight w:val="lightGray"/>
+        </w:rPr>
+        <w:t>Name_En</w:t>
+      </w:r>
+      <w:proofErr w:type="spellEnd"/>
+      <w:r>
+        <w:rPr>
+          <w:rFonts w:ascii="Arial" w:eastAsia="Arial" w:hAnsi="Arial" w:cs="Arial"/>
+          <w:sz w:val="18"/>
+          <w:szCs w:val="18"/>
+          <w:highlight w:val="lightGray"/>
+        </w:rPr>
+        <w:t xml:space="preserve"> Column: Ahmed] -&gt; </w:t>
       </w:r>
       <w:r>
         <w:rPr>
@@ -5974,7 +6750,27 @@
           <w:szCs w:val="18"/>
           <w:highlight w:val="lightGray"/>
         </w:rPr>
-        <w:t xml:space="preserve">: Persons Table -&gt; ID Column: 3, Name_En Column: Ahmed] -&gt; </w:t>
+        <w:t xml:space="preserve">: Persons Table -&gt; ID Column: 3, </w:t>
+      </w:r>
+      <w:proofErr w:type="spellStart"/>
+      <w:r>
+        <w:rPr>
+          <w:rFonts w:ascii="Arial" w:eastAsia="Arial" w:hAnsi="Arial" w:cs="Arial"/>
+          <w:sz w:val="18"/>
+          <w:szCs w:val="18"/>
+          <w:highlight w:val="lightGray"/>
+        </w:rPr>
+        <w:t>Name_En</w:t>
+      </w:r>
+      <w:proofErr w:type="spellEnd"/>
+      <w:r>
+        <w:rPr>
+          <w:rFonts w:ascii="Arial" w:eastAsia="Arial" w:hAnsi="Arial" w:cs="Arial"/>
+          <w:sz w:val="18"/>
+          <w:szCs w:val="18"/>
+          <w:highlight w:val="lightGray"/>
+        </w:rPr>
+        <w:t xml:space="preserve"> Column: Ahmed] -&gt; </w:t>
       </w:r>
       <w:r>
         <w:rPr>
@@ -6034,17 +6830,7 @@
           <w:szCs w:val="18"/>
           <w:highlight w:val="lightGray"/>
         </w:rPr>
-        <w:t xml:space="preserve">: </w:t>
-      </w:r>
-      <w:r>
-        <w:rPr>
-          <w:rFonts w:ascii="Arial" w:eastAsia="Arial" w:hAnsi="Arial" w:cs="Arial"/>
-          <w:sz w:val="18"/>
-          <w:szCs w:val="18"/>
-          <w:highlight w:val="lightGray"/>
-        </w:rPr>
-        <w:lastRenderedPageBreak/>
-        <w:t xml:space="preserve">[Document, page: 1, </w:t>
+        <w:t xml:space="preserve">: [Document, page: 1, </w:t>
       </w:r>
       <w:r>
         <w:rPr>
@@ -6175,11 +6961,31 @@
           <w:szCs w:val="18"/>
           <w:highlight w:val="lightGray"/>
         </w:rPr>
-        <w:t xml:space="preserve"> Persons Table -&gt; ID Column: 1, Name_En Column: Motasem Essam] </w:t>
-      </w:r>
+        <w:t xml:space="preserve"> Persons Table -&gt; ID Column: 1, </w:t>
+      </w:r>
+      <w:proofErr w:type="spellStart"/>
       <w:r>
         <w:rPr>
           <w:rFonts w:ascii="Arial" w:eastAsia="Arial" w:hAnsi="Arial"/>
+          <w:sz w:val="18"/>
+          <w:szCs w:val="18"/>
+          <w:highlight w:val="lightGray"/>
+        </w:rPr>
+        <w:t>Name_En</w:t>
+      </w:r>
+      <w:proofErr w:type="spellEnd"/>
+      <w:r>
+        <w:rPr>
+          <w:rFonts w:ascii="Arial" w:eastAsia="Arial" w:hAnsi="Arial"/>
+          <w:sz w:val="18"/>
+          <w:szCs w:val="18"/>
+          <w:highlight w:val="lightGray"/>
+        </w:rPr>
+        <w:t xml:space="preserve"> Column: Motasem Essam] </w:t>
+      </w:r>
+      <w:r>
+        <w:rPr>
+          <w:rFonts w:ascii="Arial" w:eastAsia="Arial" w:hAnsi="Arial"/>
           <w:b/>
           <w:bCs/>
           <w:sz w:val="18"/>
@@ -6195,7 +7001,27 @@
           <w:szCs w:val="18"/>
           <w:highlight w:val="lightGray"/>
         </w:rPr>
-        <w:t xml:space="preserve"> Persons Table -&gt; ID Column: 1, Name_En Column: Motasem Essam] </w:t>
+        <w:t xml:space="preserve"> Persons Table -&gt; ID Column: 1, </w:t>
+      </w:r>
+      <w:proofErr w:type="spellStart"/>
+      <w:r>
+        <w:rPr>
+          <w:rFonts w:ascii="Arial" w:eastAsia="Arial" w:hAnsi="Arial"/>
+          <w:sz w:val="18"/>
+          <w:szCs w:val="18"/>
+          <w:highlight w:val="lightGray"/>
+        </w:rPr>
+        <w:t>Name_En</w:t>
+      </w:r>
+      <w:proofErr w:type="spellEnd"/>
+      <w:r>
+        <w:rPr>
+          <w:rFonts w:ascii="Arial" w:eastAsia="Arial" w:hAnsi="Arial"/>
+          <w:sz w:val="18"/>
+          <w:szCs w:val="18"/>
+          <w:highlight w:val="lightGray"/>
+        </w:rPr>
+        <w:t xml:space="preserve"> Column: Motasem Essam] </w:t>
       </w:r>
       <w:r>
         <w:rPr>
@@ -6501,7 +7327,27 @@
           <w:szCs w:val="18"/>
           <w:highlight w:val="lightGray"/>
         </w:rPr>
-        <w:t xml:space="preserve">: Persons Table -&gt; ID Column: 3, Name_En Column: Ahmed] -&gt; </w:t>
+        <w:t xml:space="preserve">: Persons Table -&gt; ID Column: 3, </w:t>
+      </w:r>
+      <w:proofErr w:type="spellStart"/>
+      <w:r>
+        <w:rPr>
+          <w:rFonts w:ascii="Arial" w:eastAsia="Arial" w:hAnsi="Arial" w:cs="Arial"/>
+          <w:sz w:val="18"/>
+          <w:szCs w:val="18"/>
+          <w:highlight w:val="lightGray"/>
+        </w:rPr>
+        <w:t>Name_En</w:t>
+      </w:r>
+      <w:proofErr w:type="spellEnd"/>
+      <w:r>
+        <w:rPr>
+          <w:rFonts w:ascii="Arial" w:eastAsia="Arial" w:hAnsi="Arial" w:cs="Arial"/>
+          <w:sz w:val="18"/>
+          <w:szCs w:val="18"/>
+          <w:highlight w:val="lightGray"/>
+        </w:rPr>
+        <w:t xml:space="preserve"> Column: Ahmed] -&gt; </w:t>
       </w:r>
       <w:r>
         <w:rPr>
@@ -6693,11 +7539,31 @@
           <w:szCs w:val="18"/>
           <w:highlight w:val="lightGray"/>
         </w:rPr>
-        <w:t xml:space="preserve"> Persons Table -&gt; ID Column: 1, Name_En Column: Motasem Essam] </w:t>
-      </w:r>
+        <w:t xml:space="preserve"> Persons Table -&gt; ID Column: 1, </w:t>
+      </w:r>
+      <w:proofErr w:type="spellStart"/>
       <w:r>
         <w:rPr>
           <w:rFonts w:ascii="Arial" w:eastAsia="Arial" w:hAnsi="Arial"/>
+          <w:sz w:val="18"/>
+          <w:szCs w:val="18"/>
+          <w:highlight w:val="lightGray"/>
+        </w:rPr>
+        <w:t>Name_En</w:t>
+      </w:r>
+      <w:proofErr w:type="spellEnd"/>
+      <w:r>
+        <w:rPr>
+          <w:rFonts w:ascii="Arial" w:eastAsia="Arial" w:hAnsi="Arial"/>
+          <w:sz w:val="18"/>
+          <w:szCs w:val="18"/>
+          <w:highlight w:val="lightGray"/>
+        </w:rPr>
+        <w:t xml:space="preserve"> Column: Motasem Essam] </w:t>
+      </w:r>
+      <w:r>
+        <w:rPr>
+          <w:rFonts w:ascii="Arial" w:eastAsia="Arial" w:hAnsi="Arial"/>
           <w:b/>
           <w:bCs/>
           <w:sz w:val="18"/>
@@ -6713,7 +7579,27 @@
           <w:szCs w:val="18"/>
           <w:highlight w:val="lightGray"/>
         </w:rPr>
-        <w:t xml:space="preserve"> Persons Table -&gt; ID Column: 1, Name_En Column: Motasem Essam] </w:t>
+        <w:t xml:space="preserve"> Persons Table -&gt; ID Column: 1, </w:t>
+      </w:r>
+      <w:proofErr w:type="spellStart"/>
+      <w:r>
+        <w:rPr>
+          <w:rFonts w:ascii="Arial" w:eastAsia="Arial" w:hAnsi="Arial"/>
+          <w:sz w:val="18"/>
+          <w:szCs w:val="18"/>
+          <w:highlight w:val="lightGray"/>
+        </w:rPr>
+        <w:t>Name_En</w:t>
+      </w:r>
+      <w:proofErr w:type="spellEnd"/>
+      <w:r>
+        <w:rPr>
+          <w:rFonts w:ascii="Arial" w:eastAsia="Arial" w:hAnsi="Arial"/>
+          <w:sz w:val="18"/>
+          <w:szCs w:val="18"/>
+          <w:highlight w:val="lightGray"/>
+        </w:rPr>
+        <w:t xml:space="preserve"> Column: Motasem Essam] </w:t>
       </w:r>
       <w:r>
         <w:rPr>
@@ -7072,7 +7958,27 @@
           <w:szCs w:val="18"/>
           <w:highlight w:val="lightGray"/>
         </w:rPr>
-        <w:t xml:space="preserve">: Persons Table -&gt; ID Column: 3, Name_En Column: Ahmed] -&gt; </w:t>
+        <w:t xml:space="preserve">: Persons Table -&gt; ID Column: 3, </w:t>
+      </w:r>
+      <w:proofErr w:type="spellStart"/>
+      <w:r>
+        <w:rPr>
+          <w:rFonts w:ascii="Arial" w:eastAsia="Arial" w:hAnsi="Arial" w:cs="Arial"/>
+          <w:sz w:val="18"/>
+          <w:szCs w:val="18"/>
+          <w:highlight w:val="lightGray"/>
+        </w:rPr>
+        <w:t>Name_En</w:t>
+      </w:r>
+      <w:proofErr w:type="spellEnd"/>
+      <w:r>
+        <w:rPr>
+          <w:rFonts w:ascii="Arial" w:eastAsia="Arial" w:hAnsi="Arial" w:cs="Arial"/>
+          <w:sz w:val="18"/>
+          <w:szCs w:val="18"/>
+          <w:highlight w:val="lightGray"/>
+        </w:rPr>
+        <w:t xml:space="preserve"> Column: Ahmed] -&gt; </w:t>
       </w:r>
       <w:r>
         <w:rPr>
@@ -7343,7 +8249,27 @@
           <w:szCs w:val="18"/>
           <w:highlight w:val="lightGray"/>
         </w:rPr>
-        <w:t xml:space="preserve">: Persons Table -&gt; ID Column: 3, Name_En Column: Ahmed] -&gt; </w:t>
+        <w:t xml:space="preserve">: Persons Table -&gt; ID Column: 3, </w:t>
+      </w:r>
+      <w:proofErr w:type="spellStart"/>
+      <w:r>
+        <w:rPr>
+          <w:rFonts w:ascii="Arial" w:eastAsia="Arial" w:hAnsi="Arial" w:cs="Arial"/>
+          <w:sz w:val="18"/>
+          <w:szCs w:val="18"/>
+          <w:highlight w:val="lightGray"/>
+        </w:rPr>
+        <w:t>Name_En</w:t>
+      </w:r>
+      <w:proofErr w:type="spellEnd"/>
+      <w:r>
+        <w:rPr>
+          <w:rFonts w:ascii="Arial" w:eastAsia="Arial" w:hAnsi="Arial" w:cs="Arial"/>
+          <w:sz w:val="18"/>
+          <w:szCs w:val="18"/>
+          <w:highlight w:val="lightGray"/>
+        </w:rPr>
+        <w:t xml:space="preserve"> Column: Ahmed] -&gt; </w:t>
       </w:r>
       <w:r>
         <w:rPr>
@@ -7489,11 +8415,31 @@
           <w:szCs w:val="18"/>
           <w:highlight w:val="lightGray"/>
         </w:rPr>
-        <w:t xml:space="preserve"> Persons Table -&gt; ID Column: 1, Name_En Column: Motasem Essam] </w:t>
-      </w:r>
+        <w:t xml:space="preserve"> Persons Table -&gt; ID Column: 1, </w:t>
+      </w:r>
+      <w:proofErr w:type="spellStart"/>
       <w:r>
         <w:rPr>
           <w:rFonts w:ascii="Arial" w:eastAsia="Arial" w:hAnsi="Arial"/>
+          <w:sz w:val="18"/>
+          <w:szCs w:val="18"/>
+          <w:highlight w:val="lightGray"/>
+        </w:rPr>
+        <w:t>Name_En</w:t>
+      </w:r>
+      <w:proofErr w:type="spellEnd"/>
+      <w:r>
+        <w:rPr>
+          <w:rFonts w:ascii="Arial" w:eastAsia="Arial" w:hAnsi="Arial"/>
+          <w:sz w:val="18"/>
+          <w:szCs w:val="18"/>
+          <w:highlight w:val="lightGray"/>
+        </w:rPr>
+        <w:t xml:space="preserve"> Column: Motasem Essam] </w:t>
+      </w:r>
+      <w:r>
+        <w:rPr>
+          <w:rFonts w:ascii="Arial" w:eastAsia="Arial" w:hAnsi="Arial"/>
           <w:b/>
           <w:bCs/>
           <w:sz w:val="18"/>
@@ -7509,7 +8455,27 @@
           <w:szCs w:val="18"/>
           <w:highlight w:val="lightGray"/>
         </w:rPr>
-        <w:t xml:space="preserve"> Persons Table -&gt; ID Column: 1, Name_En Column: Motasem Essam] </w:t>
+        <w:t xml:space="preserve"> Persons Table -&gt; ID Column: 1, </w:t>
+      </w:r>
+      <w:proofErr w:type="spellStart"/>
+      <w:r>
+        <w:rPr>
+          <w:rFonts w:ascii="Arial" w:eastAsia="Arial" w:hAnsi="Arial"/>
+          <w:sz w:val="18"/>
+          <w:szCs w:val="18"/>
+          <w:highlight w:val="lightGray"/>
+        </w:rPr>
+        <w:t>Name_En</w:t>
+      </w:r>
+      <w:proofErr w:type="spellEnd"/>
+      <w:r>
+        <w:rPr>
+          <w:rFonts w:ascii="Arial" w:eastAsia="Arial" w:hAnsi="Arial"/>
+          <w:sz w:val="18"/>
+          <w:szCs w:val="18"/>
+          <w:highlight w:val="lightGray"/>
+        </w:rPr>
+        <w:t xml:space="preserve"> Column: Motasem Essam] </w:t>
       </w:r>
       <w:r>
         <w:rPr>
@@ -7794,7 +8760,27 @@
           <w:szCs w:val="18"/>
           <w:highlight w:val="lightGray"/>
         </w:rPr>
-        <w:t xml:space="preserve">: Persons Table -&gt; ID Column: 3, Name_En Column: Ahmed] -&gt; </w:t>
+        <w:t xml:space="preserve">: Persons Table -&gt; ID Column: 3, </w:t>
+      </w:r>
+      <w:proofErr w:type="spellStart"/>
+      <w:r>
+        <w:rPr>
+          <w:rFonts w:ascii="Arial" w:eastAsia="Arial" w:hAnsi="Arial" w:cs="Arial"/>
+          <w:sz w:val="18"/>
+          <w:szCs w:val="18"/>
+          <w:highlight w:val="lightGray"/>
+        </w:rPr>
+        <w:t>Name_En</w:t>
+      </w:r>
+      <w:proofErr w:type="spellEnd"/>
+      <w:r>
+        <w:rPr>
+          <w:rFonts w:ascii="Arial" w:eastAsia="Arial" w:hAnsi="Arial" w:cs="Arial"/>
+          <w:sz w:val="18"/>
+          <w:szCs w:val="18"/>
+          <w:highlight w:val="lightGray"/>
+        </w:rPr>
+        <w:t xml:space="preserve"> Column: Ahmed] -&gt; </w:t>
       </w:r>
       <w:r>
         <w:rPr>
@@ -7901,11 +8887,31 @@
           <w:szCs w:val="18"/>
           <w:highlight w:val="lightGray"/>
         </w:rPr>
-        <w:t xml:space="preserve"> Persons Table -&gt; ID Column: 1, Name_En Column: Motasem Essam] </w:t>
-      </w:r>
+        <w:t xml:space="preserve"> Persons Table -&gt; ID Column: 1, </w:t>
+      </w:r>
+      <w:proofErr w:type="spellStart"/>
       <w:r>
         <w:rPr>
           <w:rFonts w:ascii="Arial" w:eastAsia="Arial" w:hAnsi="Arial"/>
+          <w:sz w:val="18"/>
+          <w:szCs w:val="18"/>
+          <w:highlight w:val="lightGray"/>
+        </w:rPr>
+        <w:t>Name_En</w:t>
+      </w:r>
+      <w:proofErr w:type="spellEnd"/>
+      <w:r>
+        <w:rPr>
+          <w:rFonts w:ascii="Arial" w:eastAsia="Arial" w:hAnsi="Arial"/>
+          <w:sz w:val="18"/>
+          <w:szCs w:val="18"/>
+          <w:highlight w:val="lightGray"/>
+        </w:rPr>
+        <w:t xml:space="preserve"> Column: Motasem Essam] </w:t>
+      </w:r>
+      <w:r>
+        <w:rPr>
+          <w:rFonts w:ascii="Arial" w:eastAsia="Arial" w:hAnsi="Arial"/>
           <w:b/>
           <w:bCs/>
           <w:sz w:val="18"/>
@@ -7921,7 +8927,27 @@
           <w:szCs w:val="18"/>
           <w:highlight w:val="lightGray"/>
         </w:rPr>
-        <w:t xml:space="preserve"> Persons Table -&gt; ID Column: 1, Name_En Column: Motasem Essam] </w:t>
+        <w:t xml:space="preserve"> Persons Table -&gt; ID Column: 1, </w:t>
+      </w:r>
+      <w:proofErr w:type="spellStart"/>
+      <w:r>
+        <w:rPr>
+          <w:rFonts w:ascii="Arial" w:eastAsia="Arial" w:hAnsi="Arial"/>
+          <w:sz w:val="18"/>
+          <w:szCs w:val="18"/>
+          <w:highlight w:val="lightGray"/>
+        </w:rPr>
+        <w:t>Name_En</w:t>
+      </w:r>
+      <w:proofErr w:type="spellEnd"/>
+      <w:r>
+        <w:rPr>
+          <w:rFonts w:ascii="Arial" w:eastAsia="Arial" w:hAnsi="Arial"/>
+          <w:sz w:val="18"/>
+          <w:szCs w:val="18"/>
+          <w:highlight w:val="lightGray"/>
+        </w:rPr>
+        <w:t xml:space="preserve"> Column: Motasem Essam] </w:t>
       </w:r>
       <w:r>
         <w:rPr>
@@ -8815,11 +9841,31 @@
           <w:szCs w:val="18"/>
           <w:highlight w:val="lightGray"/>
         </w:rPr>
-        <w:t xml:space="preserve"> Persons Table -&gt; ID Column: 1, Name_En Column: Motasem Essam] </w:t>
-      </w:r>
+        <w:t xml:space="preserve"> Persons Table -&gt; ID Column: 1, </w:t>
+      </w:r>
+      <w:proofErr w:type="spellStart"/>
       <w:r>
         <w:rPr>
           <w:rFonts w:ascii="Arial" w:eastAsia="Arial" w:hAnsi="Arial"/>
+          <w:sz w:val="18"/>
+          <w:szCs w:val="18"/>
+          <w:highlight w:val="lightGray"/>
+        </w:rPr>
+        <w:t>Name_En</w:t>
+      </w:r>
+      <w:proofErr w:type="spellEnd"/>
+      <w:r>
+        <w:rPr>
+          <w:rFonts w:ascii="Arial" w:eastAsia="Arial" w:hAnsi="Arial"/>
+          <w:sz w:val="18"/>
+          <w:szCs w:val="18"/>
+          <w:highlight w:val="lightGray"/>
+        </w:rPr>
+        <w:t xml:space="preserve"> Column: Motasem Essam] </w:t>
+      </w:r>
+      <w:r>
+        <w:rPr>
+          <w:rFonts w:ascii="Arial" w:eastAsia="Arial" w:hAnsi="Arial"/>
           <w:b/>
           <w:bCs/>
           <w:sz w:val="18"/>
@@ -8835,7 +9881,27 @@
           <w:szCs w:val="18"/>
           <w:highlight w:val="lightGray"/>
         </w:rPr>
-        <w:t xml:space="preserve"> Persons Table -&gt; ID Column: 1, Name_En Column: Motasem Essam] </w:t>
+        <w:t xml:space="preserve"> Persons Table -&gt; ID Column: 1, </w:t>
+      </w:r>
+      <w:proofErr w:type="spellStart"/>
+      <w:r>
+        <w:rPr>
+          <w:rFonts w:ascii="Arial" w:eastAsia="Arial" w:hAnsi="Arial"/>
+          <w:sz w:val="18"/>
+          <w:szCs w:val="18"/>
+          <w:highlight w:val="lightGray"/>
+        </w:rPr>
+        <w:t>Name_En</w:t>
+      </w:r>
+      <w:proofErr w:type="spellEnd"/>
+      <w:r>
+        <w:rPr>
+          <w:rFonts w:ascii="Arial" w:eastAsia="Arial" w:hAnsi="Arial"/>
+          <w:sz w:val="18"/>
+          <w:szCs w:val="18"/>
+          <w:highlight w:val="lightGray"/>
+        </w:rPr>
+        <w:t xml:space="preserve"> Column: Motasem Essam] </w:t>
       </w:r>
       <w:r>
         <w:rPr>
@@ -9036,7 +10102,21 @@
         <w:rPr>
           <w:rFonts w:ascii="Arial" w:eastAsia="Arial" w:hAnsi="Arial"/>
         </w:rPr>
-        <w:t># Source: ScreenShot Source: Provided by: [Provider Reference] -&gt; Tool: [Screenshot Tool Name] -&gt; From: [</w:t>
+        <w:t xml:space="preserve"># Source: </w:t>
+      </w:r>
+      <w:proofErr w:type="spellStart"/>
+      <w:r>
+        <w:rPr>
+          <w:rFonts w:ascii="Arial" w:eastAsia="Arial" w:hAnsi="Arial"/>
+        </w:rPr>
+        <w:t>ScreenShot</w:t>
+      </w:r>
+      <w:proofErr w:type="spellEnd"/>
+      <w:r>
+        <w:rPr>
+          <w:rFonts w:ascii="Arial" w:eastAsia="Arial" w:hAnsi="Arial"/>
+        </w:rPr>
+        <w:t xml:space="preserve"> Source: Provided by: [Provider Reference] -&gt; Tool: [Screenshot Tool Name] -&gt; From: [</w:t>
       </w:r>
       <w:r>
         <w:rPr>
@@ -9181,11 +10261,22 @@
           <w:sz w:val="18"/>
           <w:highlight w:val="lightGray"/>
         </w:rPr>
-        <w:t># Source: ScreenShot</w:t>
-      </w:r>
+        <w:t xml:space="preserve"># Source: </w:t>
+      </w:r>
+      <w:proofErr w:type="spellStart"/>
       <w:r>
         <w:rPr>
           <w:rFonts w:ascii="Arial" w:hAnsi="Arial"/>
+          <w:b/>
+          <w:sz w:val="18"/>
+          <w:highlight w:val="lightGray"/>
+        </w:rPr>
+        <w:t>ScreenShot</w:t>
+      </w:r>
+      <w:proofErr w:type="spellEnd"/>
+      <w:r>
+        <w:rPr>
+          <w:rFonts w:ascii="Arial" w:hAnsi="Arial"/>
           <w:sz w:val="18"/>
           <w:highlight w:val="lightGray"/>
         </w:rPr>
@@ -9223,11 +10314,29 @@
           <w:sz w:val="18"/>
           <w:highlight w:val="lightGray"/>
         </w:rPr>
-        <w:t xml:space="preserve"> [Persons Table -&gt; ID Column: 1, Name_En Column: Motasem Essam] -&gt; </w:t>
-      </w:r>
+        <w:t xml:space="preserve"> [Persons Table -&gt; ID Column: 1, </w:t>
+      </w:r>
+      <w:proofErr w:type="spellStart"/>
       <w:r>
         <w:rPr>
           <w:rFonts w:ascii="Arial" w:hAnsi="Arial"/>
+          <w:sz w:val="18"/>
+          <w:highlight w:val="lightGray"/>
+        </w:rPr>
+        <w:t>Name_En</w:t>
+      </w:r>
+      <w:proofErr w:type="spellEnd"/>
+      <w:r>
+        <w:rPr>
+          <w:rFonts w:ascii="Arial" w:hAnsi="Arial"/>
+          <w:sz w:val="18"/>
+          <w:highlight w:val="lightGray"/>
+        </w:rPr>
+        <w:t xml:space="preserve"> Column: Motasem Essam] -&gt; </w:t>
+      </w:r>
+      <w:r>
+        <w:rPr>
+          <w:rFonts w:ascii="Arial" w:hAnsi="Arial"/>
           <w:b/>
           <w:sz w:val="18"/>
           <w:highlight w:val="lightGray"/>
@@ -9240,7 +10349,25 @@
           <w:sz w:val="18"/>
           <w:highlight w:val="lightGray"/>
         </w:rPr>
-        <w:t xml:space="preserve"> [Lightshot Program] -&gt; </w:t>
+        <w:t xml:space="preserve"> [</w:t>
+      </w:r>
+      <w:proofErr w:type="spellStart"/>
+      <w:r>
+        <w:rPr>
+          <w:rFonts w:ascii="Arial" w:hAnsi="Arial"/>
+          <w:sz w:val="18"/>
+          <w:highlight w:val="lightGray"/>
+        </w:rPr>
+        <w:t>Lightshot</w:t>
+      </w:r>
+      <w:proofErr w:type="spellEnd"/>
+      <w:r>
+        <w:rPr>
+          <w:rFonts w:ascii="Arial" w:hAnsi="Arial"/>
+          <w:sz w:val="18"/>
+          <w:highlight w:val="lightGray"/>
+        </w:rPr>
+        <w:t xml:space="preserve"> Program] -&gt; </w:t>
       </w:r>
       <w:r>
         <w:rPr>
@@ -9405,68 +10532,71 @@
           <w:szCs w:val="16"/>
           <w:highlight w:val="lightGray"/>
         </w:rPr>
-        <w:t># Source: ScreenShot</w:t>
-      </w:r>
-      <w:r>
-        <w:rPr>
-          <w:rFonts w:ascii="Arial" w:eastAsia="Arial" w:hAnsi="Arial" w:cs="Arial"/>
+        <w:t xml:space="preserve"># Source: </w:t>
+      </w:r>
+      <w:proofErr w:type="spellStart"/>
+      <w:r>
+        <w:rPr>
+          <w:rFonts w:ascii="Arial" w:eastAsia="Arial" w:hAnsi="Arial" w:cs="Arial"/>
+          <w:b/>
+          <w:bCs/>
           <w:sz w:val="16"/>
           <w:szCs w:val="16"/>
           <w:highlight w:val="lightGray"/>
         </w:rPr>
-        <w:t xml:space="preserve"> </w:t>
-      </w:r>
-      <w:r>
-        <w:rPr>
-          <w:rFonts w:ascii="Arial" w:eastAsia="Arial" w:hAnsi="Arial" w:cs="Arial"/>
-          <w:b/>
-          <w:bCs/>
+        <w:t>ScreenShot</w:t>
+      </w:r>
+      <w:proofErr w:type="spellEnd"/>
+      <w:r>
+        <w:rPr>
+          <w:rFonts w:ascii="Arial" w:eastAsia="Arial" w:hAnsi="Arial" w:cs="Arial"/>
           <w:sz w:val="16"/>
           <w:szCs w:val="16"/>
           <w:highlight w:val="lightGray"/>
         </w:rPr>
-        <w:t>Source</w:t>
-      </w:r>
-      <w:r>
-        <w:rPr>
-          <w:rFonts w:ascii="Arial" w:eastAsia="Arial" w:hAnsi="Arial" w:cs="Arial"/>
+        <w:t xml:space="preserve"> </w:t>
+      </w:r>
+      <w:r>
+        <w:rPr>
+          <w:rFonts w:ascii="Arial" w:eastAsia="Arial" w:hAnsi="Arial" w:cs="Arial"/>
+          <w:b/>
+          <w:bCs/>
           <w:sz w:val="16"/>
           <w:szCs w:val="16"/>
           <w:highlight w:val="lightGray"/>
         </w:rPr>
-        <w:t xml:space="preserve">: </w:t>
-      </w:r>
-      <w:r>
-        <w:rPr>
-          <w:rFonts w:ascii="Arial" w:eastAsia="Arial" w:hAnsi="Arial" w:cs="Arial"/>
-          <w:b/>
-          <w:bCs/>
+        <w:t>Source</w:t>
+      </w:r>
+      <w:r>
+        <w:rPr>
+          <w:rFonts w:ascii="Arial" w:eastAsia="Arial" w:hAnsi="Arial" w:cs="Arial"/>
           <w:sz w:val="16"/>
           <w:szCs w:val="16"/>
           <w:highlight w:val="lightGray"/>
         </w:rPr>
-        <w:t>Provided by:</w:t>
-      </w:r>
-      <w:r>
-        <w:rPr>
-          <w:rFonts w:ascii="Arial" w:eastAsia="Arial" w:hAnsi="Arial" w:cs="Arial"/>
+        <w:t xml:space="preserve">: </w:t>
+      </w:r>
+      <w:r>
+        <w:rPr>
+          <w:rFonts w:ascii="Arial" w:eastAsia="Arial" w:hAnsi="Arial" w:cs="Arial"/>
+          <w:b/>
+          <w:bCs/>
           <w:sz w:val="16"/>
           <w:szCs w:val="16"/>
           <w:highlight w:val="lightGray"/>
         </w:rPr>
-        <w:t xml:space="preserve"> [Persons Table -&gt; ID Column: 1, Name_En Column: Motasem Essam] -&gt; </w:t>
-      </w:r>
-      <w:r>
-        <w:rPr>
-          <w:rFonts w:ascii="Arial" w:eastAsia="Arial" w:hAnsi="Arial" w:cs="Arial"/>
-          <w:b/>
-          <w:bCs/>
+        <w:t>Provided by:</w:t>
+      </w:r>
+      <w:r>
+        <w:rPr>
+          <w:rFonts w:ascii="Arial" w:eastAsia="Arial" w:hAnsi="Arial" w:cs="Arial"/>
           <w:sz w:val="16"/>
           <w:szCs w:val="16"/>
           <w:highlight w:val="lightGray"/>
         </w:rPr>
-        <w:t>Tool:</w:t>
-      </w:r>
+        <w:t xml:space="preserve"> [Persons Table -&gt; ID Column: 1, </w:t>
+      </w:r>
+      <w:proofErr w:type="spellStart"/>
       <w:r>
         <w:rPr>
           <w:rFonts w:ascii="Arial" w:eastAsia="Arial" w:hAnsi="Arial" w:cs="Arial"/>
@@ -9474,39 +10604,39 @@
           <w:szCs w:val="16"/>
           <w:highlight w:val="lightGray"/>
         </w:rPr>
-        <w:t xml:space="preserve"> [Lightshot Program] -&gt; </w:t>
-      </w:r>
-      <w:r>
-        <w:rPr>
-          <w:rFonts w:ascii="Arial" w:eastAsia="Arial" w:hAnsi="Arial" w:cs="Arial"/>
-          <w:b/>
-          <w:bCs/>
+        <w:t>Name_En</w:t>
+      </w:r>
+      <w:proofErr w:type="spellEnd"/>
+      <w:r>
+        <w:rPr>
+          <w:rFonts w:ascii="Arial" w:eastAsia="Arial" w:hAnsi="Arial" w:cs="Arial"/>
           <w:sz w:val="16"/>
           <w:szCs w:val="16"/>
           <w:highlight w:val="lightGray"/>
         </w:rPr>
-        <w:t xml:space="preserve">From </w:t>
-      </w:r>
-      <w:r>
-        <w:rPr>
-          <w:rFonts w:ascii="Arial" w:eastAsia="Arial" w:hAnsi="Arial" w:cs="Arial"/>
+        <w:t xml:space="preserve"> Column: Motasem Essam] -&gt; </w:t>
+      </w:r>
+      <w:r>
+        <w:rPr>
+          <w:rFonts w:ascii="Arial" w:eastAsia="Arial" w:hAnsi="Arial" w:cs="Arial"/>
+          <w:b/>
+          <w:bCs/>
           <w:sz w:val="16"/>
           <w:szCs w:val="16"/>
           <w:highlight w:val="lightGray"/>
         </w:rPr>
-        <w:t xml:space="preserve">[Site: Google Search: Images (Phoenix)] </w:t>
-      </w:r>
-      <w:r>
-        <w:rPr>
-          <w:rFonts w:ascii="Arial" w:eastAsia="Arial" w:hAnsi="Arial" w:cs="Arial"/>
-          <w:b/>
-          <w:bCs/>
+        <w:t>Tool:</w:t>
+      </w:r>
+      <w:r>
+        <w:rPr>
+          <w:rFonts w:ascii="Arial" w:eastAsia="Arial" w:hAnsi="Arial" w:cs="Arial"/>
           <w:sz w:val="16"/>
           <w:szCs w:val="16"/>
           <w:highlight w:val="lightGray"/>
         </w:rPr>
-        <w:t>on</w:t>
-      </w:r>
+        <w:t xml:space="preserve"> [</w:t>
+      </w:r>
+      <w:proofErr w:type="spellStart"/>
       <w:r>
         <w:rPr>
           <w:rFonts w:ascii="Arial" w:eastAsia="Arial" w:hAnsi="Arial" w:cs="Arial"/>
@@ -9514,26 +10644,28 @@
           <w:szCs w:val="16"/>
           <w:highlight w:val="lightGray"/>
         </w:rPr>
-        <w:t xml:space="preserve"> [</w:t>
-      </w:r>
+        <w:t>Lightshot</w:t>
+      </w:r>
+      <w:proofErr w:type="spellEnd"/>
       <w:r>
         <w:rPr>
           <w:rFonts w:ascii="Arial" w:eastAsia="Arial" w:hAnsi="Arial" w:cs="Arial"/>
           <w:sz w:val="16"/>
           <w:szCs w:val="16"/>
           <w:highlight w:val="lightGray"/>
-          <w:rtl/>
-        </w:rPr>
-        <w:t>7</w:t>
-      </w:r>
-      <w:r>
-        <w:rPr>
-          <w:rFonts w:ascii="Arial" w:eastAsia="Arial" w:hAnsi="Arial" w:cs="Arial"/>
+        </w:rPr>
+        <w:t xml:space="preserve"> Program] -&gt; </w:t>
+      </w:r>
+      <w:r>
+        <w:rPr>
+          <w:rFonts w:ascii="Arial" w:eastAsia="Arial" w:hAnsi="Arial" w:cs="Arial"/>
+          <w:b/>
+          <w:bCs/>
           <w:sz w:val="16"/>
           <w:szCs w:val="16"/>
           <w:highlight w:val="lightGray"/>
         </w:rPr>
-        <w:t>/14/202</w:t>
+        <w:t xml:space="preserve">From </w:t>
       </w:r>
       <w:r>
         <w:rPr>
@@ -9541,17 +10673,65 @@
           <w:sz w:val="16"/>
           <w:szCs w:val="16"/>
           <w:highlight w:val="lightGray"/>
-          <w:rtl/>
-        </w:rPr>
-        <w:t>5</w:t>
-      </w:r>
-      <w:r>
-        <w:rPr>
-          <w:rFonts w:ascii="Arial" w:eastAsia="Arial" w:hAnsi="Arial" w:cs="Arial"/>
+        </w:rPr>
+        <w:t xml:space="preserve">[Site: Google Search: Images (Phoenix)] </w:t>
+      </w:r>
+      <w:r>
+        <w:rPr>
+          <w:rFonts w:ascii="Arial" w:eastAsia="Arial" w:hAnsi="Arial" w:cs="Arial"/>
+          <w:b/>
+          <w:bCs/>
           <w:sz w:val="16"/>
           <w:szCs w:val="16"/>
           <w:highlight w:val="lightGray"/>
         </w:rPr>
+        <w:t>on</w:t>
+      </w:r>
+      <w:r>
+        <w:rPr>
+          <w:rFonts w:ascii="Arial" w:eastAsia="Arial" w:hAnsi="Arial" w:cs="Arial"/>
+          <w:sz w:val="16"/>
+          <w:szCs w:val="16"/>
+          <w:highlight w:val="lightGray"/>
+        </w:rPr>
+        <w:t xml:space="preserve"> [</w:t>
+      </w:r>
+      <w:r>
+        <w:rPr>
+          <w:rFonts w:ascii="Arial" w:eastAsia="Arial" w:hAnsi="Arial" w:cs="Arial"/>
+          <w:sz w:val="16"/>
+          <w:szCs w:val="16"/>
+          <w:highlight w:val="lightGray"/>
+          <w:rtl/>
+        </w:rPr>
+        <w:t>7</w:t>
+      </w:r>
+      <w:r>
+        <w:rPr>
+          <w:rFonts w:ascii="Arial" w:eastAsia="Arial" w:hAnsi="Arial" w:cs="Arial"/>
+          <w:sz w:val="16"/>
+          <w:szCs w:val="16"/>
+          <w:highlight w:val="lightGray"/>
+        </w:rPr>
+        <w:t>/14/202</w:t>
+      </w:r>
+      <w:r>
+        <w:rPr>
+          <w:rFonts w:ascii="Arial" w:eastAsia="Arial" w:hAnsi="Arial" w:cs="Arial"/>
+          <w:sz w:val="16"/>
+          <w:szCs w:val="16"/>
+          <w:highlight w:val="lightGray"/>
+          <w:rtl/>
+        </w:rPr>
+        <w:t>5</w:t>
+      </w:r>
+      <w:r>
+        <w:rPr>
+          <w:rFonts w:ascii="Arial" w:eastAsia="Arial" w:hAnsi="Arial" w:cs="Arial"/>
+          <w:sz w:val="16"/>
+          <w:szCs w:val="16"/>
+          <w:highlight w:val="lightGray"/>
+        </w:rPr>
         <w:t>]</w:t>
       </w:r>
     </w:p>
@@ -9589,11 +10769,31 @@
           <w:szCs w:val="18"/>
           <w:highlight w:val="lightGray"/>
         </w:rPr>
-        <w:t xml:space="preserve"> Persons Table -&gt; ID Column: 1, Name_En Column: Motasem Essam] </w:t>
-      </w:r>
+        <w:t xml:space="preserve"> Persons Table -&gt; ID Column: 1, </w:t>
+      </w:r>
+      <w:proofErr w:type="spellStart"/>
       <w:r>
         <w:rPr>
           <w:rFonts w:ascii="Arial" w:eastAsia="Arial" w:hAnsi="Arial"/>
+          <w:sz w:val="18"/>
+          <w:szCs w:val="18"/>
+          <w:highlight w:val="lightGray"/>
+        </w:rPr>
+        <w:t>Name_En</w:t>
+      </w:r>
+      <w:proofErr w:type="spellEnd"/>
+      <w:r>
+        <w:rPr>
+          <w:rFonts w:ascii="Arial" w:eastAsia="Arial" w:hAnsi="Arial"/>
+          <w:sz w:val="18"/>
+          <w:szCs w:val="18"/>
+          <w:highlight w:val="lightGray"/>
+        </w:rPr>
+        <w:t xml:space="preserve"> Column: Motasem Essam] </w:t>
+      </w:r>
+      <w:r>
+        <w:rPr>
+          <w:rFonts w:ascii="Arial" w:eastAsia="Arial" w:hAnsi="Arial"/>
           <w:b/>
           <w:bCs/>
           <w:sz w:val="18"/>
@@ -9609,7 +10809,27 @@
           <w:szCs w:val="18"/>
           <w:highlight w:val="lightGray"/>
         </w:rPr>
-        <w:t xml:space="preserve"> Persons Table -&gt; ID Column: 1, Name_En Column: Motasem Essam] </w:t>
+        <w:t xml:space="preserve"> Persons Table -&gt; ID Column: 1, </w:t>
+      </w:r>
+      <w:proofErr w:type="spellStart"/>
+      <w:r>
+        <w:rPr>
+          <w:rFonts w:ascii="Arial" w:eastAsia="Arial" w:hAnsi="Arial"/>
+          <w:sz w:val="18"/>
+          <w:szCs w:val="18"/>
+          <w:highlight w:val="lightGray"/>
+        </w:rPr>
+        <w:t>Name_En</w:t>
+      </w:r>
+      <w:proofErr w:type="spellEnd"/>
+      <w:r>
+        <w:rPr>
+          <w:rFonts w:ascii="Arial" w:eastAsia="Arial" w:hAnsi="Arial"/>
+          <w:sz w:val="18"/>
+          <w:szCs w:val="18"/>
+          <w:highlight w:val="lightGray"/>
+        </w:rPr>
+        <w:t xml:space="preserve"> Column: Motasem Essam] </w:t>
       </w:r>
       <w:r>
         <w:rPr>
@@ -9930,11 +11150,29 @@
           <w:sz w:val="18"/>
           <w:highlight w:val="lightGray"/>
         </w:rPr>
-        <w:t xml:space="preserve"> [Persons Table -&gt; ID Column: 1, Name_En Column: Motasem Essam] -&gt; </w:t>
-      </w:r>
+        <w:t xml:space="preserve"> [Persons Table -&gt; ID Column: 1, </w:t>
+      </w:r>
+      <w:proofErr w:type="spellStart"/>
       <w:r>
         <w:rPr>
           <w:rFonts w:ascii="Arial" w:hAnsi="Arial"/>
+          <w:sz w:val="18"/>
+          <w:highlight w:val="lightGray"/>
+        </w:rPr>
+        <w:t>Name_En</w:t>
+      </w:r>
+      <w:proofErr w:type="spellEnd"/>
+      <w:r>
+        <w:rPr>
+          <w:rFonts w:ascii="Arial" w:hAnsi="Arial"/>
+          <w:sz w:val="18"/>
+          <w:highlight w:val="lightGray"/>
+        </w:rPr>
+        <w:t xml:space="preserve"> Column: Motasem Essam] -&gt; </w:t>
+      </w:r>
+      <w:r>
+        <w:rPr>
+          <w:rFonts w:ascii="Arial" w:hAnsi="Arial"/>
           <w:b/>
           <w:sz w:val="18"/>
           <w:highlight w:val="lightGray"/>
@@ -9949,6 +11187,7 @@
         </w:rPr>
         <w:t xml:space="preserve"> [</w:t>
       </w:r>
+      <w:proofErr w:type="spellStart"/>
       <w:r>
         <w:rPr>
           <w:rFonts w:ascii="Arial" w:hAnsi="Arial"/>
@@ -9957,6 +11196,7 @@
         </w:rPr>
         <w:t>ScreenToGif</w:t>
       </w:r>
+      <w:proofErr w:type="spellEnd"/>
       <w:r>
         <w:rPr>
           <w:rFonts w:ascii="Arial" w:hAnsi="Arial"/>
@@ -10073,11 +11313,31 @@
           <w:szCs w:val="18"/>
           <w:highlight w:val="lightGray"/>
         </w:rPr>
-        <w:t xml:space="preserve"> Persons Table -&gt; ID Column: 1, Name_En Column: Motasem Essam] </w:t>
-      </w:r>
+        <w:t xml:space="preserve"> Persons Table -&gt; ID Column: 1, </w:t>
+      </w:r>
+      <w:proofErr w:type="spellStart"/>
       <w:r>
         <w:rPr>
           <w:rFonts w:ascii="Arial" w:eastAsia="Arial" w:hAnsi="Arial"/>
+          <w:sz w:val="18"/>
+          <w:szCs w:val="18"/>
+          <w:highlight w:val="lightGray"/>
+        </w:rPr>
+        <w:t>Name_En</w:t>
+      </w:r>
+      <w:proofErr w:type="spellEnd"/>
+      <w:r>
+        <w:rPr>
+          <w:rFonts w:ascii="Arial" w:eastAsia="Arial" w:hAnsi="Arial"/>
+          <w:sz w:val="18"/>
+          <w:szCs w:val="18"/>
+          <w:highlight w:val="lightGray"/>
+        </w:rPr>
+        <w:t xml:space="preserve"> Column: Motasem Essam] </w:t>
+      </w:r>
+      <w:r>
+        <w:rPr>
+          <w:rFonts w:ascii="Arial" w:eastAsia="Arial" w:hAnsi="Arial"/>
           <w:b/>
           <w:bCs/>
           <w:sz w:val="18"/>
@@ -10093,7 +11353,27 @@
           <w:szCs w:val="18"/>
           <w:highlight w:val="lightGray"/>
         </w:rPr>
-        <w:t xml:space="preserve"> Persons Table -&gt; ID Column: 1, Name_En Column: Motasem Essam] </w:t>
+        <w:t xml:space="preserve"> Persons Table -&gt; ID Column: 1, </w:t>
+      </w:r>
+      <w:proofErr w:type="spellStart"/>
+      <w:r>
+        <w:rPr>
+          <w:rFonts w:ascii="Arial" w:eastAsia="Arial" w:hAnsi="Arial"/>
+          <w:sz w:val="18"/>
+          <w:szCs w:val="18"/>
+          <w:highlight w:val="lightGray"/>
+        </w:rPr>
+        <w:t>Name_En</w:t>
+      </w:r>
+      <w:proofErr w:type="spellEnd"/>
+      <w:r>
+        <w:rPr>
+          <w:rFonts w:ascii="Arial" w:eastAsia="Arial" w:hAnsi="Arial"/>
+          <w:sz w:val="18"/>
+          <w:szCs w:val="18"/>
+          <w:highlight w:val="lightGray"/>
+        </w:rPr>
+        <w:t xml:space="preserve"> Column: Motasem Essam] </w:t>
       </w:r>
       <w:r>
         <w:rPr>
@@ -10415,11 +11695,29 @@
           <w:sz w:val="18"/>
           <w:highlight w:val="lightGray"/>
         </w:rPr>
-        <w:t xml:space="preserve"> [Persons Table -&gt; ID Column: 1, Name_En Column: Motasem Essam] -&gt; </w:t>
-      </w:r>
+        <w:t xml:space="preserve"> [Persons Table -&gt; ID Column: 1, </w:t>
+      </w:r>
+      <w:proofErr w:type="spellStart"/>
       <w:r>
         <w:rPr>
           <w:rFonts w:ascii="Arial" w:hAnsi="Arial"/>
+          <w:sz w:val="18"/>
+          <w:highlight w:val="lightGray"/>
+        </w:rPr>
+        <w:t>Name_En</w:t>
+      </w:r>
+      <w:proofErr w:type="spellEnd"/>
+      <w:r>
+        <w:rPr>
+          <w:rFonts w:ascii="Arial" w:hAnsi="Arial"/>
+          <w:sz w:val="18"/>
+          <w:highlight w:val="lightGray"/>
+        </w:rPr>
+        <w:t xml:space="preserve"> Column: Motasem Essam] -&gt; </w:t>
+      </w:r>
+      <w:r>
+        <w:rPr>
+          <w:rFonts w:ascii="Arial" w:hAnsi="Arial"/>
           <w:b/>
           <w:sz w:val="18"/>
           <w:highlight w:val="lightGray"/>
@@ -10541,11 +11839,31 @@
           <w:szCs w:val="18"/>
           <w:highlight w:val="lightGray"/>
         </w:rPr>
-        <w:t xml:space="preserve"> Persons Table -&gt; ID Column: 1, Name_En Column: Motasem Essam] </w:t>
-      </w:r>
+        <w:t xml:space="preserve"> Persons Table -&gt; ID Column: 1, </w:t>
+      </w:r>
+      <w:proofErr w:type="spellStart"/>
       <w:r>
         <w:rPr>
           <w:rFonts w:ascii="Arial" w:eastAsia="Arial" w:hAnsi="Arial"/>
+          <w:sz w:val="18"/>
+          <w:szCs w:val="18"/>
+          <w:highlight w:val="lightGray"/>
+        </w:rPr>
+        <w:t>Name_En</w:t>
+      </w:r>
+      <w:proofErr w:type="spellEnd"/>
+      <w:r>
+        <w:rPr>
+          <w:rFonts w:ascii="Arial" w:eastAsia="Arial" w:hAnsi="Arial"/>
+          <w:sz w:val="18"/>
+          <w:szCs w:val="18"/>
+          <w:highlight w:val="lightGray"/>
+        </w:rPr>
+        <w:t xml:space="preserve"> Column: Motasem Essam] </w:t>
+      </w:r>
+      <w:r>
+        <w:rPr>
+          <w:rFonts w:ascii="Arial" w:eastAsia="Arial" w:hAnsi="Arial"/>
           <w:b/>
           <w:bCs/>
           <w:sz w:val="18"/>
@@ -10561,11 +11879,31 @@
           <w:szCs w:val="18"/>
           <w:highlight w:val="lightGray"/>
         </w:rPr>
-        <w:t xml:space="preserve"> Persons Table -&gt; ID Column: 1, Name_En Column: Motasem Essam] </w:t>
-      </w:r>
+        <w:t xml:space="preserve"> Persons Table -&gt; ID Column: 1, </w:t>
+      </w:r>
+      <w:proofErr w:type="spellStart"/>
       <w:r>
         <w:rPr>
           <w:rFonts w:ascii="Arial" w:eastAsia="Arial" w:hAnsi="Arial"/>
+          <w:sz w:val="18"/>
+          <w:szCs w:val="18"/>
+          <w:highlight w:val="lightGray"/>
+        </w:rPr>
+        <w:t>Name_En</w:t>
+      </w:r>
+      <w:proofErr w:type="spellEnd"/>
+      <w:r>
+        <w:rPr>
+          <w:rFonts w:ascii="Arial" w:eastAsia="Arial" w:hAnsi="Arial"/>
+          <w:sz w:val="18"/>
+          <w:szCs w:val="18"/>
+          <w:highlight w:val="lightGray"/>
+        </w:rPr>
+        <w:t xml:space="preserve"> Column: Motasem Essam] </w:t>
+      </w:r>
+      <w:r>
+        <w:rPr>
+          <w:rFonts w:ascii="Arial" w:eastAsia="Arial" w:hAnsi="Arial"/>
           <w:b/>
           <w:bCs/>
           <w:sz w:val="18"/>
@@ -10632,7 +11970,16 @@
           <w:b/>
           <w:bCs/>
         </w:rPr>
-        <w:t>directly from a person</w:t>
+        <w:t xml:space="preserve">directly from a </w:t>
+      </w:r>
+      <w:proofErr w:type="spellStart"/>
+      <w:r>
+        <w:rPr>
+          <w:rFonts w:ascii="Roboto Mono" w:hAnsi="Roboto Mono"/>
+          <w:b/>
+          <w:bCs/>
+        </w:rPr>
+        <w:t>person</w:t>
       </w:r>
       <w:r>
         <w:rPr>
@@ -10642,6 +11989,7 @@
         </w:rPr>
         <w:t>s</w:t>
       </w:r>
+      <w:proofErr w:type="spellEnd"/>
       <w:r>
         <w:rPr>
           <w:rFonts w:ascii="Roboto Mono" w:hAnsi="Roboto Mono"/>
@@ -10802,11 +12150,31 @@
           <w:szCs w:val="18"/>
           <w:highlight w:val="lightGray"/>
         </w:rPr>
-        <w:t xml:space="preserve"> Persons Table -&gt; ID Column: 1, Name_En Column: Motasem Essam] </w:t>
-      </w:r>
+        <w:t xml:space="preserve"> Persons Table -&gt; ID Column: 1, </w:t>
+      </w:r>
+      <w:proofErr w:type="spellStart"/>
       <w:r>
         <w:rPr>
           <w:rFonts w:ascii="Arial" w:eastAsia="Arial" w:hAnsi="Arial"/>
+          <w:sz w:val="18"/>
+          <w:szCs w:val="18"/>
+          <w:highlight w:val="lightGray"/>
+        </w:rPr>
+        <w:t>Name_En</w:t>
+      </w:r>
+      <w:proofErr w:type="spellEnd"/>
+      <w:r>
+        <w:rPr>
+          <w:rFonts w:ascii="Arial" w:eastAsia="Arial" w:hAnsi="Arial"/>
+          <w:sz w:val="18"/>
+          <w:szCs w:val="18"/>
+          <w:highlight w:val="lightGray"/>
+        </w:rPr>
+        <w:t xml:space="preserve"> Column: Motasem Essam] </w:t>
+      </w:r>
+      <w:r>
+        <w:rPr>
+          <w:rFonts w:ascii="Arial" w:eastAsia="Arial" w:hAnsi="Arial"/>
           <w:b/>
           <w:bCs/>
           <w:sz w:val="18"/>
@@ -10822,7 +12190,27 @@
           <w:szCs w:val="18"/>
           <w:highlight w:val="lightGray"/>
         </w:rPr>
-        <w:t xml:space="preserve"> Persons Table -&gt; ID Column: 1, Name_En Column: Motasem Essam] </w:t>
+        <w:t xml:space="preserve"> Persons Table -&gt; ID Column: 1, </w:t>
+      </w:r>
+      <w:proofErr w:type="spellStart"/>
+      <w:r>
+        <w:rPr>
+          <w:rFonts w:ascii="Arial" w:eastAsia="Arial" w:hAnsi="Arial"/>
+          <w:sz w:val="18"/>
+          <w:szCs w:val="18"/>
+          <w:highlight w:val="lightGray"/>
+        </w:rPr>
+        <w:t>Name_En</w:t>
+      </w:r>
+      <w:proofErr w:type="spellEnd"/>
+      <w:r>
+        <w:rPr>
+          <w:rFonts w:ascii="Arial" w:eastAsia="Arial" w:hAnsi="Arial"/>
+          <w:sz w:val="18"/>
+          <w:szCs w:val="18"/>
+          <w:highlight w:val="lightGray"/>
+        </w:rPr>
+        <w:t xml:space="preserve"> Column: Motasem Essam] </w:t>
       </w:r>
       <w:r>
         <w:rPr>
@@ -10968,7 +12356,35 @@
         <w:rPr>
           <w:rFonts w:ascii="Arial" w:eastAsia="Arial" w:hAnsi="Arial"/>
         </w:rPr>
-        <w:t># Source: Person Source: Provided by: [Data Path: Persons Table -&gt; ID Column: X, Name_En Column: Provider Name] -&gt; Written by: [Data Path: Persons Table -&gt; ID Column: Y, Name_En Column: Writer Name] on [MM/DD/YYYY]</w:t>
+        <w:t xml:space="preserve"># Source: Person Source: Provided by: [Data Path: Persons Table -&gt; ID Column: X, </w:t>
+      </w:r>
+      <w:proofErr w:type="spellStart"/>
+      <w:r>
+        <w:rPr>
+          <w:rFonts w:ascii="Arial" w:eastAsia="Arial" w:hAnsi="Arial"/>
+        </w:rPr>
+        <w:t>Name_En</w:t>
+      </w:r>
+      <w:proofErr w:type="spellEnd"/>
+      <w:r>
+        <w:rPr>
+          <w:rFonts w:ascii="Arial" w:eastAsia="Arial" w:hAnsi="Arial"/>
+        </w:rPr>
+        <w:t xml:space="preserve"> Column: Provider Name] -&gt; Written by: [Data Path: Persons Table -&gt; ID Column: Y, </w:t>
+      </w:r>
+      <w:proofErr w:type="spellStart"/>
+      <w:r>
+        <w:rPr>
+          <w:rFonts w:ascii="Arial" w:eastAsia="Arial" w:hAnsi="Arial"/>
+        </w:rPr>
+        <w:t>Name_En</w:t>
+      </w:r>
+      <w:proofErr w:type="spellEnd"/>
+      <w:r>
+        <w:rPr>
+          <w:rFonts w:ascii="Arial" w:eastAsia="Arial" w:hAnsi="Arial"/>
+        </w:rPr>
+        <w:t xml:space="preserve"> Column: Writer Name] on [MM/DD/YYYY]</w:t>
       </w:r>
     </w:p>
     <w:p>
@@ -11109,7 +12525,27 @@
           <w:szCs w:val="18"/>
           <w:highlight w:val="lightGray"/>
         </w:rPr>
-        <w:t xml:space="preserve"> Persons Table -&gt; ID Column: 3, Name_En Column: Ahmed Mohamed, Email Address Column: Ahmed. Mohamed @example.com] </w:t>
+        <w:t xml:space="preserve"> Persons Table -&gt; ID Column: 3, </w:t>
+      </w:r>
+      <w:proofErr w:type="spellStart"/>
+      <w:r>
+        <w:rPr>
+          <w:rFonts w:ascii="Arial" w:eastAsia="Arial" w:hAnsi="Arial" w:cs="Arial"/>
+          <w:sz w:val="18"/>
+          <w:szCs w:val="18"/>
+          <w:highlight w:val="lightGray"/>
+        </w:rPr>
+        <w:t>Name_En</w:t>
+      </w:r>
+      <w:proofErr w:type="spellEnd"/>
+      <w:r>
+        <w:rPr>
+          <w:rFonts w:ascii="Arial" w:eastAsia="Arial" w:hAnsi="Arial" w:cs="Arial"/>
+          <w:sz w:val="18"/>
+          <w:szCs w:val="18"/>
+          <w:highlight w:val="lightGray"/>
+        </w:rPr>
+        <w:t xml:space="preserve"> Column: Ahmed Mohamed, Email Address Column: Ahmed. Mohamed @example.com] </w:t>
       </w:r>
       <w:r>
         <w:rPr>
@@ -11129,7 +12565,27 @@
           <w:szCs w:val="18"/>
           <w:highlight w:val="lightGray"/>
         </w:rPr>
-        <w:t xml:space="preserve"> Persons Table -&gt; ID Column: 4, Name_En Column: Yousef, Email Address Column: Yousef @example.com] </w:t>
+        <w:t xml:space="preserve"> Persons Table -&gt; ID Column: 4, </w:t>
+      </w:r>
+      <w:proofErr w:type="spellStart"/>
+      <w:r>
+        <w:rPr>
+          <w:rFonts w:ascii="Arial" w:eastAsia="Arial" w:hAnsi="Arial" w:cs="Arial"/>
+          <w:sz w:val="18"/>
+          <w:szCs w:val="18"/>
+          <w:highlight w:val="lightGray"/>
+        </w:rPr>
+        <w:t>Name_En</w:t>
+      </w:r>
+      <w:proofErr w:type="spellEnd"/>
+      <w:r>
+        <w:rPr>
+          <w:rFonts w:ascii="Arial" w:eastAsia="Arial" w:hAnsi="Arial" w:cs="Arial"/>
+          <w:sz w:val="18"/>
+          <w:szCs w:val="18"/>
+          <w:highlight w:val="lightGray"/>
+        </w:rPr>
+        <w:t xml:space="preserve"> Column: Yousef, Email Address Column: Yousef @example.com] </w:t>
       </w:r>
       <w:r>
         <w:rPr>
@@ -11258,7 +12714,27 @@
           <w:szCs w:val="18"/>
           <w:highlight w:val="lightGray"/>
         </w:rPr>
-        <w:t xml:space="preserve"> Persons Table -&gt; ID Column: 3, Name_En Column: Ahmed Mohamed] </w:t>
+        <w:t xml:space="preserve"> Persons Table -&gt; ID Column: 3, </w:t>
+      </w:r>
+      <w:proofErr w:type="spellStart"/>
+      <w:r>
+        <w:rPr>
+          <w:rFonts w:ascii="Arial" w:eastAsia="Arial" w:hAnsi="Arial" w:cs="Arial"/>
+          <w:sz w:val="18"/>
+          <w:szCs w:val="18"/>
+          <w:highlight w:val="lightGray"/>
+        </w:rPr>
+        <w:t>Name_En</w:t>
+      </w:r>
+      <w:proofErr w:type="spellEnd"/>
+      <w:r>
+        <w:rPr>
+          <w:rFonts w:ascii="Arial" w:eastAsia="Arial" w:hAnsi="Arial" w:cs="Arial"/>
+          <w:sz w:val="18"/>
+          <w:szCs w:val="18"/>
+          <w:highlight w:val="lightGray"/>
+        </w:rPr>
+        <w:t xml:space="preserve"> Column: Ahmed Mohamed] </w:t>
       </w:r>
       <w:r>
         <w:rPr>
@@ -11278,7 +12754,27 @@
           <w:szCs w:val="18"/>
           <w:highlight w:val="lightGray"/>
         </w:rPr>
-        <w:t xml:space="preserve"> Persons Table -&gt; ID Column: 4, Name_En Column: Yousef] </w:t>
+        <w:t xml:space="preserve"> Persons Table -&gt; ID Column: 4, </w:t>
+      </w:r>
+      <w:proofErr w:type="spellStart"/>
+      <w:r>
+        <w:rPr>
+          <w:rFonts w:ascii="Arial" w:eastAsia="Arial" w:hAnsi="Arial" w:cs="Arial"/>
+          <w:sz w:val="18"/>
+          <w:szCs w:val="18"/>
+          <w:highlight w:val="lightGray"/>
+        </w:rPr>
+        <w:t>Name_En</w:t>
+      </w:r>
+      <w:proofErr w:type="spellEnd"/>
+      <w:r>
+        <w:rPr>
+          <w:rFonts w:ascii="Arial" w:eastAsia="Arial" w:hAnsi="Arial" w:cs="Arial"/>
+          <w:sz w:val="18"/>
+          <w:szCs w:val="18"/>
+          <w:highlight w:val="lightGray"/>
+        </w:rPr>
+        <w:t xml:space="preserve"> Column: Yousef] </w:t>
       </w:r>
       <w:r>
         <w:rPr>
@@ -11341,11 +12837,31 @@
           <w:szCs w:val="18"/>
           <w:highlight w:val="lightGray"/>
         </w:rPr>
-        <w:t xml:space="preserve"> Persons Table -&gt; ID Column: 1, Name_En Column: Motasem Essam] </w:t>
-      </w:r>
+        <w:t xml:space="preserve"> Persons Table -&gt; ID Column: 1, </w:t>
+      </w:r>
+      <w:proofErr w:type="spellStart"/>
       <w:r>
         <w:rPr>
           <w:rFonts w:ascii="Arial" w:eastAsia="Arial" w:hAnsi="Arial"/>
+          <w:sz w:val="18"/>
+          <w:szCs w:val="18"/>
+          <w:highlight w:val="lightGray"/>
+        </w:rPr>
+        <w:t>Name_En</w:t>
+      </w:r>
+      <w:proofErr w:type="spellEnd"/>
+      <w:r>
+        <w:rPr>
+          <w:rFonts w:ascii="Arial" w:eastAsia="Arial" w:hAnsi="Arial"/>
+          <w:sz w:val="18"/>
+          <w:szCs w:val="18"/>
+          <w:highlight w:val="lightGray"/>
+        </w:rPr>
+        <w:t xml:space="preserve"> Column: Motasem Essam] </w:t>
+      </w:r>
+      <w:r>
+        <w:rPr>
+          <w:rFonts w:ascii="Arial" w:eastAsia="Arial" w:hAnsi="Arial"/>
           <w:b/>
           <w:bCs/>
           <w:sz w:val="18"/>
@@ -11361,7 +12877,27 @@
           <w:szCs w:val="18"/>
           <w:highlight w:val="lightGray"/>
         </w:rPr>
-        <w:t xml:space="preserve"> Persons Table -&gt; ID Column: 1, Name_En Column: Motasem Essam] </w:t>
+        <w:t xml:space="preserve"> Persons Table -&gt; ID Column: 1, </w:t>
+      </w:r>
+      <w:proofErr w:type="spellStart"/>
+      <w:r>
+        <w:rPr>
+          <w:rFonts w:ascii="Arial" w:eastAsia="Arial" w:hAnsi="Arial"/>
+          <w:sz w:val="18"/>
+          <w:szCs w:val="18"/>
+          <w:highlight w:val="lightGray"/>
+        </w:rPr>
+        <w:t>Name_En</w:t>
+      </w:r>
+      <w:proofErr w:type="spellEnd"/>
+      <w:r>
+        <w:rPr>
+          <w:rFonts w:ascii="Arial" w:eastAsia="Arial" w:hAnsi="Arial"/>
+          <w:sz w:val="18"/>
+          <w:szCs w:val="18"/>
+          <w:highlight w:val="lightGray"/>
+        </w:rPr>
+        <w:t xml:space="preserve"> Column: Motasem Essam] </w:t>
       </w:r>
       <w:r>
         <w:rPr>
@@ -11566,7 +13102,21 @@
           <w:rFonts w:ascii="Roboto Mono" w:hAnsi="Roboto Mono"/>
         </w:rPr>
         <w:lastRenderedPageBreak/>
-        <w:t>- [Data Path: Persons Table -&gt; ID Column: A, Name_En Column: Person 1]</w:t>
+        <w:t xml:space="preserve">- [Data Path: Persons Table -&gt; ID Column: A, </w:t>
+      </w:r>
+      <w:proofErr w:type="spellStart"/>
+      <w:r>
+        <w:rPr>
+          <w:rFonts w:ascii="Roboto Mono" w:hAnsi="Roboto Mono"/>
+        </w:rPr>
+        <w:t>Name_En</w:t>
+      </w:r>
+      <w:proofErr w:type="spellEnd"/>
+      <w:r>
+        <w:rPr>
+          <w:rFonts w:ascii="Roboto Mono" w:hAnsi="Roboto Mono"/>
+        </w:rPr>
+        <w:t xml:space="preserve"> Column: Person 1]</w:t>
       </w:r>
     </w:p>
     <w:p>
@@ -11580,7 +13130,21 @@
         <w:rPr>
           <w:rFonts w:ascii="Roboto Mono" w:hAnsi="Roboto Mono"/>
         </w:rPr>
-        <w:t>- [Data Path: Persons Table -&gt; ID Column: B, Name_En Column: Person 2]</w:t>
+        <w:t xml:space="preserve">- [Data Path: Persons Table -&gt; ID Column: B, </w:t>
+      </w:r>
+      <w:proofErr w:type="spellStart"/>
+      <w:r>
+        <w:rPr>
+          <w:rFonts w:ascii="Roboto Mono" w:hAnsi="Roboto Mono"/>
+        </w:rPr>
+        <w:t>Name_En</w:t>
+      </w:r>
+      <w:proofErr w:type="spellEnd"/>
+      <w:r>
+        <w:rPr>
+          <w:rFonts w:ascii="Roboto Mono" w:hAnsi="Roboto Mono"/>
+        </w:rPr>
+        <w:t xml:space="preserve"> Column: Person 2]</w:t>
       </w:r>
     </w:p>
     <w:p>
@@ -11594,7 +13158,21 @@
         <w:rPr>
           <w:rFonts w:ascii="Roboto Mono" w:hAnsi="Roboto Mono"/>
         </w:rPr>
-        <w:t>- [Data Path: Persons Table -&gt; ID Column: C, Name_En Column: Person 3]</w:t>
+        <w:t xml:space="preserve">- [Data Path: Persons Table -&gt; ID Column: C, </w:t>
+      </w:r>
+      <w:proofErr w:type="spellStart"/>
+      <w:r>
+        <w:rPr>
+          <w:rFonts w:ascii="Roboto Mono" w:hAnsi="Roboto Mono"/>
+        </w:rPr>
+        <w:t>Name_En</w:t>
+      </w:r>
+      <w:proofErr w:type="spellEnd"/>
+      <w:r>
+        <w:rPr>
+          <w:rFonts w:ascii="Roboto Mono" w:hAnsi="Roboto Mono"/>
+        </w:rPr>
+        <w:t xml:space="preserve"> Column: Person 3]</w:t>
       </w:r>
     </w:p>
     <w:p>
@@ -11608,7 +13186,21 @@
         <w:rPr>
           <w:rFonts w:ascii="Roboto Mono" w:hAnsi="Roboto Mono"/>
         </w:rPr>
-        <w:t>-&gt; Written by: [Data Path: Persons Table -&gt; ID Column: Y, Name_En Column: Writer Name]</w:t>
+        <w:t xml:space="preserve">-&gt; Written by: [Data Path: Persons Table -&gt; ID Column: Y, </w:t>
+      </w:r>
+      <w:proofErr w:type="spellStart"/>
+      <w:r>
+        <w:rPr>
+          <w:rFonts w:ascii="Roboto Mono" w:hAnsi="Roboto Mono"/>
+        </w:rPr>
+        <w:t>Name_En</w:t>
+      </w:r>
+      <w:proofErr w:type="spellEnd"/>
+      <w:r>
+        <w:rPr>
+          <w:rFonts w:ascii="Roboto Mono" w:hAnsi="Roboto Mono"/>
+        </w:rPr>
+        <w:t xml:space="preserve"> Column: Writer Name]</w:t>
       </w:r>
     </w:p>
     <w:p>
@@ -11736,7 +13328,47 @@
           <w:szCs w:val="18"/>
           <w:highlight w:val="lightGray"/>
         </w:rPr>
-        <w:t xml:space="preserve"> Persons Table -&gt; {ID Column: 3, Name_En Column: Ahmed Mohamed, Email Address Column: Ahmed. Mohamed @example.com}, {ID Column: 5, Name_En Column: Mostafa Ahmed, Email Address Column: Mostafa. Mohamed @example.com},] </w:t>
+        <w:t xml:space="preserve"> Persons Table -&gt; {ID Column: 3, </w:t>
+      </w:r>
+      <w:proofErr w:type="spellStart"/>
+      <w:r>
+        <w:rPr>
+          <w:rFonts w:ascii="Arial" w:eastAsia="Arial" w:hAnsi="Arial" w:cs="Arial"/>
+          <w:sz w:val="18"/>
+          <w:szCs w:val="18"/>
+          <w:highlight w:val="lightGray"/>
+        </w:rPr>
+        <w:t>Name_En</w:t>
+      </w:r>
+      <w:proofErr w:type="spellEnd"/>
+      <w:r>
+        <w:rPr>
+          <w:rFonts w:ascii="Arial" w:eastAsia="Arial" w:hAnsi="Arial" w:cs="Arial"/>
+          <w:sz w:val="18"/>
+          <w:szCs w:val="18"/>
+          <w:highlight w:val="lightGray"/>
+        </w:rPr>
+        <w:t xml:space="preserve"> Column: Ahmed Mohamed, Email Address Column: Ahmed. Mohamed @example.com}, {ID Column: 5, </w:t>
+      </w:r>
+      <w:proofErr w:type="spellStart"/>
+      <w:r>
+        <w:rPr>
+          <w:rFonts w:ascii="Arial" w:eastAsia="Arial" w:hAnsi="Arial" w:cs="Arial"/>
+          <w:sz w:val="18"/>
+          <w:szCs w:val="18"/>
+          <w:highlight w:val="lightGray"/>
+        </w:rPr>
+        <w:t>Name_En</w:t>
+      </w:r>
+      <w:proofErr w:type="spellEnd"/>
+      <w:r>
+        <w:rPr>
+          <w:rFonts w:ascii="Arial" w:eastAsia="Arial" w:hAnsi="Arial" w:cs="Arial"/>
+          <w:sz w:val="18"/>
+          <w:szCs w:val="18"/>
+          <w:highlight w:val="lightGray"/>
+        </w:rPr>
+        <w:t xml:space="preserve"> Column: Mostafa Ahmed, Email Address Column: Mostafa. Mohamed @example.com},] </w:t>
       </w:r>
       <w:r>
         <w:rPr>
@@ -11756,7 +13388,27 @@
           <w:szCs w:val="18"/>
           <w:highlight w:val="lightGray"/>
         </w:rPr>
-        <w:t xml:space="preserve"> Persons Table -&gt; ID Column: 4, Name_En Column: Yousef, Email Address Column: Yousef @example.com] </w:t>
+        <w:t xml:space="preserve"> Persons Table -&gt; ID Column: 4, </w:t>
+      </w:r>
+      <w:proofErr w:type="spellStart"/>
+      <w:r>
+        <w:rPr>
+          <w:rFonts w:ascii="Arial" w:eastAsia="Arial" w:hAnsi="Arial" w:cs="Arial"/>
+          <w:sz w:val="18"/>
+          <w:szCs w:val="18"/>
+          <w:highlight w:val="lightGray"/>
+        </w:rPr>
+        <w:t>Name_En</w:t>
+      </w:r>
+      <w:proofErr w:type="spellEnd"/>
+      <w:r>
+        <w:rPr>
+          <w:rFonts w:ascii="Arial" w:eastAsia="Arial" w:hAnsi="Arial" w:cs="Arial"/>
+          <w:sz w:val="18"/>
+          <w:szCs w:val="18"/>
+          <w:highlight w:val="lightGray"/>
+        </w:rPr>
+        <w:t xml:space="preserve"> Column: Yousef, Email Address Column: Yousef @example.com] </w:t>
       </w:r>
       <w:r>
         <w:rPr>
@@ -11889,7 +13541,47 @@
           <w:szCs w:val="18"/>
           <w:highlight w:val="lightGray"/>
         </w:rPr>
-        <w:t xml:space="preserve"> Persons Table -&gt; {ID Column: 3, Name_En Column: Ahmed Mohamed}, {ID Column: 5, Name_En Column: Mostafa Ahmed}] </w:t>
+        <w:t xml:space="preserve"> Persons Table -&gt; {ID Column: 3, </w:t>
+      </w:r>
+      <w:proofErr w:type="spellStart"/>
+      <w:r>
+        <w:rPr>
+          <w:rFonts w:ascii="Arial" w:eastAsia="Arial" w:hAnsi="Arial" w:cs="Arial"/>
+          <w:sz w:val="18"/>
+          <w:szCs w:val="18"/>
+          <w:highlight w:val="lightGray"/>
+        </w:rPr>
+        <w:t>Name_En</w:t>
+      </w:r>
+      <w:proofErr w:type="spellEnd"/>
+      <w:r>
+        <w:rPr>
+          <w:rFonts w:ascii="Arial" w:eastAsia="Arial" w:hAnsi="Arial" w:cs="Arial"/>
+          <w:sz w:val="18"/>
+          <w:szCs w:val="18"/>
+          <w:highlight w:val="lightGray"/>
+        </w:rPr>
+        <w:t xml:space="preserve"> Column: Ahmed Mohamed}, {ID Column: 5, </w:t>
+      </w:r>
+      <w:proofErr w:type="spellStart"/>
+      <w:r>
+        <w:rPr>
+          <w:rFonts w:ascii="Arial" w:eastAsia="Arial" w:hAnsi="Arial" w:cs="Arial"/>
+          <w:sz w:val="18"/>
+          <w:szCs w:val="18"/>
+          <w:highlight w:val="lightGray"/>
+        </w:rPr>
+        <w:t>Name_En</w:t>
+      </w:r>
+      <w:proofErr w:type="spellEnd"/>
+      <w:r>
+        <w:rPr>
+          <w:rFonts w:ascii="Arial" w:eastAsia="Arial" w:hAnsi="Arial" w:cs="Arial"/>
+          <w:sz w:val="18"/>
+          <w:szCs w:val="18"/>
+          <w:highlight w:val="lightGray"/>
+        </w:rPr>
+        <w:t xml:space="preserve"> Column: Mostafa Ahmed}] </w:t>
       </w:r>
       <w:r>
         <w:rPr>
@@ -11909,7 +13601,27 @@
           <w:szCs w:val="18"/>
           <w:highlight w:val="lightGray"/>
         </w:rPr>
-        <w:t xml:space="preserve"> Persons Table -&gt; ID Column: 4, Name_En Column: Yousef] </w:t>
+        <w:t xml:space="preserve"> Persons Table -&gt; ID Column: 4, </w:t>
+      </w:r>
+      <w:proofErr w:type="spellStart"/>
+      <w:r>
+        <w:rPr>
+          <w:rFonts w:ascii="Arial" w:eastAsia="Arial" w:hAnsi="Arial" w:cs="Arial"/>
+          <w:sz w:val="18"/>
+          <w:szCs w:val="18"/>
+          <w:highlight w:val="lightGray"/>
+        </w:rPr>
+        <w:t>Name_En</w:t>
+      </w:r>
+      <w:proofErr w:type="spellEnd"/>
+      <w:r>
+        <w:rPr>
+          <w:rFonts w:ascii="Arial" w:eastAsia="Arial" w:hAnsi="Arial" w:cs="Arial"/>
+          <w:sz w:val="18"/>
+          <w:szCs w:val="18"/>
+          <w:highlight w:val="lightGray"/>
+        </w:rPr>
+        <w:t xml:space="preserve"> Column: Yousef] </w:t>
       </w:r>
       <w:r>
         <w:rPr>
@@ -11985,11 +13697,31 @@
           <w:szCs w:val="18"/>
           <w:highlight w:val="lightGray"/>
         </w:rPr>
-        <w:t xml:space="preserve"> Persons Table -&gt; ID Column: 1, Name_En Column: Motasem Essam] </w:t>
-      </w:r>
+        <w:t xml:space="preserve"> Persons Table -&gt; ID Column: 1, </w:t>
+      </w:r>
+      <w:proofErr w:type="spellStart"/>
       <w:r>
         <w:rPr>
           <w:rFonts w:ascii="Arial" w:eastAsia="Arial" w:hAnsi="Arial"/>
+          <w:sz w:val="18"/>
+          <w:szCs w:val="18"/>
+          <w:highlight w:val="lightGray"/>
+        </w:rPr>
+        <w:t>Name_En</w:t>
+      </w:r>
+      <w:proofErr w:type="spellEnd"/>
+      <w:r>
+        <w:rPr>
+          <w:rFonts w:ascii="Arial" w:eastAsia="Arial" w:hAnsi="Arial"/>
+          <w:sz w:val="18"/>
+          <w:szCs w:val="18"/>
+          <w:highlight w:val="lightGray"/>
+        </w:rPr>
+        <w:t xml:space="preserve"> Column: Motasem Essam] </w:t>
+      </w:r>
+      <w:r>
+        <w:rPr>
+          <w:rFonts w:ascii="Arial" w:eastAsia="Arial" w:hAnsi="Arial"/>
           <w:b/>
           <w:bCs/>
           <w:sz w:val="18"/>
@@ -12005,7 +13737,27 @@
           <w:szCs w:val="18"/>
           <w:highlight w:val="lightGray"/>
         </w:rPr>
-        <w:t xml:space="preserve"> Persons Table -&gt; ID Column: 1, Name_En Column: Motasem Essam] </w:t>
+        <w:t xml:space="preserve"> Persons Table -&gt; ID Column: 1, </w:t>
+      </w:r>
+      <w:proofErr w:type="spellStart"/>
+      <w:r>
+        <w:rPr>
+          <w:rFonts w:ascii="Arial" w:eastAsia="Arial" w:hAnsi="Arial"/>
+          <w:sz w:val="18"/>
+          <w:szCs w:val="18"/>
+          <w:highlight w:val="lightGray"/>
+        </w:rPr>
+        <w:t>Name_En</w:t>
+      </w:r>
+      <w:proofErr w:type="spellEnd"/>
+      <w:r>
+        <w:rPr>
+          <w:rFonts w:ascii="Arial" w:eastAsia="Arial" w:hAnsi="Arial"/>
+          <w:sz w:val="18"/>
+          <w:szCs w:val="18"/>
+          <w:highlight w:val="lightGray"/>
+        </w:rPr>
+        <w:t xml:space="preserve"> Column: Motasem Essam] </w:t>
       </w:r>
       <w:r>
         <w:rPr>
@@ -12351,7 +14103,27 @@
           <w:szCs w:val="18"/>
           <w:highlight w:val="lightGray"/>
         </w:rPr>
-        <w:t xml:space="preserve"> [Data Path: Persons Table -&gt; ID Column: 3, Name_En Column: Ahmed Mohamed] </w:t>
+        <w:t xml:space="preserve"> [Data Path: Persons Table -&gt; ID Column: 3, </w:t>
+      </w:r>
+      <w:proofErr w:type="spellStart"/>
+      <w:r>
+        <w:rPr>
+          <w:rFonts w:ascii="Arial" w:eastAsia="Arial" w:hAnsi="Arial" w:cs="Arial"/>
+          <w:sz w:val="18"/>
+          <w:szCs w:val="18"/>
+          <w:highlight w:val="lightGray"/>
+        </w:rPr>
+        <w:t>Name_En</w:t>
+      </w:r>
+      <w:proofErr w:type="spellEnd"/>
+      <w:r>
+        <w:rPr>
+          <w:rFonts w:ascii="Arial" w:eastAsia="Arial" w:hAnsi="Arial" w:cs="Arial"/>
+          <w:sz w:val="18"/>
+          <w:szCs w:val="18"/>
+          <w:highlight w:val="lightGray"/>
+        </w:rPr>
+        <w:t xml:space="preserve"> Column: Ahmed Mohamed] </w:t>
       </w:r>
       <w:r>
         <w:rPr>
@@ -12522,11 +14294,31 @@
           <w:szCs w:val="18"/>
           <w:highlight w:val="lightGray"/>
         </w:rPr>
-        <w:t xml:space="preserve"> Persons Table -&gt; ID Column: 1, Name_En Column: Motasem Essam] </w:t>
-      </w:r>
+        <w:t xml:space="preserve"> Persons Table -&gt; ID Column: 1, </w:t>
+      </w:r>
+      <w:proofErr w:type="spellStart"/>
       <w:r>
         <w:rPr>
           <w:rFonts w:ascii="Arial" w:eastAsia="Arial" w:hAnsi="Arial"/>
+          <w:sz w:val="18"/>
+          <w:szCs w:val="18"/>
+          <w:highlight w:val="lightGray"/>
+        </w:rPr>
+        <w:t>Name_En</w:t>
+      </w:r>
+      <w:proofErr w:type="spellEnd"/>
+      <w:r>
+        <w:rPr>
+          <w:rFonts w:ascii="Arial" w:eastAsia="Arial" w:hAnsi="Arial"/>
+          <w:sz w:val="18"/>
+          <w:szCs w:val="18"/>
+          <w:highlight w:val="lightGray"/>
+        </w:rPr>
+        <w:t xml:space="preserve"> Column: Motasem Essam] </w:t>
+      </w:r>
+      <w:r>
+        <w:rPr>
+          <w:rFonts w:ascii="Arial" w:eastAsia="Arial" w:hAnsi="Arial"/>
           <w:b/>
           <w:bCs/>
           <w:sz w:val="18"/>
@@ -12542,7 +14334,27 @@
           <w:szCs w:val="18"/>
           <w:highlight w:val="lightGray"/>
         </w:rPr>
-        <w:t xml:space="preserve"> Persons Table -&gt; ID Column: 1, Name_En Column: Motasem Essam] </w:t>
+        <w:t xml:space="preserve"> Persons Table -&gt; ID Column: 1, </w:t>
+      </w:r>
+      <w:proofErr w:type="spellStart"/>
+      <w:r>
+        <w:rPr>
+          <w:rFonts w:ascii="Arial" w:eastAsia="Arial" w:hAnsi="Arial"/>
+          <w:sz w:val="18"/>
+          <w:szCs w:val="18"/>
+          <w:highlight w:val="lightGray"/>
+        </w:rPr>
+        <w:t>Name_En</w:t>
+      </w:r>
+      <w:proofErr w:type="spellEnd"/>
+      <w:r>
+        <w:rPr>
+          <w:rFonts w:ascii="Arial" w:eastAsia="Arial" w:hAnsi="Arial"/>
+          <w:sz w:val="18"/>
+          <w:szCs w:val="18"/>
+          <w:highlight w:val="lightGray"/>
+        </w:rPr>
+        <w:t xml:space="preserve"> Column: Motasem Essam] </w:t>
       </w:r>
       <w:r>
         <w:rPr>
@@ -12822,7 +14634,27 @@
           <w:szCs w:val="18"/>
           <w:highlight w:val="lightGray"/>
         </w:rPr>
-        <w:t xml:space="preserve"> [Data Path: Persons Table -&gt; ID Column: 3, Name_En Column: Ahmed Mohamed] </w:t>
+        <w:t xml:space="preserve"> [Data Path: Persons Table -&gt; ID Column: 3, </w:t>
+      </w:r>
+      <w:proofErr w:type="spellStart"/>
+      <w:r>
+        <w:rPr>
+          <w:rFonts w:ascii="Arial" w:eastAsia="Arial" w:hAnsi="Arial" w:cs="Arial"/>
+          <w:sz w:val="18"/>
+          <w:szCs w:val="18"/>
+          <w:highlight w:val="lightGray"/>
+        </w:rPr>
+        <w:t>Name_En</w:t>
+      </w:r>
+      <w:proofErr w:type="spellEnd"/>
+      <w:r>
+        <w:rPr>
+          <w:rFonts w:ascii="Arial" w:eastAsia="Arial" w:hAnsi="Arial" w:cs="Arial"/>
+          <w:sz w:val="18"/>
+          <w:szCs w:val="18"/>
+          <w:highlight w:val="lightGray"/>
+        </w:rPr>
+        <w:t xml:space="preserve"> Column: Ahmed Mohamed] </w:t>
       </w:r>
       <w:r>
         <w:rPr>
@@ -12942,11 +14774,31 @@
           <w:szCs w:val="18"/>
           <w:highlight w:val="lightGray"/>
         </w:rPr>
-        <w:t xml:space="preserve"> Persons Table -&gt; ID Column: 1, Name_En Column: Motasem Essam] </w:t>
-      </w:r>
+        <w:t xml:space="preserve"> Persons Table -&gt; ID Column: 1, </w:t>
+      </w:r>
+      <w:proofErr w:type="spellStart"/>
       <w:r>
         <w:rPr>
           <w:rFonts w:ascii="Arial" w:eastAsia="Arial" w:hAnsi="Arial"/>
+          <w:sz w:val="18"/>
+          <w:szCs w:val="18"/>
+          <w:highlight w:val="lightGray"/>
+        </w:rPr>
+        <w:t>Name_En</w:t>
+      </w:r>
+      <w:proofErr w:type="spellEnd"/>
+      <w:r>
+        <w:rPr>
+          <w:rFonts w:ascii="Arial" w:eastAsia="Arial" w:hAnsi="Arial"/>
+          <w:sz w:val="18"/>
+          <w:szCs w:val="18"/>
+          <w:highlight w:val="lightGray"/>
+        </w:rPr>
+        <w:t xml:space="preserve"> Column: Motasem Essam] </w:t>
+      </w:r>
+      <w:r>
+        <w:rPr>
+          <w:rFonts w:ascii="Arial" w:eastAsia="Arial" w:hAnsi="Arial"/>
           <w:b/>
           <w:bCs/>
           <w:sz w:val="18"/>
@@ -12962,7 +14814,27 @@
           <w:szCs w:val="18"/>
           <w:highlight w:val="lightGray"/>
         </w:rPr>
-        <w:t xml:space="preserve"> Persons Table -&gt; ID Column: 1, Name_En Column: Motasem Essam] </w:t>
+        <w:t xml:space="preserve"> Persons Table -&gt; ID Column: 1, </w:t>
+      </w:r>
+      <w:proofErr w:type="spellStart"/>
+      <w:r>
+        <w:rPr>
+          <w:rFonts w:ascii="Arial" w:eastAsia="Arial" w:hAnsi="Arial"/>
+          <w:sz w:val="18"/>
+          <w:szCs w:val="18"/>
+          <w:highlight w:val="lightGray"/>
+        </w:rPr>
+        <w:t>Name_En</w:t>
+      </w:r>
+      <w:proofErr w:type="spellEnd"/>
+      <w:r>
+        <w:rPr>
+          <w:rFonts w:ascii="Arial" w:eastAsia="Arial" w:hAnsi="Arial"/>
+          <w:sz w:val="18"/>
+          <w:szCs w:val="18"/>
+          <w:highlight w:val="lightGray"/>
+        </w:rPr>
+        <w:t xml:space="preserve"> Column: Motasem Essam] </w:t>
       </w:r>
       <w:r>
         <w:rPr>
@@ -13144,7 +15016,21 @@
         <w:rPr>
           <w:rFonts w:ascii="Arial" w:eastAsia="Arial" w:hAnsi="Arial"/>
         </w:rPr>
-        <w:t># Source: Processing Source: Provided by: [Data Path: Persons Table -&gt; ID Column: X, Name_En Column: Person Name] -&gt; Description: “[Brief description of the overall processing or consolidation task]” on [MM/DD/YYYY]</w:t>
+        <w:t xml:space="preserve"># Source: Processing Source: Provided by: [Data Path: Persons Table -&gt; ID Column: X, </w:t>
+      </w:r>
+      <w:proofErr w:type="spellStart"/>
+      <w:r>
+        <w:rPr>
+          <w:rFonts w:ascii="Arial" w:eastAsia="Arial" w:hAnsi="Arial"/>
+        </w:rPr>
+        <w:t>Name_En</w:t>
+      </w:r>
+      <w:proofErr w:type="spellEnd"/>
+      <w:r>
+        <w:rPr>
+          <w:rFonts w:ascii="Arial" w:eastAsia="Arial" w:hAnsi="Arial"/>
+        </w:rPr>
+        <w:t xml:space="preserve"> Column: Person Name] -&gt; Description: “[Brief description of the overall processing or consolidation task]” on [MM/DD/YYYY]</w:t>
       </w:r>
     </w:p>
     <w:p>
@@ -13472,7 +15358,27 @@
           <w:szCs w:val="18"/>
           <w:highlight w:val="lightGray"/>
         </w:rPr>
-        <w:t xml:space="preserve"> Persons Table -&gt; ID Column: 3, Name_En Column: Ahmed Mohamed] -&gt; </w:t>
+        <w:t xml:space="preserve"> Persons Table -&gt; ID Column: 3, </w:t>
+      </w:r>
+      <w:proofErr w:type="spellStart"/>
+      <w:r>
+        <w:rPr>
+          <w:rFonts w:ascii="Arial" w:eastAsia="Arial" w:hAnsi="Arial" w:cs="Arial"/>
+          <w:sz w:val="18"/>
+          <w:szCs w:val="18"/>
+          <w:highlight w:val="lightGray"/>
+        </w:rPr>
+        <w:t>Name_En</w:t>
+      </w:r>
+      <w:proofErr w:type="spellEnd"/>
+      <w:r>
+        <w:rPr>
+          <w:rFonts w:ascii="Arial" w:eastAsia="Arial" w:hAnsi="Arial" w:cs="Arial"/>
+          <w:sz w:val="18"/>
+          <w:szCs w:val="18"/>
+          <w:highlight w:val="lightGray"/>
+        </w:rPr>
+        <w:t xml:space="preserve"> Column: Ahmed Mohamed] -&gt; </w:t>
       </w:r>
       <w:r>
         <w:rPr>
@@ -13619,11 +15525,31 @@
           <w:szCs w:val="18"/>
           <w:highlight w:val="lightGray"/>
         </w:rPr>
-        <w:t xml:space="preserve">: Persons Table -&gt; ID Column: 3, Name_En Column: Ahmed] -&gt; </w:t>
-      </w:r>
+        <w:t xml:space="preserve">: Persons Table -&gt; ID Column: 3, </w:t>
+      </w:r>
+      <w:proofErr w:type="spellStart"/>
       <w:r>
         <w:rPr>
           <w:rFonts w:ascii="Arial" w:hAnsi="Arial" w:cs="Arial"/>
+          <w:sz w:val="18"/>
+          <w:szCs w:val="18"/>
+          <w:highlight w:val="lightGray"/>
+        </w:rPr>
+        <w:t>Name_En</w:t>
+      </w:r>
+      <w:proofErr w:type="spellEnd"/>
+      <w:r>
+        <w:rPr>
+          <w:rFonts w:ascii="Arial" w:hAnsi="Arial" w:cs="Arial"/>
+          <w:sz w:val="18"/>
+          <w:szCs w:val="18"/>
+          <w:highlight w:val="lightGray"/>
+        </w:rPr>
+        <w:t xml:space="preserve"> Column: Ahmed] -&gt; </w:t>
+      </w:r>
+      <w:r>
+        <w:rPr>
+          <w:rFonts w:ascii="Arial" w:hAnsi="Arial" w:cs="Arial"/>
           <w:b/>
           <w:bCs/>
           <w:sz w:val="18"/>
@@ -13790,11 +15716,31 @@
           <w:szCs w:val="18"/>
           <w:highlight w:val="lightGray"/>
         </w:rPr>
-        <w:t xml:space="preserve">: Persons Table -&gt; ID Column: 3, Name_En Column: Ahmed] -&gt; </w:t>
-      </w:r>
+        <w:t xml:space="preserve">: Persons Table -&gt; ID Column: 3, </w:t>
+      </w:r>
+      <w:proofErr w:type="spellStart"/>
       <w:r>
         <w:rPr>
           <w:rFonts w:ascii="Arial" w:hAnsi="Arial" w:cs="Arial"/>
+          <w:sz w:val="18"/>
+          <w:szCs w:val="18"/>
+          <w:highlight w:val="lightGray"/>
+        </w:rPr>
+        <w:t>Name_En</w:t>
+      </w:r>
+      <w:proofErr w:type="spellEnd"/>
+      <w:r>
+        <w:rPr>
+          <w:rFonts w:ascii="Arial" w:hAnsi="Arial" w:cs="Arial"/>
+          <w:sz w:val="18"/>
+          <w:szCs w:val="18"/>
+          <w:highlight w:val="lightGray"/>
+        </w:rPr>
+        <w:t xml:space="preserve"> Column: Ahmed] -&gt; </w:t>
+      </w:r>
+      <w:r>
+        <w:rPr>
+          <w:rFonts w:ascii="Arial" w:hAnsi="Arial" w:cs="Arial"/>
           <w:b/>
           <w:bCs/>
           <w:sz w:val="18"/>
@@ -13989,7 +15935,27 @@
           <w:szCs w:val="18"/>
           <w:highlight w:val="lightGray"/>
         </w:rPr>
-        <w:t xml:space="preserve"> [Data Path: Persons Table -&gt; ID Column: 3, Name_En Column: Ahmed Mohamed] </w:t>
+        <w:t xml:space="preserve"> [Data Path: Persons Table -&gt; ID Column: 3, </w:t>
+      </w:r>
+      <w:proofErr w:type="spellStart"/>
+      <w:r>
+        <w:rPr>
+          <w:rFonts w:ascii="Arial" w:hAnsi="Arial" w:cs="Arial"/>
+          <w:sz w:val="18"/>
+          <w:szCs w:val="18"/>
+          <w:highlight w:val="lightGray"/>
+        </w:rPr>
+        <w:t>Name_En</w:t>
+      </w:r>
+      <w:proofErr w:type="spellEnd"/>
+      <w:r>
+        <w:rPr>
+          <w:rFonts w:ascii="Arial" w:hAnsi="Arial" w:cs="Arial"/>
+          <w:sz w:val="18"/>
+          <w:szCs w:val="18"/>
+          <w:highlight w:val="lightGray"/>
+        </w:rPr>
+        <w:t xml:space="preserve"> Column: Ahmed Mohamed] </w:t>
       </w:r>
       <w:r>
         <w:rPr>
@@ -14137,7 +16103,27 @@
           <w:sz w:val="18"/>
           <w:highlight w:val="lightGray"/>
         </w:rPr>
-        <w:t xml:space="preserve">: Persons Table -&gt; ID Column: 1, Name_En Column: Motasem Essam] -&gt; </w:t>
+        <w:t xml:space="preserve">: Persons Table -&gt; ID Column: 1, </w:t>
+      </w:r>
+      <w:proofErr w:type="spellStart"/>
+      <w:r>
+        <w:rPr>
+          <w:rFonts w:ascii="Arial" w:eastAsia="Arial" w:hAnsi="Arial" w:cs="Arial"/>
+          <w:color w:val="000000"/>
+          <w:sz w:val="18"/>
+          <w:highlight w:val="lightGray"/>
+        </w:rPr>
+        <w:t>Name_En</w:t>
+      </w:r>
+      <w:proofErr w:type="spellEnd"/>
+      <w:r>
+        <w:rPr>
+          <w:rFonts w:ascii="Arial" w:eastAsia="Arial" w:hAnsi="Arial" w:cs="Arial"/>
+          <w:color w:val="000000"/>
+          <w:sz w:val="18"/>
+          <w:highlight w:val="lightGray"/>
+        </w:rPr>
+        <w:t xml:space="preserve"> Column: Motasem Essam] -&gt; </w:t>
       </w:r>
       <w:r>
         <w:rPr>
@@ -14303,8 +16289,17 @@
           <w:rFonts w:ascii="Roboto Mono" w:hAnsi="Roboto Mono"/>
           <w:lang w:bidi="ar-EG"/>
         </w:rPr>
-        <w:t>such as: 2.1, 2.2, 2.2.1, 2.3, etc</w:t>
-      </w:r>
+        <w:t xml:space="preserve">such as: 2.1, 2.2, 2.2.1, 2.3, </w:t>
+      </w:r>
+      <w:proofErr w:type="spellStart"/>
+      <w:r>
+        <w:rPr>
+          <w:rFonts w:ascii="Roboto Mono" w:hAnsi="Roboto Mono"/>
+          <w:lang w:bidi="ar-EG"/>
+        </w:rPr>
+        <w:t>etc</w:t>
+      </w:r>
+      <w:proofErr w:type="spellEnd"/>
       <w:r>
         <w:rPr>
           <w:rFonts w:ascii="Roboto Mono" w:hAnsi="Roboto Mono"/>
@@ -14979,7 +16974,27 @@
           <w:sz w:val="18"/>
           <w:highlight w:val="lightGray"/>
         </w:rPr>
-        <w:t xml:space="preserve">: Persons Table -&gt; ID Column: 1, Name_En Column: Motasem Essam] -&gt; </w:t>
+        <w:t xml:space="preserve">: Persons Table -&gt; ID Column: 1, </w:t>
+      </w:r>
+      <w:proofErr w:type="spellStart"/>
+      <w:r>
+        <w:rPr>
+          <w:rFonts w:ascii="Arial" w:eastAsia="Arial" w:hAnsi="Arial" w:cs="Arial"/>
+          <w:color w:val="000000"/>
+          <w:sz w:val="18"/>
+          <w:highlight w:val="lightGray"/>
+        </w:rPr>
+        <w:t>Name_En</w:t>
+      </w:r>
+      <w:proofErr w:type="spellEnd"/>
+      <w:r>
+        <w:rPr>
+          <w:rFonts w:ascii="Arial" w:eastAsia="Arial" w:hAnsi="Arial" w:cs="Arial"/>
+          <w:color w:val="000000"/>
+          <w:sz w:val="18"/>
+          <w:highlight w:val="lightGray"/>
+        </w:rPr>
+        <w:t xml:space="preserve"> Column: Motasem Essam] -&gt; </w:t>
       </w:r>
       <w:r>
         <w:rPr>
@@ -15442,7 +17457,27 @@
           <w:sz w:val="18"/>
           <w:highlight w:val="lightGray"/>
         </w:rPr>
-        <w:t xml:space="preserve">: Persons Table -&gt; ID Column: 1, Name_En Column: Motasem Essam] -&gt; </w:t>
+        <w:t xml:space="preserve">: Persons Table -&gt; ID Column: 1, </w:t>
+      </w:r>
+      <w:proofErr w:type="spellStart"/>
+      <w:r>
+        <w:rPr>
+          <w:rFonts w:ascii="Arial" w:eastAsia="Arial" w:hAnsi="Arial" w:cs="Arial"/>
+          <w:color w:val="000000"/>
+          <w:sz w:val="18"/>
+          <w:highlight w:val="lightGray"/>
+        </w:rPr>
+        <w:t>Name_En</w:t>
+      </w:r>
+      <w:proofErr w:type="spellEnd"/>
+      <w:r>
+        <w:rPr>
+          <w:rFonts w:ascii="Arial" w:eastAsia="Arial" w:hAnsi="Arial" w:cs="Arial"/>
+          <w:color w:val="000000"/>
+          <w:sz w:val="18"/>
+          <w:highlight w:val="lightGray"/>
+        </w:rPr>
+        <w:t xml:space="preserve"> Column: Motasem Essam] -&gt; </w:t>
       </w:r>
       <w:r>
         <w:rPr>
@@ -15886,8 +17921,19 @@
           <w:bCs/>
           <w:lang w:bidi="ar-EG"/>
         </w:rPr>
-        <w:t>only Content_Matter</w:t>
-      </w:r>
+        <w:t xml:space="preserve">only </w:t>
+      </w:r>
+      <w:proofErr w:type="spellStart"/>
+      <w:r>
+        <w:rPr>
+          <w:rFonts w:ascii="Roboto Mono" w:hAnsi="Roboto Mono"/>
+          <w:b/>
+          <w:bCs/>
+          <w:lang w:bidi="ar-EG"/>
+        </w:rPr>
+        <w:t>Content_Matter</w:t>
+      </w:r>
+      <w:proofErr w:type="spellEnd"/>
       <w:r>
         <w:rPr>
           <w:rFonts w:ascii="Roboto Mono" w:hAnsi="Roboto Mono"/>
@@ -16011,7 +18057,27 @@
           <w:sz w:val="18"/>
           <w:highlight w:val="lightGray"/>
         </w:rPr>
-        <w:t xml:space="preserve">: Persons Table -&gt; ID Column: 1, Name_En Column: Motasem Essam] -&gt; </w:t>
+        <w:t xml:space="preserve">: Persons Table -&gt; ID Column: 1, </w:t>
+      </w:r>
+      <w:proofErr w:type="spellStart"/>
+      <w:r>
+        <w:rPr>
+          <w:rFonts w:ascii="Arial" w:eastAsia="Arial" w:hAnsi="Arial" w:cs="Arial"/>
+          <w:color w:val="000000"/>
+          <w:sz w:val="18"/>
+          <w:highlight w:val="lightGray"/>
+        </w:rPr>
+        <w:t>Name_En</w:t>
+      </w:r>
+      <w:proofErr w:type="spellEnd"/>
+      <w:r>
+        <w:rPr>
+          <w:rFonts w:ascii="Arial" w:eastAsia="Arial" w:hAnsi="Arial" w:cs="Arial"/>
+          <w:color w:val="000000"/>
+          <w:sz w:val="18"/>
+          <w:highlight w:val="lightGray"/>
+        </w:rPr>
+        <w:t xml:space="preserve"> Column: Motasem Essam] -&gt; </w:t>
       </w:r>
       <w:r>
         <w:rPr>
@@ -16295,12 +18361,21 @@
           <w:lang w:bidi="ar-EG"/>
         </w:rPr>
       </w:pPr>
-      <w:r>
-        <w:rPr>
-          <w:rFonts w:ascii="Roboto Mono" w:hAnsi="Roboto Mono"/>
-          <w:lang w:bidi="ar-EG"/>
-        </w:rPr>
-        <w:t>BookName/</w:t>
+      <w:proofErr w:type="spellStart"/>
+      <w:r>
+        <w:rPr>
+          <w:rFonts w:ascii="Roboto Mono" w:hAnsi="Roboto Mono"/>
+          <w:lang w:bidi="ar-EG"/>
+        </w:rPr>
+        <w:t>BookName</w:t>
+      </w:r>
+      <w:proofErr w:type="spellEnd"/>
+      <w:r>
+        <w:rPr>
+          <w:rFonts w:ascii="Roboto Mono" w:hAnsi="Roboto Mono"/>
+          <w:lang w:bidi="ar-EG"/>
+        </w:rPr>
+        <w:t>/</w:t>
       </w:r>
     </w:p>
     <w:p>
@@ -16329,7 +18404,23 @@
           <w:rFonts w:ascii="Roboto Mono" w:hAnsi="Roboto Mono"/>
           <w:lang w:bidi="ar-EG"/>
         </w:rPr>
-        <w:t xml:space="preserve"> Front_Matter/</w:t>
+        <w:t xml:space="preserve"> </w:t>
+      </w:r>
+      <w:proofErr w:type="spellStart"/>
+      <w:r>
+        <w:rPr>
+          <w:rFonts w:ascii="Roboto Mono" w:hAnsi="Roboto Mono"/>
+          <w:lang w:bidi="ar-EG"/>
+        </w:rPr>
+        <w:t>Front_Matter</w:t>
+      </w:r>
+      <w:proofErr w:type="spellEnd"/>
+      <w:r>
+        <w:rPr>
+          <w:rFonts w:ascii="Roboto Mono" w:hAnsi="Roboto Mono"/>
+          <w:lang w:bidi="ar-EG"/>
+        </w:rPr>
+        <w:t>/</w:t>
       </w:r>
     </w:p>
     <w:p>
@@ -16372,7 +18463,23 @@
           <w:rFonts w:ascii="Roboto Mono" w:hAnsi="Roboto Mono"/>
           <w:lang w:bidi="ar-EG"/>
         </w:rPr>
-        <w:t xml:space="preserve"> Cover_Page/</w:t>
+        <w:t xml:space="preserve"> </w:t>
+      </w:r>
+      <w:proofErr w:type="spellStart"/>
+      <w:r>
+        <w:rPr>
+          <w:rFonts w:ascii="Roboto Mono" w:hAnsi="Roboto Mono"/>
+          <w:lang w:bidi="ar-EG"/>
+        </w:rPr>
+        <w:t>Cover_Page</w:t>
+      </w:r>
+      <w:proofErr w:type="spellEnd"/>
+      <w:r>
+        <w:rPr>
+          <w:rFonts w:ascii="Roboto Mono" w:hAnsi="Roboto Mono"/>
+          <w:lang w:bidi="ar-EG"/>
+        </w:rPr>
+        <w:t>/</w:t>
       </w:r>
     </w:p>
     <w:p>
@@ -16415,7 +18522,23 @@
           <w:rFonts w:ascii="Roboto Mono" w:hAnsi="Roboto Mono"/>
           <w:lang w:bidi="ar-EG"/>
         </w:rPr>
-        <w:t xml:space="preserve"> Title_Page/</w:t>
+        <w:t xml:space="preserve"> </w:t>
+      </w:r>
+      <w:proofErr w:type="spellStart"/>
+      <w:r>
+        <w:rPr>
+          <w:rFonts w:ascii="Roboto Mono" w:hAnsi="Roboto Mono"/>
+          <w:lang w:bidi="ar-EG"/>
+        </w:rPr>
+        <w:t>Title_Page</w:t>
+      </w:r>
+      <w:proofErr w:type="spellEnd"/>
+      <w:r>
+        <w:rPr>
+          <w:rFonts w:ascii="Roboto Mono" w:hAnsi="Roboto Mono"/>
+          <w:lang w:bidi="ar-EG"/>
+        </w:rPr>
+        <w:t>/</w:t>
       </w:r>
     </w:p>
     <w:p>
@@ -16580,7 +18703,23 @@
           <w:rFonts w:ascii="Roboto Mono" w:hAnsi="Roboto Mono"/>
           <w:lang w:bidi="ar-EG"/>
         </w:rPr>
-        <w:t xml:space="preserve"> Note_to_the_Teacher/</w:t>
+        <w:t xml:space="preserve"> </w:t>
+      </w:r>
+      <w:proofErr w:type="spellStart"/>
+      <w:r>
+        <w:rPr>
+          <w:rFonts w:ascii="Roboto Mono" w:hAnsi="Roboto Mono"/>
+          <w:lang w:bidi="ar-EG"/>
+        </w:rPr>
+        <w:t>Note_to_the_Teacher</w:t>
+      </w:r>
+      <w:proofErr w:type="spellEnd"/>
+      <w:r>
+        <w:rPr>
+          <w:rFonts w:ascii="Roboto Mono" w:hAnsi="Roboto Mono"/>
+          <w:lang w:bidi="ar-EG"/>
+        </w:rPr>
+        <w:t>/</w:t>
       </w:r>
     </w:p>
     <w:p>
@@ -16624,7 +18763,23 @@
           <w:rFonts w:ascii="Roboto Mono" w:hAnsi="Roboto Mono"/>
           <w:lang w:bidi="ar-EG"/>
         </w:rPr>
-        <w:t xml:space="preserve"> Content_Matter/</w:t>
+        <w:t xml:space="preserve"> </w:t>
+      </w:r>
+      <w:proofErr w:type="spellStart"/>
+      <w:r>
+        <w:rPr>
+          <w:rFonts w:ascii="Roboto Mono" w:hAnsi="Roboto Mono"/>
+          <w:lang w:bidi="ar-EG"/>
+        </w:rPr>
+        <w:t>Content_Matter</w:t>
+      </w:r>
+      <w:proofErr w:type="spellEnd"/>
+      <w:r>
+        <w:rPr>
+          <w:rFonts w:ascii="Roboto Mono" w:hAnsi="Roboto Mono"/>
+          <w:lang w:bidi="ar-EG"/>
+        </w:rPr>
+        <w:t>/</w:t>
       </w:r>
     </w:p>
     <w:p>
@@ -16784,7 +18939,23 @@
           <w:rFonts w:ascii="Roboto Mono" w:hAnsi="Roboto Mono"/>
           <w:lang w:bidi="ar-EG"/>
         </w:rPr>
-        <w:t xml:space="preserve"> Back_Matter/</w:t>
+        <w:t xml:space="preserve"> </w:t>
+      </w:r>
+      <w:proofErr w:type="spellStart"/>
+      <w:r>
+        <w:rPr>
+          <w:rFonts w:ascii="Roboto Mono" w:hAnsi="Roboto Mono"/>
+          <w:lang w:bidi="ar-EG"/>
+        </w:rPr>
+        <w:t>Back_Matter</w:t>
+      </w:r>
+      <w:proofErr w:type="spellEnd"/>
+      <w:r>
+        <w:rPr>
+          <w:rFonts w:ascii="Roboto Mono" w:hAnsi="Roboto Mono"/>
+          <w:lang w:bidi="ar-EG"/>
+        </w:rPr>
+        <w:t>/</w:t>
       </w:r>
     </w:p>
     <w:p>
@@ -16820,7 +18991,23 @@
           <w:rFonts w:ascii="Roboto Mono" w:hAnsi="Roboto Mono"/>
           <w:lang w:bidi="ar-EG"/>
         </w:rPr>
-        <w:t xml:space="preserve"> Appendix_The_Written_Representation_of_Language/</w:t>
+        <w:t xml:space="preserve"> </w:t>
+      </w:r>
+      <w:proofErr w:type="spellStart"/>
+      <w:r>
+        <w:rPr>
+          <w:rFonts w:ascii="Roboto Mono" w:hAnsi="Roboto Mono"/>
+          <w:lang w:bidi="ar-EG"/>
+        </w:rPr>
+        <w:t>Appendix_The_Written_Representation_of_Language</w:t>
+      </w:r>
+      <w:proofErr w:type="spellEnd"/>
+      <w:r>
+        <w:rPr>
+          <w:rFonts w:ascii="Roboto Mono" w:hAnsi="Roboto Mono"/>
+          <w:lang w:bidi="ar-EG"/>
+        </w:rPr>
+        <w:t>/</w:t>
       </w:r>
     </w:p>
     <w:p>
@@ -17019,12 +19206,21 @@
           <w:lang w:bidi="ar-EG"/>
         </w:rPr>
       </w:pPr>
-      <w:r>
-        <w:rPr>
-          <w:rFonts w:ascii="Roboto Mono" w:hAnsi="Roboto Mono"/>
-          <w:lang w:bidi="ar-EG"/>
-        </w:rPr>
-        <w:t>BookName/</w:t>
+      <w:proofErr w:type="spellStart"/>
+      <w:r>
+        <w:rPr>
+          <w:rFonts w:ascii="Roboto Mono" w:hAnsi="Roboto Mono"/>
+          <w:lang w:bidi="ar-EG"/>
+        </w:rPr>
+        <w:t>BookName</w:t>
+      </w:r>
+      <w:proofErr w:type="spellEnd"/>
+      <w:r>
+        <w:rPr>
+          <w:rFonts w:ascii="Roboto Mono" w:hAnsi="Roboto Mono"/>
+          <w:lang w:bidi="ar-EG"/>
+        </w:rPr>
+        <w:t>/</w:t>
       </w:r>
     </w:p>
     <w:p>
@@ -17433,7 +19629,27 @@
           <w:sz w:val="18"/>
           <w:highlight w:val="lightGray"/>
         </w:rPr>
-        <w:t xml:space="preserve">: Persons Table -&gt; ID Column: 1, Name_En Column: Motasem Essam] -&gt; </w:t>
+        <w:t xml:space="preserve">: Persons Table -&gt; ID Column: 1, </w:t>
+      </w:r>
+      <w:proofErr w:type="spellStart"/>
+      <w:r>
+        <w:rPr>
+          <w:rFonts w:ascii="Arial" w:eastAsia="Arial" w:hAnsi="Arial" w:cs="Arial"/>
+          <w:color w:val="000000"/>
+          <w:sz w:val="18"/>
+          <w:highlight w:val="lightGray"/>
+        </w:rPr>
+        <w:t>Name_En</w:t>
+      </w:r>
+      <w:proofErr w:type="spellEnd"/>
+      <w:r>
+        <w:rPr>
+          <w:rFonts w:ascii="Arial" w:eastAsia="Arial" w:hAnsi="Arial" w:cs="Arial"/>
+          <w:color w:val="000000"/>
+          <w:sz w:val="18"/>
+          <w:highlight w:val="lightGray"/>
+        </w:rPr>
+        <w:t xml:space="preserve"> Column: Motasem Essam] -&gt; </w:t>
       </w:r>
       <w:r>
         <w:rPr>
@@ -17764,7 +19980,27 @@
           <w:sz w:val="18"/>
           <w:highlight w:val="lightGray"/>
         </w:rPr>
-        <w:t xml:space="preserve">: Persons Table -&gt; ID Column: 1, Name_En Column: Motasem Essam] -&gt; </w:t>
+        <w:t xml:space="preserve">: Persons Table -&gt; ID Column: 1, </w:t>
+      </w:r>
+      <w:proofErr w:type="spellStart"/>
+      <w:r>
+        <w:rPr>
+          <w:rFonts w:ascii="Arial" w:eastAsia="Arial" w:hAnsi="Arial" w:cs="Arial"/>
+          <w:color w:val="000000"/>
+          <w:sz w:val="18"/>
+          <w:highlight w:val="lightGray"/>
+        </w:rPr>
+        <w:t>Name_En</w:t>
+      </w:r>
+      <w:proofErr w:type="spellEnd"/>
+      <w:r>
+        <w:rPr>
+          <w:rFonts w:ascii="Arial" w:eastAsia="Arial" w:hAnsi="Arial" w:cs="Arial"/>
+          <w:color w:val="000000"/>
+          <w:sz w:val="18"/>
+          <w:highlight w:val="lightGray"/>
+        </w:rPr>
+        <w:t xml:space="preserve"> Column: Motasem Essam] -&gt; </w:t>
       </w:r>
       <w:r>
         <w:rPr>
@@ -18439,7 +20675,27 @@
           <w:sz w:val="18"/>
           <w:highlight w:val="lightGray"/>
         </w:rPr>
-        <w:t xml:space="preserve">: Persons Table -&gt; ID Column: 1, Name_En Column: Motasem Essam] -&gt; </w:t>
+        <w:t xml:space="preserve">: Persons Table -&gt; ID Column: 1, </w:t>
+      </w:r>
+      <w:proofErr w:type="spellStart"/>
+      <w:r>
+        <w:rPr>
+          <w:rFonts w:ascii="Arial" w:eastAsia="Arial" w:hAnsi="Arial" w:cs="Arial"/>
+          <w:color w:val="000000"/>
+          <w:sz w:val="18"/>
+          <w:highlight w:val="lightGray"/>
+        </w:rPr>
+        <w:t>Name_En</w:t>
+      </w:r>
+      <w:proofErr w:type="spellEnd"/>
+      <w:r>
+        <w:rPr>
+          <w:rFonts w:ascii="Arial" w:eastAsia="Arial" w:hAnsi="Arial" w:cs="Arial"/>
+          <w:color w:val="000000"/>
+          <w:sz w:val="18"/>
+          <w:highlight w:val="lightGray"/>
+        </w:rPr>
+        <w:t xml:space="preserve"> Column: Motasem Essam] -&gt; </w:t>
       </w:r>
       <w:r>
         <w:rPr>
@@ -18838,7 +21094,27 @@
           <w:sz w:val="18"/>
           <w:highlight w:val="lightGray"/>
         </w:rPr>
-        <w:t xml:space="preserve">: Persons Table -&gt; ID Column: 1, Name_En Column: Motasem Essam] -&gt; </w:t>
+        <w:t xml:space="preserve">: Persons Table -&gt; ID Column: 1, </w:t>
+      </w:r>
+      <w:proofErr w:type="spellStart"/>
+      <w:r>
+        <w:rPr>
+          <w:rFonts w:ascii="Arial" w:eastAsia="Arial" w:hAnsi="Arial" w:cs="Arial"/>
+          <w:color w:val="000000"/>
+          <w:sz w:val="18"/>
+          <w:highlight w:val="lightGray"/>
+        </w:rPr>
+        <w:t>Name_En</w:t>
+      </w:r>
+      <w:proofErr w:type="spellEnd"/>
+      <w:r>
+        <w:rPr>
+          <w:rFonts w:ascii="Arial" w:eastAsia="Arial" w:hAnsi="Arial" w:cs="Arial"/>
+          <w:color w:val="000000"/>
+          <w:sz w:val="18"/>
+          <w:highlight w:val="lightGray"/>
+        </w:rPr>
+        <w:t xml:space="preserve"> Column: Motasem Essam] -&gt; </w:t>
       </w:r>
       <w:r>
         <w:rPr>
@@ -19089,7 +21365,27 @@
           <w:sz w:val="18"/>
           <w:highlight w:val="lightGray"/>
         </w:rPr>
-        <w:t xml:space="preserve">: Persons Table -&gt; ID Column: 1, Name_En Column: Motasem Essam] -&gt; </w:t>
+        <w:t xml:space="preserve">: Persons Table -&gt; ID Column: 1, </w:t>
+      </w:r>
+      <w:proofErr w:type="spellStart"/>
+      <w:r>
+        <w:rPr>
+          <w:rFonts w:ascii="Arial" w:eastAsia="Arial" w:hAnsi="Arial" w:cs="Arial"/>
+          <w:color w:val="000000"/>
+          <w:sz w:val="18"/>
+          <w:highlight w:val="lightGray"/>
+        </w:rPr>
+        <w:t>Name_En</w:t>
+      </w:r>
+      <w:proofErr w:type="spellEnd"/>
+      <w:r>
+        <w:rPr>
+          <w:rFonts w:ascii="Arial" w:eastAsia="Arial" w:hAnsi="Arial" w:cs="Arial"/>
+          <w:color w:val="000000"/>
+          <w:sz w:val="18"/>
+          <w:highlight w:val="lightGray"/>
+        </w:rPr>
+        <w:t xml:space="preserve"> Column: Motasem Essam] -&gt; </w:t>
       </w:r>
       <w:r>
         <w:rPr>
@@ -19306,7 +21602,27 @@
           <w:sz w:val="18"/>
           <w:highlight w:val="lightGray"/>
         </w:rPr>
-        <w:t xml:space="preserve">: Persons Table -&gt; ID Column: 1, Name_En Column: Motasem Essam] -&gt; </w:t>
+        <w:t xml:space="preserve">: Persons Table -&gt; ID Column: 1, </w:t>
+      </w:r>
+      <w:proofErr w:type="spellStart"/>
+      <w:r>
+        <w:rPr>
+          <w:rFonts w:ascii="Arial" w:eastAsia="Arial" w:hAnsi="Arial" w:cs="Arial"/>
+          <w:color w:val="000000"/>
+          <w:sz w:val="18"/>
+          <w:highlight w:val="lightGray"/>
+        </w:rPr>
+        <w:t>Name_En</w:t>
+      </w:r>
+      <w:proofErr w:type="spellEnd"/>
+      <w:r>
+        <w:rPr>
+          <w:rFonts w:ascii="Arial" w:eastAsia="Arial" w:hAnsi="Arial" w:cs="Arial"/>
+          <w:color w:val="000000"/>
+          <w:sz w:val="18"/>
+          <w:highlight w:val="lightGray"/>
+        </w:rPr>
+        <w:t xml:space="preserve"> Column: Motasem Essam] -&gt; </w:t>
       </w:r>
       <w:r>
         <w:rPr>
@@ -19696,7 +22012,27 @@
           <w:sz w:val="18"/>
           <w:highlight w:val="lightGray"/>
         </w:rPr>
-        <w:t xml:space="preserve">: Persons Table -&gt; ID Column: 1, Name_En Column: Motasem Essam] -&gt; </w:t>
+        <w:t xml:space="preserve">: Persons Table -&gt; ID Column: 1, </w:t>
+      </w:r>
+      <w:proofErr w:type="spellStart"/>
+      <w:r>
+        <w:rPr>
+          <w:rFonts w:ascii="Arial" w:eastAsia="Arial" w:hAnsi="Arial" w:cs="Arial"/>
+          <w:color w:val="000000"/>
+          <w:sz w:val="18"/>
+          <w:highlight w:val="lightGray"/>
+        </w:rPr>
+        <w:t>Name_En</w:t>
+      </w:r>
+      <w:proofErr w:type="spellEnd"/>
+      <w:r>
+        <w:rPr>
+          <w:rFonts w:ascii="Arial" w:eastAsia="Arial" w:hAnsi="Arial" w:cs="Arial"/>
+          <w:color w:val="000000"/>
+          <w:sz w:val="18"/>
+          <w:highlight w:val="lightGray"/>
+        </w:rPr>
+        <w:t xml:space="preserve"> Column: Motasem Essam] -&gt; </w:t>
       </w:r>
       <w:r>
         <w:rPr>
@@ -20108,7 +22444,27 @@
           <w:sz w:val="18"/>
           <w:highlight w:val="lightGray"/>
         </w:rPr>
-        <w:t xml:space="preserve">: Persons Table -&gt; ID Column: 1, Name_En Column: Motasem Essam] -&gt; </w:t>
+        <w:t xml:space="preserve">: Persons Table -&gt; ID Column: 1, </w:t>
+      </w:r>
+      <w:proofErr w:type="spellStart"/>
+      <w:r>
+        <w:rPr>
+          <w:rFonts w:ascii="Arial" w:eastAsia="Arial" w:hAnsi="Arial" w:cs="Arial"/>
+          <w:color w:val="000000"/>
+          <w:sz w:val="18"/>
+          <w:highlight w:val="lightGray"/>
+        </w:rPr>
+        <w:t>Name_En</w:t>
+      </w:r>
+      <w:proofErr w:type="spellEnd"/>
+      <w:r>
+        <w:rPr>
+          <w:rFonts w:ascii="Arial" w:eastAsia="Arial" w:hAnsi="Arial" w:cs="Arial"/>
+          <w:color w:val="000000"/>
+          <w:sz w:val="18"/>
+          <w:highlight w:val="lightGray"/>
+        </w:rPr>
+        <w:t xml:space="preserve"> Column: Motasem Essam] -&gt; </w:t>
       </w:r>
       <w:r>
         <w:rPr>
@@ -20480,7 +22836,27 @@
           <w:sz w:val="18"/>
           <w:highlight w:val="lightGray"/>
         </w:rPr>
-        <w:t xml:space="preserve">: Persons Table -&gt; ID Column: 1, Name_En Column: Motasem Essam] -&gt; </w:t>
+        <w:t xml:space="preserve">: Persons Table -&gt; ID Column: 1, </w:t>
+      </w:r>
+      <w:proofErr w:type="spellStart"/>
+      <w:r>
+        <w:rPr>
+          <w:rFonts w:ascii="Arial" w:eastAsia="Arial" w:hAnsi="Arial" w:cs="Arial"/>
+          <w:color w:val="000000"/>
+          <w:sz w:val="18"/>
+          <w:highlight w:val="lightGray"/>
+        </w:rPr>
+        <w:t>Name_En</w:t>
+      </w:r>
+      <w:proofErr w:type="spellEnd"/>
+      <w:r>
+        <w:rPr>
+          <w:rFonts w:ascii="Arial" w:eastAsia="Arial" w:hAnsi="Arial" w:cs="Arial"/>
+          <w:color w:val="000000"/>
+          <w:sz w:val="18"/>
+          <w:highlight w:val="lightGray"/>
+        </w:rPr>
+        <w:t xml:space="preserve"> Column: Motasem Essam] -&gt; </w:t>
       </w:r>
       <w:r>
         <w:rPr>
@@ -20757,7 +23133,27 @@
           <w:sz w:val="18"/>
           <w:highlight w:val="lightGray"/>
         </w:rPr>
-        <w:t xml:space="preserve">: Persons Table -&gt; ID Column: 1, Name_En Column: Motasem Essam] -&gt; </w:t>
+        <w:t xml:space="preserve">: Persons Table -&gt; ID Column: 1, </w:t>
+      </w:r>
+      <w:proofErr w:type="spellStart"/>
+      <w:r>
+        <w:rPr>
+          <w:rFonts w:ascii="Arial" w:eastAsia="Arial" w:hAnsi="Arial" w:cs="Arial"/>
+          <w:color w:val="000000"/>
+          <w:sz w:val="18"/>
+          <w:highlight w:val="lightGray"/>
+        </w:rPr>
+        <w:t>Name_En</w:t>
+      </w:r>
+      <w:proofErr w:type="spellEnd"/>
+      <w:r>
+        <w:rPr>
+          <w:rFonts w:ascii="Arial" w:eastAsia="Arial" w:hAnsi="Arial" w:cs="Arial"/>
+          <w:color w:val="000000"/>
+          <w:sz w:val="18"/>
+          <w:highlight w:val="lightGray"/>
+        </w:rPr>
+        <w:t xml:space="preserve"> Column: Motasem Essam] -&gt; </w:t>
       </w:r>
       <w:r>
         <w:rPr>
@@ -20964,7 +23360,27 @@
           <w:sz w:val="18"/>
           <w:highlight w:val="lightGray"/>
         </w:rPr>
-        <w:t xml:space="preserve">: Persons Table -&gt; ID Column: 1, Name_En Column: Motasem Essam] -&gt; </w:t>
+        <w:t xml:space="preserve">: Persons Table -&gt; ID Column: 1, </w:t>
+      </w:r>
+      <w:proofErr w:type="spellStart"/>
+      <w:r>
+        <w:rPr>
+          <w:rFonts w:ascii="Arial" w:eastAsia="Arial" w:hAnsi="Arial" w:cs="Arial"/>
+          <w:color w:val="000000"/>
+          <w:sz w:val="18"/>
+          <w:highlight w:val="lightGray"/>
+        </w:rPr>
+        <w:t>Name_En</w:t>
+      </w:r>
+      <w:proofErr w:type="spellEnd"/>
+      <w:r>
+        <w:rPr>
+          <w:rFonts w:ascii="Arial" w:eastAsia="Arial" w:hAnsi="Arial" w:cs="Arial"/>
+          <w:color w:val="000000"/>
+          <w:sz w:val="18"/>
+          <w:highlight w:val="lightGray"/>
+        </w:rPr>
+        <w:t xml:space="preserve"> Column: Motasem Essam] -&gt; </w:t>
       </w:r>
       <w:r>
         <w:rPr>
@@ -21032,11 +23448,19 @@
         </w:rPr>
         <w:tab/>
       </w:r>
-      <w:r>
-        <w:rPr>
-          <w:rFonts w:ascii="Roboto Mono" w:hAnsi="Roboto Mono"/>
-        </w:rPr>
-        <w:t>ively.</w:t>
+      <w:proofErr w:type="spellStart"/>
+      <w:r>
+        <w:rPr>
+          <w:rFonts w:ascii="Roboto Mono" w:hAnsi="Roboto Mono"/>
+        </w:rPr>
+        <w:t>ively</w:t>
+      </w:r>
+      <w:proofErr w:type="spellEnd"/>
+      <w:r>
+        <w:rPr>
+          <w:rFonts w:ascii="Roboto Mono" w:hAnsi="Roboto Mono"/>
+        </w:rPr>
+        <w:t>.</w:t>
       </w:r>
     </w:p>
     <w:p>
@@ -21144,7 +23568,7 @@
           <w:rFonts w:ascii="Roboto Mono" w:hAnsi="Roboto Mono"/>
         </w:rPr>
         <w:pict w14:anchorId="0587B22B">
-          <v:rect id="_x0000_i1047" style="width:0;height:1.5pt" o:hralign="center" o:hrstd="t" o:hr="t" fillcolor="#a0a0a0" stroked="f"/>
+          <v:rect id="_x0000_i1041" style="width:0;height:1.5pt" o:hralign="center" o:hrstd="t" o:hr="t" fillcolor="#a0a0a0" stroked="f"/>
         </w:pict>
       </w:r>
     </w:p>
@@ -21219,7 +23643,27 @@
           <w:sz w:val="18"/>
           <w:highlight w:val="lightGray"/>
         </w:rPr>
-        <w:t xml:space="preserve">: Persons Table -&gt; ID Column: 1, Name_En Column: Motasem Essam] -&gt; </w:t>
+        <w:t xml:space="preserve">: Persons Table -&gt; ID Column: 1, </w:t>
+      </w:r>
+      <w:proofErr w:type="spellStart"/>
+      <w:r>
+        <w:rPr>
+          <w:rFonts w:ascii="Arial" w:eastAsia="Arial" w:hAnsi="Arial" w:cs="Arial"/>
+          <w:color w:val="000000"/>
+          <w:sz w:val="18"/>
+          <w:highlight w:val="lightGray"/>
+        </w:rPr>
+        <w:t>Name_En</w:t>
+      </w:r>
+      <w:proofErr w:type="spellEnd"/>
+      <w:r>
+        <w:rPr>
+          <w:rFonts w:ascii="Arial" w:eastAsia="Arial" w:hAnsi="Arial" w:cs="Arial"/>
+          <w:color w:val="000000"/>
+          <w:sz w:val="18"/>
+          <w:highlight w:val="lightGray"/>
+        </w:rPr>
+        <w:t xml:space="preserve"> Column: Motasem Essam] -&gt; </w:t>
       </w:r>
       <w:r>
         <w:rPr>
@@ -21294,10 +23738,7 @@
         <w:pStyle w:val="Heading6"/>
       </w:pPr>
       <w:r>
-        <w:t>1-</w:t>
-      </w:r>
-      <w:r>
-        <w:t>Sections Structure</w:t>
+        <w:t>1-Sections Structure</w:t>
       </w:r>
     </w:p>
     <w:p>
@@ -21326,7 +23767,27 @@
           <w:sz w:val="18"/>
           <w:highlight w:val="lightGray"/>
         </w:rPr>
-        <w:t xml:space="preserve">: Persons Table -&gt; ID Column: 1, Name_En Column: Motasem Essam] -&gt; </w:t>
+        <w:t xml:space="preserve">: Persons Table -&gt; ID Column: 1, </w:t>
+      </w:r>
+      <w:proofErr w:type="spellStart"/>
+      <w:r>
+        <w:rPr>
+          <w:rFonts w:ascii="Arial" w:eastAsia="Arial" w:hAnsi="Arial" w:cs="Arial"/>
+          <w:color w:val="000000"/>
+          <w:sz w:val="18"/>
+          <w:highlight w:val="lightGray"/>
+        </w:rPr>
+        <w:t>Name_En</w:t>
+      </w:r>
+      <w:proofErr w:type="spellEnd"/>
+      <w:r>
+        <w:rPr>
+          <w:rFonts w:ascii="Arial" w:eastAsia="Arial" w:hAnsi="Arial" w:cs="Arial"/>
+          <w:color w:val="000000"/>
+          <w:sz w:val="18"/>
+          <w:highlight w:val="lightGray"/>
+        </w:rPr>
+        <w:t xml:space="preserve"> Column: Motasem Essam] -&gt; </w:t>
       </w:r>
       <w:r>
         <w:rPr>
@@ -21524,7 +23985,7 @@
           <w:rFonts w:ascii="Roboto Mono" w:hAnsi="Roboto Mono"/>
         </w:rPr>
         <w:pict w14:anchorId="6BCD0937">
-          <v:rect id="_x0000_i1728" style="width:0;height:1.5pt" o:hralign="center" o:hrstd="t" o:hr="t" fillcolor="#a0a0a0" stroked="f"/>
+          <v:rect id="_x0000_i1042" style="width:0;height:1.5pt" o:hralign="center" o:hrstd="t" o:hr="t" fillcolor="#a0a0a0" stroked="f"/>
         </w:pict>
       </w:r>
     </w:p>
@@ -21554,7 +24015,27 @@
           <w:sz w:val="18"/>
           <w:highlight w:val="lightGray"/>
         </w:rPr>
-        <w:t xml:space="preserve">: Persons Table -&gt; ID Column: 1, Name_En Column: Motasem Essam] -&gt; </w:t>
+        <w:t xml:space="preserve">: Persons Table -&gt; ID Column: 1, </w:t>
+      </w:r>
+      <w:proofErr w:type="spellStart"/>
+      <w:r>
+        <w:rPr>
+          <w:rFonts w:ascii="Arial" w:eastAsia="Arial" w:hAnsi="Arial" w:cs="Arial"/>
+          <w:color w:val="000000"/>
+          <w:sz w:val="18"/>
+          <w:highlight w:val="lightGray"/>
+        </w:rPr>
+        <w:t>Name_En</w:t>
+      </w:r>
+      <w:proofErr w:type="spellEnd"/>
+      <w:r>
+        <w:rPr>
+          <w:rFonts w:ascii="Arial" w:eastAsia="Arial" w:hAnsi="Arial" w:cs="Arial"/>
+          <w:color w:val="000000"/>
+          <w:sz w:val="18"/>
+          <w:highlight w:val="lightGray"/>
+        </w:rPr>
+        <w:t xml:space="preserve"> Column: Motasem Essam] -&gt; </w:t>
       </w:r>
       <w:r>
         <w:rPr>
@@ -21656,7 +24137,7 @@
           <w:rFonts w:ascii="Roboto Mono" w:hAnsi="Roboto Mono"/>
         </w:rPr>
         <w:pict w14:anchorId="33E7776C">
-          <v:rect id="_x0000_i1729" style="width:0;height:1.5pt" o:hralign="center" o:hrstd="t" o:hr="t" fillcolor="#a0a0a0" stroked="f"/>
+          <v:rect id="_x0000_i1043" style="width:0;height:1.5pt" o:hralign="center" o:hrstd="t" o:hr="t" fillcolor="#a0a0a0" stroked="f"/>
         </w:pict>
       </w:r>
     </w:p>
@@ -21723,7 +24204,7 @@
           <w:rFonts w:ascii="Roboto Mono" w:hAnsi="Roboto Mono"/>
         </w:rPr>
         <w:pict w14:anchorId="51DD2833">
-          <v:rect id="_x0000_i1730" style="width:0;height:1.5pt" o:hralign="center" o:hrstd="t" o:hr="t" fillcolor="#a0a0a0" stroked="f"/>
+          <v:rect id="_x0000_i1044" style="width:0;height:1.5pt" o:hralign="center" o:hrstd="t" o:hr="t" fillcolor="#a0a0a0" stroked="f"/>
         </w:pict>
       </w:r>
     </w:p>
@@ -21789,7 +24270,7 @@
           <w:rFonts w:ascii="Roboto Mono" w:hAnsi="Roboto Mono"/>
         </w:rPr>
         <w:pict w14:anchorId="2C5C0EAF">
-          <v:rect id="_x0000_i1731" style="width:0;height:1.5pt" o:hralign="center" o:hrstd="t" o:hr="t" fillcolor="#a0a0a0" stroked="f"/>
+          <v:rect id="_x0000_i1045" style="width:0;height:1.5pt" o:hralign="center" o:hrstd="t" o:hr="t" fillcolor="#a0a0a0" stroked="f"/>
         </w:pict>
       </w:r>
     </w:p>
@@ -21855,7 +24336,7 @@
           <w:rFonts w:ascii="Roboto Mono" w:hAnsi="Roboto Mono"/>
         </w:rPr>
         <w:pict w14:anchorId="62AC2777">
-          <v:rect id="_x0000_i1732" style="width:0;height:1.5pt" o:hralign="center" o:hrstd="t" o:hr="t" fillcolor="#a0a0a0" stroked="f"/>
+          <v:rect id="_x0000_i1046" style="width:0;height:1.5pt" o:hralign="center" o:hrstd="t" o:hr="t" fillcolor="#a0a0a0" stroked="f"/>
         </w:pict>
       </w:r>
     </w:p>
@@ -21885,7 +24366,27 @@
           <w:sz w:val="18"/>
           <w:highlight w:val="lightGray"/>
         </w:rPr>
-        <w:t xml:space="preserve">: Persons Table -&gt; ID Column: 1, Name_En Column: Motasem Essam] -&gt; </w:t>
+        <w:t xml:space="preserve">: Persons Table -&gt; ID Column: 1, </w:t>
+      </w:r>
+      <w:proofErr w:type="spellStart"/>
+      <w:r>
+        <w:rPr>
+          <w:rFonts w:ascii="Arial" w:eastAsia="Arial" w:hAnsi="Arial" w:cs="Arial"/>
+          <w:color w:val="000000"/>
+          <w:sz w:val="18"/>
+          <w:highlight w:val="lightGray"/>
+        </w:rPr>
+        <w:t>Name_En</w:t>
+      </w:r>
+      <w:proofErr w:type="spellEnd"/>
+      <w:r>
+        <w:rPr>
+          <w:rFonts w:ascii="Arial" w:eastAsia="Arial" w:hAnsi="Arial" w:cs="Arial"/>
+          <w:color w:val="000000"/>
+          <w:sz w:val="18"/>
+          <w:highlight w:val="lightGray"/>
+        </w:rPr>
+        <w:t xml:space="preserve"> Column: Motasem Essam] -&gt; </w:t>
       </w:r>
       <w:r>
         <w:rPr>
@@ -21987,7 +24488,7 @@
           <w:rFonts w:ascii="Roboto Mono" w:hAnsi="Roboto Mono"/>
         </w:rPr>
         <w:pict w14:anchorId="0172DC8C">
-          <v:rect id="_x0000_i1733" style="width:0;height:1.5pt" o:hralign="center" o:hrstd="t" o:hr="t" fillcolor="#a0a0a0" stroked="f"/>
+          <v:rect id="_x0000_i1047" style="width:0;height:1.5pt" o:hralign="center" o:hrstd="t" o:hr="t" fillcolor="#a0a0a0" stroked="f"/>
         </w:pict>
       </w:r>
     </w:p>
@@ -22053,7 +24554,7 @@
           <w:rFonts w:ascii="Roboto Mono" w:hAnsi="Roboto Mono"/>
         </w:rPr>
         <w:pict w14:anchorId="2E8391F2">
-          <v:rect id="_x0000_i1734" style="width:0;height:1.5pt" o:hralign="center" o:hrstd="t" o:hr="t" fillcolor="#a0a0a0" stroked="f"/>
+          <v:rect id="_x0000_i1048" style="width:0;height:1.5pt" o:hralign="center" o:hrstd="t" o:hr="t" fillcolor="#a0a0a0" stroked="f"/>
         </w:pict>
       </w:r>
     </w:p>
@@ -22119,7 +24620,7 @@
           <w:rFonts w:ascii="Roboto Mono" w:hAnsi="Roboto Mono"/>
         </w:rPr>
         <w:pict w14:anchorId="0882B567">
-          <v:rect id="_x0000_i1735" style="width:0;height:1.5pt" o:hralign="center" o:hrstd="t" o:hr="t" fillcolor="#a0a0a0" stroked="f"/>
+          <v:rect id="_x0000_i1049" style="width:0;height:1.5pt" o:hralign="center" o:hrstd="t" o:hr="t" fillcolor="#a0a0a0" stroked="f"/>
         </w:pict>
       </w:r>
     </w:p>
@@ -22186,7 +24687,7 @@
           <w:rFonts w:ascii="Roboto Mono" w:hAnsi="Roboto Mono"/>
         </w:rPr>
         <w:pict w14:anchorId="1975F026">
-          <v:rect id="_x0000_i1736" style="width:0;height:1.5pt" o:hralign="center" o:hrstd="t" o:hr="t" fillcolor="#a0a0a0" stroked="f"/>
+          <v:rect id="_x0000_i1050" style="width:0;height:1.5pt" o:hralign="center" o:hrstd="t" o:hr="t" fillcolor="#a0a0a0" stroked="f"/>
         </w:pict>
       </w:r>
     </w:p>
@@ -22303,7 +24804,7 @@
           <w:rFonts w:ascii="Roboto Mono" w:hAnsi="Roboto Mono"/>
         </w:rPr>
         <w:pict w14:anchorId="5C8A94B8">
-          <v:rect id="_x0000_i1737" style="width:0;height:1.5pt" o:hralign="center" o:hrstd="t" o:hr="t" fillcolor="#a0a0a0" stroked="f"/>
+          <v:rect id="_x0000_i1051" style="width:0;height:1.5pt" o:hralign="center" o:hrstd="t" o:hr="t" fillcolor="#a0a0a0" stroked="f"/>
         </w:pict>
       </w:r>
     </w:p>
@@ -22412,7 +24913,27 @@
           <w:sz w:val="18"/>
           <w:highlight w:val="lightGray"/>
         </w:rPr>
-        <w:t xml:space="preserve">: Persons Table -&gt; ID Column: 1, Name_En Column: Motasem Essam] -&gt; </w:t>
+        <w:t xml:space="preserve">: Persons Table -&gt; ID Column: 1, </w:t>
+      </w:r>
+      <w:proofErr w:type="spellStart"/>
+      <w:r>
+        <w:rPr>
+          <w:rFonts w:ascii="Arial" w:eastAsia="Arial" w:hAnsi="Arial" w:cs="Arial"/>
+          <w:color w:val="000000"/>
+          <w:sz w:val="18"/>
+          <w:highlight w:val="lightGray"/>
+        </w:rPr>
+        <w:t>Name_En</w:t>
+      </w:r>
+      <w:proofErr w:type="spellEnd"/>
+      <w:r>
+        <w:rPr>
+          <w:rFonts w:ascii="Arial" w:eastAsia="Arial" w:hAnsi="Arial" w:cs="Arial"/>
+          <w:color w:val="000000"/>
+          <w:sz w:val="18"/>
+          <w:highlight w:val="lightGray"/>
+        </w:rPr>
+        <w:t xml:space="preserve"> Column: Motasem Essam] -&gt; </w:t>
       </w:r>
       <w:r>
         <w:rPr>
@@ -22618,7 +25139,7 @@
           <w:rFonts w:ascii="Roboto Mono" w:hAnsi="Roboto Mono"/>
         </w:rPr>
         <w:pict w14:anchorId="2A6AA2B6">
-          <v:rect id="_x0000_i1726" style="width:0;height:1.5pt" o:hralign="center" o:hrstd="t" o:hr="t" fillcolor="#a0a0a0" stroked="f"/>
+          <v:rect id="_x0000_i1052" style="width:0;height:1.5pt" o:hralign="center" o:hrstd="t" o:hr="t" fillcolor="#a0a0a0" stroked="f"/>
         </w:pict>
       </w:r>
     </w:p>
@@ -22648,7 +25169,27 @@
           <w:sz w:val="18"/>
           <w:highlight w:val="lightGray"/>
         </w:rPr>
-        <w:t xml:space="preserve">: Persons Table -&gt; ID Column: 1, Name_En Column: Motasem Essam] -&gt; </w:t>
+        <w:t xml:space="preserve">: Persons Table -&gt; ID Column: 1, </w:t>
+      </w:r>
+      <w:proofErr w:type="spellStart"/>
+      <w:r>
+        <w:rPr>
+          <w:rFonts w:ascii="Arial" w:eastAsia="Arial" w:hAnsi="Arial" w:cs="Arial"/>
+          <w:color w:val="000000"/>
+          <w:sz w:val="18"/>
+          <w:highlight w:val="lightGray"/>
+        </w:rPr>
+        <w:t>Name_En</w:t>
+      </w:r>
+      <w:proofErr w:type="spellEnd"/>
+      <w:r>
+        <w:rPr>
+          <w:rFonts w:ascii="Arial" w:eastAsia="Arial" w:hAnsi="Arial" w:cs="Arial"/>
+          <w:color w:val="000000"/>
+          <w:sz w:val="18"/>
+          <w:highlight w:val="lightGray"/>
+        </w:rPr>
+        <w:t xml:space="preserve"> Column: Motasem Essam] -&gt; </w:t>
       </w:r>
       <w:r>
         <w:rPr>
@@ -22832,7 +25373,7 @@
           <w:rFonts w:ascii="Roboto Mono" w:hAnsi="Roboto Mono"/>
         </w:rPr>
         <w:pict w14:anchorId="57F0F65C">
-          <v:rect id="_x0000_i1727" style="width:0;height:1.5pt" o:hralign="center" o:hrstd="t" o:hr="t" fillcolor="#a0a0a0" stroked="f"/>
+          <v:rect id="_x0000_i1053" style="width:0;height:1.5pt" o:hralign="center" o:hrstd="t" o:hr="t" fillcolor="#a0a0a0" stroked="f"/>
         </w:pict>
       </w:r>
     </w:p>
@@ -22862,7 +25403,27 @@
           <w:sz w:val="18"/>
           <w:highlight w:val="lightGray"/>
         </w:rPr>
-        <w:t xml:space="preserve">: Persons Table -&gt; ID Column: 1, Name_En Column: Motasem Essam] -&gt; </w:t>
+        <w:t xml:space="preserve">: Persons Table -&gt; ID Column: 1, </w:t>
+      </w:r>
+      <w:proofErr w:type="spellStart"/>
+      <w:r>
+        <w:rPr>
+          <w:rFonts w:ascii="Arial" w:eastAsia="Arial" w:hAnsi="Arial" w:cs="Arial"/>
+          <w:color w:val="000000"/>
+          <w:sz w:val="18"/>
+          <w:highlight w:val="lightGray"/>
+        </w:rPr>
+        <w:t>Name_En</w:t>
+      </w:r>
+      <w:proofErr w:type="spellEnd"/>
+      <w:r>
+        <w:rPr>
+          <w:rFonts w:ascii="Arial" w:eastAsia="Arial" w:hAnsi="Arial" w:cs="Arial"/>
+          <w:color w:val="000000"/>
+          <w:sz w:val="18"/>
+          <w:highlight w:val="lightGray"/>
+        </w:rPr>
+        <w:t xml:space="preserve"> Column: Motasem Essam] -&gt; </w:t>
       </w:r>
       <w:r>
         <w:rPr>
@@ -23089,7 +25650,27 @@
           <w:sz w:val="18"/>
           <w:highlight w:val="lightGray"/>
         </w:rPr>
-        <w:t xml:space="preserve">: Persons Table -&gt; ID Column: 1, Name_En Column: Motasem Essam] -&gt; </w:t>
+        <w:t xml:space="preserve">: Persons Table -&gt; ID Column: 1, </w:t>
+      </w:r>
+      <w:proofErr w:type="spellStart"/>
+      <w:r>
+        <w:rPr>
+          <w:rFonts w:ascii="Arial" w:eastAsia="Arial" w:hAnsi="Arial" w:cs="Arial"/>
+          <w:color w:val="000000"/>
+          <w:sz w:val="18"/>
+          <w:highlight w:val="lightGray"/>
+        </w:rPr>
+        <w:t>Name_En</w:t>
+      </w:r>
+      <w:proofErr w:type="spellEnd"/>
+      <w:r>
+        <w:rPr>
+          <w:rFonts w:ascii="Arial" w:eastAsia="Arial" w:hAnsi="Arial" w:cs="Arial"/>
+          <w:color w:val="000000"/>
+          <w:sz w:val="18"/>
+          <w:highlight w:val="lightGray"/>
+        </w:rPr>
+        <w:t xml:space="preserve"> Column: Motasem Essam] -&gt; </w:t>
       </w:r>
       <w:r>
         <w:rPr>
@@ -23343,7 +25924,7 @@
           <w:rFonts w:ascii="Roboto Mono" w:hAnsi="Roboto Mono"/>
         </w:rPr>
         <w:pict w14:anchorId="0236732F">
-          <v:rect id="_x0000_i1724" style="width:0;height:1.5pt" o:hralign="center" o:hrstd="t" o:hr="t" fillcolor="#a0a0a0" stroked="f"/>
+          <v:rect id="_x0000_i1054" style="width:0;height:1.5pt" o:hralign="center" o:hrstd="t" o:hr="t" fillcolor="#a0a0a0" stroked="f"/>
         </w:pict>
       </w:r>
     </w:p>
@@ -23380,7 +25961,27 @@
           <w:sz w:val="18"/>
           <w:highlight w:val="lightGray"/>
         </w:rPr>
-        <w:t xml:space="preserve">: Persons Table -&gt; ID Column: 1, Name_En Column: Motasem Essam] -&gt; </w:t>
+        <w:t xml:space="preserve">: Persons Table -&gt; ID Column: 1, </w:t>
+      </w:r>
+      <w:proofErr w:type="spellStart"/>
+      <w:r>
+        <w:rPr>
+          <w:rFonts w:ascii="Arial" w:eastAsia="Arial" w:hAnsi="Arial" w:cs="Arial"/>
+          <w:color w:val="000000"/>
+          <w:sz w:val="18"/>
+          <w:highlight w:val="lightGray"/>
+        </w:rPr>
+        <w:t>Name_En</w:t>
+      </w:r>
+      <w:proofErr w:type="spellEnd"/>
+      <w:r>
+        <w:rPr>
+          <w:rFonts w:ascii="Arial" w:eastAsia="Arial" w:hAnsi="Arial" w:cs="Arial"/>
+          <w:color w:val="000000"/>
+          <w:sz w:val="18"/>
+          <w:highlight w:val="lightGray"/>
+        </w:rPr>
+        <w:t xml:space="preserve"> Column: Motasem Essam] -&gt; </w:t>
       </w:r>
       <w:r>
         <w:rPr>
@@ -23654,7 +26255,7 @@
           <w:rFonts w:ascii="Roboto Mono" w:hAnsi="Roboto Mono"/>
         </w:rPr>
         <w:pict w14:anchorId="7DED89F8">
-          <v:rect id="_x0000_i1725" style="width:0;height:1.5pt" o:hralign="center" o:hrstd="t" o:hr="t" fillcolor="#a0a0a0" stroked="f"/>
+          <v:rect id="_x0000_i1055" style="width:0;height:1.5pt" o:hralign="center" o:hrstd="t" o:hr="t" fillcolor="#a0a0a0" stroked="f"/>
         </w:pict>
       </w:r>
     </w:p>
@@ -23691,7 +26292,27 @@
           <w:sz w:val="18"/>
           <w:highlight w:val="lightGray"/>
         </w:rPr>
-        <w:t xml:space="preserve">: Persons Table -&gt; ID Column: 1, Name_En Column: Motasem Essam] -&gt; </w:t>
+        <w:t xml:space="preserve">: Persons Table -&gt; ID Column: 1, </w:t>
+      </w:r>
+      <w:proofErr w:type="spellStart"/>
+      <w:r>
+        <w:rPr>
+          <w:rFonts w:ascii="Arial" w:eastAsia="Arial" w:hAnsi="Arial" w:cs="Arial"/>
+          <w:color w:val="000000"/>
+          <w:sz w:val="18"/>
+          <w:highlight w:val="lightGray"/>
+        </w:rPr>
+        <w:t>Name_En</w:t>
+      </w:r>
+      <w:proofErr w:type="spellEnd"/>
+      <w:r>
+        <w:rPr>
+          <w:rFonts w:ascii="Arial" w:eastAsia="Arial" w:hAnsi="Arial" w:cs="Arial"/>
+          <w:color w:val="000000"/>
+          <w:sz w:val="18"/>
+          <w:highlight w:val="lightGray"/>
+        </w:rPr>
+        <w:t xml:space="preserve"> Column: Motasem Essam] -&gt; </w:t>
       </w:r>
       <w:r>
         <w:rPr>
@@ -23988,7 +26609,7 @@
         </w:rPr>
         <w:lastRenderedPageBreak/>
         <w:pict w14:anchorId="1CD2DC45">
-          <v:rect id="_x0000_i1742" style="width:0;height:1.5pt" o:hralign="center" o:hrstd="t" o:hr="t" fillcolor="#a0a0a0" stroked="f"/>
+          <v:rect id="_x0000_i1056" style="width:0;height:1.5pt" o:hralign="center" o:hrstd="t" o:hr="t" fillcolor="#a0a0a0" stroked="f"/>
         </w:pict>
       </w:r>
     </w:p>
@@ -24039,7 +26660,27 @@
           <w:sz w:val="18"/>
           <w:highlight w:val="lightGray"/>
         </w:rPr>
-        <w:t xml:space="preserve">: Persons Table -&gt; ID Column: 1, Name_En Column: Motasem Essam] -&gt; </w:t>
+        <w:t xml:space="preserve">: Persons Table -&gt; ID Column: 1, </w:t>
+      </w:r>
+      <w:proofErr w:type="spellStart"/>
+      <w:r>
+        <w:rPr>
+          <w:rFonts w:ascii="Arial" w:eastAsia="Arial" w:hAnsi="Arial" w:cs="Arial"/>
+          <w:color w:val="000000"/>
+          <w:sz w:val="18"/>
+          <w:highlight w:val="lightGray"/>
+        </w:rPr>
+        <w:t>Name_En</w:t>
+      </w:r>
+      <w:proofErr w:type="spellEnd"/>
+      <w:r>
+        <w:rPr>
+          <w:rFonts w:ascii="Arial" w:eastAsia="Arial" w:hAnsi="Arial" w:cs="Arial"/>
+          <w:color w:val="000000"/>
+          <w:sz w:val="18"/>
+          <w:highlight w:val="lightGray"/>
+        </w:rPr>
+        <w:t xml:space="preserve"> Column: Motasem Essam] -&gt; </w:t>
       </w:r>
       <w:r>
         <w:rPr>
@@ -24190,7 +26831,7 @@
           <w:rFonts w:ascii="Roboto Mono" w:hAnsi="Roboto Mono"/>
         </w:rPr>
         <w:pict w14:anchorId="40FB71DE">
-          <v:rect id="_x0000_i1851" style="width:0;height:1.5pt" o:hralign="center" o:hrstd="t" o:hr="t" fillcolor="#a0a0a0" stroked="f"/>
+          <v:rect id="_x0000_i1057" style="width:0;height:1.5pt" o:hralign="center" o:hrstd="t" o:hr="t" fillcolor="#a0a0a0" stroked="f"/>
         </w:pict>
       </w:r>
     </w:p>
@@ -24233,7 +26874,27 @@
           <w:sz w:val="18"/>
           <w:highlight w:val="lightGray"/>
         </w:rPr>
-        <w:t xml:space="preserve">: Persons Table -&gt; ID Column: 1, Name_En Column: Motasem Essam] -&gt; </w:t>
+        <w:t xml:space="preserve">: Persons Table -&gt; ID Column: 1, </w:t>
+      </w:r>
+      <w:proofErr w:type="spellStart"/>
+      <w:r>
+        <w:rPr>
+          <w:rFonts w:ascii="Arial" w:eastAsia="Arial" w:hAnsi="Arial" w:cs="Arial"/>
+          <w:color w:val="000000"/>
+          <w:sz w:val="18"/>
+          <w:highlight w:val="lightGray"/>
+        </w:rPr>
+        <w:t>Name_En</w:t>
+      </w:r>
+      <w:proofErr w:type="spellEnd"/>
+      <w:r>
+        <w:rPr>
+          <w:rFonts w:ascii="Arial" w:eastAsia="Arial" w:hAnsi="Arial" w:cs="Arial"/>
+          <w:color w:val="000000"/>
+          <w:sz w:val="18"/>
+          <w:highlight w:val="lightGray"/>
+        </w:rPr>
+        <w:t xml:space="preserve"> Column: Motasem Essam] -&gt; </w:t>
       </w:r>
       <w:r>
         <w:rPr>
@@ -24412,7 +27073,7 @@
           <w:rFonts w:ascii="Roboto Mono" w:hAnsi="Roboto Mono"/>
         </w:rPr>
         <w:pict w14:anchorId="094C2B57">
-          <v:rect id="_x0000_i1852" style="width:0;height:1.5pt" o:hralign="center" o:hrstd="t" o:hr="t" fillcolor="#a0a0a0" stroked="f"/>
+          <v:rect id="_x0000_i1058" style="width:0;height:1.5pt" o:hralign="center" o:hrstd="t" o:hr="t" fillcolor="#a0a0a0" stroked="f"/>
         </w:pict>
       </w:r>
     </w:p>
@@ -24518,7 +27179,7 @@
           <w:rFonts w:ascii="Roboto Mono" w:hAnsi="Roboto Mono"/>
         </w:rPr>
         <w:pict w14:anchorId="4A276C57">
-          <v:rect id="_x0000_i1853" style="width:0;height:1.5pt" o:hralign="center" o:hrstd="t" o:hr="t" fillcolor="#a0a0a0" stroked="f"/>
+          <v:rect id="_x0000_i1059" style="width:0;height:1.5pt" o:hralign="center" o:hrstd="t" o:hr="t" fillcolor="#a0a0a0" stroked="f"/>
         </w:pict>
       </w:r>
     </w:p>
@@ -24553,7 +27214,25 @@
           <w:b/>
           <w:bCs/>
         </w:rPr>
-        <w:t>Source: AI Source: Provided by: [Data Path: Persons Table -&gt; ID Column: 1, Name_En Column: Motasem Essam] -&gt; From: [ChatGPT] on [7/14/2025]</w:t>
+        <w:t xml:space="preserve">Source: AI Source: Provided by: [Data Path: Persons Table -&gt; ID Column: 1, </w:t>
+      </w:r>
+      <w:proofErr w:type="spellStart"/>
+      <w:r>
+        <w:rPr>
+          <w:rFonts w:ascii="Roboto Mono" w:hAnsi="Roboto Mono"/>
+          <w:b/>
+          <w:bCs/>
+        </w:rPr>
+        <w:t>Name_En</w:t>
+      </w:r>
+      <w:proofErr w:type="spellEnd"/>
+      <w:r>
+        <w:rPr>
+          <w:rFonts w:ascii="Roboto Mono" w:hAnsi="Roboto Mono"/>
+          <w:b/>
+          <w:bCs/>
+        </w:rPr>
+        <w:t xml:space="preserve"> Column: Motasem Essam] -&gt; From: [ChatGPT] on [7/14/2025]</w:t>
       </w:r>
     </w:p>
     <w:p>
@@ -24652,7 +27331,7 @@
           <w:rFonts w:ascii="Roboto Mono" w:hAnsi="Roboto Mono"/>
         </w:rPr>
         <w:pict w14:anchorId="6574273C">
-          <v:rect id="_x0000_i1854" style="width:0;height:1.5pt" o:hralign="center" o:hrstd="t" o:hr="t" fillcolor="#a0a0a0" stroked="f"/>
+          <v:rect id="_x0000_i1060" style="width:0;height:1.5pt" o:hralign="center" o:hrstd="t" o:hr="t" fillcolor="#a0a0a0" stroked="f"/>
         </w:pict>
       </w:r>
     </w:p>
@@ -24695,7 +27374,27 @@
           <w:sz w:val="18"/>
           <w:highlight w:val="lightGray"/>
         </w:rPr>
-        <w:t xml:space="preserve">: Persons Table -&gt; ID Column: 1, Name_En Column: Motasem Essam] -&gt; </w:t>
+        <w:t xml:space="preserve">: Persons Table -&gt; ID Column: 1, </w:t>
+      </w:r>
+      <w:proofErr w:type="spellStart"/>
+      <w:r>
+        <w:rPr>
+          <w:rFonts w:ascii="Arial" w:eastAsia="Arial" w:hAnsi="Arial" w:cs="Arial"/>
+          <w:color w:val="000000"/>
+          <w:sz w:val="18"/>
+          <w:highlight w:val="lightGray"/>
+        </w:rPr>
+        <w:t>Name_En</w:t>
+      </w:r>
+      <w:proofErr w:type="spellEnd"/>
+      <w:r>
+        <w:rPr>
+          <w:rFonts w:ascii="Arial" w:eastAsia="Arial" w:hAnsi="Arial" w:cs="Arial"/>
+          <w:color w:val="000000"/>
+          <w:sz w:val="18"/>
+          <w:highlight w:val="lightGray"/>
+        </w:rPr>
+        <w:t xml:space="preserve"> Column: Motasem Essam] -&gt; </w:t>
       </w:r>
       <w:r>
         <w:rPr>
@@ -24847,7 +27546,7 @@
           <w:rFonts w:ascii="Roboto Mono" w:hAnsi="Roboto Mono"/>
         </w:rPr>
         <w:pict w14:anchorId="34121CA3">
-          <v:rect id="_x0000_i1855" style="width:0;height:1.5pt" o:hralign="center" o:hrstd="t" o:hr="t" fillcolor="#a0a0a0" stroked="f"/>
+          <v:rect id="_x0000_i1061" style="width:0;height:1.5pt" o:hralign="center" o:hrstd="t" o:hr="t" fillcolor="#a0a0a0" stroked="f"/>
         </w:pict>
       </w:r>
     </w:p>
@@ -24890,7 +27589,27 @@
           <w:sz w:val="18"/>
           <w:highlight w:val="lightGray"/>
         </w:rPr>
-        <w:t xml:space="preserve">: Persons Table -&gt; ID Column: 1, Name_En Column: Motasem Essam] -&gt; </w:t>
+        <w:t xml:space="preserve">: Persons Table -&gt; ID Column: 1, </w:t>
+      </w:r>
+      <w:proofErr w:type="spellStart"/>
+      <w:r>
+        <w:rPr>
+          <w:rFonts w:ascii="Arial" w:eastAsia="Arial" w:hAnsi="Arial" w:cs="Arial"/>
+          <w:color w:val="000000"/>
+          <w:sz w:val="18"/>
+          <w:highlight w:val="lightGray"/>
+        </w:rPr>
+        <w:t>Name_En</w:t>
+      </w:r>
+      <w:proofErr w:type="spellEnd"/>
+      <w:r>
+        <w:rPr>
+          <w:rFonts w:ascii="Arial" w:eastAsia="Arial" w:hAnsi="Arial" w:cs="Arial"/>
+          <w:color w:val="000000"/>
+          <w:sz w:val="18"/>
+          <w:highlight w:val="lightGray"/>
+        </w:rPr>
+        <w:t xml:space="preserve"> Column: Motasem Essam] -&gt; </w:t>
       </w:r>
       <w:r>
         <w:rPr>
@@ -25039,7 +27758,7 @@
           <w:rFonts w:ascii="Roboto Mono" w:hAnsi="Roboto Mono"/>
         </w:rPr>
         <w:pict w14:anchorId="35E16C03">
-          <v:rect id="_x0000_i1856" style="width:0;height:1.5pt" o:hralign="center" o:hrstd="t" o:hr="t" fillcolor="#a0a0a0" stroked="f"/>
+          <v:rect id="_x0000_i1062" style="width:0;height:1.5pt" o:hralign="center" o:hrstd="t" o:hr="t" fillcolor="#a0a0a0" stroked="f"/>
         </w:pict>
       </w:r>
     </w:p>
@@ -25076,7 +27795,27 @@
           <w:sz w:val="18"/>
           <w:highlight w:val="lightGray"/>
         </w:rPr>
-        <w:t xml:space="preserve">: Persons Table -&gt; ID Column: 1, Name_En Column: Motasem Essam] -&gt; </w:t>
+        <w:t xml:space="preserve">: Persons Table -&gt; ID Column: 1, </w:t>
+      </w:r>
+      <w:proofErr w:type="spellStart"/>
+      <w:r>
+        <w:rPr>
+          <w:rFonts w:ascii="Arial" w:eastAsia="Arial" w:hAnsi="Arial" w:cs="Arial"/>
+          <w:color w:val="000000"/>
+          <w:sz w:val="18"/>
+          <w:highlight w:val="lightGray"/>
+        </w:rPr>
+        <w:t>Name_En</w:t>
+      </w:r>
+      <w:proofErr w:type="spellEnd"/>
+      <w:r>
+        <w:rPr>
+          <w:rFonts w:ascii="Arial" w:eastAsia="Arial" w:hAnsi="Arial" w:cs="Arial"/>
+          <w:color w:val="000000"/>
+          <w:sz w:val="18"/>
+          <w:highlight w:val="lightGray"/>
+        </w:rPr>
+        <w:t xml:space="preserve"> Column: Motasem Essam] -&gt; </w:t>
       </w:r>
       <w:r>
         <w:rPr>
@@ -25227,14 +27966,14 @@
           <w:rFonts w:ascii="Roboto Mono" w:hAnsi="Roboto Mono"/>
         </w:rPr>
         <w:pict w14:anchorId="06123459">
-          <v:rect id="_x0000_i1881" style="width:0;height:1.5pt" o:hralign="center" o:hrstd="t" o:hr="t" fillcolor="#a0a0a0" stroked="f"/>
+          <v:rect id="_x0000_i1063" style="width:0;height:1.5pt" o:hralign="center" o:hrstd="t" o:hr="t" fillcolor="#a0a0a0" stroked="f"/>
         </w:pict>
       </w:r>
     </w:p>
     <w:p>
       <w:pPr>
         <w:rPr>
-          <w:rFonts w:ascii="Roboto Mono" w:hAnsi="Roboto Mono" w:hint="cs"/>
+          <w:rFonts w:ascii="Roboto Mono" w:hAnsi="Roboto Mono"/>
           <w:rtl/>
           <w:lang w:bidi="ar-EG"/>
         </w:rPr>
@@ -32144,6 +34883,7 @@
   <w:style w:type="character" w:default="1" w:styleId="DefaultParagraphFont">
     <w:name w:val="Default Paragraph Font"/>
     <w:uiPriority w:val="1"/>
+    <w:semiHidden/>
     <w:unhideWhenUsed/>
   </w:style>
   <w:style w:type="table" w:default="1" w:styleId="TableNormal">
